--- a/Sistema_de_Gestion_de_Turnos.docx
+++ b/Sistema_de_Gestion_de_Turnos.docx
@@ -1149,7 +1149,7 @@
                 <w:color w:val="1F2937"/>
                 <w:sz w:val="17"/>
               </w:rPr>
-              <w:t>RF-05</w:t>
+              <w:t>RF-04A</w:t>
             </w:r>
           </w:p>
         </w:tc>
@@ -1171,6 +1171,72 @@
                 <w:color w:val="1F2937"/>
                 <w:sz w:val="17"/>
               </w:rPr>
+              <w:t>Evitar repetición de feriados</w:t>
+            </w:r>
+          </w:p>
+        </w:tc>
+        <w:tc>
+          <w:tcPr>
+            <w:tcW w:type="dxa" w:w="6984"/>
+            <w:vAlign w:val="center"/>
+            <w:shd w:fill="F0FDFA"/>
+          </w:tcPr>
+          <w:p>
+            <w:pPr>
+              <w:spacing w:after="0"/>
+            </w:pPr>
+            <w:r/>
+            <w:r>
+              <w:rPr>
+                <w:rFonts w:ascii="Aptos" w:hAnsi="Aptos"/>
+                <w:b w:val="0"/>
+                <w:color w:val="1F2937"/>
+                <w:sz w:val="17"/>
+              </w:rPr>
+              <w:t>En diciembre se evita repetir el mismo feriado nacional chileno del año anterior cuando existe otra alternativa.</w:t>
+            </w:r>
+          </w:p>
+        </w:tc>
+      </w:tr>
+      <w:tr>
+        <w:tc>
+          <w:tcPr>
+            <w:tcW w:type="dxa" w:w="792"/>
+            <w:vAlign w:val="center"/>
+          </w:tcPr>
+          <w:p>
+            <w:pPr>
+              <w:spacing w:after="0"/>
+            </w:pPr>
+            <w:r/>
+            <w:r>
+              <w:rPr>
+                <w:rFonts w:ascii="Aptos" w:hAnsi="Aptos"/>
+                <w:b w:val="0"/>
+                <w:color w:val="1F2937"/>
+                <w:sz w:val="17"/>
+              </w:rPr>
+              <w:t>RF-05</w:t>
+            </w:r>
+          </w:p>
+        </w:tc>
+        <w:tc>
+          <w:tcPr>
+            <w:tcW w:type="dxa" w:w="2376"/>
+            <w:vAlign w:val="center"/>
+          </w:tcPr>
+          <w:p>
+            <w:pPr>
+              <w:spacing w:after="0"/>
+            </w:pPr>
+            <w:r/>
+            <w:r>
+              <w:rPr>
+                <w:rFonts w:ascii="Aptos" w:hAnsi="Aptos"/>
+                <w:b w:val="0"/>
+                <w:color w:val="1F2937"/>
+                <w:sz w:val="17"/>
+              </w:rPr>
               <w:t>Cerrar mes</w:t>
             </w:r>
           </w:p>
@@ -1179,7 +1245,6 @@
           <w:tcPr>
             <w:tcW w:type="dxa" w:w="6984"/>
             <w:vAlign w:val="center"/>
-            <w:shd w:fill="F0FDFA"/>
           </w:tcPr>
           <w:p>
             <w:pPr>
@@ -1203,6 +1268,7 @@
           <w:tcPr>
             <w:tcW w:type="dxa" w:w="792"/>
             <w:vAlign w:val="center"/>
+            <w:shd w:fill="F0FDFA"/>
           </w:tcPr>
           <w:p>
             <w:pPr>
@@ -1224,6 +1290,7 @@
           <w:tcPr>
             <w:tcW w:type="dxa" w:w="2376"/>
             <w:vAlign w:val="center"/>
+            <w:shd w:fill="F0FDFA"/>
           </w:tcPr>
           <w:p>
             <w:pPr>
@@ -1245,6 +1312,7 @@
           <w:tcPr>
             <w:tcW w:type="dxa" w:w="6984"/>
             <w:vAlign w:val="center"/>
+            <w:shd w:fill="F0FDFA"/>
           </w:tcPr>
           <w:p>
             <w:pPr>
@@ -1268,7 +1336,6 @@
           <w:tcPr>
             <w:tcW w:type="dxa" w:w="792"/>
             <w:vAlign w:val="center"/>
-            <w:shd w:fill="F0FDFA"/>
           </w:tcPr>
           <w:p>
             <w:pPr>
@@ -1290,7 +1357,6 @@
           <w:tcPr>
             <w:tcW w:type="dxa" w:w="2376"/>
             <w:vAlign w:val="center"/>
-            <w:shd w:fill="F0FDFA"/>
           </w:tcPr>
           <w:p>
             <w:pPr>
@@ -1312,7 +1378,6 @@
           <w:tcPr>
             <w:tcW w:type="dxa" w:w="6984"/>
             <w:vAlign w:val="center"/>
-            <w:shd w:fill="F0FDFA"/>
           </w:tcPr>
           <w:p>
             <w:pPr>
@@ -1336,6 +1401,7 @@
           <w:tcPr>
             <w:tcW w:type="dxa" w:w="792"/>
             <w:vAlign w:val="center"/>
+            <w:shd w:fill="F0FDFA"/>
           </w:tcPr>
           <w:p>
             <w:pPr>
@@ -1357,6 +1423,7 @@
           <w:tcPr>
             <w:tcW w:type="dxa" w:w="2376"/>
             <w:vAlign w:val="center"/>
+            <w:shd w:fill="F0FDFA"/>
           </w:tcPr>
           <w:p>
             <w:pPr>
@@ -1378,6 +1445,7 @@
           <w:tcPr>
             <w:tcW w:type="dxa" w:w="6984"/>
             <w:vAlign w:val="center"/>
+            <w:shd w:fill="F0FDFA"/>
           </w:tcPr>
           <w:p>
             <w:pPr>
@@ -1720,6 +1788,51 @@
                 <w:color w:val="1F2937"/>
                 <w:sz w:val="17"/>
               </w:rPr>
+              <w:t>Regla anual</w:t>
+            </w:r>
+          </w:p>
+        </w:tc>
+        <w:tc>
+          <w:tcPr>
+            <w:tcW w:type="dxa" w:w="7920"/>
+            <w:vAlign w:val="center"/>
+          </w:tcPr>
+          <w:p>
+            <w:pPr>
+              <w:spacing w:after="0"/>
+            </w:pPr>
+            <w:r/>
+            <w:r>
+              <w:rPr>
+                <w:rFonts w:ascii="Aptos" w:hAnsi="Aptos"/>
+                <w:b w:val="0"/>
+                <w:color w:val="1F2937"/>
+                <w:sz w:val="17"/>
+              </w:rPr>
+              <w:t>Calendario nacional chileno; los feriados móviles se comparan por nombre y se advierten los casos sin alternativa.</w:t>
+            </w:r>
+          </w:p>
+        </w:tc>
+      </w:tr>
+      <w:tr>
+        <w:tc>
+          <w:tcPr>
+            <w:tcW w:type="dxa" w:w="2232"/>
+            <w:vAlign w:val="center"/>
+            <w:shd w:fill="F0FDFA"/>
+          </w:tcPr>
+          <w:p>
+            <w:pPr>
+              <w:spacing w:after="0"/>
+            </w:pPr>
+            <w:r/>
+            <w:r>
+              <w:rPr>
+                <w:rFonts w:ascii="Aptos" w:hAnsi="Aptos"/>
+                <w:b w:val="0"/>
+                <w:color w:val="1F2937"/>
+                <w:sz w:val="17"/>
+              </w:rPr>
               <w:t>Mantenibilidad</w:t>
             </w:r>
           </w:p>
@@ -1728,6 +1841,7 @@
           <w:tcPr>
             <w:tcW w:type="dxa" w:w="7920"/>
             <w:vAlign w:val="center"/>
+            <w:shd w:fill="F0FDFA"/>
           </w:tcPr>
           <w:p>
             <w:pPr>
@@ -2777,6 +2891,15 @@
         <w:spacing w:after="60"/>
       </w:pPr>
       <w:r>
+        <w:t>En diciembre se consulta el calendario nacional chileno para evitar repetir el mismo feriado del año anterior; si no hay alternativa, el sistema asigna y advierte.</w:t>
+      </w:r>
+    </w:p>
+    <w:p>
+      <w:pPr>
+        <w:pStyle w:val="ListBullet"/>
+        <w:spacing w:after="60"/>
+      </w:pPr>
+      <w:r>
         <w:t>La separación mínima de semanas reduce la posibilidad de asignaciones demasiado cercanas.</w:t>
       </w:r>
     </w:p>

--- a/Sistema_de_Gestion_de_Turnos.docx
+++ b/Sistema_de_Gestion_de_Turnos.docx
@@ -139,7 +139,7 @@
                 <w:color w:val="1F2937"/>
                 <w:sz w:val="18"/>
               </w:rPr>
-              <w:t>10 de septiembre de 2026</w:t>
+              <w:t>22 de septiembre de 2026</w:t>
             </w:r>
           </w:p>
         </w:tc>

--- a/Sistema_de_Gestion_de_Turnos.docx
+++ b/Sistema_de_Gestion_de_Turnos.docx
@@ -4,7 +4,7 @@
   <w:body>
     <w:p>
       <w:pPr>
-        <w:spacing w:before="2000" w:after="240"/>
+        <w:spacing w:before="1600" w:after="160"/>
         <w:jc w:val="center"/>
       </w:pPr>
       <w:r>
@@ -21,387 +21,16 @@
     </w:p>
     <w:p>
       <w:pPr>
+        <w:spacing w:after="600"/>
         <w:jc w:val="center"/>
       </w:pPr>
       <w:r>
         <w:rPr>
-          <w:sz w:val="30"/>
+          <w:rFonts w:ascii="Aptos" w:hAnsi="Aptos"/>
+          <w:color w:val="4B5563"/>
+          <w:sz w:val="26"/>
         </w:rPr>
-        <w:t>Resumen ejecutivo, alcance y arquitectura</w:t>
-      </w:r>
-    </w:p>
-    <w:p>
-      <w:pPr>
-        <w:spacing w:after="1400"/>
-      </w:pPr>
-    </w:p>
-    <w:tbl>
-      <w:tblPr>
-        <w:tblStyle w:val="TableGrid"/>
-        <w:tblW w:type="auto" w:w="0"/>
-        <w:jc w:val="center"/>
-        <w:tblLook w:firstColumn="1" w:firstRow="1" w:lastColumn="0" w:lastRow="0" w:noHBand="0" w:noVBand="1" w:val="04A0"/>
-        <w:tblBorders>
-          <w:top w:val="single" w:sz="6" w:space="0" w:color="D1D5DB"/>
-          <w:left w:val="single" w:sz="6" w:space="0" w:color="D1D5DB"/>
-          <w:bottom w:val="single" w:sz="6" w:space="0" w:color="D1D5DB"/>
-          <w:right w:val="single" w:sz="6" w:space="0" w:color="D1D5DB"/>
-          <w:insideH w:val="single" w:sz="6" w:space="0" w:color="D1D5DB"/>
-          <w:insideV w:val="single" w:sz="6" w:space="0" w:color="D1D5DB"/>
-        </w:tblBorders>
-      </w:tblPr>
-      <w:tblGrid>
-        <w:gridCol w:w="5040"/>
-        <w:gridCol w:w="5040"/>
-      </w:tblGrid>
-      <w:tr>
-        <w:tc>
-          <w:tcPr>
-            <w:tcW w:type="dxa" w:w="5040"/>
-            <w:vAlign w:val="center"/>
-            <w:shd w:fill="0F766E"/>
-          </w:tcPr>
-          <w:p>
-            <w:pPr>
-              <w:spacing w:after="0"/>
-            </w:pPr>
-            <w:r/>
-            <w:r>
-              <w:rPr>
-                <w:rFonts w:ascii="Aptos" w:hAnsi="Aptos"/>
-                <w:b/>
-                <w:color w:val="FFFFFF"/>
-                <w:sz w:val="18"/>
-              </w:rPr>
-              <w:t>Versión</w:t>
-            </w:r>
-          </w:p>
-        </w:tc>
-        <w:tc>
-          <w:tcPr>
-            <w:tcW w:type="dxa" w:w="5040"/>
-            <w:vAlign w:val="center"/>
-          </w:tcPr>
-          <w:p>
-            <w:pPr>
-              <w:spacing w:after="0"/>
-            </w:pPr>
-            <w:r/>
-            <w:r>
-              <w:rPr>
-                <w:rFonts w:ascii="Aptos" w:hAnsi="Aptos"/>
-                <w:b w:val="0"/>
-                <w:color w:val="1F2937"/>
-                <w:sz w:val="18"/>
-              </w:rPr>
-              <w:t>1.0</w:t>
-            </w:r>
-          </w:p>
-        </w:tc>
-      </w:tr>
-      <w:tr>
-        <w:tc>
-          <w:tcPr>
-            <w:tcW w:type="dxa" w:w="5040"/>
-            <w:vAlign w:val="center"/>
-            <w:shd w:fill="0F766E"/>
-          </w:tcPr>
-          <w:p>
-            <w:pPr>
-              <w:spacing w:after="0"/>
-            </w:pPr>
-            <w:r/>
-            <w:r>
-              <w:rPr>
-                <w:rFonts w:ascii="Aptos" w:hAnsi="Aptos"/>
-                <w:b/>
-                <w:color w:val="FFFFFF"/>
-                <w:sz w:val="18"/>
-              </w:rPr>
-              <w:t>Fecha</w:t>
-            </w:r>
-          </w:p>
-        </w:tc>
-        <w:tc>
-          <w:tcPr>
-            <w:tcW w:type="dxa" w:w="5040"/>
-            <w:vAlign w:val="center"/>
-          </w:tcPr>
-          <w:p>
-            <w:pPr>
-              <w:spacing w:after="0"/>
-            </w:pPr>
-            <w:r/>
-            <w:r>
-              <w:rPr>
-                <w:rFonts w:ascii="Aptos" w:hAnsi="Aptos"/>
-                <w:b w:val="0"/>
-                <w:color w:val="1F2937"/>
-                <w:sz w:val="18"/>
-              </w:rPr>
-              <w:t>22 de septiembre de 2026</w:t>
-            </w:r>
-          </w:p>
-        </w:tc>
-      </w:tr>
-      <w:tr>
-        <w:tc>
-          <w:tcPr>
-            <w:tcW w:type="dxa" w:w="5040"/>
-            <w:vAlign w:val="center"/>
-            <w:shd w:fill="0F766E"/>
-          </w:tcPr>
-          <w:p>
-            <w:pPr>
-              <w:spacing w:after="0"/>
-            </w:pPr>
-            <w:r/>
-            <w:r>
-              <w:rPr>
-                <w:rFonts w:ascii="Aptos" w:hAnsi="Aptos"/>
-                <w:b/>
-                <w:color w:val="FFFFFF"/>
-                <w:sz w:val="18"/>
-              </w:rPr>
-              <w:t>Audiencia</w:t>
-            </w:r>
-          </w:p>
-        </w:tc>
-        <w:tc>
-          <w:tcPr>
-            <w:tcW w:type="dxa" w:w="5040"/>
-            <w:vAlign w:val="center"/>
-          </w:tcPr>
-          <w:p>
-            <w:pPr>
-              <w:spacing w:after="0"/>
-            </w:pPr>
-            <w:r/>
-            <w:r>
-              <w:rPr>
-                <w:rFonts w:ascii="Aptos" w:hAnsi="Aptos"/>
-                <w:b w:val="0"/>
-                <w:color w:val="1F2937"/>
-                <w:sz w:val="18"/>
-              </w:rPr>
-              <w:t>Persona ejecutiva o responsable de coordinación</w:t>
-            </w:r>
-          </w:p>
-        </w:tc>
-      </w:tr>
-      <w:tr>
-        <w:tc>
-          <w:tcPr>
-            <w:tcW w:type="dxa" w:w="5040"/>
-            <w:vAlign w:val="center"/>
-            <w:shd w:fill="0F766E"/>
-          </w:tcPr>
-          <w:p>
-            <w:pPr>
-              <w:spacing w:after="0"/>
-            </w:pPr>
-            <w:r/>
-            <w:r>
-              <w:rPr>
-                <w:rFonts w:ascii="Aptos" w:hAnsi="Aptos"/>
-                <w:b/>
-                <w:color w:val="FFFFFF"/>
-                <w:sz w:val="18"/>
-              </w:rPr>
-              <w:t>Fuente</w:t>
-            </w:r>
-          </w:p>
-        </w:tc>
-        <w:tc>
-          <w:tcPr>
-            <w:tcW w:type="dxa" w:w="5040"/>
-            <w:vAlign w:val="center"/>
-          </w:tcPr>
-          <w:p>
-            <w:pPr>
-              <w:spacing w:after="0"/>
-            </w:pPr>
-            <w:r/>
-            <w:r>
-              <w:rPr>
-                <w:rFonts w:ascii="Aptos" w:hAnsi="Aptos"/>
-                <w:b w:val="0"/>
-                <w:color w:val="1F2937"/>
-                <w:sz w:val="18"/>
-              </w:rPr>
-              <w:t>Implementación y configuración actuales del proyecto</w:t>
-            </w:r>
-          </w:p>
-        </w:tc>
-      </w:tr>
-    </w:tbl>
-    <w:p>
-      <w:r>
-        <w:br w:type="page"/>
-      </w:r>
-    </w:p>
-    <w:p>
-      <w:pPr>
-        <w:pStyle w:val="Heading1"/>
-        <w:spacing w:before="240" w:after="100"/>
-      </w:pPr>
-      <w:r>
-        <w:t>1. Resumen ejecutivo</w:t>
-      </w:r>
-    </w:p>
-    <w:p>
-      <w:pPr>
-        <w:spacing w:after="120" w:line="259" w:lineRule="auto"/>
-      </w:pPr>
-      <w:r>
-        <w:t>El Sistema de Gestión de Turnos es una aplicación de escritorio para planificar y controlar la asignación rotativa semanal de turnos de guardia. Centraliza la planificación mensual, considera excepciones de disponibilidad, conserva el historial y permite entregar un reporte Excel listo para consulta o distribución.</w:t>
-      </w:r>
-    </w:p>
-    <w:p>
-      <w:pPr>
-        <w:spacing w:after="120" w:line="259" w:lineRule="auto"/>
-      </w:pPr>
-      <w:r>
-        <w:t>La solución está orientada a un responsable de coordinación que necesita reducir el trabajo manual y mantener continuidad entre meses. La aplicación funciona localmente, conserva su estado en un archivo de configuración y ofrece una interfaz gráfica con vistas de planificación, calendario y ajustes.</w:t>
-      </w:r>
-    </w:p>
-    <w:p>
-      <w:pPr>
-        <w:spacing w:after="120" w:line="259" w:lineRule="auto"/>
-      </w:pPr>
-      <w:r>
-        <w:t>El alcance actual cubre la generación de turnos, la gestión de excepciones, el cierre de meses, la consulta del calendario y la exportación a Excel. No incluye autenticación, trabajo multiusuario en red ni un repositorio centralizado de datos.</w:t>
-      </w:r>
-    </w:p>
-    <w:p>
-      <w:pPr>
-        <w:pStyle w:val="Heading1"/>
-        <w:spacing w:before="240" w:after="100"/>
-      </w:pPr>
-      <w:r>
-        <w:t>2. Problema y oportunidad</w:t>
-      </w:r>
-    </w:p>
-    <w:p>
-      <w:pPr>
-        <w:spacing w:after="120" w:line="259" w:lineRule="auto"/>
-      </w:pPr>
-      <w:r>
-        <w:t>La asignación manual de turnos puede producir omisiones, duplicidades, poca visibilidad del estado de la rotación y dificultad para recuperar turnos cuando una persona no está disponible. También resulta necesario conservar decisiones ya cerradas sin perder la posibilidad de recalcular un periodo cuando cambian sus excepciones.</w:t>
-      </w:r>
-    </w:p>
-    <w:p>
-      <w:pPr>
-        <w:spacing w:after="120" w:line="259" w:lineRule="auto"/>
-      </w:pPr>
-      <w:r>
-        <w:t>El sistema aborda esta situación mediante una rotación controlada, reglas explícitas y una separación entre previsualizar, cerrar el mes y exportar el reporte. Así, la persona responsable puede revisar el resultado antes de persistirlo y disponer de un calendario uniforme para su distribución.</w:t>
-      </w:r>
-    </w:p>
-    <w:p>
-      <w:pPr>
-        <w:pStyle w:val="Heading1"/>
-        <w:spacing w:before="240" w:after="100"/>
-      </w:pPr>
-      <w:r>
-        <w:t>3. Objetivos</w:t>
-      </w:r>
-    </w:p>
-    <w:p>
-      <w:pPr>
-        <w:pStyle w:val="Heading2"/>
-        <w:spacing w:before="160" w:after="100"/>
-      </w:pPr>
-      <w:r>
-        <w:t>3.1 Objetivo general</w:t>
-      </w:r>
-    </w:p>
-    <w:p>
-      <w:pPr>
-        <w:spacing w:after="120" w:line="259" w:lineRule="auto"/>
-      </w:pPr>
-      <w:r>
-        <w:t>Gestionar de forma ordenada, trazable y consistente la planificación mensual de turnos semanales de guardia, respetando la rotación del personal, las excepciones y el historial de periodos cerrados.</w:t>
-      </w:r>
-    </w:p>
-    <w:p>
-      <w:pPr>
-        <w:pStyle w:val="Heading2"/>
-        <w:spacing w:before="160" w:after="100"/>
-      </w:pPr>
-      <w:r>
-        <w:t>3.2 Objetivos específicos</w:t>
-      </w:r>
-    </w:p>
-    <w:p>
-      <w:pPr>
-        <w:pStyle w:val="ListBullet"/>
-        <w:spacing w:after="60"/>
-      </w:pPr>
-      <w:r>
-        <w:t>Generar una previsualización mensual antes de confirmar cambios.</w:t>
-      </w:r>
-    </w:p>
-    <w:p>
-      <w:pPr>
-        <w:pStyle w:val="ListBullet"/>
-        <w:spacing w:after="60"/>
-      </w:pPr>
-      <w:r>
-        <w:t>Asignar turnos mediante una lista circular y atender primero a las personas pendientes de recuperar un turno.</w:t>
-      </w:r>
-    </w:p>
-    <w:p>
-      <w:pPr>
-        <w:pStyle w:val="ListBullet"/>
-        <w:spacing w:after="60"/>
-      </w:pPr>
-      <w:r>
-        <w:t>Respetar semanas fijas, historial y una separación mínima para evitar turnos demasiado próximos.</w:t>
-      </w:r>
-    </w:p>
-    <w:p>
-      <w:pPr>
-        <w:pStyle w:val="ListBullet"/>
-        <w:spacing w:after="60"/>
-      </w:pPr>
-      <w:r>
-        <w:t>Registrar excepciones por persona, fecha y tipo, incluyendo DA, FL, LIC y OTR.</w:t>
-      </w:r>
-    </w:p>
-    <w:p>
-      <w:pPr>
-        <w:pStyle w:val="ListBullet"/>
-        <w:spacing w:after="60"/>
-      </w:pPr>
-      <w:r>
-        <w:t>Cerrar meses conservando historial, excepciones, puntero de rotación y estado del mes siguiente.</w:t>
-      </w:r>
-    </w:p>
-    <w:p>
-      <w:pPr>
-        <w:pStyle w:val="ListBullet"/>
-        <w:spacing w:after="60"/>
-      </w:pPr>
-      <w:r>
-        <w:t>Exportar el calendario a un archivo Excel con una plantilla incorporada.</w:t>
-      </w:r>
-    </w:p>
-    <w:p>
-      <w:pPr>
-        <w:pStyle w:val="Heading1"/>
-        <w:spacing w:before="240" w:after="100"/>
-      </w:pPr>
-      <w:r>
-        <w:t>4. Solución y alcance</w:t>
-      </w:r>
-    </w:p>
-    <w:p>
-      <w:pPr>
-        <w:spacing w:after="120" w:line="259" w:lineRule="auto"/>
-      </w:pPr>
-      <w:r>
-        <w:t>La solución se ejecuta como aplicación de escritorio para Windows. La persona usuaria selecciona un periodo, revisa la planificación, registra excepciones cuando corresponde y decide entre exportar el resultado o cerrar el mes para actualizar el estado de la rotación.</w:t>
+        <w:t>Resumen Ejecutivo, Alcance, Requerimientos y Arquitectura del Sistema</w:t>
       </w:r>
     </w:p>
     <w:tbl>
@@ -426,13 +55,14 @@
       <w:tr>
         <w:tc>
           <w:tcPr>
-            <w:tcW w:type="dxa" w:w="1944"/>
+            <w:tcW w:type="dxa" w:w="3168"/>
             <w:vAlign w:val="center"/>
             <w:shd w:fill="0F766E"/>
           </w:tcPr>
           <w:p>
             <w:pPr>
-              <w:spacing w:after="0"/>
+              <w:spacing w:after="40" w:before="40" w:line="259" w:lineRule="auto"/>
+              <w:jc w:val="left"/>
             </w:pPr>
             <w:r/>
             <w:r>
@@ -442,19 +72,45 @@
                 <w:color w:val="FFFFFF"/>
                 <w:sz w:val="18"/>
               </w:rPr>
-              <w:t>Incluido</w:t>
+              <w:t>Versión del Sistema</w:t>
             </w:r>
           </w:p>
         </w:tc>
         <w:tc>
           <w:tcPr>
-            <w:tcW w:type="dxa" w:w="8208"/>
+            <w:tcW w:type="dxa" w:w="6912"/>
+            <w:vAlign w:val="center"/>
+            <w:shd w:fill="F8FAFC"/>
+          </w:tcPr>
+          <w:p>
+            <w:pPr>
+              <w:spacing w:after="40" w:before="40" w:line="259" w:lineRule="auto"/>
+              <w:jc w:val="left"/>
+            </w:pPr>
+            <w:r/>
+            <w:r>
+              <w:rPr>
+                <w:rFonts w:ascii="Aptos" w:hAnsi="Aptos"/>
+                <w:b w:val="0"/>
+                <w:color w:val="1F2937"/>
+                <w:sz w:val="18"/>
+              </w:rPr>
+              <w:t>1.0.0 (Producción)</w:t>
+            </w:r>
+          </w:p>
+        </w:tc>
+      </w:tr>
+      <w:tr>
+        <w:tc>
+          <w:tcPr>
+            <w:tcW w:type="dxa" w:w="3168"/>
             <w:vAlign w:val="center"/>
             <w:shd w:fill="0F766E"/>
           </w:tcPr>
           <w:p>
             <w:pPr>
-              <w:spacing w:after="0"/>
+              <w:spacing w:after="40" w:before="40" w:line="259" w:lineRule="auto"/>
+              <w:jc w:val="left"/>
             </w:pPr>
             <w:r/>
             <w:r>
@@ -464,7 +120,30 @@
                 <w:color w:val="FFFFFF"/>
                 <w:sz w:val="18"/>
               </w:rPr>
-              <w:t>Descripción</w:t>
+              <w:t>Fecha de Emisión</w:t>
+            </w:r>
+          </w:p>
+        </w:tc>
+        <w:tc>
+          <w:tcPr>
+            <w:tcW w:type="dxa" w:w="6912"/>
+            <w:vAlign w:val="center"/>
+            <w:shd w:fill="F8FAFC"/>
+          </w:tcPr>
+          <w:p>
+            <w:pPr>
+              <w:spacing w:after="40" w:before="40" w:line="259" w:lineRule="auto"/>
+              <w:jc w:val="left"/>
+            </w:pPr>
+            <w:r/>
+            <w:r>
+              <w:rPr>
+                <w:rFonts w:ascii="Aptos" w:hAnsi="Aptos"/>
+                <w:b w:val="0"/>
+                <w:color w:val="1F2937"/>
+                <w:sz w:val="18"/>
+              </w:rPr>
+              <w:t>28 de septiembre de 2026</w:t>
             </w:r>
           </w:p>
         </w:tc>
@@ -472,13 +151,639 @@
       <w:tr>
         <w:tc>
           <w:tcPr>
-            <w:tcW w:type="dxa" w:w="1944"/>
+            <w:tcW w:type="dxa" w:w="3168"/>
             <w:vAlign w:val="center"/>
-            <w:shd w:fill="F0FDFA"/>
+            <w:shd w:fill="0F766E"/>
           </w:tcPr>
           <w:p>
             <w:pPr>
-              <w:spacing w:after="0"/>
+              <w:spacing w:after="40" w:before="40" w:line="259" w:lineRule="auto"/>
+              <w:jc w:val="left"/>
+            </w:pPr>
+            <w:r/>
+            <w:r>
+              <w:rPr>
+                <w:rFonts w:ascii="Aptos" w:hAnsi="Aptos"/>
+                <w:b/>
+                <w:color w:val="FFFFFF"/>
+                <w:sz w:val="18"/>
+              </w:rPr>
+              <w:t>Audiencia Objetivo</w:t>
+            </w:r>
+          </w:p>
+        </w:tc>
+        <w:tc>
+          <w:tcPr>
+            <w:tcW w:type="dxa" w:w="6912"/>
+            <w:vAlign w:val="center"/>
+            <w:shd w:fill="F8FAFC"/>
+          </w:tcPr>
+          <w:p>
+            <w:pPr>
+              <w:spacing w:after="40" w:before="40" w:line="259" w:lineRule="auto"/>
+              <w:jc w:val="left"/>
+            </w:pPr>
+            <w:r/>
+            <w:r>
+              <w:rPr>
+                <w:rFonts w:ascii="Aptos" w:hAnsi="Aptos"/>
+                <w:b w:val="0"/>
+                <w:color w:val="1F2937"/>
+                <w:sz w:val="18"/>
+              </w:rPr>
+              <w:t>Jefaturas de Servicio, Coordinadores de Turnos y Responsables Operativos</w:t>
+            </w:r>
+          </w:p>
+        </w:tc>
+      </w:tr>
+      <w:tr>
+        <w:tc>
+          <w:tcPr>
+            <w:tcW w:type="dxa" w:w="3168"/>
+            <w:vAlign w:val="center"/>
+            <w:shd w:fill="0F766E"/>
+          </w:tcPr>
+          <w:p>
+            <w:pPr>
+              <w:spacing w:after="40" w:before="40" w:line="259" w:lineRule="auto"/>
+              <w:jc w:val="left"/>
+            </w:pPr>
+            <w:r/>
+            <w:r>
+              <w:rPr>
+                <w:rFonts w:ascii="Aptos" w:hAnsi="Aptos"/>
+                <w:b/>
+                <w:color w:val="FFFFFF"/>
+                <w:sz w:val="18"/>
+              </w:rPr>
+              <w:t>Plataforma y Despliegue</w:t>
+            </w:r>
+          </w:p>
+        </w:tc>
+        <w:tc>
+          <w:tcPr>
+            <w:tcW w:type="dxa" w:w="6912"/>
+            <w:vAlign w:val="center"/>
+            <w:shd w:fill="F8FAFC"/>
+          </w:tcPr>
+          <w:p>
+            <w:pPr>
+              <w:spacing w:after="40" w:before="40" w:line="259" w:lineRule="auto"/>
+              <w:jc w:val="left"/>
+            </w:pPr>
+            <w:r/>
+            <w:r>
+              <w:rPr>
+                <w:rFonts w:ascii="Aptos" w:hAnsi="Aptos"/>
+                <w:b w:val="0"/>
+                <w:color w:val="1F2937"/>
+                <w:sz w:val="18"/>
+              </w:rPr>
+              <w:t>Windows 10 / 11 — Ejecutable Standalone (.exe) sin instalación ni privilegios de administrador</w:t>
+            </w:r>
+          </w:p>
+        </w:tc>
+      </w:tr>
+      <w:tr>
+        <w:tc>
+          <w:tcPr>
+            <w:tcW w:type="dxa" w:w="3168"/>
+            <w:vAlign w:val="center"/>
+            <w:shd w:fill="0F766E"/>
+          </w:tcPr>
+          <w:p>
+            <w:pPr>
+              <w:spacing w:after="40" w:before="40" w:line="259" w:lineRule="auto"/>
+              <w:jc w:val="left"/>
+            </w:pPr>
+            <w:r/>
+            <w:r>
+              <w:rPr>
+                <w:rFonts w:ascii="Aptos" w:hAnsi="Aptos"/>
+                <w:b/>
+                <w:color w:val="FFFFFF"/>
+                <w:sz w:val="18"/>
+              </w:rPr>
+              <w:t>Aseguramiento de Calidad</w:t>
+            </w:r>
+          </w:p>
+        </w:tc>
+        <w:tc>
+          <w:tcPr>
+            <w:tcW w:type="dxa" w:w="6912"/>
+            <w:vAlign w:val="center"/>
+            <w:shd w:fill="F8FAFC"/>
+          </w:tcPr>
+          <w:p>
+            <w:pPr>
+              <w:spacing w:after="40" w:before="40" w:line="259" w:lineRule="auto"/>
+              <w:jc w:val="left"/>
+            </w:pPr>
+            <w:r/>
+            <w:r>
+              <w:rPr>
+                <w:rFonts w:ascii="Aptos" w:hAnsi="Aptos"/>
+                <w:b w:val="0"/>
+                <w:color w:val="1F2937"/>
+                <w:sz w:val="18"/>
+              </w:rPr>
+              <w:t>132 pruebas automatizadas unitarias y de integración (100% aprobadas)</w:t>
+            </w:r>
+          </w:p>
+        </w:tc>
+      </w:tr>
+      <w:tr>
+        <w:tc>
+          <w:tcPr>
+            <w:tcW w:type="dxa" w:w="3168"/>
+            <w:vAlign w:val="center"/>
+            <w:shd w:fill="0F766E"/>
+          </w:tcPr>
+          <w:p>
+            <w:pPr>
+              <w:spacing w:after="40" w:before="40" w:line="259" w:lineRule="auto"/>
+              <w:jc w:val="left"/>
+            </w:pPr>
+            <w:r/>
+            <w:r>
+              <w:rPr>
+                <w:rFonts w:ascii="Aptos" w:hAnsi="Aptos"/>
+                <w:b/>
+                <w:color w:val="FFFFFF"/>
+                <w:sz w:val="18"/>
+              </w:rPr>
+              <w:t>Estado Operativo</w:t>
+            </w:r>
+          </w:p>
+        </w:tc>
+        <w:tc>
+          <w:tcPr>
+            <w:tcW w:type="dxa" w:w="6912"/>
+            <w:vAlign w:val="center"/>
+            <w:shd w:fill="F8FAFC"/>
+          </w:tcPr>
+          <w:p>
+            <w:pPr>
+              <w:spacing w:after="40" w:before="40" w:line="259" w:lineRule="auto"/>
+              <w:jc w:val="left"/>
+            </w:pPr>
+            <w:r/>
+            <w:r>
+              <w:rPr>
+                <w:rFonts w:ascii="Aptos" w:hAnsi="Aptos"/>
+                <w:b w:val="0"/>
+                <w:color w:val="1F2937"/>
+                <w:sz w:val="18"/>
+              </w:rPr>
+              <w:t>Dotación activa: 16 funcionarios | Rotación continua | Persistencia atómica</w:t>
+            </w:r>
+          </w:p>
+        </w:tc>
+      </w:tr>
+    </w:tbl>
+    <w:p>
+      <w:r>
+        <w:br w:type="page"/>
+      </w:r>
+    </w:p>
+    <w:p>
+      <w:pPr>
+        <w:pStyle w:val="Heading1"/>
+        <w:spacing w:before="260" w:after="80"/>
+      </w:pPr>
+      <w:r>
+        <w:t>1. Resumen Ejecutivo</w:t>
+      </w:r>
+    </w:p>
+    <w:p>
+      <w:pPr>
+        <w:spacing w:after="100" w:line="269" w:lineRule="auto"/>
+      </w:pPr>
+      <w:r>
+        <w:rPr>
+          <w:rFonts w:ascii="Aptos" w:hAnsi="Aptos"/>
+          <w:sz w:val="19"/>
+        </w:rPr>
+        <w:t>El Sistema de Gestión de Turnos es una solución de software de escritorio de alto rendimiento, desarrollada en Python con interfaz CustomTkinter en modo oscuro, diseñada para automatizar, controlar y transparentar la distribución rotativa semanal de turnos de guardia en equipos operativos e institucionales.</w:t>
+      </w:r>
+    </w:p>
+    <w:p>
+      <w:pPr>
+        <w:spacing w:after="100" w:line="269" w:lineRule="auto"/>
+      </w:pPr>
+      <w:r>
+        <w:rPr>
+          <w:rFonts w:ascii="Aptos" w:hAnsi="Aptos"/>
+          <w:sz w:val="19"/>
+        </w:rPr>
+        <w:t>La herramienta resuelve de forma definitiva las inconsistencias inherentes a la confección manual de turnos: garantiza una rotación matemática circular estricta, mantiene una cola de recuperación para funcionarios que estuvieron de permiso justificado (días administrativos, vacaciones, licencias médicas u otros), aplica una ventana mínima de descanso de 4 semanas para prevenir sobrecargas de servicio y consulta el historial nacional chileno de feriados para impedir que un funcionario repita festividades críticas (como Navidad, Año Nuevo o Fiestas Patrias) en años consecutivos.</w:t>
+      </w:r>
+    </w:p>
+    <w:p>
+      <w:pPr>
+        <w:spacing w:after="100" w:line="269" w:lineRule="auto"/>
+      </w:pPr>
+      <w:r>
+        <w:rPr>
+          <w:rFonts w:ascii="Aptos" w:hAnsi="Aptos"/>
+          <w:sz w:val="19"/>
+        </w:rPr>
+        <w:t>El sistema combina autonomía operativa absoluta (100% funcional fuera de línea en el computador) con integración en la nube cero-costo mediante Google Apps Script para el despacho automático de correos institucionales al equipo cuando se autorizan cambios manuales. La exportación genera planillas de Excel (.xlsx) de nivel corporativo con matriz de 31 días, colores oficiales, notas de auditoría en celdas, tablas de permutas y de permisos especiales, listas para ser impresas y visadas por la jefatura.</w:t>
+      </w:r>
+    </w:p>
+    <w:p>
+      <w:pPr>
+        <w:pStyle w:val="Heading1"/>
+        <w:spacing w:before="260" w:after="80"/>
+      </w:pPr>
+      <w:r>
+        <w:t>2. Problema y Oportunidad</w:t>
+      </w:r>
+    </w:p>
+    <w:p>
+      <w:pPr>
+        <w:spacing w:after="100" w:line="269" w:lineRule="auto"/>
+      </w:pPr>
+      <w:r>
+        <w:rPr>
+          <w:rFonts w:ascii="Aptos" w:hAnsi="Aptos"/>
+          <w:sz w:val="19"/>
+        </w:rPr>
+        <w:t>En organizaciones de servicio continuo, la distribución manual de guardias semanales mediante hojas de cálculo aisladas o borradores en papel acarrea fricciones constantes y riesgos operativos significativos:</w:t>
+      </w:r>
+    </w:p>
+    <w:p>
+      <w:pPr>
+        <w:pStyle w:val="ListBullet"/>
+        <w:spacing w:after="50" w:line="264" w:lineRule="auto"/>
+      </w:pPr>
+      <w:r>
+        <w:rPr>
+          <w:rFonts w:ascii="Aptos" w:hAnsi="Aptos"/>
+          <w:b/>
+          <w:sz w:val="19"/>
+        </w:rPr>
+        <w:t>Injusticias y falta de equidad:</w:t>
+      </w:r>
+      <w:r>
+        <w:rPr>
+          <w:rFonts w:ascii="Aptos" w:hAnsi="Aptos"/>
+          <w:sz w:val="19"/>
+        </w:rPr>
+        <w:t xml:space="preserve"> Funcionarios que acumulan más turnos que otros o que son programados mientras disfrutan de feriado legal o reposo médico.</w:t>
+      </w:r>
+    </w:p>
+    <w:p>
+      <w:pPr>
+        <w:pStyle w:val="ListBullet"/>
+        <w:spacing w:after="50" w:line="264" w:lineRule="auto"/>
+      </w:pPr>
+      <w:r>
+        <w:rPr>
+          <w:rFonts w:ascii="Aptos" w:hAnsi="Aptos"/>
+          <w:b/>
+          <w:sz w:val="19"/>
+        </w:rPr>
+        <w:t>Repetición injusta de festivos:</w:t>
+      </w:r>
+      <w:r>
+        <w:rPr>
+          <w:rFonts w:ascii="Aptos" w:hAnsi="Aptos"/>
+          <w:sz w:val="19"/>
+        </w:rPr>
+        <w:t xml:space="preserve"> Dificultad para recordar qué funcionario cubrió Navidad, Año Nuevo o Fiestas Patrias el año anterior, generando que las mismas personas asuman fechas complejas dos años seguidos.</w:t>
+      </w:r>
+    </w:p>
+    <w:p>
+      <w:pPr>
+        <w:pStyle w:val="ListBullet"/>
+        <w:spacing w:after="50" w:line="264" w:lineRule="auto"/>
+      </w:pPr>
+      <w:r>
+        <w:rPr>
+          <w:rFonts w:ascii="Aptos" w:hAnsi="Aptos"/>
+          <w:b/>
+          <w:sz w:val="19"/>
+        </w:rPr>
+        <w:t>Pérdida de continuidad:</w:t>
+      </w:r>
+      <w:r>
+        <w:rPr>
+          <w:rFonts w:ascii="Aptos" w:hAnsi="Aptos"/>
+          <w:sz w:val="19"/>
+        </w:rPr>
+        <w:t xml:space="preserve"> Saltos de turno 'perdonados' sin compensación posterior o desincronización de la cola rotativa al revisar o corregir meses pasados.</w:t>
+      </w:r>
+    </w:p>
+    <w:p>
+      <w:pPr>
+        <w:pStyle w:val="ListBullet"/>
+        <w:spacing w:after="50" w:line="264" w:lineRule="auto"/>
+      </w:pPr>
+      <w:r>
+        <w:rPr>
+          <w:rFonts w:ascii="Aptos" w:hAnsi="Aptos"/>
+          <w:b/>
+          <w:sz w:val="19"/>
+        </w:rPr>
+        <w:t>Falta de comunicación oportuna:</w:t>
+      </w:r>
+      <w:r>
+        <w:rPr>
+          <w:rFonts w:ascii="Aptos" w:hAnsi="Aptos"/>
+          <w:sz w:val="19"/>
+        </w:rPr>
+        <w:t xml:space="preserve"> Permutas de palabra entre funcionarios que no son informadas a tiempo a la jefatura ni al resto del equipo.</w:t>
+      </w:r>
+    </w:p>
+    <w:p>
+      <w:pPr>
+        <w:pStyle w:val="ListBullet"/>
+        <w:spacing w:after="50" w:line="264" w:lineRule="auto"/>
+      </w:pPr>
+      <w:r>
+        <w:rPr>
+          <w:rFonts w:ascii="Aptos" w:hAnsi="Aptos"/>
+          <w:b/>
+          <w:sz w:val="19"/>
+        </w:rPr>
+        <w:t>Vulnerabilidad de datos:</w:t>
+      </w:r>
+      <w:r>
+        <w:rPr>
+          <w:rFonts w:ascii="Aptos" w:hAnsi="Aptos"/>
+          <w:sz w:val="19"/>
+        </w:rPr>
+        <w:t xml:space="preserve"> Archivos de Excel sobreescritos accidentalmente, pérdida de fórmulas y ausencia de respaldos automáticos.</w:t>
+      </w:r>
+    </w:p>
+    <w:p>
+      <w:pPr>
+        <w:spacing w:after="100" w:line="269" w:lineRule="auto"/>
+      </w:pPr>
+      <w:r>
+        <w:rPr>
+          <w:rFonts w:ascii="Aptos" w:hAnsi="Aptos"/>
+          <w:sz w:val="19"/>
+        </w:rPr>
+        <w:t>Oportunidad de modernización: La implementación de un sistema local determinista erradica el error humano, ahorra horas de trabajo administrativo a los coordinadores, aporta trazabilidad irrevocable y dota al servicio de un marco de transparencia y justicia laboral verificable por cualquier funcionario.</w:t>
+      </w:r>
+    </w:p>
+    <w:p>
+      <w:pPr>
+        <w:pStyle w:val="Heading1"/>
+        <w:spacing w:before="260" w:after="80"/>
+      </w:pPr>
+      <w:r>
+        <w:t>3. Objetivos del Sistema</w:t>
+      </w:r>
+    </w:p>
+    <w:p>
+      <w:pPr>
+        <w:pStyle w:val="Heading2"/>
+        <w:spacing w:before="180" w:after="80"/>
+      </w:pPr>
+      <w:r>
+        <w:t>3.1 Objetivo General</w:t>
+      </w:r>
+    </w:p>
+    <w:p>
+      <w:pPr>
+        <w:spacing w:after="100" w:line="269" w:lineRule="auto"/>
+      </w:pPr>
+      <w:r>
+        <w:rPr>
+          <w:rFonts w:ascii="Aptos" w:hAnsi="Aptos"/>
+          <w:sz w:val="19"/>
+        </w:rPr>
+        <w:t>Automatizar, garantizar la equidad y transparentar la planificación mensual de turnos semanales de guardia, asegurando continuidad rotativa ininterrumpida, respeto estricto de ausencias justificadas, trazabilidad de permutas y generación de reportes oficiales listos para firma institucional.</w:t>
+      </w:r>
+    </w:p>
+    <w:p>
+      <w:pPr>
+        <w:pStyle w:val="Heading2"/>
+        <w:spacing w:before="180" w:after="80"/>
+      </w:pPr>
+      <w:r>
+        <w:t>3.2 Objetivos Específicos</w:t>
+      </w:r>
+    </w:p>
+    <w:p>
+      <w:pPr>
+        <w:pStyle w:val="ListBullet"/>
+        <w:spacing w:after="50" w:line="264" w:lineRule="auto"/>
+      </w:pPr>
+      <w:r>
+        <w:rPr>
+          <w:rFonts w:ascii="Aptos" w:hAnsi="Aptos"/>
+          <w:sz w:val="19"/>
+        </w:rPr>
+        <w:t>Previsualizar meses futuros de forma inmediata y no destructiva, calculando la fecha estimada del próximo turno por persona.</w:t>
+      </w:r>
+    </w:p>
+    <w:p>
+      <w:pPr>
+        <w:pStyle w:val="ListBullet"/>
+        <w:spacing w:after="50" w:line="264" w:lineRule="auto"/>
+      </w:pPr>
+      <w:r>
+        <w:rPr>
+          <w:rFonts w:ascii="Aptos" w:hAnsi="Aptos"/>
+          <w:sz w:val="19"/>
+        </w:rPr>
+        <w:t>Gestionar una cola circular continua con lista prioritaria de pendientes (FIFO) para recuperación de turnos omitidos.</w:t>
+      </w:r>
+    </w:p>
+    <w:p>
+      <w:pPr>
+        <w:pStyle w:val="ListBullet"/>
+        <w:spacing w:after="50" w:line="264" w:lineRule="auto"/>
+      </w:pPr>
+      <w:r>
+        <w:rPr>
+          <w:rFonts w:ascii="Aptos" w:hAnsi="Aptos"/>
+          <w:sz w:val="19"/>
+        </w:rPr>
+        <w:t>Prevenir la fatiga del personal mediante una restricción de enfriamiento de al menos 4 semanas entre turnos regulares.</w:t>
+      </w:r>
+    </w:p>
+    <w:p>
+      <w:pPr>
+        <w:pStyle w:val="ListBullet"/>
+        <w:spacing w:after="50" w:line="264" w:lineRule="auto"/>
+      </w:pPr>
+      <w:r>
+        <w:rPr>
+          <w:rFonts w:ascii="Aptos" w:hAnsi="Aptos"/>
+          <w:sz w:val="19"/>
+        </w:rPr>
+        <w:t>Alternar automáticamente las festividades de fin de año y feriados chilenos apoyándose en el registro histórico y la librería holidays.</w:t>
+      </w:r>
+    </w:p>
+    <w:p>
+      <w:pPr>
+        <w:pStyle w:val="ListBullet"/>
+        <w:spacing w:after="50" w:line="264" w:lineRule="auto"/>
+      </w:pPr>
+      <w:r>
+        <w:rPr>
+          <w:rFonts w:ascii="Aptos" w:hAnsi="Aptos"/>
+          <w:sz w:val="19"/>
+        </w:rPr>
+        <w:t>Registrar y auditar reasignaciones manuales (permutas), exigiendo un motivo obligatorio y ofreciendo reversión a cálculo automático (↺ Auto).</w:t>
+      </w:r>
+    </w:p>
+    <w:p>
+      <w:pPr>
+        <w:pStyle w:val="ListBullet"/>
+        <w:spacing w:after="50" w:line="264" w:lineRule="auto"/>
+      </w:pPr>
+      <w:r>
+        <w:rPr>
+          <w:rFonts w:ascii="Aptos" w:hAnsi="Aptos"/>
+          <w:sz w:val="19"/>
+        </w:rPr>
+        <w:t>Notificar oportunamente al equipo vía correo institucional mediante webhook serverless de Google Apps Script ante cambios manuales.</w:t>
+      </w:r>
+    </w:p>
+    <w:p>
+      <w:pPr>
+        <w:pStyle w:val="ListBullet"/>
+        <w:spacing w:after="50" w:line="264" w:lineRule="auto"/>
+      </w:pPr>
+      <w:r>
+        <w:rPr>
+          <w:rFonts w:ascii="Aptos" w:hAnsi="Aptos"/>
+          <w:sz w:val="19"/>
+        </w:rPr>
+        <w:t>Exportar planillas Excel (.xlsx) con matriz de 31 días, leyendas cromáticas, comentarios de auditoría y totales acumulados.</w:t>
+      </w:r>
+    </w:p>
+    <w:p>
+      <w:pPr>
+        <w:pStyle w:val="ListBullet"/>
+        <w:spacing w:after="50" w:line="264" w:lineRule="auto"/>
+      </w:pPr>
+      <w:r>
+        <w:rPr>
+          <w:rFonts w:ascii="Aptos" w:hAnsi="Aptos"/>
+          <w:sz w:val="19"/>
+        </w:rPr>
+        <w:t>Ofrecer administración completa de la dotación (CRUD de personal con reordenamiento ágil mediante botones ⬆/⬇).</w:t>
+      </w:r>
+    </w:p>
+    <w:p>
+      <w:pPr>
+        <w:pStyle w:val="ListBullet"/>
+        <w:spacing w:after="50" w:line="264" w:lineRule="auto"/>
+      </w:pPr>
+      <w:r>
+        <w:rPr>
+          <w:rFonts w:ascii="Aptos" w:hAnsi="Aptos"/>
+          <w:sz w:val="19"/>
+        </w:rPr>
+        <w:t>Proteger la información mediante escritura atómica (.tmp -&gt; fsync -&gt; replace), copias de seguridad automáticas fechadas y recuperación segura.</w:t>
+      </w:r>
+    </w:p>
+    <w:p>
+      <w:pPr>
+        <w:pStyle w:val="Heading1"/>
+        <w:spacing w:before="260" w:after="80"/>
+      </w:pPr>
+      <w:r>
+        <w:t>4. Solución y Alcance del Proyecto</w:t>
+      </w:r>
+    </w:p>
+    <w:p>
+      <w:pPr>
+        <w:spacing w:after="100" w:line="269" w:lineRule="auto"/>
+      </w:pPr>
+      <w:r>
+        <w:rPr>
+          <w:rFonts w:ascii="Aptos" w:hAnsi="Aptos"/>
+          <w:sz w:val="19"/>
+        </w:rPr>
+        <w:t>La solución se despliega como un ejecutable autónomo para Windows (Sistema de Turnos.exe). No requiere instalación, configuraciones de servidor ni permisos de administrador institucional.</w:t>
+      </w:r>
+    </w:p>
+    <w:tbl>
+      <w:tblPr>
+        <w:tblStyle w:val="TableGrid"/>
+        <w:tblW w:type="auto" w:w="0"/>
+        <w:jc w:val="center"/>
+        <w:tblLook w:firstColumn="1" w:firstRow="1" w:lastColumn="0" w:lastRow="0" w:noHBand="0" w:noVBand="1" w:val="04A0"/>
+        <w:tblBorders>
+          <w:top w:val="single" w:sz="6" w:space="0" w:color="D1D5DB"/>
+          <w:left w:val="single" w:sz="6" w:space="0" w:color="D1D5DB"/>
+          <w:bottom w:val="single" w:sz="6" w:space="0" w:color="D1D5DB"/>
+          <w:right w:val="single" w:sz="6" w:space="0" w:color="D1D5DB"/>
+          <w:insideH w:val="single" w:sz="6" w:space="0" w:color="D1D5DB"/>
+          <w:insideV w:val="single" w:sz="6" w:space="0" w:color="D1D5DB"/>
+        </w:tblBorders>
+      </w:tblPr>
+      <w:tblGrid>
+        <w:gridCol w:w="5040"/>
+        <w:gridCol w:w="5040"/>
+      </w:tblGrid>
+      <w:tr>
+        <w:tc>
+          <w:tcPr>
+            <w:tcW w:type="dxa" w:w="2592"/>
+            <w:vAlign w:val="center"/>
+            <w:shd w:fill="0F766E"/>
+          </w:tcPr>
+          <w:p>
+            <w:pPr>
+              <w:spacing w:after="40" w:before="40" w:line="259" w:lineRule="auto"/>
+              <w:jc w:val="center"/>
+            </w:pPr>
+            <w:r/>
+            <w:r>
+              <w:rPr>
+                <w:rFonts w:ascii="Aptos" w:hAnsi="Aptos"/>
+                <w:b/>
+                <w:color w:val="FFFFFF"/>
+                <w:sz w:val="18"/>
+              </w:rPr>
+              <w:t>Componente</w:t>
+            </w:r>
+          </w:p>
+        </w:tc>
+        <w:tc>
+          <w:tcPr>
+            <w:tcW w:type="dxa" w:w="7488"/>
+            <w:vAlign w:val="center"/>
+            <w:shd w:fill="0F766E"/>
+          </w:tcPr>
+          <w:p>
+            <w:pPr>
+              <w:spacing w:after="40" w:before="40" w:line="259" w:lineRule="auto"/>
+              <w:jc w:val="left"/>
+            </w:pPr>
+            <w:r/>
+            <w:r>
+              <w:rPr>
+                <w:rFonts w:ascii="Aptos" w:hAnsi="Aptos"/>
+                <w:b/>
+                <w:color w:val="FFFFFF"/>
+                <w:sz w:val="18"/>
+              </w:rPr>
+              <w:t>Alcance Incluido en la Solución</w:t>
+            </w:r>
+          </w:p>
+        </w:tc>
+      </w:tr>
+      <w:tr>
+        <w:tc>
+          <w:tcPr>
+            <w:tcW w:type="dxa" w:w="2592"/>
+            <w:vAlign w:val="center"/>
+            <w:shd w:fill="FFFFFF"/>
+          </w:tcPr>
+          <w:p>
+            <w:pPr>
+              <w:spacing w:after="40" w:before="40" w:line="259" w:lineRule="auto"/>
+              <w:jc w:val="left"/>
             </w:pPr>
             <w:r/>
             <w:r>
@@ -494,13 +799,14 @@
         </w:tc>
         <w:tc>
           <w:tcPr>
-            <w:tcW w:type="dxa" w:w="8208"/>
+            <w:tcW w:type="dxa" w:w="7488"/>
             <w:vAlign w:val="center"/>
-            <w:shd w:fill="F0FDFA"/>
+            <w:shd w:fill="FFFFFF"/>
           </w:tcPr>
           <w:p>
             <w:pPr>
-              <w:spacing w:after="0"/>
+              <w:spacing w:after="40" w:before="40" w:line="259" w:lineRule="auto"/>
+              <w:jc w:val="left"/>
             </w:pPr>
             <w:r/>
             <w:r>
@@ -510,7 +816,7 @@
                 <w:color w:val="1F2937"/>
                 <w:sz w:val="17"/>
               </w:rPr>
-              <w:t>Selección de mes y año, previsualización y revisión de semanas asignadas.</w:t>
+              <w:t>Selección de mes/año, tarjetas semanales interactivas, estimación de próximo turno y previsualización no destructiva.</w:t>
             </w:r>
           </w:p>
         </w:tc>
@@ -518,12 +824,14 @@
       <w:tr>
         <w:tc>
           <w:tcPr>
-            <w:tcW w:type="dxa" w:w="1944"/>
+            <w:tcW w:type="dxa" w:w="2592"/>
             <w:vAlign w:val="center"/>
+            <w:shd w:fill="F0FDFA"/>
           </w:tcPr>
           <w:p>
             <w:pPr>
-              <w:spacing w:after="0"/>
+              <w:spacing w:after="40" w:before="40" w:line="259" w:lineRule="auto"/>
+              <w:jc w:val="left"/>
             </w:pPr>
             <w:r/>
             <w:r>
@@ -533,18 +841,20 @@
                 <w:color w:val="1F2937"/>
                 <w:sz w:val="17"/>
               </w:rPr>
-              <w:t>Rotación</w:t>
+              <w:t>Rotación Inteligente</w:t>
             </w:r>
           </w:p>
         </w:tc>
         <w:tc>
           <w:tcPr>
-            <w:tcW w:type="dxa" w:w="8208"/>
+            <w:tcW w:type="dxa" w:w="7488"/>
             <w:vAlign w:val="center"/>
+            <w:shd w:fill="F0FDFA"/>
           </w:tcPr>
           <w:p>
             <w:pPr>
-              <w:spacing w:after="0"/>
+              <w:spacing w:after="40" w:before="40" w:line="259" w:lineRule="auto"/>
+              <w:jc w:val="left"/>
             </w:pPr>
             <w:r/>
             <w:r>
@@ -554,7 +864,7 @@
                 <w:color w:val="1F2937"/>
                 <w:sz w:val="17"/>
               </w:rPr>
-              <w:t>Lista circular, personas pendientes, semanas fijas, historial y snapshots mensuales.</w:t>
+              <w:t>Cola circular continua, atención prioritaria de pendientes, ventana de enfriamiento (4 semanas) y snapshots mensuales.</w:t>
             </w:r>
           </w:p>
         </w:tc>
@@ -562,13 +872,14 @@
       <w:tr>
         <w:tc>
           <w:tcPr>
-            <w:tcW w:type="dxa" w:w="1944"/>
+            <w:tcW w:type="dxa" w:w="2592"/>
             <w:vAlign w:val="center"/>
-            <w:shd w:fill="F0FDFA"/>
+            <w:shd w:fill="FFFFFF"/>
           </w:tcPr>
           <w:p>
             <w:pPr>
-              <w:spacing w:after="0"/>
+              <w:spacing w:after="40" w:before="40" w:line="259" w:lineRule="auto"/>
+              <w:jc w:val="left"/>
             </w:pPr>
             <w:r/>
             <w:r>
@@ -578,19 +889,20 @@
                 <w:color w:val="1F2937"/>
                 <w:sz w:val="17"/>
               </w:rPr>
-              <w:t>Excepciones</w:t>
+              <w:t>Gestión de Ausencias</w:t>
             </w:r>
           </w:p>
         </w:tc>
         <w:tc>
           <w:tcPr>
-            <w:tcW w:type="dxa" w:w="8208"/>
+            <w:tcW w:type="dxa" w:w="7488"/>
             <w:vAlign w:val="center"/>
-            <w:shd w:fill="F0FDFA"/>
+            <w:shd w:fill="FFFFFF"/>
           </w:tcPr>
           <w:p>
             <w:pPr>
-              <w:spacing w:after="0"/>
+              <w:spacing w:after="40" w:before="40" w:line="259" w:lineRule="auto"/>
+              <w:jc w:val="left"/>
             </w:pPr>
             <w:r/>
             <w:r>
@@ -600,7 +912,7 @@
                 <w:color w:val="1F2937"/>
                 <w:sz w:val="17"/>
               </w:rPr>
-              <w:t>Registro por persona, fecha y tipo; las excepciones afectan la asignación de la semana.</w:t>
+              <w:t>Registro flexible por rangos/listas (ej. 1-5, 12) de DA, FL, LIC y OTR (este último con justificación obligatoria).</w:t>
             </w:r>
           </w:p>
         </w:tc>
@@ -608,12 +920,14 @@
       <w:tr>
         <w:tc>
           <w:tcPr>
-            <w:tcW w:type="dxa" w:w="1944"/>
+            <w:tcW w:type="dxa" w:w="2592"/>
             <w:vAlign w:val="center"/>
+            <w:shd w:fill="F0FDFA"/>
           </w:tcPr>
           <w:p>
             <w:pPr>
-              <w:spacing w:after="0"/>
+              <w:spacing w:after="40" w:before="40" w:line="259" w:lineRule="auto"/>
+              <w:jc w:val="left"/>
             </w:pPr>
             <w:r/>
             <w:r>
@@ -623,18 +937,20 @@
                 <w:color w:val="1F2937"/>
                 <w:sz w:val="17"/>
               </w:rPr>
-              <w:t>Consulta</w:t>
+              <w:t>Protección Feriados</w:t>
             </w:r>
           </w:p>
         </w:tc>
         <w:tc>
           <w:tcPr>
-            <w:tcW w:type="dxa" w:w="8208"/>
+            <w:tcW w:type="dxa" w:w="7488"/>
             <w:vAlign w:val="center"/>
+            <w:shd w:fill="F0FDFA"/>
           </w:tcPr>
           <w:p>
             <w:pPr>
-              <w:spacing w:after="0"/>
+              <w:spacing w:after="40" w:before="40" w:line="259" w:lineRule="auto"/>
+              <w:jc w:val="left"/>
             </w:pPr>
             <w:r/>
             <w:r>
@@ -644,7 +960,7 @@
                 <w:color w:val="1F2937"/>
                 <w:sz w:val="17"/>
               </w:rPr>
-              <w:t>Calendario mensual con navegación entre periodos.</w:t>
+              <w:t>Verificación del calendario chileno (holidays) para evitar repetición de feriados de diciembre respecto al año anterior.</w:t>
             </w:r>
           </w:p>
         </w:tc>
@@ -652,13 +968,14 @@
       <w:tr>
         <w:tc>
           <w:tcPr>
-            <w:tcW w:type="dxa" w:w="1944"/>
+            <w:tcW w:type="dxa" w:w="2592"/>
             <w:vAlign w:val="center"/>
-            <w:shd w:fill="F0FDFA"/>
+            <w:shd w:fill="FFFFFF"/>
           </w:tcPr>
           <w:p>
             <w:pPr>
-              <w:spacing w:after="0"/>
+              <w:spacing w:after="40" w:before="40" w:line="259" w:lineRule="auto"/>
+              <w:jc w:val="left"/>
             </w:pPr>
             <w:r/>
             <w:r>
@@ -668,19 +985,20 @@
                 <w:color w:val="1F2937"/>
                 <w:sz w:val="17"/>
               </w:rPr>
-              <w:t>Exportación</w:t>
+              <w:t>Permutas y Cambios</w:t>
             </w:r>
           </w:p>
         </w:tc>
         <w:tc>
           <w:tcPr>
-            <w:tcW w:type="dxa" w:w="8208"/>
+            <w:tcW w:type="dxa" w:w="7488"/>
             <w:vAlign w:val="center"/>
-            <w:shd w:fill="F0FDFA"/>
+            <w:shd w:fill="FFFFFF"/>
           </w:tcPr>
           <w:p>
             <w:pPr>
-              <w:spacing w:after="0"/>
+              <w:spacing w:after="40" w:before="40" w:line="259" w:lineRule="auto"/>
+              <w:jc w:val="left"/>
             </w:pPr>
             <w:r/>
             <w:r>
@@ -690,7 +1008,7 @@
                 <w:color w:val="1F2937"/>
                 <w:sz w:val="17"/>
               </w:rPr>
-              <w:t>Reporte Excel con turnos, fines de semana y excepciones diferenciadas por color.</w:t>
+              <w:t>Asignación manual por semana con motivo obligatorio justificado, etiqueta visual MANUAL y botón de reversión rápida (↺ Auto).</w:t>
             </w:r>
           </w:p>
         </w:tc>
@@ -698,12 +1016,14 @@
       <w:tr>
         <w:tc>
           <w:tcPr>
-            <w:tcW w:type="dxa" w:w="1944"/>
+            <w:tcW w:type="dxa" w:w="2592"/>
             <w:vAlign w:val="center"/>
+            <w:shd w:fill="F0FDFA"/>
           </w:tcPr>
           <w:p>
             <w:pPr>
-              <w:spacing w:after="0"/>
+              <w:spacing w:after="40" w:before="40" w:line="259" w:lineRule="auto"/>
+              <w:jc w:val="left"/>
             </w:pPr>
             <w:r/>
             <w:r>
@@ -713,18 +1033,20 @@
                 <w:color w:val="1F2937"/>
                 <w:sz w:val="17"/>
               </w:rPr>
-              <w:t>Persistencia</w:t>
+              <w:t>Notificaciones Nube</w:t>
             </w:r>
           </w:p>
         </w:tc>
         <w:tc>
           <w:tcPr>
-            <w:tcW w:type="dxa" w:w="8208"/>
+            <w:tcW w:type="dxa" w:w="7488"/>
             <w:vAlign w:val="center"/>
+            <w:shd w:fill="F0FDFA"/>
           </w:tcPr>
           <w:p>
             <w:pPr>
-              <w:spacing w:after="0"/>
+              <w:spacing w:after="40" w:before="40" w:line="259" w:lineRule="auto"/>
+              <w:jc w:val="left"/>
             </w:pPr>
             <w:r/>
             <w:r>
@@ -734,7 +1056,199 @@
                 <w:color w:val="1F2937"/>
                 <w:sz w:val="17"/>
               </w:rPr>
-              <w:t>Archivo local `config.json` con escritura temporal y reemplazo atómico.</w:t>
+              <w:t>Despacho automatizado de correos vía Google Apps Script al cerrar meses con cambios manuales; cola de reintentos offline si falla la red.</w:t>
+            </w:r>
+          </w:p>
+        </w:tc>
+      </w:tr>
+      <w:tr>
+        <w:tc>
+          <w:tcPr>
+            <w:tcW w:type="dxa" w:w="2592"/>
+            <w:vAlign w:val="center"/>
+            <w:shd w:fill="FFFFFF"/>
+          </w:tcPr>
+          <w:p>
+            <w:pPr>
+              <w:spacing w:after="40" w:before="40" w:line="259" w:lineRule="auto"/>
+              <w:jc w:val="left"/>
+            </w:pPr>
+            <w:r/>
+            <w:r>
+              <w:rPr>
+                <w:rFonts w:ascii="Aptos" w:hAnsi="Aptos"/>
+                <w:b w:val="0"/>
+                <w:color w:val="1F2937"/>
+                <w:sz w:val="17"/>
+              </w:rPr>
+              <w:t>Consulta de Calendario</w:t>
+            </w:r>
+          </w:p>
+        </w:tc>
+        <w:tc>
+          <w:tcPr>
+            <w:tcW w:type="dxa" w:w="7488"/>
+            <w:vAlign w:val="center"/>
+            <w:shd w:fill="FFFFFF"/>
+          </w:tcPr>
+          <w:p>
+            <w:pPr>
+              <w:spacing w:after="40" w:before="40" w:line="259" w:lineRule="auto"/>
+              <w:jc w:val="left"/>
+            </w:pPr>
+            <w:r/>
+            <w:r>
+              <w:rPr>
+                <w:rFonts w:ascii="Aptos" w:hAnsi="Aptos"/>
+                <w:b w:val="0"/>
+                <w:color w:val="1F2937"/>
+                <w:sz w:val="17"/>
+              </w:rPr>
+              <w:t>Cuadrícula mensual cromática (rojo=guardia, naranja=DA, violeta=FL, turquesa=LIC, gris=OTR, gris claro=fin de semana).</w:t>
+            </w:r>
+          </w:p>
+        </w:tc>
+      </w:tr>
+      <w:tr>
+        <w:tc>
+          <w:tcPr>
+            <w:tcW w:type="dxa" w:w="2592"/>
+            <w:vAlign w:val="center"/>
+            <w:shd w:fill="F0FDFA"/>
+          </w:tcPr>
+          <w:p>
+            <w:pPr>
+              <w:spacing w:after="40" w:before="40" w:line="259" w:lineRule="auto"/>
+              <w:jc w:val="left"/>
+            </w:pPr>
+            <w:r/>
+            <w:r>
+              <w:rPr>
+                <w:rFonts w:ascii="Aptos" w:hAnsi="Aptos"/>
+                <w:b w:val="0"/>
+                <w:color w:val="1F2937"/>
+                <w:sz w:val="17"/>
+              </w:rPr>
+              <w:t>Reportes Excel (.xlsx)</w:t>
+            </w:r>
+          </w:p>
+        </w:tc>
+        <w:tc>
+          <w:tcPr>
+            <w:tcW w:type="dxa" w:w="7488"/>
+            <w:vAlign w:val="center"/>
+            <w:shd w:fill="F0FDFA"/>
+          </w:tcPr>
+          <w:p>
+            <w:pPr>
+              <w:spacing w:after="40" w:before="40" w:line="259" w:lineRule="auto"/>
+              <w:jc w:val="left"/>
+            </w:pPr>
+            <w:r/>
+            <w:r>
+              <w:rPr>
+                <w:rFonts w:ascii="Aptos" w:hAnsi="Aptos"/>
+                <w:b w:val="0"/>
+                <w:color w:val="1F2937"/>
+                <w:sz w:val="17"/>
+              </w:rPr>
+              <w:t>Generación en memoria sin plantillas externas: matriz 31 días, colores, totales por persona, tabla de permutas y tabla OTR.</w:t>
+            </w:r>
+          </w:p>
+        </w:tc>
+      </w:tr>
+      <w:tr>
+        <w:tc>
+          <w:tcPr>
+            <w:tcW w:type="dxa" w:w="2592"/>
+            <w:vAlign w:val="center"/>
+            <w:shd w:fill="FFFFFF"/>
+          </w:tcPr>
+          <w:p>
+            <w:pPr>
+              <w:spacing w:after="40" w:before="40" w:line="259" w:lineRule="auto"/>
+              <w:jc w:val="left"/>
+            </w:pPr>
+            <w:r/>
+            <w:r>
+              <w:rPr>
+                <w:rFonts w:ascii="Aptos" w:hAnsi="Aptos"/>
+                <w:b w:val="0"/>
+                <w:color w:val="1F2937"/>
+                <w:sz w:val="17"/>
+              </w:rPr>
+              <w:t>Gestión de Personal</w:t>
+            </w:r>
+          </w:p>
+        </w:tc>
+        <w:tc>
+          <w:tcPr>
+            <w:tcW w:type="dxa" w:w="7488"/>
+            <w:vAlign w:val="center"/>
+            <w:shd w:fill="FFFFFF"/>
+          </w:tcPr>
+          <w:p>
+            <w:pPr>
+              <w:spacing w:after="40" w:before="40" w:line="259" w:lineRule="auto"/>
+              <w:jc w:val="left"/>
+            </w:pPr>
+            <w:r/>
+            <w:r>
+              <w:rPr>
+                <w:rFonts w:ascii="Aptos" w:hAnsi="Aptos"/>
+                <w:b w:val="0"/>
+                <w:color w:val="1F2937"/>
+                <w:sz w:val="17"/>
+              </w:rPr>
+              <w:t>Alta con correo, edición, reordenamiento con botones ⬆/⬇ y retiro preservando historial y coherencia de rotación.</w:t>
+            </w:r>
+          </w:p>
+        </w:tc>
+      </w:tr>
+      <w:tr>
+        <w:tc>
+          <w:tcPr>
+            <w:tcW w:type="dxa" w:w="2592"/>
+            <w:vAlign w:val="center"/>
+            <w:shd w:fill="F0FDFA"/>
+          </w:tcPr>
+          <w:p>
+            <w:pPr>
+              <w:spacing w:after="40" w:before="40" w:line="259" w:lineRule="auto"/>
+              <w:jc w:val="left"/>
+            </w:pPr>
+            <w:r/>
+            <w:r>
+              <w:rPr>
+                <w:rFonts w:ascii="Aptos" w:hAnsi="Aptos"/>
+                <w:b w:val="0"/>
+                <w:color w:val="1F2937"/>
+                <w:sz w:val="17"/>
+              </w:rPr>
+              <w:t>Resiliencia de Datos</w:t>
+            </w:r>
+          </w:p>
+        </w:tc>
+        <w:tc>
+          <w:tcPr>
+            <w:tcW w:type="dxa" w:w="7488"/>
+            <w:vAlign w:val="center"/>
+            <w:shd w:fill="F0FDFA"/>
+          </w:tcPr>
+          <w:p>
+            <w:pPr>
+              <w:spacing w:after="40" w:before="40" w:line="259" w:lineRule="auto"/>
+              <w:jc w:val="left"/>
+            </w:pPr>
+            <w:r/>
+            <w:r>
+              <w:rPr>
+                <w:rFonts w:ascii="Aptos" w:hAnsi="Aptos"/>
+                <w:b w:val="0"/>
+                <w:color w:val="1F2937"/>
+                <w:sz w:val="17"/>
+              </w:rPr>
+              <w:t>Escritura atómica de config.json, respaldos fechados automáticos en /backups y restauración con protección pre_restore.</w:t>
             </w:r>
           </w:p>
         </w:tc>
@@ -742,15 +1256,19 @@
     </w:tbl>
     <w:p>
       <w:pPr>
-        <w:spacing w:after="0"/>
+        <w:spacing w:after="40"/>
       </w:pPr>
     </w:p>
     <w:p>
       <w:pPr>
-        <w:spacing w:after="120" w:line="259" w:lineRule="auto"/>
+        <w:spacing w:after="100" w:line="269" w:lineRule="auto"/>
       </w:pPr>
       <w:r>
-        <w:t>Fuera del alcance actual: autenticación y perfiles de usuario, edición concurrente desde varios equipos, almacenamiento en base de datos, auditoría por usuario y sincronización en red.</w:t>
+        <w:rPr>
+          <w:rFonts w:ascii="Aptos" w:hAnsi="Aptos"/>
+          <w:sz w:val="19"/>
+        </w:rPr>
+        <w:t>Límites del alcance (Fuera de alcance): El sistema no realiza marcación horaria biométrica (reloj control), no aprueba permisos administrativos (estos deben ser autorizados previamente por la jefatura), no requiere bases de datos en la nube ni conectividad permanente para calcular o exportar, no es multiusuario concurrente en red simultánea y no despacha mensajes por WhatsApp ni SMS.</w:t>
       </w:r>
     </w:p>
     <w:p>
@@ -761,19 +1279,19 @@
     <w:p>
       <w:pPr>
         <w:pStyle w:val="Heading1"/>
-        <w:spacing w:before="240" w:after="100"/>
+        <w:spacing w:before="260" w:after="80"/>
       </w:pPr>
       <w:r>
-        <w:t>5. Requerimientos principales</w:t>
+        <w:t>5. Requerimientos del Sistema</w:t>
       </w:r>
     </w:p>
     <w:p>
       <w:pPr>
         <w:pStyle w:val="Heading2"/>
-        <w:spacing w:before="160" w:after="100"/>
+        <w:spacing w:before="180" w:after="80"/>
       </w:pPr>
       <w:r>
-        <w:t>5.1 Requerimientos funcionales</w:t>
+        <w:t>5.1 Requerimientos Funcionales (RF)</w:t>
       </w:r>
     </w:p>
     <w:tbl>
@@ -799,13 +1317,14 @@
       <w:tr>
         <w:tc>
           <w:tcPr>
-            <w:tcW w:type="dxa" w:w="792"/>
+            <w:tcW w:type="dxa" w:w="1080"/>
             <w:vAlign w:val="center"/>
             <w:shd w:fill="0F766E"/>
           </w:tcPr>
           <w:p>
             <w:pPr>
-              <w:spacing w:after="0"/>
+              <w:spacing w:after="40" w:before="40" w:line="259" w:lineRule="auto"/>
+              <w:jc w:val="center"/>
             </w:pPr>
             <w:r/>
             <w:r>
@@ -821,13 +1340,14 @@
         </w:tc>
         <w:tc>
           <w:tcPr>
-            <w:tcW w:type="dxa" w:w="2376"/>
+            <w:tcW w:type="dxa" w:w="2664"/>
             <w:vAlign w:val="center"/>
             <w:shd w:fill="0F766E"/>
           </w:tcPr>
           <w:p>
             <w:pPr>
-              <w:spacing w:after="0"/>
+              <w:spacing w:after="40" w:before="40" w:line="259" w:lineRule="auto"/>
+              <w:jc w:val="left"/>
             </w:pPr>
             <w:r/>
             <w:r>
@@ -843,13 +1363,14 @@
         </w:tc>
         <w:tc>
           <w:tcPr>
-            <w:tcW w:type="dxa" w:w="6984"/>
+            <w:tcW w:type="dxa" w:w="6336"/>
             <w:vAlign w:val="center"/>
             <w:shd w:fill="0F766E"/>
           </w:tcPr>
           <w:p>
             <w:pPr>
-              <w:spacing w:after="0"/>
+              <w:spacing w:after="40" w:before="40" w:line="259" w:lineRule="auto"/>
+              <w:jc w:val="left"/>
             </w:pPr>
             <w:r/>
             <w:r>
@@ -859,7 +1380,7 @@
                 <w:color w:val="FFFFFF"/>
                 <w:sz w:val="18"/>
               </w:rPr>
-              <w:t>Resultado esperado</w:t>
+              <w:t>Descripción Operativa</w:t>
             </w:r>
           </w:p>
         </w:tc>
@@ -867,13 +1388,37 @@
       <w:tr>
         <w:tc>
           <w:tcPr>
-            <w:tcW w:type="dxa" w:w="792"/>
+            <w:tcW w:type="dxa" w:w="1080"/>
             <w:vAlign w:val="center"/>
-            <w:shd w:fill="F0FDFA"/>
+            <w:shd w:fill="FFFFFF"/>
           </w:tcPr>
           <w:p>
             <w:pPr>
-              <w:spacing w:after="0"/>
+              <w:spacing w:after="40" w:before="40" w:line="259" w:lineRule="auto"/>
+              <w:jc w:val="center"/>
+            </w:pPr>
+            <w:r/>
+            <w:r>
+              <w:rPr>
+                <w:rFonts w:ascii="Aptos" w:hAnsi="Aptos"/>
+                <w:b/>
+                <w:color w:val="1F2937"/>
+                <w:sz w:val="17"/>
+              </w:rPr>
+              <w:t>RF-01</w:t>
+            </w:r>
+          </w:p>
+        </w:tc>
+        <w:tc>
+          <w:tcPr>
+            <w:tcW w:type="dxa" w:w="2664"/>
+            <w:vAlign w:val="center"/>
+            <w:shd w:fill="FFFFFF"/>
+          </w:tcPr>
+          <w:p>
+            <w:pPr>
+              <w:spacing w:after="40" w:before="40" w:line="259" w:lineRule="auto"/>
+              <w:jc w:val="left"/>
             </w:pPr>
             <w:r/>
             <w:r>
@@ -883,19 +1428,20 @@
                 <w:color w:val="1F2937"/>
                 <w:sz w:val="17"/>
               </w:rPr>
-              <w:t>RF-01</w:t>
+              <w:t>Seleccionar Período</w:t>
             </w:r>
           </w:p>
         </w:tc>
         <w:tc>
           <w:tcPr>
-            <w:tcW w:type="dxa" w:w="2376"/>
+            <w:tcW w:type="dxa" w:w="6336"/>
             <w:vAlign w:val="center"/>
-            <w:shd w:fill="F0FDFA"/>
+            <w:shd w:fill="FFFFFF"/>
           </w:tcPr>
           <w:p>
             <w:pPr>
-              <w:spacing w:after="0"/>
+              <w:spacing w:after="40" w:before="40" w:line="259" w:lineRule="auto"/>
+              <w:jc w:val="left"/>
             </w:pPr>
             <w:r/>
             <w:r>
@@ -905,19 +1451,45 @@
                 <w:color w:val="1F2937"/>
                 <w:sz w:val="17"/>
               </w:rPr>
-              <w:t>Seleccionar periodo</w:t>
+              <w:t>Permite elegir libremente mes y año, cargando las semanas y excepciones correspondientes.</w:t>
+            </w:r>
+          </w:p>
+        </w:tc>
+      </w:tr>
+      <w:tr>
+        <w:tc>
+          <w:tcPr>
+            <w:tcW w:type="dxa" w:w="1080"/>
+            <w:vAlign w:val="center"/>
+            <w:shd w:fill="F0FDFA"/>
+          </w:tcPr>
+          <w:p>
+            <w:pPr>
+              <w:spacing w:after="40" w:before="40" w:line="259" w:lineRule="auto"/>
+              <w:jc w:val="center"/>
+            </w:pPr>
+            <w:r/>
+            <w:r>
+              <w:rPr>
+                <w:rFonts w:ascii="Aptos" w:hAnsi="Aptos"/>
+                <w:b/>
+                <w:color w:val="1F2937"/>
+                <w:sz w:val="17"/>
+              </w:rPr>
+              <w:t>RF-02</w:t>
             </w:r>
           </w:p>
         </w:tc>
         <w:tc>
           <w:tcPr>
-            <w:tcW w:type="dxa" w:w="6984"/>
+            <w:tcW w:type="dxa" w:w="2664"/>
             <w:vAlign w:val="center"/>
             <w:shd w:fill="F0FDFA"/>
           </w:tcPr>
           <w:p>
             <w:pPr>
-              <w:spacing w:after="0"/>
+              <w:spacing w:after="40" w:before="40" w:line="259" w:lineRule="auto"/>
+              <w:jc w:val="left"/>
             </w:pPr>
             <w:r/>
             <w:r>
@@ -927,20 +1499,20 @@
                 <w:color w:val="1F2937"/>
                 <w:sz w:val="17"/>
               </w:rPr>
-              <w:t>La persona usuaria elige el mes y año que desea consultar o planificar.</w:t>
+              <w:t>Previsualizar Turnos</w:t>
             </w:r>
           </w:p>
         </w:tc>
-      </w:tr>
-      <w:tr>
         <w:tc>
           <w:tcPr>
-            <w:tcW w:type="dxa" w:w="792"/>
+            <w:tcW w:type="dxa" w:w="6336"/>
             <w:vAlign w:val="center"/>
+            <w:shd w:fill="F0FDFA"/>
           </w:tcPr>
           <w:p>
             <w:pPr>
-              <w:spacing w:after="0"/>
+              <w:spacing w:after="40" w:before="40" w:line="259" w:lineRule="auto"/>
+              <w:jc w:val="left"/>
             </w:pPr>
             <w:r/>
             <w:r>
@@ -950,18 +1522,45 @@
                 <w:color w:val="1F2937"/>
                 <w:sz w:val="17"/>
               </w:rPr>
-              <w:t>RF-02</w:t>
+              <w:t>Calcula y presenta la distribución semanal sin alterar el estado persistido ni la cola de rotación.</w:t>
+            </w:r>
+          </w:p>
+        </w:tc>
+      </w:tr>
+      <w:tr>
+        <w:tc>
+          <w:tcPr>
+            <w:tcW w:type="dxa" w:w="1080"/>
+            <w:vAlign w:val="center"/>
+            <w:shd w:fill="FFFFFF"/>
+          </w:tcPr>
+          <w:p>
+            <w:pPr>
+              <w:spacing w:after="40" w:before="40" w:line="259" w:lineRule="auto"/>
+              <w:jc w:val="center"/>
+            </w:pPr>
+            <w:r/>
+            <w:r>
+              <w:rPr>
+                <w:rFonts w:ascii="Aptos" w:hAnsi="Aptos"/>
+                <w:b/>
+                <w:color w:val="1F2937"/>
+                <w:sz w:val="17"/>
+              </w:rPr>
+              <w:t>RF-03</w:t>
             </w:r>
           </w:p>
         </w:tc>
         <w:tc>
           <w:tcPr>
-            <w:tcW w:type="dxa" w:w="2376"/>
+            <w:tcW w:type="dxa" w:w="2664"/>
             <w:vAlign w:val="center"/>
+            <w:shd w:fill="FFFFFF"/>
           </w:tcPr>
           <w:p>
             <w:pPr>
-              <w:spacing w:after="0"/>
+              <w:spacing w:after="40" w:before="40" w:line="259" w:lineRule="auto"/>
+              <w:jc w:val="left"/>
             </w:pPr>
             <w:r/>
             <w:r>
@@ -971,18 +1570,20 @@
                 <w:color w:val="1F2937"/>
                 <w:sz w:val="17"/>
               </w:rPr>
-              <w:t>Previsualizar turnos</w:t>
+              <w:t>Rotación Circular Continua</w:t>
             </w:r>
           </w:p>
         </w:tc>
         <w:tc>
           <w:tcPr>
-            <w:tcW w:type="dxa" w:w="6984"/>
+            <w:tcW w:type="dxa" w:w="6336"/>
             <w:vAlign w:val="center"/>
+            <w:shd w:fill="FFFFFF"/>
           </w:tcPr>
           <w:p>
             <w:pPr>
-              <w:spacing w:after="0"/>
+              <w:spacing w:after="40" w:before="40" w:line="259" w:lineRule="auto"/>
+              <w:jc w:val="left"/>
             </w:pPr>
             <w:r/>
             <w:r>
@@ -992,7 +1593,7 @@
                 <w:color w:val="1F2937"/>
                 <w:sz w:val="17"/>
               </w:rPr>
-              <w:t>El sistema calcula la asignación sin modificar el estado persistido.</w:t>
+              <w:t>Asigna secuencialmente las semanas entre la dotación garantizando igual carga de servicio.</w:t>
             </w:r>
           </w:p>
         </w:tc>
@@ -1000,13 +1601,37 @@
       <w:tr>
         <w:tc>
           <w:tcPr>
-            <w:tcW w:type="dxa" w:w="792"/>
+            <w:tcW w:type="dxa" w:w="1080"/>
             <w:vAlign w:val="center"/>
             <w:shd w:fill="F0FDFA"/>
           </w:tcPr>
           <w:p>
             <w:pPr>
-              <w:spacing w:after="0"/>
+              <w:spacing w:after="40" w:before="40" w:line="259" w:lineRule="auto"/>
+              <w:jc w:val="center"/>
+            </w:pPr>
+            <w:r/>
+            <w:r>
+              <w:rPr>
+                <w:rFonts w:ascii="Aptos" w:hAnsi="Aptos"/>
+                <w:b/>
+                <w:color w:val="1F2937"/>
+                <w:sz w:val="17"/>
+              </w:rPr>
+              <w:t>RF-04</w:t>
+            </w:r>
+          </w:p>
+        </w:tc>
+        <w:tc>
+          <w:tcPr>
+            <w:tcW w:type="dxa" w:w="2664"/>
+            <w:vAlign w:val="center"/>
+            <w:shd w:fill="F0FDFA"/>
+          </w:tcPr>
+          <w:p>
+            <w:pPr>
+              <w:spacing w:after="40" w:before="40" w:line="259" w:lineRule="auto"/>
+              <w:jc w:val="left"/>
             </w:pPr>
             <w:r/>
             <w:r>
@@ -1016,19 +1641,20 @@
                 <w:color w:val="1F2937"/>
                 <w:sz w:val="17"/>
               </w:rPr>
-              <w:t>RF-03</w:t>
+              <w:t>Compensación de Pendientes</w:t>
             </w:r>
           </w:p>
         </w:tc>
         <w:tc>
           <w:tcPr>
-            <w:tcW w:type="dxa" w:w="2376"/>
+            <w:tcW w:type="dxa" w:w="6336"/>
             <w:vAlign w:val="center"/>
             <w:shd w:fill="F0FDFA"/>
           </w:tcPr>
           <w:p>
             <w:pPr>
-              <w:spacing w:after="0"/>
+              <w:spacing w:after="40" w:before="40" w:line="259" w:lineRule="auto"/>
+              <w:jc w:val="left"/>
             </w:pPr>
             <w:r/>
             <w:r>
@@ -1038,19 +1664,45 @@
                 <w:color w:val="1F2937"/>
                 <w:sz w:val="17"/>
               </w:rPr>
-              <w:t>Aplicar rotación</w:t>
+              <w:t>Si un funcionario es saltado por permiso, ingresa a la lista prioritaria para recuperar su turno.</w:t>
+            </w:r>
+          </w:p>
+        </w:tc>
+      </w:tr>
+      <w:tr>
+        <w:tc>
+          <w:tcPr>
+            <w:tcW w:type="dxa" w:w="1080"/>
+            <w:vAlign w:val="center"/>
+            <w:shd w:fill="FFFFFF"/>
+          </w:tcPr>
+          <w:p>
+            <w:pPr>
+              <w:spacing w:after="40" w:before="40" w:line="259" w:lineRule="auto"/>
+              <w:jc w:val="center"/>
+            </w:pPr>
+            <w:r/>
+            <w:r>
+              <w:rPr>
+                <w:rFonts w:ascii="Aptos" w:hAnsi="Aptos"/>
+                <w:b/>
+                <w:color w:val="1F2937"/>
+                <w:sz w:val="17"/>
+              </w:rPr>
+              <w:t>RF-05</w:t>
             </w:r>
           </w:p>
         </w:tc>
         <w:tc>
           <w:tcPr>
-            <w:tcW w:type="dxa" w:w="6984"/>
+            <w:tcW w:type="dxa" w:w="2664"/>
             <w:vAlign w:val="center"/>
-            <w:shd w:fill="F0FDFA"/>
+            <w:shd w:fill="FFFFFF"/>
           </w:tcPr>
           <w:p>
             <w:pPr>
-              <w:spacing w:after="0"/>
+              <w:spacing w:after="40" w:before="40" w:line="259" w:lineRule="auto"/>
+              <w:jc w:val="left"/>
             </w:pPr>
             <w:r/>
             <w:r>
@@ -1060,20 +1712,20 @@
                 <w:color w:val="1F2937"/>
                 <w:sz w:val="17"/>
               </w:rPr>
-              <w:t>Se asigna según puntero, pendientes, excepciones e historial.</w:t>
+              <w:t>Asignación Manual con Motivo</w:t>
             </w:r>
           </w:p>
         </w:tc>
-      </w:tr>
-      <w:tr>
         <w:tc>
           <w:tcPr>
-            <w:tcW w:type="dxa" w:w="792"/>
+            <w:tcW w:type="dxa" w:w="6336"/>
             <w:vAlign w:val="center"/>
+            <w:shd w:fill="FFFFFF"/>
           </w:tcPr>
           <w:p>
             <w:pPr>
-              <w:spacing w:after="0"/>
+              <w:spacing w:after="40" w:before="40" w:line="259" w:lineRule="auto"/>
+              <w:jc w:val="left"/>
             </w:pPr>
             <w:r/>
             <w:r>
@@ -1083,18 +1735,45 @@
                 <w:color w:val="1F2937"/>
                 <w:sz w:val="17"/>
               </w:rPr>
-              <w:t>RF-04</w:t>
+              <w:t>Permite cambiar al asignado de una semana exigiendo obligatoriamente un motivo para auditoría.</w:t>
+            </w:r>
+          </w:p>
+        </w:tc>
+      </w:tr>
+      <w:tr>
+        <w:tc>
+          <w:tcPr>
+            <w:tcW w:type="dxa" w:w="1080"/>
+            <w:vAlign w:val="center"/>
+            <w:shd w:fill="F0FDFA"/>
+          </w:tcPr>
+          <w:p>
+            <w:pPr>
+              <w:spacing w:after="40" w:before="40" w:line="259" w:lineRule="auto"/>
+              <w:jc w:val="center"/>
+            </w:pPr>
+            <w:r/>
+            <w:r>
+              <w:rPr>
+                <w:rFonts w:ascii="Aptos" w:hAnsi="Aptos"/>
+                <w:b/>
+                <w:color w:val="1F2937"/>
+                <w:sz w:val="17"/>
+              </w:rPr>
+              <w:t>RF-06</w:t>
             </w:r>
           </w:p>
         </w:tc>
         <w:tc>
           <w:tcPr>
-            <w:tcW w:type="dxa" w:w="2376"/>
+            <w:tcW w:type="dxa" w:w="2664"/>
             <w:vAlign w:val="center"/>
+            <w:shd w:fill="F0FDFA"/>
           </w:tcPr>
           <w:p>
             <w:pPr>
-              <w:spacing w:after="0"/>
+              <w:spacing w:after="40" w:before="40" w:line="259" w:lineRule="auto"/>
+              <w:jc w:val="left"/>
             </w:pPr>
             <w:r/>
             <w:r>
@@ -1104,18 +1783,20 @@
                 <w:color w:val="1F2937"/>
                 <w:sz w:val="17"/>
               </w:rPr>
-              <w:t>Gestionar excepciones</w:t>
+              <w:t>Reversión Automática (↺ Auto)</w:t>
             </w:r>
           </w:p>
         </w:tc>
         <w:tc>
           <w:tcPr>
-            <w:tcW w:type="dxa" w:w="6984"/>
+            <w:tcW w:type="dxa" w:w="6336"/>
             <w:vAlign w:val="center"/>
+            <w:shd w:fill="F0FDFA"/>
           </w:tcPr>
           <w:p>
             <w:pPr>
-              <w:spacing w:after="0"/>
+              <w:spacing w:after="40" w:before="40" w:line="259" w:lineRule="auto"/>
+              <w:jc w:val="left"/>
             </w:pPr>
             <w:r/>
             <w:r>
@@ -1125,7 +1806,7 @@
                 <w:color w:val="1F2937"/>
                 <w:sz w:val="17"/>
               </w:rPr>
-              <w:t>Se registra persona, fecha y tipo de excepción para el periodo.</w:t>
+              <w:t>Permite cancelar una asignación manual y restituir al funcionario que le correspondía por cálculo.</w:t>
             </w:r>
           </w:p>
         </w:tc>
@@ -1133,13 +1814,37 @@
       <w:tr>
         <w:tc>
           <w:tcPr>
-            <w:tcW w:type="dxa" w:w="792"/>
+            <w:tcW w:type="dxa" w:w="1080"/>
             <w:vAlign w:val="center"/>
-            <w:shd w:fill="F0FDFA"/>
+            <w:shd w:fill="FFFFFF"/>
           </w:tcPr>
           <w:p>
             <w:pPr>
-              <w:spacing w:after="0"/>
+              <w:spacing w:after="40" w:before="40" w:line="259" w:lineRule="auto"/>
+              <w:jc w:val="center"/>
+            </w:pPr>
+            <w:r/>
+            <w:r>
+              <w:rPr>
+                <w:rFonts w:ascii="Aptos" w:hAnsi="Aptos"/>
+                <w:b/>
+                <w:color w:val="1F2937"/>
+                <w:sz w:val="17"/>
+              </w:rPr>
+              <w:t>RF-07</w:t>
+            </w:r>
+          </w:p>
+        </w:tc>
+        <w:tc>
+          <w:tcPr>
+            <w:tcW w:type="dxa" w:w="2664"/>
+            <w:vAlign w:val="center"/>
+            <w:shd w:fill="FFFFFF"/>
+          </w:tcPr>
+          <w:p>
+            <w:pPr>
+              <w:spacing w:after="40" w:before="40" w:line="259" w:lineRule="auto"/>
+              <w:jc w:val="left"/>
             </w:pPr>
             <w:r/>
             <w:r>
@@ -1149,19 +1854,20 @@
                 <w:color w:val="1F2937"/>
                 <w:sz w:val="17"/>
               </w:rPr>
-              <w:t>RF-04A</w:t>
+              <w:t>Protección Feriados Chilenos</w:t>
             </w:r>
           </w:p>
         </w:tc>
         <w:tc>
           <w:tcPr>
-            <w:tcW w:type="dxa" w:w="2376"/>
+            <w:tcW w:type="dxa" w:w="6336"/>
             <w:vAlign w:val="center"/>
-            <w:shd w:fill="F0FDFA"/>
+            <w:shd w:fill="FFFFFF"/>
           </w:tcPr>
           <w:p>
             <w:pPr>
-              <w:spacing w:after="0"/>
+              <w:spacing w:after="40" w:before="40" w:line="259" w:lineRule="auto"/>
+              <w:jc w:val="left"/>
             </w:pPr>
             <w:r/>
             <w:r>
@@ -1171,19 +1877,45 @@
                 <w:color w:val="1F2937"/>
                 <w:sz w:val="17"/>
               </w:rPr>
-              <w:t>Evitar repetición de feriados</w:t>
+              <w:t>Evita que un funcionario repita la guardia en el mismo feriado nacional de diciembre del año anterior.</w:t>
+            </w:r>
+          </w:p>
+        </w:tc>
+      </w:tr>
+      <w:tr>
+        <w:tc>
+          <w:tcPr>
+            <w:tcW w:type="dxa" w:w="1080"/>
+            <w:vAlign w:val="center"/>
+            <w:shd w:fill="F0FDFA"/>
+          </w:tcPr>
+          <w:p>
+            <w:pPr>
+              <w:spacing w:after="40" w:before="40" w:line="259" w:lineRule="auto"/>
+              <w:jc w:val="center"/>
+            </w:pPr>
+            <w:r/>
+            <w:r>
+              <w:rPr>
+                <w:rFonts w:ascii="Aptos" w:hAnsi="Aptos"/>
+                <w:b/>
+                <w:color w:val="1F2937"/>
+                <w:sz w:val="17"/>
+              </w:rPr>
+              <w:t>RF-08</w:t>
             </w:r>
           </w:p>
         </w:tc>
         <w:tc>
           <w:tcPr>
-            <w:tcW w:type="dxa" w:w="6984"/>
+            <w:tcW w:type="dxa" w:w="2664"/>
             <w:vAlign w:val="center"/>
             <w:shd w:fill="F0FDFA"/>
           </w:tcPr>
           <w:p>
             <w:pPr>
-              <w:spacing w:after="0"/>
+              <w:spacing w:after="40" w:before="40" w:line="259" w:lineRule="auto"/>
+              <w:jc w:val="left"/>
             </w:pPr>
             <w:r/>
             <w:r>
@@ -1193,20 +1925,20 @@
                 <w:color w:val="1F2937"/>
                 <w:sz w:val="17"/>
               </w:rPr>
-              <w:t>En diciembre se evita repetir el mismo feriado nacional chileno del año anterior cuando existe otra alternativa.</w:t>
+              <w:t>Estimación de Próximo Turno</w:t>
             </w:r>
           </w:p>
         </w:tc>
-      </w:tr>
-      <w:tr>
         <w:tc>
           <w:tcPr>
-            <w:tcW w:type="dxa" w:w="792"/>
+            <w:tcW w:type="dxa" w:w="6336"/>
             <w:vAlign w:val="center"/>
+            <w:shd w:fill="F0FDFA"/>
           </w:tcPr>
           <w:p>
             <w:pPr>
-              <w:spacing w:after="0"/>
+              <w:spacing w:after="40" w:before="40" w:line="259" w:lineRule="auto"/>
+              <w:jc w:val="left"/>
             </w:pPr>
             <w:r/>
             <w:r>
@@ -1216,18 +1948,45 @@
                 <w:color w:val="1F2937"/>
                 <w:sz w:val="17"/>
               </w:rPr>
-              <w:t>RF-05</w:t>
+              <w:t>Calcula y muestra la fecha proyectada en que el funcionario seleccionado volverá a tener guardia.</w:t>
+            </w:r>
+          </w:p>
+        </w:tc>
+      </w:tr>
+      <w:tr>
+        <w:tc>
+          <w:tcPr>
+            <w:tcW w:type="dxa" w:w="1080"/>
+            <w:vAlign w:val="center"/>
+            <w:shd w:fill="FFFFFF"/>
+          </w:tcPr>
+          <w:p>
+            <w:pPr>
+              <w:spacing w:after="40" w:before="40" w:line="259" w:lineRule="auto"/>
+              <w:jc w:val="center"/>
+            </w:pPr>
+            <w:r/>
+            <w:r>
+              <w:rPr>
+                <w:rFonts w:ascii="Aptos" w:hAnsi="Aptos"/>
+                <w:b/>
+                <w:color w:val="1F2937"/>
+                <w:sz w:val="17"/>
+              </w:rPr>
+              <w:t>RF-09</w:t>
             </w:r>
           </w:p>
         </w:tc>
         <w:tc>
           <w:tcPr>
-            <w:tcW w:type="dxa" w:w="2376"/>
+            <w:tcW w:type="dxa" w:w="2664"/>
             <w:vAlign w:val="center"/>
+            <w:shd w:fill="FFFFFF"/>
           </w:tcPr>
           <w:p>
             <w:pPr>
-              <w:spacing w:after="0"/>
+              <w:spacing w:after="40" w:before="40" w:line="259" w:lineRule="auto"/>
+              <w:jc w:val="left"/>
             </w:pPr>
             <w:r/>
             <w:r>
@@ -1237,18 +1996,20 @@
                 <w:color w:val="1F2937"/>
                 <w:sz w:val="17"/>
               </w:rPr>
-              <w:t>Cerrar mes</w:t>
+              <w:t>Calendario Visual Mensual</w:t>
             </w:r>
           </w:p>
         </w:tc>
         <w:tc>
           <w:tcPr>
-            <w:tcW w:type="dxa" w:w="6984"/>
+            <w:tcW w:type="dxa" w:w="6336"/>
             <w:vAlign w:val="center"/>
+            <w:shd w:fill="FFFFFF"/>
           </w:tcPr>
           <w:p>
             <w:pPr>
-              <w:spacing w:after="0"/>
+              <w:spacing w:after="40" w:before="40" w:line="259" w:lineRule="auto"/>
+              <w:jc w:val="left"/>
             </w:pPr>
             <w:r/>
             <w:r>
@@ -1258,7 +2019,7 @@
                 <w:color w:val="1F2937"/>
                 <w:sz w:val="17"/>
               </w:rPr>
-              <w:t>Se guarda historial, excepciones, snapshots y estado de continuidad.</w:t>
+              <w:t>Ofrece cuadrícula mensual navegable con celdas coloreadas por estado de guardia, permiso y feriado.</w:t>
             </w:r>
           </w:p>
         </w:tc>
@@ -1266,13 +2027,37 @@
       <w:tr>
         <w:tc>
           <w:tcPr>
-            <w:tcW w:type="dxa" w:w="792"/>
+            <w:tcW w:type="dxa" w:w="1080"/>
             <w:vAlign w:val="center"/>
             <w:shd w:fill="F0FDFA"/>
           </w:tcPr>
           <w:p>
             <w:pPr>
-              <w:spacing w:after="0"/>
+              <w:spacing w:after="40" w:before="40" w:line="259" w:lineRule="auto"/>
+              <w:jc w:val="center"/>
+            </w:pPr>
+            <w:r/>
+            <w:r>
+              <w:rPr>
+                <w:rFonts w:ascii="Aptos" w:hAnsi="Aptos"/>
+                <w:b/>
+                <w:color w:val="1F2937"/>
+                <w:sz w:val="17"/>
+              </w:rPr>
+              <w:t>RF-10</w:t>
+            </w:r>
+          </w:p>
+        </w:tc>
+        <w:tc>
+          <w:tcPr>
+            <w:tcW w:type="dxa" w:w="2664"/>
+            <w:vAlign w:val="center"/>
+            <w:shd w:fill="F0FDFA"/>
+          </w:tcPr>
+          <w:p>
+            <w:pPr>
+              <w:spacing w:after="40" w:before="40" w:line="259" w:lineRule="auto"/>
+              <w:jc w:val="left"/>
             </w:pPr>
             <w:r/>
             <w:r>
@@ -1282,19 +2067,20 @@
                 <w:color w:val="1F2937"/>
                 <w:sz w:val="17"/>
               </w:rPr>
-              <w:t>RF-06</w:t>
+              <w:t>Exportar Reporte Excel (.xlsx)</w:t>
             </w:r>
           </w:p>
         </w:tc>
         <w:tc>
           <w:tcPr>
-            <w:tcW w:type="dxa" w:w="2376"/>
+            <w:tcW w:type="dxa" w:w="6336"/>
             <w:vAlign w:val="center"/>
             <w:shd w:fill="F0FDFA"/>
           </w:tcPr>
           <w:p>
             <w:pPr>
-              <w:spacing w:after="0"/>
+              <w:spacing w:after="40" w:before="40" w:line="259" w:lineRule="auto"/>
+              <w:jc w:val="left"/>
             </w:pPr>
             <w:r/>
             <w:r>
@@ -1304,19 +2090,45 @@
                 <w:color w:val="1F2937"/>
                 <w:sz w:val="17"/>
               </w:rPr>
-              <w:t>Consultar calendario</w:t>
+              <w:t>Genera informe institucional en memoria con matriz de 31 días, tablas de permutas, OTR y leyendas.</w:t>
+            </w:r>
+          </w:p>
+        </w:tc>
+      </w:tr>
+      <w:tr>
+        <w:tc>
+          <w:tcPr>
+            <w:tcW w:type="dxa" w:w="1080"/>
+            <w:vAlign w:val="center"/>
+            <w:shd w:fill="FFFFFF"/>
+          </w:tcPr>
+          <w:p>
+            <w:pPr>
+              <w:spacing w:after="40" w:before="40" w:line="259" w:lineRule="auto"/>
+              <w:jc w:val="center"/>
+            </w:pPr>
+            <w:r/>
+            <w:r>
+              <w:rPr>
+                <w:rFonts w:ascii="Aptos" w:hAnsi="Aptos"/>
+                <w:b/>
+                <w:color w:val="1F2937"/>
+                <w:sz w:val="17"/>
+              </w:rPr>
+              <w:t>RF-11</w:t>
             </w:r>
           </w:p>
         </w:tc>
         <w:tc>
           <w:tcPr>
-            <w:tcW w:type="dxa" w:w="6984"/>
+            <w:tcW w:type="dxa" w:w="2664"/>
             <w:vAlign w:val="center"/>
-            <w:shd w:fill="F0FDFA"/>
+            <w:shd w:fill="FFFFFF"/>
           </w:tcPr>
           <w:p>
             <w:pPr>
-              <w:spacing w:after="0"/>
+              <w:spacing w:after="40" w:before="40" w:line="259" w:lineRule="auto"/>
+              <w:jc w:val="left"/>
             </w:pPr>
             <w:r/>
             <w:r>
@@ -1326,20 +2138,20 @@
                 <w:color w:val="1F2937"/>
                 <w:sz w:val="17"/>
               </w:rPr>
-              <w:t>Se visualiza la distribución mensual en una vista de calendario.</w:t>
+              <w:t>Cierre y Guardado de Mes</w:t>
             </w:r>
           </w:p>
         </w:tc>
-      </w:tr>
-      <w:tr>
         <w:tc>
           <w:tcPr>
-            <w:tcW w:type="dxa" w:w="792"/>
+            <w:tcW w:type="dxa" w:w="6336"/>
             <w:vAlign w:val="center"/>
+            <w:shd w:fill="FFFFFF"/>
           </w:tcPr>
           <w:p>
             <w:pPr>
-              <w:spacing w:after="0"/>
+              <w:spacing w:after="40" w:before="40" w:line="259" w:lineRule="auto"/>
+              <w:jc w:val="left"/>
             </w:pPr>
             <w:r/>
             <w:r>
@@ -1349,18 +2161,45 @@
                 <w:color w:val="1F2937"/>
                 <w:sz w:val="17"/>
               </w:rPr>
-              <w:t>RF-07</w:t>
+              <w:t>Registra semanas en historial permanente, actualiza punteros, genera snapshots y crea respaldo fechado.</w:t>
+            </w:r>
+          </w:p>
+        </w:tc>
+      </w:tr>
+      <w:tr>
+        <w:tc>
+          <w:tcPr>
+            <w:tcW w:type="dxa" w:w="1080"/>
+            <w:vAlign w:val="center"/>
+            <w:shd w:fill="F0FDFA"/>
+          </w:tcPr>
+          <w:p>
+            <w:pPr>
+              <w:spacing w:after="40" w:before="40" w:line="259" w:lineRule="auto"/>
+              <w:jc w:val="center"/>
+            </w:pPr>
+            <w:r/>
+            <w:r>
+              <w:rPr>
+                <w:rFonts w:ascii="Aptos" w:hAnsi="Aptos"/>
+                <w:b/>
+                <w:color w:val="1F2937"/>
+                <w:sz w:val="17"/>
+              </w:rPr>
+              <w:t>RF-12</w:t>
             </w:r>
           </w:p>
         </w:tc>
         <w:tc>
           <w:tcPr>
-            <w:tcW w:type="dxa" w:w="2376"/>
+            <w:tcW w:type="dxa" w:w="2664"/>
             <w:vAlign w:val="center"/>
+            <w:shd w:fill="F0FDFA"/>
           </w:tcPr>
           <w:p>
             <w:pPr>
-              <w:spacing w:after="0"/>
+              <w:spacing w:after="40" w:before="40" w:line="259" w:lineRule="auto"/>
+              <w:jc w:val="left"/>
             </w:pPr>
             <w:r/>
             <w:r>
@@ -1370,18 +2209,20 @@
                 <w:color w:val="1F2937"/>
                 <w:sz w:val="17"/>
               </w:rPr>
-              <w:t>Exportar Excel</w:t>
+              <w:t>Notificación Serverless por Correo</w:t>
             </w:r>
           </w:p>
         </w:tc>
         <w:tc>
           <w:tcPr>
-            <w:tcW w:type="dxa" w:w="6984"/>
+            <w:tcW w:type="dxa" w:w="6336"/>
             <w:vAlign w:val="center"/>
+            <w:shd w:fill="F0FDFA"/>
           </w:tcPr>
           <w:p>
             <w:pPr>
-              <w:spacing w:after="0"/>
+              <w:spacing w:after="40" w:before="40" w:line="259" w:lineRule="auto"/>
+              <w:jc w:val="left"/>
             </w:pPr>
             <w:r/>
             <w:r>
@@ -1391,7 +2232,7 @@
                 <w:color w:val="1F2937"/>
                 <w:sz w:val="17"/>
               </w:rPr>
-              <w:t>Se genera `turnos_&lt;Mes&gt;_&lt;Año&gt;.xlsx` con la plantilla incorporada.</w:t>
+              <w:t>Despacha correo institucional al equipo vía webhook Google Apps Script cuando hay cambios manuales.</w:t>
             </w:r>
           </w:p>
         </w:tc>
@@ -1399,13 +2240,37 @@
       <w:tr>
         <w:tc>
           <w:tcPr>
-            <w:tcW w:type="dxa" w:w="792"/>
+            <w:tcW w:type="dxa" w:w="1080"/>
             <w:vAlign w:val="center"/>
-            <w:shd w:fill="F0FDFA"/>
+            <w:shd w:fill="FFFFFF"/>
           </w:tcPr>
           <w:p>
             <w:pPr>
-              <w:spacing w:after="0"/>
+              <w:spacing w:after="40" w:before="40" w:line="259" w:lineRule="auto"/>
+              <w:jc w:val="center"/>
+            </w:pPr>
+            <w:r/>
+            <w:r>
+              <w:rPr>
+                <w:rFonts w:ascii="Aptos" w:hAnsi="Aptos"/>
+                <w:b/>
+                <w:color w:val="1F2937"/>
+                <w:sz w:val="17"/>
+              </w:rPr>
+              <w:t>RF-13</w:t>
+            </w:r>
+          </w:p>
+        </w:tc>
+        <w:tc>
+          <w:tcPr>
+            <w:tcW w:type="dxa" w:w="2664"/>
+            <w:vAlign w:val="center"/>
+            <w:shd w:fill="FFFFFF"/>
+          </w:tcPr>
+          <w:p>
+            <w:pPr>
+              <w:spacing w:after="40" w:before="40" w:line="259" w:lineRule="auto"/>
+              <w:jc w:val="left"/>
             </w:pPr>
             <w:r/>
             <w:r>
@@ -1415,19 +2280,20 @@
                 <w:color w:val="1F2937"/>
                 <w:sz w:val="17"/>
               </w:rPr>
-              <w:t>RF-08</w:t>
+              <w:t>Cola de Reintentos Offline</w:t>
             </w:r>
           </w:p>
         </w:tc>
         <w:tc>
           <w:tcPr>
-            <w:tcW w:type="dxa" w:w="2376"/>
+            <w:tcW w:type="dxa" w:w="6336"/>
             <w:vAlign w:val="center"/>
-            <w:shd w:fill="F0FDFA"/>
+            <w:shd w:fill="FFFFFF"/>
           </w:tcPr>
           <w:p>
             <w:pPr>
-              <w:spacing w:after="0"/>
+              <w:spacing w:after="40" w:before="40" w:line="259" w:lineRule="auto"/>
+              <w:jc w:val="left"/>
             </w:pPr>
             <w:r/>
             <w:r>
@@ -1437,19 +2303,45 @@
                 <w:color w:val="1F2937"/>
                 <w:sz w:val="17"/>
               </w:rPr>
-              <w:t>Administrar configuración</w:t>
+              <w:t>Si la red falla durante el cierre, almacena la notificación en cola para reintento con un clic.</w:t>
+            </w:r>
+          </w:p>
+        </w:tc>
+      </w:tr>
+      <w:tr>
+        <w:tc>
+          <w:tcPr>
+            <w:tcW w:type="dxa" w:w="1080"/>
+            <w:vAlign w:val="center"/>
+            <w:shd w:fill="F0FDFA"/>
+          </w:tcPr>
+          <w:p>
+            <w:pPr>
+              <w:spacing w:after="40" w:before="40" w:line="259" w:lineRule="auto"/>
+              <w:jc w:val="center"/>
+            </w:pPr>
+            <w:r/>
+            <w:r>
+              <w:rPr>
+                <w:rFonts w:ascii="Aptos" w:hAnsi="Aptos"/>
+                <w:b/>
+                <w:color w:val="1F2937"/>
+                <w:sz w:val="17"/>
+              </w:rPr>
+              <w:t>RF-14</w:t>
             </w:r>
           </w:p>
         </w:tc>
         <w:tc>
           <w:tcPr>
-            <w:tcW w:type="dxa" w:w="6984"/>
+            <w:tcW w:type="dxa" w:w="2664"/>
             <w:vAlign w:val="center"/>
             <w:shd w:fill="F0FDFA"/>
           </w:tcPr>
           <w:p>
             <w:pPr>
-              <w:spacing w:after="0"/>
+              <w:spacing w:after="40" w:before="40" w:line="259" w:lineRule="auto"/>
+              <w:jc w:val="left"/>
             </w:pPr>
             <w:r/>
             <w:r>
@@ -1459,7 +2351,101 @@
                 <w:color w:val="1F2937"/>
                 <w:sz w:val="17"/>
               </w:rPr>
-              <w:t>Se puede cambiar el inicio de la rotación y reiniciar el historial mediante la interfaz.</w:t>
+              <w:t>Administración de Dotación</w:t>
+            </w:r>
+          </w:p>
+        </w:tc>
+        <w:tc>
+          <w:tcPr>
+            <w:tcW w:type="dxa" w:w="6336"/>
+            <w:vAlign w:val="center"/>
+            <w:shd w:fill="F0FDFA"/>
+          </w:tcPr>
+          <w:p>
+            <w:pPr>
+              <w:spacing w:after="40" w:before="40" w:line="259" w:lineRule="auto"/>
+              <w:jc w:val="left"/>
+            </w:pPr>
+            <w:r/>
+            <w:r>
+              <w:rPr>
+                <w:rFonts w:ascii="Aptos" w:hAnsi="Aptos"/>
+                <w:b w:val="0"/>
+                <w:color w:val="1F2937"/>
+                <w:sz w:val="17"/>
+              </w:rPr>
+              <w:t>Permite agregar, editar, reordenar (⬆/⬇) y retirar funcionarios manteniendo coherencia histórica.</w:t>
+            </w:r>
+          </w:p>
+        </w:tc>
+      </w:tr>
+      <w:tr>
+        <w:tc>
+          <w:tcPr>
+            <w:tcW w:type="dxa" w:w="1080"/>
+            <w:vAlign w:val="center"/>
+            <w:shd w:fill="FFFFFF"/>
+          </w:tcPr>
+          <w:p>
+            <w:pPr>
+              <w:spacing w:after="40" w:before="40" w:line="259" w:lineRule="auto"/>
+              <w:jc w:val="center"/>
+            </w:pPr>
+            <w:r/>
+            <w:r>
+              <w:rPr>
+                <w:rFonts w:ascii="Aptos" w:hAnsi="Aptos"/>
+                <w:b/>
+                <w:color w:val="1F2937"/>
+                <w:sz w:val="17"/>
+              </w:rPr>
+              <w:t>RF-15</w:t>
+            </w:r>
+          </w:p>
+        </w:tc>
+        <w:tc>
+          <w:tcPr>
+            <w:tcW w:type="dxa" w:w="2664"/>
+            <w:vAlign w:val="center"/>
+            <w:shd w:fill="FFFFFF"/>
+          </w:tcPr>
+          <w:p>
+            <w:pPr>
+              <w:spacing w:after="40" w:before="40" w:line="259" w:lineRule="auto"/>
+              <w:jc w:val="left"/>
+            </w:pPr>
+            <w:r/>
+            <w:r>
+              <w:rPr>
+                <w:rFonts w:ascii="Aptos" w:hAnsi="Aptos"/>
+                <w:b w:val="0"/>
+                <w:color w:val="1F2937"/>
+                <w:sz w:val="17"/>
+              </w:rPr>
+              <w:t>Copias de Seguridad y Restauración</w:t>
+            </w:r>
+          </w:p>
+        </w:tc>
+        <w:tc>
+          <w:tcPr>
+            <w:tcW w:type="dxa" w:w="6336"/>
+            <w:vAlign w:val="center"/>
+            <w:shd w:fill="FFFFFF"/>
+          </w:tcPr>
+          <w:p>
+            <w:pPr>
+              <w:spacing w:after="40" w:before="40" w:line="259" w:lineRule="auto"/>
+              <w:jc w:val="left"/>
+            </w:pPr>
+            <w:r/>
+            <w:r>
+              <w:rPr>
+                <w:rFonts w:ascii="Aptos" w:hAnsi="Aptos"/>
+                <w:b w:val="0"/>
+                <w:color w:val="1F2937"/>
+                <w:sz w:val="17"/>
+              </w:rPr>
+              <w:t>Genera copias automáticas fechadas en /backups y permite restaurar creando un respaldo pre_restore.</w:t>
             </w:r>
           </w:p>
         </w:tc>
@@ -1467,16 +2453,16 @@
     </w:tbl>
     <w:p>
       <w:pPr>
-        <w:spacing w:after="0"/>
+        <w:spacing w:after="40"/>
       </w:pPr>
     </w:p>
     <w:p>
       <w:pPr>
         <w:pStyle w:val="Heading2"/>
-        <w:spacing w:before="160" w:after="100"/>
+        <w:spacing w:before="180" w:after="80"/>
       </w:pPr>
       <w:r>
-        <w:t>5.2 Requerimientos no funcionales</w:t>
+        <w:t>5.2 Requerimientos No Funcionales (RNF)</w:t>
       </w:r>
     </w:p>
     <w:tbl>
@@ -1495,19 +2481,21 @@
         </w:tblBorders>
       </w:tblPr>
       <w:tblGrid>
-        <w:gridCol w:w="5040"/>
-        <w:gridCol w:w="5040"/>
+        <w:gridCol w:w="3360"/>
+        <w:gridCol w:w="3360"/>
+        <w:gridCol w:w="3360"/>
       </w:tblGrid>
       <w:tr>
         <w:tc>
           <w:tcPr>
-            <w:tcW w:type="dxa" w:w="2232"/>
+            <w:tcW w:type="dxa" w:w="1152"/>
             <w:vAlign w:val="center"/>
             <w:shd w:fill="0F766E"/>
           </w:tcPr>
           <w:p>
             <w:pPr>
-              <w:spacing w:after="0"/>
+              <w:spacing w:after="40" w:before="40" w:line="259" w:lineRule="auto"/>
+              <w:jc w:val="center"/>
             </w:pPr>
             <w:r/>
             <w:r>
@@ -1517,19 +2505,20 @@
                 <w:color w:val="FFFFFF"/>
                 <w:sz w:val="18"/>
               </w:rPr>
-              <w:t>Aspecto</w:t>
+              <w:t>ID</w:t>
             </w:r>
           </w:p>
         </w:tc>
         <w:tc>
           <w:tcPr>
-            <w:tcW w:type="dxa" w:w="7920"/>
+            <w:tcW w:type="dxa" w:w="2592"/>
             <w:vAlign w:val="center"/>
             <w:shd w:fill="0F766E"/>
           </w:tcPr>
           <w:p>
             <w:pPr>
-              <w:spacing w:after="0"/>
+              <w:spacing w:after="40" w:before="40" w:line="259" w:lineRule="auto"/>
+              <w:jc w:val="left"/>
             </w:pPr>
             <w:r/>
             <w:r>
@@ -1539,7 +2528,30 @@
                 <w:color w:val="FFFFFF"/>
                 <w:sz w:val="18"/>
               </w:rPr>
-              <w:t>Condición actual</w:t>
+              <w:t>Atributo de Calidad</w:t>
+            </w:r>
+          </w:p>
+        </w:tc>
+        <w:tc>
+          <w:tcPr>
+            <w:tcW w:type="dxa" w:w="6336"/>
+            <w:vAlign w:val="center"/>
+            <w:shd w:fill="0F766E"/>
+          </w:tcPr>
+          <w:p>
+            <w:pPr>
+              <w:spacing w:after="40" w:before="40" w:line="259" w:lineRule="auto"/>
+              <w:jc w:val="left"/>
+            </w:pPr>
+            <w:r/>
+            <w:r>
+              <w:rPr>
+                <w:rFonts w:ascii="Aptos" w:hAnsi="Aptos"/>
+                <w:b/>
+                <w:color w:val="FFFFFF"/>
+                <w:sz w:val="18"/>
+              </w:rPr>
+              <w:t>Criterio de Cumplimiento Técnico</w:t>
             </w:r>
           </w:p>
         </w:tc>
@@ -1547,13 +2559,37 @@
       <w:tr>
         <w:tc>
           <w:tcPr>
-            <w:tcW w:type="dxa" w:w="2232"/>
+            <w:tcW w:type="dxa" w:w="1152"/>
             <w:vAlign w:val="center"/>
-            <w:shd w:fill="F0FDFA"/>
+            <w:shd w:fill="FFFFFF"/>
           </w:tcPr>
           <w:p>
             <w:pPr>
-              <w:spacing w:after="0"/>
+              <w:spacing w:after="40" w:before="40" w:line="259" w:lineRule="auto"/>
+              <w:jc w:val="center"/>
+            </w:pPr>
+            <w:r/>
+            <w:r>
+              <w:rPr>
+                <w:rFonts w:ascii="Aptos" w:hAnsi="Aptos"/>
+                <w:b/>
+                <w:color w:val="1F2937"/>
+                <w:sz w:val="17"/>
+              </w:rPr>
+              <w:t>RNF-01</w:t>
+            </w:r>
+          </w:p>
+        </w:tc>
+        <w:tc>
+          <w:tcPr>
+            <w:tcW w:type="dxa" w:w="2592"/>
+            <w:vAlign w:val="center"/>
+            <w:shd w:fill="FFFFFF"/>
+          </w:tcPr>
+          <w:p>
+            <w:pPr>
+              <w:spacing w:after="40" w:before="40" w:line="259" w:lineRule="auto"/>
+              <w:jc w:val="left"/>
             </w:pPr>
             <w:r/>
             <w:r>
@@ -1563,19 +2599,20 @@
                 <w:color w:val="1F2937"/>
                 <w:sz w:val="17"/>
               </w:rPr>
-              <w:t>Plataforma</w:t>
+              <w:t>Plataforma y Portabilidad</w:t>
             </w:r>
           </w:p>
         </w:tc>
         <w:tc>
           <w:tcPr>
-            <w:tcW w:type="dxa" w:w="7920"/>
+            <w:tcW w:type="dxa" w:w="6336"/>
             <w:vAlign w:val="center"/>
-            <w:shd w:fill="F0FDFA"/>
+            <w:shd w:fill="FFFFFF"/>
           </w:tcPr>
           <w:p>
             <w:pPr>
-              <w:spacing w:after="0"/>
+              <w:spacing w:after="40" w:before="40" w:line="259" w:lineRule="auto"/>
+              <w:jc w:val="left"/>
             </w:pPr>
             <w:r/>
             <w:r>
@@ -1585,7 +2622,7 @@
                 <w:color w:val="1F2937"/>
                 <w:sz w:val="17"/>
               </w:rPr>
-              <w:t>Aplicación de escritorio orientada a Windows y distribuible con PyInstaller.</w:t>
+              <w:t>Ejecución en Windows 10/11 como standalone .exe empaquetado con PyInstaller, sin requerir Python.</w:t>
             </w:r>
           </w:p>
         </w:tc>
@@ -1593,12 +2630,37 @@
       <w:tr>
         <w:tc>
           <w:tcPr>
-            <w:tcW w:type="dxa" w:w="2232"/>
+            <w:tcW w:type="dxa" w:w="1152"/>
             <w:vAlign w:val="center"/>
+            <w:shd w:fill="F0FDFA"/>
           </w:tcPr>
           <w:p>
             <w:pPr>
-              <w:spacing w:after="0"/>
+              <w:spacing w:after="40" w:before="40" w:line="259" w:lineRule="auto"/>
+              <w:jc w:val="center"/>
+            </w:pPr>
+            <w:r/>
+            <w:r>
+              <w:rPr>
+                <w:rFonts w:ascii="Aptos" w:hAnsi="Aptos"/>
+                <w:b/>
+                <w:color w:val="1F2937"/>
+                <w:sz w:val="17"/>
+              </w:rPr>
+              <w:t>RNF-02</w:t>
+            </w:r>
+          </w:p>
+        </w:tc>
+        <w:tc>
+          <w:tcPr>
+            <w:tcW w:type="dxa" w:w="2592"/>
+            <w:vAlign w:val="center"/>
+            <w:shd w:fill="F0FDFA"/>
+          </w:tcPr>
+          <w:p>
+            <w:pPr>
+              <w:spacing w:after="40" w:before="40" w:line="259" w:lineRule="auto"/>
+              <w:jc w:val="left"/>
             </w:pPr>
             <w:r/>
             <w:r>
@@ -1608,18 +2670,20 @@
                 <w:color w:val="1F2937"/>
                 <w:sz w:val="17"/>
               </w:rPr>
-              <w:t>Operación</w:t>
+              <w:t>Velocidad de Respuesta</w:t>
             </w:r>
           </w:p>
         </w:tc>
         <w:tc>
           <w:tcPr>
-            <w:tcW w:type="dxa" w:w="7920"/>
+            <w:tcW w:type="dxa" w:w="6336"/>
             <w:vAlign w:val="center"/>
+            <w:shd w:fill="F0FDFA"/>
           </w:tcPr>
           <w:p>
             <w:pPr>
-              <w:spacing w:after="0"/>
+              <w:spacing w:after="40" w:before="40" w:line="259" w:lineRule="auto"/>
+              <w:jc w:val="left"/>
             </w:pPr>
             <w:r/>
             <w:r>
@@ -1629,7 +2693,7 @@
                 <w:color w:val="1F2937"/>
                 <w:sz w:val="17"/>
               </w:rPr>
-              <w:t>Funcionamiento local, sin dependencia de un servidor remoto.</w:t>
+              <w:t>Cálculo de planificación mensual en &lt;1 segundo y generación de archivo Excel en &lt;2 segundos.</w:t>
             </w:r>
           </w:p>
         </w:tc>
@@ -1637,13 +2701,37 @@
       <w:tr>
         <w:tc>
           <w:tcPr>
-            <w:tcW w:type="dxa" w:w="2232"/>
+            <w:tcW w:type="dxa" w:w="1152"/>
             <w:vAlign w:val="center"/>
-            <w:shd w:fill="F0FDFA"/>
+            <w:shd w:fill="FFFFFF"/>
           </w:tcPr>
           <w:p>
             <w:pPr>
-              <w:spacing w:after="0"/>
+              <w:spacing w:after="40" w:before="40" w:line="259" w:lineRule="auto"/>
+              <w:jc w:val="center"/>
+            </w:pPr>
+            <w:r/>
+            <w:r>
+              <w:rPr>
+                <w:rFonts w:ascii="Aptos" w:hAnsi="Aptos"/>
+                <w:b/>
+                <w:color w:val="1F2937"/>
+                <w:sz w:val="17"/>
+              </w:rPr>
+              <w:t>RNF-03</w:t>
+            </w:r>
+          </w:p>
+        </w:tc>
+        <w:tc>
+          <w:tcPr>
+            <w:tcW w:type="dxa" w:w="2592"/>
+            <w:vAlign w:val="center"/>
+            <w:shd w:fill="FFFFFF"/>
+          </w:tcPr>
+          <w:p>
+            <w:pPr>
+              <w:spacing w:after="40" w:before="40" w:line="259" w:lineRule="auto"/>
+              <w:jc w:val="left"/>
             </w:pPr>
             <w:r/>
             <w:r>
@@ -1653,19 +2741,20 @@
                 <w:color w:val="1F2937"/>
                 <w:sz w:val="17"/>
               </w:rPr>
-              <w:t>Persistencia</w:t>
+              <w:t>Operación Desconectada (Offline)</w:t>
             </w:r>
           </w:p>
         </w:tc>
         <w:tc>
           <w:tcPr>
-            <w:tcW w:type="dxa" w:w="7920"/>
+            <w:tcW w:type="dxa" w:w="6336"/>
             <w:vAlign w:val="center"/>
-            <w:shd w:fill="F0FDFA"/>
+            <w:shd w:fill="FFFFFF"/>
           </w:tcPr>
           <w:p>
             <w:pPr>
-              <w:spacing w:after="0"/>
+              <w:spacing w:after="40" w:before="40" w:line="259" w:lineRule="auto"/>
+              <w:jc w:val="left"/>
             </w:pPr>
             <w:r/>
             <w:r>
@@ -1675,7 +2764,7 @@
                 <w:color w:val="1F2937"/>
                 <w:sz w:val="17"/>
               </w:rPr>
-              <w:t>Datos almacenados en JSON y protegidos durante el guardado mediante archivo temporal.</w:t>
+              <w:t>El cálculo, visualización y exportación funcionan 100% de forma local sin depender de Internet.</w:t>
             </w:r>
           </w:p>
         </w:tc>
@@ -1683,12 +2772,37 @@
       <w:tr>
         <w:tc>
           <w:tcPr>
-            <w:tcW w:type="dxa" w:w="2232"/>
+            <w:tcW w:type="dxa" w:w="1152"/>
             <w:vAlign w:val="center"/>
+            <w:shd w:fill="F0FDFA"/>
           </w:tcPr>
           <w:p>
             <w:pPr>
-              <w:spacing w:after="0"/>
+              <w:spacing w:after="40" w:before="40" w:line="259" w:lineRule="auto"/>
+              <w:jc w:val="center"/>
+            </w:pPr>
+            <w:r/>
+            <w:r>
+              <w:rPr>
+                <w:rFonts w:ascii="Aptos" w:hAnsi="Aptos"/>
+                <w:b/>
+                <w:color w:val="1F2937"/>
+                <w:sz w:val="17"/>
+              </w:rPr>
+              <w:t>RNF-04</w:t>
+            </w:r>
+          </w:p>
+        </w:tc>
+        <w:tc>
+          <w:tcPr>
+            <w:tcW w:type="dxa" w:w="2592"/>
+            <w:vAlign w:val="center"/>
+            <w:shd w:fill="F0FDFA"/>
+          </w:tcPr>
+          <w:p>
+            <w:pPr>
+              <w:spacing w:after="40" w:before="40" w:line="259" w:lineRule="auto"/>
+              <w:jc w:val="left"/>
             </w:pPr>
             <w:r/>
             <w:r>
@@ -1698,18 +2812,20 @@
                 <w:color w:val="1F2937"/>
                 <w:sz w:val="17"/>
               </w:rPr>
-              <w:t>Usabilidad</w:t>
+              <w:t>Persistencia Atómica</w:t>
             </w:r>
           </w:p>
         </w:tc>
         <w:tc>
           <w:tcPr>
-            <w:tcW w:type="dxa" w:w="7920"/>
+            <w:tcW w:type="dxa" w:w="6336"/>
             <w:vAlign w:val="center"/>
+            <w:shd w:fill="F0FDFA"/>
           </w:tcPr>
           <w:p>
             <w:pPr>
-              <w:spacing w:after="0"/>
+              <w:spacing w:after="40" w:before="40" w:line="259" w:lineRule="auto"/>
+              <w:jc w:val="left"/>
             </w:pPr>
             <w:r/>
             <w:r>
@@ -1719,7 +2835,7 @@
                 <w:color w:val="1F2937"/>
                 <w:sz w:val="17"/>
               </w:rPr>
-              <w:t>Interfaz gráfica con confirmaciones y mensajes de estado para operaciones relevantes.</w:t>
+              <w:t>Escritura segura en config.json (.tmp -&gt; fsync -&gt; os.replace) para evitar corrupción ante cortes eléctricos.</w:t>
             </w:r>
           </w:p>
         </w:tc>
@@ -1727,13 +2843,37 @@
       <w:tr>
         <w:tc>
           <w:tcPr>
-            <w:tcW w:type="dxa" w:w="2232"/>
+            <w:tcW w:type="dxa" w:w="1152"/>
             <w:vAlign w:val="center"/>
-            <w:shd w:fill="F0FDFA"/>
+            <w:shd w:fill="FFFFFF"/>
           </w:tcPr>
           <w:p>
             <w:pPr>
-              <w:spacing w:after="0"/>
+              <w:spacing w:after="40" w:before="40" w:line="259" w:lineRule="auto"/>
+              <w:jc w:val="center"/>
+            </w:pPr>
+            <w:r/>
+            <w:r>
+              <w:rPr>
+                <w:rFonts w:ascii="Aptos" w:hAnsi="Aptos"/>
+                <w:b/>
+                <w:color w:val="1F2937"/>
+                <w:sz w:val="17"/>
+              </w:rPr>
+              <w:t>RNF-05</w:t>
+            </w:r>
+          </w:p>
+        </w:tc>
+        <w:tc>
+          <w:tcPr>
+            <w:tcW w:type="dxa" w:w="2592"/>
+            <w:vAlign w:val="center"/>
+            <w:shd w:fill="FFFFFF"/>
+          </w:tcPr>
+          <w:p>
+            <w:pPr>
+              <w:spacing w:after="40" w:before="40" w:line="259" w:lineRule="auto"/>
+              <w:jc w:val="left"/>
             </w:pPr>
             <w:r/>
             <w:r>
@@ -1743,19 +2883,20 @@
                 <w:color w:val="1F2937"/>
                 <w:sz w:val="17"/>
               </w:rPr>
-              <w:t>Interoperabilidad</w:t>
+              <w:t>Ergonomía Visual</w:t>
             </w:r>
           </w:p>
         </w:tc>
         <w:tc>
           <w:tcPr>
-            <w:tcW w:type="dxa" w:w="7920"/>
+            <w:tcW w:type="dxa" w:w="6336"/>
             <w:vAlign w:val="center"/>
-            <w:shd w:fill="F0FDFA"/>
+            <w:shd w:fill="FFFFFF"/>
           </w:tcPr>
           <w:p>
             <w:pPr>
-              <w:spacing w:after="0"/>
+              <w:spacing w:after="40" w:before="40" w:line="259" w:lineRule="auto"/>
+              <w:jc w:val="left"/>
             </w:pPr>
             <w:r/>
             <w:r>
@@ -1765,7 +2906,7 @@
                 <w:color w:val="1F2937"/>
                 <w:sz w:val="17"/>
               </w:rPr>
-              <w:t>Salida en formato Excel mediante openpyxl y una plantilla incorporada.</w:t>
+              <w:t>Interfaz gráfica CustomTkinter en modo oscuro (#111418, #57C7B5), avatares visuales y control de cambios sucios (●).</w:t>
             </w:r>
           </w:p>
         </w:tc>
@@ -1773,12 +2914,37 @@
       <w:tr>
         <w:tc>
           <w:tcPr>
-            <w:tcW w:type="dxa" w:w="2232"/>
+            <w:tcW w:type="dxa" w:w="1152"/>
             <w:vAlign w:val="center"/>
+            <w:shd w:fill="F0FDFA"/>
           </w:tcPr>
           <w:p>
             <w:pPr>
-              <w:spacing w:after="0"/>
+              <w:spacing w:after="40" w:before="40" w:line="259" w:lineRule="auto"/>
+              <w:jc w:val="center"/>
+            </w:pPr>
+            <w:r/>
+            <w:r>
+              <w:rPr>
+                <w:rFonts w:ascii="Aptos" w:hAnsi="Aptos"/>
+                <w:b/>
+                <w:color w:val="1F2937"/>
+                <w:sz w:val="17"/>
+              </w:rPr>
+              <w:t>RNF-06</w:t>
+            </w:r>
+          </w:p>
+        </w:tc>
+        <w:tc>
+          <w:tcPr>
+            <w:tcW w:type="dxa" w:w="2592"/>
+            <w:vAlign w:val="center"/>
+            <w:shd w:fill="F0FDFA"/>
+          </w:tcPr>
+          <w:p>
+            <w:pPr>
+              <w:spacing w:after="40" w:before="40" w:line="259" w:lineRule="auto"/>
+              <w:jc w:val="left"/>
             </w:pPr>
             <w:r/>
             <w:r>
@@ -1788,18 +2954,20 @@
                 <w:color w:val="1F2937"/>
                 <w:sz w:val="17"/>
               </w:rPr>
-              <w:t>Regla anual</w:t>
+              <w:t>Privacidad y Seguridad</w:t>
             </w:r>
           </w:p>
         </w:tc>
         <w:tc>
           <w:tcPr>
-            <w:tcW w:type="dxa" w:w="7920"/>
+            <w:tcW w:type="dxa" w:w="6336"/>
             <w:vAlign w:val="center"/>
+            <w:shd w:fill="F0FDFA"/>
           </w:tcPr>
           <w:p>
             <w:pPr>
-              <w:spacing w:after="0"/>
+              <w:spacing w:after="40" w:before="40" w:line="259" w:lineRule="auto"/>
+              <w:jc w:val="left"/>
             </w:pPr>
             <w:r/>
             <w:r>
@@ -1809,7 +2977,7 @@
                 <w:color w:val="1F2937"/>
                 <w:sz w:val="17"/>
               </w:rPr>
-              <w:t>Calendario nacional chileno; los feriados móviles se comparan por nombre y se advierten los casos sin alternativa.</w:t>
+              <w:t>Sin almacenamiento local de contraseñas de correo; webhook seguro y sanitización de datos sensibles.</w:t>
             </w:r>
           </w:p>
         </w:tc>
@@ -1817,13 +2985,37 @@
       <w:tr>
         <w:tc>
           <w:tcPr>
-            <w:tcW w:type="dxa" w:w="2232"/>
+            <w:tcW w:type="dxa" w:w="1152"/>
             <w:vAlign w:val="center"/>
-            <w:shd w:fill="F0FDFA"/>
+            <w:shd w:fill="FFFFFF"/>
           </w:tcPr>
           <w:p>
             <w:pPr>
-              <w:spacing w:after="0"/>
+              <w:spacing w:after="40" w:before="40" w:line="259" w:lineRule="auto"/>
+              <w:jc w:val="center"/>
+            </w:pPr>
+            <w:r/>
+            <w:r>
+              <w:rPr>
+                <w:rFonts w:ascii="Aptos" w:hAnsi="Aptos"/>
+                <w:b/>
+                <w:color w:val="1F2937"/>
+                <w:sz w:val="17"/>
+              </w:rPr>
+              <w:t>RNF-07</w:t>
+            </w:r>
+          </w:p>
+        </w:tc>
+        <w:tc>
+          <w:tcPr>
+            <w:tcW w:type="dxa" w:w="2592"/>
+            <w:vAlign w:val="center"/>
+            <w:shd w:fill="FFFFFF"/>
+          </w:tcPr>
+          <w:p>
+            <w:pPr>
+              <w:spacing w:after="40" w:before="40" w:line="259" w:lineRule="auto"/>
+              <w:jc w:val="left"/>
             </w:pPr>
             <w:r/>
             <w:r>
@@ -1833,19 +3025,20 @@
                 <w:color w:val="1F2937"/>
                 <w:sz w:val="17"/>
               </w:rPr>
-              <w:t>Mantenibilidad</w:t>
+              <w:t>Confiabilidad Acreditada</w:t>
             </w:r>
           </w:p>
         </w:tc>
         <w:tc>
           <w:tcPr>
-            <w:tcW w:type="dxa" w:w="7920"/>
+            <w:tcW w:type="dxa" w:w="6336"/>
             <w:vAlign w:val="center"/>
-            <w:shd w:fill="F0FDFA"/>
+            <w:shd w:fill="FFFFFF"/>
           </w:tcPr>
           <w:p>
             <w:pPr>
-              <w:spacing w:after="0"/>
+              <w:spacing w:after="40" w:before="40" w:line="259" w:lineRule="auto"/>
+              <w:jc w:val="left"/>
             </w:pPr>
             <w:r/>
             <w:r>
@@ -1855,7 +3048,7 @@
                 <w:color w:val="1F2937"/>
                 <w:sz w:val="17"/>
               </w:rPr>
-              <w:t>Separación de vista, coordinación, lógica de negocio y exportación.</w:t>
+              <w:t>Suite completa de 132 pruebas automatizadas (pytest) con 100% de aprobación continua.</w:t>
             </w:r>
           </w:p>
         </w:tc>
@@ -1863,24 +3056,28 @@
     </w:tbl>
     <w:p>
       <w:pPr>
-        <w:spacing w:after="0"/>
+        <w:spacing w:after="40"/>
       </w:pPr>
     </w:p>
     <w:p>
       <w:pPr>
         <w:pStyle w:val="Heading1"/>
-        <w:spacing w:before="240" w:after="100"/>
+        <w:spacing w:before="260" w:after="80"/>
       </w:pPr>
       <w:r>
-        <w:t>6. Arquitectura del sistema</w:t>
+        <w:t>6. Arquitectura del Sistema</w:t>
       </w:r>
     </w:p>
     <w:p>
       <w:pPr>
-        <w:spacing w:after="120" w:line="259" w:lineRule="auto"/>
+        <w:spacing w:after="100" w:line="269" w:lineRule="auto"/>
       </w:pPr>
       <w:r>
-        <w:t>La aplicación utiliza una arquitectura MVC simple. La vista presenta la información y recibe acciones; el controlador coordina las operaciones; el modelo concentra la lógica de rotación y persistencia; y el componente de Excel transforma la planificación en un reporte distribuible.</w:t>
+        <w:rPr>
+          <w:rFonts w:ascii="Aptos" w:hAnsi="Aptos"/>
+          <w:sz w:val="19"/>
+        </w:rPr>
+        <w:t>La aplicación adopta una arquitectura modular Modelo-Vista-Controlador (MVC) desacoplada, optimizada para la robustez en entornos de escritorio y facilidad de mantenimiento:</w:t>
       </w:r>
     </w:p>
     <w:tbl>
@@ -1917,7 +3114,8 @@
           </w:tcPr>
           <w:p>
             <w:pPr>
-              <w:spacing w:after="0"/>
+              <w:spacing w:after="40" w:before="40" w:line="259" w:lineRule="auto"/>
+              <w:jc w:val="center"/>
             </w:pPr>
             <w:r/>
             <w:r>
@@ -1925,7 +3123,7 @@
                 <w:rFonts w:ascii="Aptos" w:hAnsi="Aptos"/>
                 <w:b/>
                 <w:color w:val="FFFFFF"/>
-                <w:sz w:val="18"/>
+                <w:sz w:val="17"/>
               </w:rPr>
               <w:t>main.py</w:t>
             </w:r>
@@ -1938,7 +3136,8 @@
           </w:tcPr>
           <w:p>
             <w:pPr>
-              <w:spacing w:after="0"/>
+              <w:spacing w:after="40" w:before="40" w:line="259" w:lineRule="auto"/>
+              <w:jc w:val="center"/>
             </w:pPr>
             <w:r/>
             <w:r>
@@ -1946,7 +3145,7 @@
                 <w:rFonts w:ascii="Aptos" w:hAnsi="Aptos"/>
                 <w:b/>
                 <w:color w:val="0F766E"/>
-                <w:sz w:val="24"/>
+                <w:sz w:val="22"/>
               </w:rPr>
               <w:t xml:space="preserve">  →  </w:t>
             </w:r>
@@ -1960,7 +3159,8 @@
           </w:tcPr>
           <w:p>
             <w:pPr>
-              <w:spacing w:after="0"/>
+              <w:spacing w:after="40" w:before="40" w:line="259" w:lineRule="auto"/>
+              <w:jc w:val="center"/>
             </w:pPr>
             <w:r/>
             <w:r>
@@ -1968,7 +3168,7 @@
                 <w:rFonts w:ascii="Aptos" w:hAnsi="Aptos"/>
                 <w:b/>
                 <w:color w:val="FFFFFF"/>
-                <w:sz w:val="18"/>
+                <w:sz w:val="17"/>
               </w:rPr>
               <w:t>MainController</w:t>
             </w:r>
@@ -1981,7 +3181,8 @@
           </w:tcPr>
           <w:p>
             <w:pPr>
-              <w:spacing w:after="0"/>
+              <w:spacing w:after="40" w:before="40" w:line="259" w:lineRule="auto"/>
+              <w:jc w:val="center"/>
             </w:pPr>
             <w:r/>
             <w:r>
@@ -1989,7 +3190,7 @@
                 <w:rFonts w:ascii="Aptos" w:hAnsi="Aptos"/>
                 <w:b/>
                 <w:color w:val="0F766E"/>
-                <w:sz w:val="24"/>
+                <w:sz w:val="22"/>
               </w:rPr>
               <w:t xml:space="preserve">  →  </w:t>
             </w:r>
@@ -2003,7 +3204,8 @@
           </w:tcPr>
           <w:p>
             <w:pPr>
-              <w:spacing w:after="0"/>
+              <w:spacing w:after="40" w:before="40" w:line="259" w:lineRule="auto"/>
+              <w:jc w:val="center"/>
             </w:pPr>
             <w:r/>
             <w:r>
@@ -2011,7 +3213,7 @@
                 <w:rFonts w:ascii="Aptos" w:hAnsi="Aptos"/>
                 <w:b/>
                 <w:color w:val="FFFFFF"/>
-                <w:sz w:val="18"/>
+                <w:sz w:val="17"/>
               </w:rPr>
               <w:t>TurnosApp</w:t>
             </w:r>
@@ -2024,7 +3226,8 @@
           </w:tcPr>
           <w:p>
             <w:pPr>
-              <w:spacing w:after="0"/>
+              <w:spacing w:after="40" w:before="40" w:line="259" w:lineRule="auto"/>
+              <w:jc w:val="center"/>
             </w:pPr>
             <w:r/>
             <w:r>
@@ -2032,7 +3235,7 @@
                 <w:rFonts w:ascii="Aptos" w:hAnsi="Aptos"/>
                 <w:b/>
                 <w:color w:val="0F766E"/>
-                <w:sz w:val="24"/>
+                <w:sz w:val="22"/>
               </w:rPr>
               <w:t xml:space="preserve">  →  </w:t>
             </w:r>
@@ -2046,7 +3249,8 @@
           </w:tcPr>
           <w:p>
             <w:pPr>
-              <w:spacing w:after="0"/>
+              <w:spacing w:after="40" w:before="40" w:line="259" w:lineRule="auto"/>
+              <w:jc w:val="center"/>
             </w:pPr>
             <w:r/>
             <w:r>
@@ -2054,7 +3258,7 @@
                 <w:rFonts w:ascii="Aptos" w:hAnsi="Aptos"/>
                 <w:b/>
                 <w:color w:val="FFFFFF"/>
-                <w:sz w:val="18"/>
+                <w:sz w:val="17"/>
               </w:rPr>
               <w:t>ShiftManager</w:t>
             </w:r>
@@ -2067,7 +3271,8 @@
           </w:tcPr>
           <w:p>
             <w:pPr>
-              <w:spacing w:after="0"/>
+              <w:spacing w:after="40" w:before="40" w:line="259" w:lineRule="auto"/>
+              <w:jc w:val="center"/>
             </w:pPr>
             <w:r/>
             <w:r>
@@ -2075,7 +3280,7 @@
                 <w:rFonts w:ascii="Aptos" w:hAnsi="Aptos"/>
                 <w:b/>
                 <w:color w:val="0F766E"/>
-                <w:sz w:val="24"/>
+                <w:sz w:val="22"/>
               </w:rPr>
               <w:t xml:space="preserve">  →  </w:t>
             </w:r>
@@ -2089,7 +3294,8 @@
           </w:tcPr>
           <w:p>
             <w:pPr>
-              <w:spacing w:after="0"/>
+              <w:spacing w:after="40" w:before="40" w:line="259" w:lineRule="auto"/>
+              <w:jc w:val="center"/>
             </w:pPr>
             <w:r/>
             <w:r>
@@ -2097,7 +3303,7 @@
                 <w:rFonts w:ascii="Aptos" w:hAnsi="Aptos"/>
                 <w:b/>
                 <w:color w:val="FFFFFF"/>
-                <w:sz w:val="18"/>
+                <w:sz w:val="17"/>
               </w:rPr>
               <w:t>ExcelHandler</w:t>
             </w:r>
@@ -2107,7 +3313,7 @@
     </w:tbl>
     <w:p>
       <w:pPr>
-        <w:spacing w:after="0"/>
+        <w:spacing w:after="40"/>
       </w:pPr>
     </w:p>
     <w:p>
@@ -2116,7 +3322,7 @@
         <w:jc w:val="center"/>
       </w:pPr>
       <w:r>
-        <w:t>Diagrama 1. Componentes principales y relación de coordinación.</w:t>
+        <w:t>Diagrama 1. Flujo de invocación y coordinación MVC del sistema.</w:t>
       </w:r>
     </w:p>
     <w:tbl>
@@ -2135,19 +3341,21 @@
         </w:tblBorders>
       </w:tblPr>
       <w:tblGrid>
-        <w:gridCol w:w="5040"/>
-        <w:gridCol w:w="5040"/>
+        <w:gridCol w:w="3360"/>
+        <w:gridCol w:w="3360"/>
+        <w:gridCol w:w="3360"/>
       </w:tblGrid>
       <w:tr>
         <w:tc>
           <w:tcPr>
-            <w:tcW w:type="dxa" w:w="2160"/>
+            <w:tcW w:type="dxa" w:w="1728"/>
             <w:vAlign w:val="center"/>
             <w:shd w:fill="0F766E"/>
           </w:tcPr>
           <w:p>
             <w:pPr>
-              <w:spacing w:after="0"/>
+              <w:spacing w:after="40" w:before="40" w:line="259" w:lineRule="auto"/>
+              <w:jc w:val="center"/>
             </w:pPr>
             <w:r/>
             <w:r>
@@ -2157,19 +3365,20 @@
                 <w:color w:val="FFFFFF"/>
                 <w:sz w:val="18"/>
               </w:rPr>
-              <w:t>Componente</w:t>
+              <w:t>Módulo / Capa</w:t>
             </w:r>
           </w:p>
         </w:tc>
         <w:tc>
           <w:tcPr>
-            <w:tcW w:type="dxa" w:w="7992"/>
+            <w:tcW w:type="dxa" w:w="3168"/>
             <w:vAlign w:val="center"/>
             <w:shd w:fill="0F766E"/>
           </w:tcPr>
           <w:p>
             <w:pPr>
-              <w:spacing w:after="0"/>
+              <w:spacing w:after="40" w:before="40" w:line="259" w:lineRule="auto"/>
+              <w:jc w:val="left"/>
             </w:pPr>
             <w:r/>
             <w:r>
@@ -2179,7 +3388,30 @@
                 <w:color w:val="FFFFFF"/>
                 <w:sz w:val="18"/>
               </w:rPr>
-              <w:t>Responsabilidad</w:t>
+              <w:t>Archivo / Componente</w:t>
+            </w:r>
+          </w:p>
+        </w:tc>
+        <w:tc>
+          <w:tcPr>
+            <w:tcW w:type="dxa" w:w="5184"/>
+            <w:vAlign w:val="center"/>
+            <w:shd w:fill="0F766E"/>
+          </w:tcPr>
+          <w:p>
+            <w:pPr>
+              <w:spacing w:after="40" w:before="40" w:line="259" w:lineRule="auto"/>
+              <w:jc w:val="left"/>
+            </w:pPr>
+            <w:r/>
+            <w:r>
+              <w:rPr>
+                <w:rFonts w:ascii="Aptos" w:hAnsi="Aptos"/>
+                <w:b/>
+                <w:color w:val="FFFFFF"/>
+                <w:sz w:val="18"/>
+              </w:rPr>
+              <w:t>Responsabilidad Principal</w:t>
             </w:r>
           </w:p>
         </w:tc>
@@ -2187,13 +3419,37 @@
       <w:tr>
         <w:tc>
           <w:tcPr>
-            <w:tcW w:type="dxa" w:w="2160"/>
+            <w:tcW w:type="dxa" w:w="1728"/>
             <w:vAlign w:val="center"/>
-            <w:shd w:fill="F0FDFA"/>
+            <w:shd w:fill="FFFFFF"/>
           </w:tcPr>
           <w:p>
             <w:pPr>
-              <w:spacing w:after="0"/>
+              <w:spacing w:after="40" w:before="40" w:line="259" w:lineRule="auto"/>
+              <w:jc w:val="center"/>
+            </w:pPr>
+            <w:r/>
+            <w:r>
+              <w:rPr>
+                <w:rFonts w:ascii="Aptos" w:hAnsi="Aptos"/>
+                <w:b/>
+                <w:color w:val="1F2937"/>
+                <w:sz w:val="17"/>
+              </w:rPr>
+              <w:t>Entrada</w:t>
+            </w:r>
+          </w:p>
+        </w:tc>
+        <w:tc>
+          <w:tcPr>
+            <w:tcW w:type="dxa" w:w="3168"/>
+            <w:vAlign w:val="center"/>
+            <w:shd w:fill="FFFFFF"/>
+          </w:tcPr>
+          <w:p>
+            <w:pPr>
+              <w:spacing w:after="40" w:before="40" w:line="259" w:lineRule="auto"/>
+              <w:jc w:val="left"/>
             </w:pPr>
             <w:r/>
             <w:r>
@@ -2209,13 +3465,14 @@
         </w:tc>
         <w:tc>
           <w:tcPr>
-            <w:tcW w:type="dxa" w:w="7992"/>
+            <w:tcW w:type="dxa" w:w="5184"/>
             <w:vAlign w:val="center"/>
-            <w:shd w:fill="F0FDFA"/>
+            <w:shd w:fill="FFFFFF"/>
           </w:tcPr>
           <w:p>
             <w:pPr>
-              <w:spacing w:after="0"/>
+              <w:spacing w:after="40" w:before="40" w:line="259" w:lineRule="auto"/>
+              <w:jc w:val="left"/>
             </w:pPr>
             <w:r/>
             <w:r>
@@ -2225,7 +3482,7 @@
                 <w:color w:val="1F2937"/>
                 <w:sz w:val="17"/>
               </w:rPr>
-              <w:t>Determina la ruta raíz y pone en marcha la aplicación.</w:t>
+              <w:t>Punto de acceso. Resuelve rutas (AppData vs Portable), captura errores globales y lanza la GUI.</w:t>
             </w:r>
           </w:p>
         </w:tc>
@@ -2233,12 +3490,14 @@
       <w:tr>
         <w:tc>
           <w:tcPr>
-            <w:tcW w:type="dxa" w:w="2160"/>
+            <w:tcW w:type="dxa" w:w="1728"/>
             <w:vAlign w:val="center"/>
+            <w:shd w:fill="F0FDFA"/>
           </w:tcPr>
           <w:p>
             <w:pPr>
-              <w:spacing w:after="0"/>
+              <w:spacing w:after="40" w:before="40" w:line="259" w:lineRule="auto"/>
+              <w:jc w:val="left"/>
             </w:pPr>
             <w:r/>
             <w:r>
@@ -2248,18 +3507,20 @@
                 <w:color w:val="1F2937"/>
                 <w:sz w:val="17"/>
               </w:rPr>
-              <w:t>MainController</w:t>
+              <w:t>Controlador</w:t>
             </w:r>
           </w:p>
         </w:tc>
         <w:tc>
           <w:tcPr>
-            <w:tcW w:type="dxa" w:w="7992"/>
+            <w:tcW w:type="dxa" w:w="3168"/>
             <w:vAlign w:val="center"/>
+            <w:shd w:fill="F0FDFA"/>
           </w:tcPr>
           <w:p>
             <w:pPr>
-              <w:spacing w:after="0"/>
+              <w:spacing w:after="40" w:before="40" w:line="259" w:lineRule="auto"/>
+              <w:jc w:val="left"/>
             </w:pPr>
             <w:r/>
             <w:r>
@@ -2269,21 +3530,20 @@
                 <w:color w:val="1F2937"/>
                 <w:sz w:val="17"/>
               </w:rPr>
-              <w:t>Expone operaciones a la interfaz, coordina previsión, exportación y cierre.</w:t>
+              <w:t>controllers/main_controller.py</w:t>
             </w:r>
           </w:p>
         </w:tc>
-      </w:tr>
-      <w:tr>
         <w:tc>
           <w:tcPr>
-            <w:tcW w:type="dxa" w:w="2160"/>
+            <w:tcW w:type="dxa" w:w="5184"/>
             <w:vAlign w:val="center"/>
             <w:shd w:fill="F0FDFA"/>
           </w:tcPr>
           <w:p>
             <w:pPr>
-              <w:spacing w:after="0"/>
+              <w:spacing w:after="40" w:before="40" w:line="259" w:lineRule="auto"/>
+              <w:jc w:val="left"/>
             </w:pPr>
             <w:r/>
             <w:r>
@@ -2293,19 +3553,22 @@
                 <w:color w:val="1F2937"/>
                 <w:sz w:val="17"/>
               </w:rPr>
-              <w:t>TurnosApp</w:t>
+              <w:t>Orquestador de negocio. Conecta GUI con el modelo, encadena meses futuros y coordina exportación.</w:t>
             </w:r>
           </w:p>
         </w:tc>
+      </w:tr>
+      <w:tr>
         <w:tc>
           <w:tcPr>
-            <w:tcW w:type="dxa" w:w="7992"/>
+            <w:tcW w:type="dxa" w:w="1728"/>
             <w:vAlign w:val="center"/>
-            <w:shd w:fill="F0FDFA"/>
+            <w:shd w:fill="FFFFFF"/>
           </w:tcPr>
           <w:p>
             <w:pPr>
-              <w:spacing w:after="0"/>
+              <w:spacing w:after="40" w:before="40" w:line="259" w:lineRule="auto"/>
+              <w:jc w:val="left"/>
             </w:pPr>
             <w:r/>
             <w:r>
@@ -2315,20 +3578,20 @@
                 <w:color w:val="1F2937"/>
                 <w:sz w:val="17"/>
               </w:rPr>
-              <w:t>Gestiona las pestañas de planificación, calendario y ajustes.</w:t>
+              <w:t>Vista (UI)</w:t>
             </w:r>
           </w:p>
         </w:tc>
-      </w:tr>
-      <w:tr>
         <w:tc>
           <w:tcPr>
-            <w:tcW w:type="dxa" w:w="2160"/>
+            <w:tcW w:type="dxa" w:w="3168"/>
             <w:vAlign w:val="center"/>
+            <w:shd w:fill="FFFFFF"/>
           </w:tcPr>
           <w:p>
             <w:pPr>
-              <w:spacing w:after="0"/>
+              <w:spacing w:after="40" w:before="40" w:line="259" w:lineRule="auto"/>
+              <w:jc w:val="left"/>
             </w:pPr>
             <w:r/>
             <w:r>
@@ -2338,18 +3601,20 @@
                 <w:color w:val="1F2937"/>
                 <w:sz w:val="17"/>
               </w:rPr>
-              <w:t>ShiftManager</w:t>
+              <w:t>views/gui.py</w:t>
             </w:r>
           </w:p>
         </w:tc>
         <w:tc>
           <w:tcPr>
-            <w:tcW w:type="dxa" w:w="7992"/>
+            <w:tcW w:type="dxa" w:w="5184"/>
             <w:vAlign w:val="center"/>
+            <w:shd w:fill="FFFFFF"/>
           </w:tcPr>
           <w:p>
             <w:pPr>
-              <w:spacing w:after="0"/>
+              <w:spacing w:after="40" w:before="40" w:line="259" w:lineRule="auto"/>
+              <w:jc w:val="left"/>
             </w:pPr>
             <w:r/>
             <w:r>
@@ -2359,7 +3624,7 @@
                 <w:color w:val="1F2937"/>
                 <w:sz w:val="17"/>
               </w:rPr>
-              <w:t>Calcula turnos, gestiona excepciones, historial, pendientes, snapshots y JSON.</w:t>
+              <w:t>Ventana principal CustomTkinter, control de hilos en segundo plano y detección de cambios sin guardar.</w:t>
             </w:r>
           </w:p>
         </w:tc>
@@ -2367,13 +3632,14 @@
       <w:tr>
         <w:tc>
           <w:tcPr>
-            <w:tcW w:type="dxa" w:w="2160"/>
+            <w:tcW w:type="dxa" w:w="1728"/>
             <w:vAlign w:val="center"/>
             <w:shd w:fill="F0FDFA"/>
           </w:tcPr>
           <w:p>
             <w:pPr>
-              <w:spacing w:after="0"/>
+              <w:spacing w:after="40" w:before="40" w:line="259" w:lineRule="auto"/>
+              <w:jc w:val="left"/>
             </w:pPr>
             <w:r/>
             <w:r>
@@ -2383,19 +3649,20 @@
                 <w:color w:val="1F2937"/>
                 <w:sz w:val="17"/>
               </w:rPr>
-              <w:t>ExcelHandler</w:t>
+              <w:t>Pestañas UI</w:t>
             </w:r>
           </w:p>
         </w:tc>
         <w:tc>
           <w:tcPr>
-            <w:tcW w:type="dxa" w:w="7992"/>
+            <w:tcW w:type="dxa" w:w="3168"/>
             <w:vAlign w:val="center"/>
             <w:shd w:fill="F0FDFA"/>
           </w:tcPr>
           <w:p>
             <w:pPr>
-              <w:spacing w:after="0"/>
+              <w:spacing w:after="40" w:before="40" w:line="259" w:lineRule="auto"/>
+              <w:jc w:val="left"/>
             </w:pPr>
             <w:r/>
             <w:r>
@@ -2405,7 +3672,456 @@
                 <w:color w:val="1F2937"/>
                 <w:sz w:val="17"/>
               </w:rPr>
-              <w:t>Construye la plantilla Excel en memoria, pinta la grilla y guarda el archivo de salida.</w:t>
+              <w:t>views/tabs/ (plan, calendar, settings)</w:t>
+            </w:r>
+          </w:p>
+        </w:tc>
+        <w:tc>
+          <w:tcPr>
+            <w:tcW w:type="dxa" w:w="5184"/>
+            <w:vAlign w:val="center"/>
+            <w:shd w:fill="F0FDFA"/>
+          </w:tcPr>
+          <w:p>
+            <w:pPr>
+              <w:spacing w:after="40" w:before="40" w:line="259" w:lineRule="auto"/>
+              <w:jc w:val="left"/>
+            </w:pPr>
+            <w:r/>
+            <w:r>
+              <w:rPr>
+                <w:rFonts w:ascii="Aptos" w:hAnsi="Aptos"/>
+                <w:b w:val="0"/>
+                <w:color w:val="1F2937"/>
+                <w:sz w:val="17"/>
+              </w:rPr>
+              <w:t>Vistas modulares para planificación semanal, calendario mensual y ajustes del sistema.</w:t>
+            </w:r>
+          </w:p>
+        </w:tc>
+      </w:tr>
+      <w:tr>
+        <w:tc>
+          <w:tcPr>
+            <w:tcW w:type="dxa" w:w="1728"/>
+            <w:vAlign w:val="center"/>
+            <w:shd w:fill="FFFFFF"/>
+          </w:tcPr>
+          <w:p>
+            <w:pPr>
+              <w:spacing w:after="40" w:before="40" w:line="259" w:lineRule="auto"/>
+              <w:jc w:val="center"/>
+            </w:pPr>
+            <w:r/>
+            <w:r>
+              <w:rPr>
+                <w:rFonts w:ascii="Aptos" w:hAnsi="Aptos"/>
+                <w:b/>
+                <w:color w:val="1F2937"/>
+                <w:sz w:val="17"/>
+              </w:rPr>
+              <w:t>Modelo</w:t>
+            </w:r>
+          </w:p>
+        </w:tc>
+        <w:tc>
+          <w:tcPr>
+            <w:tcW w:type="dxa" w:w="3168"/>
+            <w:vAlign w:val="center"/>
+            <w:shd w:fill="FFFFFF"/>
+          </w:tcPr>
+          <w:p>
+            <w:pPr>
+              <w:spacing w:after="40" w:before="40" w:line="259" w:lineRule="auto"/>
+              <w:jc w:val="left"/>
+            </w:pPr>
+            <w:r/>
+            <w:r>
+              <w:rPr>
+                <w:rFonts w:ascii="Aptos" w:hAnsi="Aptos"/>
+                <w:b w:val="0"/>
+                <w:color w:val="1F2937"/>
+                <w:sz w:val="17"/>
+              </w:rPr>
+              <w:t>models/shift_manager.py</w:t>
+            </w:r>
+          </w:p>
+        </w:tc>
+        <w:tc>
+          <w:tcPr>
+            <w:tcW w:type="dxa" w:w="5184"/>
+            <w:vAlign w:val="center"/>
+            <w:shd w:fill="FFFFFF"/>
+          </w:tcPr>
+          <w:p>
+            <w:pPr>
+              <w:spacing w:after="40" w:before="40" w:line="259" w:lineRule="auto"/>
+              <w:jc w:val="left"/>
+            </w:pPr>
+            <w:r/>
+            <w:r>
+              <w:rPr>
+                <w:rFonts w:ascii="Aptos" w:hAnsi="Aptos"/>
+                <w:b w:val="0"/>
+                <w:color w:val="1F2937"/>
+                <w:sz w:val="17"/>
+              </w:rPr>
+              <w:t>Lógica algorítmica: rotación circular, cola FIFO de pendientes, regla de 4 semanas y snapshots.</w:t>
+            </w:r>
+          </w:p>
+        </w:tc>
+      </w:tr>
+      <w:tr>
+        <w:tc>
+          <w:tcPr>
+            <w:tcW w:type="dxa" w:w="1728"/>
+            <w:vAlign w:val="center"/>
+            <w:shd w:fill="F0FDFA"/>
+          </w:tcPr>
+          <w:p>
+            <w:pPr>
+              <w:spacing w:after="40" w:before="40" w:line="259" w:lineRule="auto"/>
+              <w:jc w:val="left"/>
+            </w:pPr>
+            <w:r/>
+            <w:r>
+              <w:rPr>
+                <w:rFonts w:ascii="Aptos" w:hAnsi="Aptos"/>
+                <w:b w:val="0"/>
+                <w:color w:val="1F2937"/>
+                <w:sz w:val="17"/>
+              </w:rPr>
+              <w:t>Límites Modelo</w:t>
+            </w:r>
+          </w:p>
+        </w:tc>
+        <w:tc>
+          <w:tcPr>
+            <w:tcW w:type="dxa" w:w="3168"/>
+            <w:vAlign w:val="center"/>
+            <w:shd w:fill="F0FDFA"/>
+          </w:tcPr>
+          <w:p>
+            <w:pPr>
+              <w:spacing w:after="40" w:before="40" w:line="259" w:lineRule="auto"/>
+              <w:jc w:val="left"/>
+            </w:pPr>
+            <w:r/>
+            <w:r>
+              <w:rPr>
+                <w:rFonts w:ascii="Aptos" w:hAnsi="Aptos"/>
+                <w:b w:val="0"/>
+                <w:color w:val="1F2937"/>
+                <w:sz w:val="17"/>
+              </w:rPr>
+              <w:t>models/ (config_repository, rotation_engine)</w:t>
+            </w:r>
+          </w:p>
+        </w:tc>
+        <w:tc>
+          <w:tcPr>
+            <w:tcW w:type="dxa" w:w="5184"/>
+            <w:vAlign w:val="center"/>
+            <w:shd w:fill="F0FDFA"/>
+          </w:tcPr>
+          <w:p>
+            <w:pPr>
+              <w:spacing w:after="40" w:before="40" w:line="259" w:lineRule="auto"/>
+              <w:jc w:val="left"/>
+            </w:pPr>
+            <w:r/>
+            <w:r>
+              <w:rPr>
+                <w:rFonts w:ascii="Aptos" w:hAnsi="Aptos"/>
+                <w:b w:val="0"/>
+                <w:color w:val="1F2937"/>
+                <w:sz w:val="17"/>
+              </w:rPr>
+              <w:t>Submódulos especializados para persistencia atómica y motor determinista de turnos.</w:t>
+            </w:r>
+          </w:p>
+        </w:tc>
+      </w:tr>
+      <w:tr>
+        <w:tc>
+          <w:tcPr>
+            <w:tcW w:type="dxa" w:w="1728"/>
+            <w:vAlign w:val="center"/>
+            <w:shd w:fill="FFFFFF"/>
+          </w:tcPr>
+          <w:p>
+            <w:pPr>
+              <w:spacing w:after="40" w:before="40" w:line="259" w:lineRule="auto"/>
+              <w:jc w:val="center"/>
+            </w:pPr>
+            <w:r/>
+            <w:r>
+              <w:rPr>
+                <w:rFonts w:ascii="Aptos" w:hAnsi="Aptos"/>
+                <w:b/>
+                <w:color w:val="1F2937"/>
+                <w:sz w:val="17"/>
+              </w:rPr>
+              <w:t>Reportes</w:t>
+            </w:r>
+          </w:p>
+        </w:tc>
+        <w:tc>
+          <w:tcPr>
+            <w:tcW w:type="dxa" w:w="3168"/>
+            <w:vAlign w:val="center"/>
+            <w:shd w:fill="FFFFFF"/>
+          </w:tcPr>
+          <w:p>
+            <w:pPr>
+              <w:spacing w:after="40" w:before="40" w:line="259" w:lineRule="auto"/>
+              <w:jc w:val="left"/>
+            </w:pPr>
+            <w:r/>
+            <w:r>
+              <w:rPr>
+                <w:rFonts w:ascii="Aptos" w:hAnsi="Aptos"/>
+                <w:b w:val="0"/>
+                <w:color w:val="1F2937"/>
+                <w:sz w:val="17"/>
+              </w:rPr>
+              <w:t>utils/excel_handler.py</w:t>
+            </w:r>
+          </w:p>
+        </w:tc>
+        <w:tc>
+          <w:tcPr>
+            <w:tcW w:type="dxa" w:w="5184"/>
+            <w:vAlign w:val="center"/>
+            <w:shd w:fill="FFFFFF"/>
+          </w:tcPr>
+          <w:p>
+            <w:pPr>
+              <w:spacing w:after="40" w:before="40" w:line="259" w:lineRule="auto"/>
+              <w:jc w:val="left"/>
+            </w:pPr>
+            <w:r/>
+            <w:r>
+              <w:rPr>
+                <w:rFonts w:ascii="Aptos" w:hAnsi="Aptos"/>
+                <w:b w:val="0"/>
+                <w:color w:val="1F2937"/>
+                <w:sz w:val="17"/>
+              </w:rPr>
+              <w:t>Construcción en memoria de la matriz mensual openpyxl, tablas de permutas, OTR y leyendas.</w:t>
+            </w:r>
+          </w:p>
+        </w:tc>
+      </w:tr>
+      <w:tr>
+        <w:tc>
+          <w:tcPr>
+            <w:tcW w:type="dxa" w:w="1728"/>
+            <w:vAlign w:val="center"/>
+            <w:shd w:fill="F0FDFA"/>
+          </w:tcPr>
+          <w:p>
+            <w:pPr>
+              <w:spacing w:after="40" w:before="40" w:line="259" w:lineRule="auto"/>
+              <w:jc w:val="left"/>
+            </w:pPr>
+            <w:r/>
+            <w:r>
+              <w:rPr>
+                <w:rFonts w:ascii="Aptos" w:hAnsi="Aptos"/>
+                <w:b w:val="0"/>
+                <w:color w:val="1F2937"/>
+                <w:sz w:val="17"/>
+              </w:rPr>
+              <w:t>Notificaciones</w:t>
+            </w:r>
+          </w:p>
+        </w:tc>
+        <w:tc>
+          <w:tcPr>
+            <w:tcW w:type="dxa" w:w="3168"/>
+            <w:vAlign w:val="center"/>
+            <w:shd w:fill="F0FDFA"/>
+          </w:tcPr>
+          <w:p>
+            <w:pPr>
+              <w:spacing w:after="40" w:before="40" w:line="259" w:lineRule="auto"/>
+              <w:jc w:val="left"/>
+            </w:pPr>
+            <w:r/>
+            <w:r>
+              <w:rPr>
+                <w:rFonts w:ascii="Aptos" w:hAnsi="Aptos"/>
+                <w:b w:val="0"/>
+                <w:color w:val="1F2937"/>
+                <w:sz w:val="17"/>
+              </w:rPr>
+              <w:t>utils/email_notifier.py</w:t>
+            </w:r>
+          </w:p>
+        </w:tc>
+        <w:tc>
+          <w:tcPr>
+            <w:tcW w:type="dxa" w:w="5184"/>
+            <w:vAlign w:val="center"/>
+            <w:shd w:fill="F0FDFA"/>
+          </w:tcPr>
+          <w:p>
+            <w:pPr>
+              <w:spacing w:after="40" w:before="40" w:line="259" w:lineRule="auto"/>
+              <w:jc w:val="left"/>
+            </w:pPr>
+            <w:r/>
+            <w:r>
+              <w:rPr>
+                <w:rFonts w:ascii="Aptos" w:hAnsi="Aptos"/>
+                <w:b w:val="0"/>
+                <w:color w:val="1F2937"/>
+                <w:sz w:val="17"/>
+              </w:rPr>
+              <w:t>Validador de red, cliente HTTP POST con soporte de redirecciones 302 hacia Google Apps Script.</w:t>
+            </w:r>
+          </w:p>
+        </w:tc>
+      </w:tr>
+      <w:tr>
+        <w:tc>
+          <w:tcPr>
+            <w:tcW w:type="dxa" w:w="1728"/>
+            <w:vAlign w:val="center"/>
+            <w:shd w:fill="FFFFFF"/>
+          </w:tcPr>
+          <w:p>
+            <w:pPr>
+              <w:spacing w:after="40" w:before="40" w:line="259" w:lineRule="auto"/>
+              <w:jc w:val="left"/>
+            </w:pPr>
+            <w:r/>
+            <w:r>
+              <w:rPr>
+                <w:rFonts w:ascii="Aptos" w:hAnsi="Aptos"/>
+                <w:b w:val="0"/>
+                <w:color w:val="1F2937"/>
+                <w:sz w:val="17"/>
+              </w:rPr>
+              <w:t>Servidor Serverless</w:t>
+            </w:r>
+          </w:p>
+        </w:tc>
+        <w:tc>
+          <w:tcPr>
+            <w:tcW w:type="dxa" w:w="3168"/>
+            <w:vAlign w:val="center"/>
+            <w:shd w:fill="FFFFFF"/>
+          </w:tcPr>
+          <w:p>
+            <w:pPr>
+              <w:spacing w:after="40" w:before="40" w:line="259" w:lineRule="auto"/>
+              <w:jc w:val="left"/>
+            </w:pPr>
+            <w:r/>
+            <w:r>
+              <w:rPr>
+                <w:rFonts w:ascii="Aptos" w:hAnsi="Aptos"/>
+                <w:b w:val="0"/>
+                <w:color w:val="1F2937"/>
+                <w:sz w:val="17"/>
+              </w:rPr>
+              <w:t>scripts/google_apps_script.js</w:t>
+            </w:r>
+          </w:p>
+        </w:tc>
+        <w:tc>
+          <w:tcPr>
+            <w:tcW w:type="dxa" w:w="5184"/>
+            <w:vAlign w:val="center"/>
+            <w:shd w:fill="FFFFFF"/>
+          </w:tcPr>
+          <w:p>
+            <w:pPr>
+              <w:spacing w:after="40" w:before="40" w:line="259" w:lineRule="auto"/>
+              <w:jc w:val="left"/>
+            </w:pPr>
+            <w:r/>
+            <w:r>
+              <w:rPr>
+                <w:rFonts w:ascii="Aptos" w:hAnsi="Aptos"/>
+                <w:b w:val="0"/>
+                <w:color w:val="1F2937"/>
+                <w:sz w:val="17"/>
+              </w:rPr>
+              <w:t>Endpoint web serverless desplegado en Google Apps Script para emisión segura de correos vía Gmail.</w:t>
+            </w:r>
+          </w:p>
+        </w:tc>
+      </w:tr>
+      <w:tr>
+        <w:tc>
+          <w:tcPr>
+            <w:tcW w:type="dxa" w:w="1728"/>
+            <w:vAlign w:val="center"/>
+            <w:shd w:fill="F0FDFA"/>
+          </w:tcPr>
+          <w:p>
+            <w:pPr>
+              <w:spacing w:after="40" w:before="40" w:line="259" w:lineRule="auto"/>
+              <w:jc w:val="left"/>
+            </w:pPr>
+            <w:r/>
+            <w:r>
+              <w:rPr>
+                <w:rFonts w:ascii="Aptos" w:hAnsi="Aptos"/>
+                <w:b w:val="0"/>
+                <w:color w:val="1F2937"/>
+                <w:sz w:val="17"/>
+              </w:rPr>
+              <w:t>Feriados y Logs</w:t>
+            </w:r>
+          </w:p>
+        </w:tc>
+        <w:tc>
+          <w:tcPr>
+            <w:tcW w:type="dxa" w:w="3168"/>
+            <w:vAlign w:val="center"/>
+            <w:shd w:fill="F0FDFA"/>
+          </w:tcPr>
+          <w:p>
+            <w:pPr>
+              <w:spacing w:after="40" w:before="40" w:line="259" w:lineRule="auto"/>
+              <w:jc w:val="left"/>
+            </w:pPr>
+            <w:r/>
+            <w:r>
+              <w:rPr>
+                <w:rFonts w:ascii="Aptos" w:hAnsi="Aptos"/>
+                <w:b w:val="0"/>
+                <w:color w:val="1F2937"/>
+                <w:sz w:val="17"/>
+              </w:rPr>
+              <w:t>utils/chilean_holidays.py, logger.py</w:t>
+            </w:r>
+          </w:p>
+        </w:tc>
+        <w:tc>
+          <w:tcPr>
+            <w:tcW w:type="dxa" w:w="5184"/>
+            <w:vAlign w:val="center"/>
+            <w:shd w:fill="F0FDFA"/>
+          </w:tcPr>
+          <w:p>
+            <w:pPr>
+              <w:spacing w:after="40" w:before="40" w:line="259" w:lineRule="auto"/>
+              <w:jc w:val="left"/>
+            </w:pPr>
+            <w:r/>
+            <w:r>
+              <w:rPr>
+                <w:rFonts w:ascii="Aptos" w:hAnsi="Aptos"/>
+                <w:b w:val="0"/>
+                <w:color w:val="1F2937"/>
+                <w:sz w:val="17"/>
+              </w:rPr>
+              <w:t>Integración con feriados de Chile (holidays) y registro rotativo de eventos en turnos.log.</w:t>
             </w:r>
           </w:p>
         </w:tc>
@@ -2413,32 +4129,28 @@
     </w:tbl>
     <w:p>
       <w:pPr>
-        <w:spacing w:after="0"/>
+        <w:spacing w:after="40"/>
       </w:pPr>
     </w:p>
     <w:p>
       <w:pPr>
         <w:pStyle w:val="Heading2"/>
-        <w:spacing w:before="160" w:after="100"/>
+        <w:spacing w:before="180" w:after="80"/>
       </w:pPr>
       <w:r>
-        <w:t>6.1 Persistencia y datos</w:t>
+        <w:t>6.1 Gestión de Datos y Persistencia</w:t>
       </w:r>
     </w:p>
     <w:p>
       <w:pPr>
-        <w:spacing w:after="120" w:line="259" w:lineRule="auto"/>
+        <w:spacing w:after="100" w:line="269" w:lineRule="auto"/>
       </w:pPr>
       <w:r>
-        <w:t>El archivo `config.json` funciona como almacén local del estado. Contiene el personal, las semanas iniciales, el historial, el siguiente identificador de rotación, las personas pendientes, los snapshots por mes y las excepciones. El sistema normaliza las claves mensuales de snapshots y usa una escritura temporal antes de reemplazar el archivo principal.</w:t>
-      </w:r>
-    </w:p>
-    <w:p>
-      <w:pPr>
-        <w:spacing w:after="120" w:line="259" w:lineRule="auto"/>
-      </w:pPr>
-      <w:r>
-        <w:t>La estructura base del reporte Excel está incorporada en `ExcelHandler`; el exportador crea la grilla en memoria, identifica las filas del personal y colorea los días de turno, fines de semana y excepciones. Por ello, el ejecutable no depende de un archivo `ejemplo.xlsx` externo.</w:t>
+        <w:rPr>
+          <w:rFonts w:ascii="Aptos" w:hAnsi="Aptos"/>
+          <w:sz w:val="19"/>
+        </w:rPr>
+        <w:t>El estado completo del sistema reside en config.json, ubicado en %APPDATA%\Sistema de Turnos\ (en modo empaquetado) o en la raíz del proyecto (en modo portable). Este archivo almacena la dotación del personal, el historial inmutable de semanas cerradas, los identificadores de rotación (siguiente_id), la lista de pendientes, las excepciones fechadas, las asignaciones manuales con sus motivos y la configuración del webhook. Cada operación de escritura se efectúa atómicamente y se resguarda con copias fechadas en /backups.</w:t>
       </w:r>
     </w:p>
     <w:p>
@@ -2449,10 +4161,22 @@
     <w:p>
       <w:pPr>
         <w:pStyle w:val="Heading1"/>
-        <w:spacing w:before="240" w:after="100"/>
+        <w:spacing w:before="260" w:after="80"/>
       </w:pPr>
       <w:r>
-        <w:t>7. Flujo operativo mensual</w:t>
+        <w:t>7. Flujo Operativo Mensual</w:t>
+      </w:r>
+    </w:p>
+    <w:p>
+      <w:pPr>
+        <w:spacing w:after="100" w:line="269" w:lineRule="auto"/>
+      </w:pPr>
+      <w:r>
+        <w:rPr>
+          <w:rFonts w:ascii="Aptos" w:hAnsi="Aptos"/>
+          <w:sz w:val="19"/>
+        </w:rPr>
+        <w:t>Para preservar la equidad de la rotación y la integridad del historial oficial, el coordinador ejecuta un ciclo mensual estandarizado:</w:t>
       </w:r>
     </w:p>
     <w:tbl>
@@ -2487,7 +4211,8 @@
           </w:tcPr>
           <w:p>
             <w:pPr>
-              <w:spacing w:after="0"/>
+              <w:spacing w:after="40" w:before="40" w:line="259" w:lineRule="auto"/>
+              <w:jc w:val="center"/>
             </w:pPr>
             <w:r/>
             <w:r>
@@ -2495,11 +4220,11 @@
                 <w:rFonts w:ascii="Aptos" w:hAnsi="Aptos"/>
                 <w:b/>
                 <w:color w:val="FFFFFF"/>
-                <w:sz w:val="18"/>
+                <w:sz w:val="17"/>
               </w:rPr>
-              <w:t>Seleccionar</w:t>
+              <w:t>1. Seleccionar</w:t>
               <w:br/>
-              <w:t>periodo</w:t>
+              <w:t>Mes y Año</w:t>
             </w:r>
           </w:p>
         </w:tc>
@@ -2510,7 +4235,8 @@
           </w:tcPr>
           <w:p>
             <w:pPr>
-              <w:spacing w:after="0"/>
+              <w:spacing w:after="40" w:before="40" w:line="259" w:lineRule="auto"/>
+              <w:jc w:val="center"/>
             </w:pPr>
             <w:r/>
             <w:r>
@@ -2518,7 +4244,7 @@
                 <w:rFonts w:ascii="Aptos" w:hAnsi="Aptos"/>
                 <w:b/>
                 <w:color w:val="0F766E"/>
-                <w:sz w:val="24"/>
+                <w:sz w:val="22"/>
               </w:rPr>
               <w:t xml:space="preserve">  →  </w:t>
             </w:r>
@@ -2532,7 +4258,8 @@
           </w:tcPr>
           <w:p>
             <w:pPr>
-              <w:spacing w:after="0"/>
+              <w:spacing w:after="40" w:before="40" w:line="259" w:lineRule="auto"/>
+              <w:jc w:val="center"/>
             </w:pPr>
             <w:r/>
             <w:r>
@@ -2540,11 +4267,11 @@
                 <w:rFonts w:ascii="Aptos" w:hAnsi="Aptos"/>
                 <w:b/>
                 <w:color w:val="FFFFFF"/>
-                <w:sz w:val="18"/>
+                <w:sz w:val="17"/>
               </w:rPr>
-              <w:t>Registrar</w:t>
+              <w:t>2. Registrar</w:t>
               <w:br/>
-              <w:t>excepciones</w:t>
+              <w:t>Ausencias</w:t>
             </w:r>
           </w:p>
         </w:tc>
@@ -2555,7 +4282,8 @@
           </w:tcPr>
           <w:p>
             <w:pPr>
-              <w:spacing w:after="0"/>
+              <w:spacing w:after="40" w:before="40" w:line="259" w:lineRule="auto"/>
+              <w:jc w:val="center"/>
             </w:pPr>
             <w:r/>
             <w:r>
@@ -2563,7 +4291,7 @@
                 <w:rFonts w:ascii="Aptos" w:hAnsi="Aptos"/>
                 <w:b/>
                 <w:color w:val="0F766E"/>
-                <w:sz w:val="24"/>
+                <w:sz w:val="22"/>
               </w:rPr>
               <w:t xml:space="preserve">  →  </w:t>
             </w:r>
@@ -2577,7 +4305,8 @@
           </w:tcPr>
           <w:p>
             <w:pPr>
-              <w:spacing w:after="0"/>
+              <w:spacing w:after="40" w:before="40" w:line="259" w:lineRule="auto"/>
+              <w:jc w:val="center"/>
             </w:pPr>
             <w:r/>
             <w:r>
@@ -2585,9 +4314,11 @@
                 <w:rFonts w:ascii="Aptos" w:hAnsi="Aptos"/>
                 <w:b/>
                 <w:color w:val="FFFFFF"/>
-                <w:sz w:val="18"/>
+                <w:sz w:val="17"/>
               </w:rPr>
-              <w:t>Previsualizar</w:t>
+              <w:t>3. Aplicar</w:t>
+              <w:br/>
+              <w:t>Permutas</w:t>
             </w:r>
           </w:p>
         </w:tc>
@@ -2598,7 +4329,8 @@
           </w:tcPr>
           <w:p>
             <w:pPr>
-              <w:spacing w:after="0"/>
+              <w:spacing w:after="40" w:before="40" w:line="259" w:lineRule="auto"/>
+              <w:jc w:val="center"/>
             </w:pPr>
             <w:r/>
             <w:r>
@@ -2606,7 +4338,7 @@
                 <w:rFonts w:ascii="Aptos" w:hAnsi="Aptos"/>
                 <w:b/>
                 <w:color w:val="0F766E"/>
-                <w:sz w:val="24"/>
+                <w:sz w:val="22"/>
               </w:rPr>
               <w:t xml:space="preserve">  →  </w:t>
             </w:r>
@@ -2620,7 +4352,8 @@
           </w:tcPr>
           <w:p>
             <w:pPr>
-              <w:spacing w:after="0"/>
+              <w:spacing w:after="40" w:before="40" w:line="259" w:lineRule="auto"/>
+              <w:jc w:val="center"/>
             </w:pPr>
             <w:r/>
             <w:r>
@@ -2628,9 +4361,11 @@
                 <w:rFonts w:ascii="Aptos" w:hAnsi="Aptos"/>
                 <w:b/>
                 <w:color w:val="FFFFFF"/>
-                <w:sz w:val="18"/>
+                <w:sz w:val="17"/>
               </w:rPr>
-              <w:t>Decidir</w:t>
+              <w:t>4. Previsualizar</w:t>
+              <w:br/>
+              <w:t>Turnos</w:t>
             </w:r>
           </w:p>
         </w:tc>
@@ -2638,7 +4373,7 @@
     </w:tbl>
     <w:p>
       <w:pPr>
-        <w:spacing w:after="0"/>
+        <w:spacing w:after="40"/>
       </w:pPr>
     </w:p>
     <w:tbl>
@@ -2673,7 +4408,8 @@
           </w:tcPr>
           <w:p>
             <w:pPr>
-              <w:spacing w:after="0"/>
+              <w:spacing w:after="40" w:before="40" w:line="259" w:lineRule="auto"/>
+              <w:jc w:val="center"/>
             </w:pPr>
             <w:r/>
             <w:r>
@@ -2681,11 +4417,11 @@
                 <w:rFonts w:ascii="Aptos" w:hAnsi="Aptos"/>
                 <w:b/>
                 <w:color w:val="FFFFFF"/>
-                <w:sz w:val="18"/>
+                <w:sz w:val="17"/>
               </w:rPr>
-              <w:t>Cerrar mes</w:t>
+              <w:t>5. Revisar</w:t>
               <w:br/>
-              <w:t>y persistir</w:t>
+              <w:t>Calendario</w:t>
             </w:r>
           </w:p>
         </w:tc>
@@ -2696,7 +4432,8 @@
           </w:tcPr>
           <w:p>
             <w:pPr>
-              <w:spacing w:after="0"/>
+              <w:spacing w:after="40" w:before="40" w:line="259" w:lineRule="auto"/>
+              <w:jc w:val="center"/>
             </w:pPr>
             <w:r/>
             <w:r>
@@ -2704,7 +4441,7 @@
                 <w:rFonts w:ascii="Aptos" w:hAnsi="Aptos"/>
                 <w:b/>
                 <w:color w:val="0F766E"/>
-                <w:sz w:val="24"/>
+                <w:sz w:val="22"/>
               </w:rPr>
               <w:t xml:space="preserve">  →  </w:t>
             </w:r>
@@ -2718,7 +4455,8 @@
           </w:tcPr>
           <w:p>
             <w:pPr>
-              <w:spacing w:after="0"/>
+              <w:spacing w:after="40" w:before="40" w:line="259" w:lineRule="auto"/>
+              <w:jc w:val="center"/>
             </w:pPr>
             <w:r/>
             <w:r>
@@ -2726,11 +4464,11 @@
                 <w:rFonts w:ascii="Aptos" w:hAnsi="Aptos"/>
                 <w:b/>
                 <w:color w:val="FFFFFF"/>
-                <w:sz w:val="18"/>
+                <w:sz w:val="17"/>
               </w:rPr>
-              <w:t>Actualizar</w:t>
+              <w:t>6. Exportar</w:t>
               <w:br/>
-              <w:t>rotación</w:t>
+              <w:t>Excel Oficial</w:t>
             </w:r>
           </w:p>
         </w:tc>
@@ -2741,7 +4479,8 @@
           </w:tcPr>
           <w:p>
             <w:pPr>
-              <w:spacing w:after="0"/>
+              <w:spacing w:after="40" w:before="40" w:line="259" w:lineRule="auto"/>
+              <w:jc w:val="center"/>
             </w:pPr>
             <w:r/>
             <w:r>
@@ -2749,7 +4488,7 @@
                 <w:rFonts w:ascii="Aptos" w:hAnsi="Aptos"/>
                 <w:b/>
                 <w:color w:val="0F766E"/>
-                <w:sz w:val="24"/>
+                <w:sz w:val="22"/>
               </w:rPr>
               <w:t xml:space="preserve">  →  </w:t>
             </w:r>
@@ -2763,7 +4502,8 @@
           </w:tcPr>
           <w:p>
             <w:pPr>
-              <w:spacing w:after="0"/>
+              <w:spacing w:after="40" w:before="40" w:line="259" w:lineRule="auto"/>
+              <w:jc w:val="center"/>
             </w:pPr>
             <w:r/>
             <w:r>
@@ -2771,11 +4511,11 @@
                 <w:rFonts w:ascii="Aptos" w:hAnsi="Aptos"/>
                 <w:b/>
                 <w:color w:val="FFFFFF"/>
-                <w:sz w:val="18"/>
+                <w:sz w:val="17"/>
               </w:rPr>
-              <w:t>Consultar</w:t>
+              <w:t>7. Guardar Mes</w:t>
               <w:br/>
-              <w:t>calendario</w:t>
+              <w:t>Definitivo</w:t>
             </w:r>
           </w:p>
         </w:tc>
@@ -2786,7 +4526,8 @@
           </w:tcPr>
           <w:p>
             <w:pPr>
-              <w:spacing w:after="0"/>
+              <w:spacing w:after="40" w:before="40" w:line="259" w:lineRule="auto"/>
+              <w:jc w:val="center"/>
             </w:pPr>
             <w:r/>
             <w:r>
@@ -2794,7 +4535,7 @@
                 <w:rFonts w:ascii="Aptos" w:hAnsi="Aptos"/>
                 <w:b/>
                 <w:color w:val="0F766E"/>
-                <w:sz w:val="24"/>
+                <w:sz w:val="22"/>
               </w:rPr>
               <w:t xml:space="preserve">  →  </w:t>
             </w:r>
@@ -2808,7 +4549,8 @@
           </w:tcPr>
           <w:p>
             <w:pPr>
-              <w:spacing w:after="0"/>
+              <w:spacing w:after="40" w:before="40" w:line="259" w:lineRule="auto"/>
+              <w:jc w:val="center"/>
             </w:pPr>
             <w:r/>
             <w:r>
@@ -2816,11 +4558,11 @@
                 <w:rFonts w:ascii="Aptos" w:hAnsi="Aptos"/>
                 <w:b/>
                 <w:color w:val="FFFFFF"/>
-                <w:sz w:val="18"/>
+                <w:sz w:val="17"/>
               </w:rPr>
-              <w:t>Exportar</w:t>
+              <w:t>8. Aviso por</w:t>
               <w:br/>
-              <w:t>Excel</w:t>
+              <w:t>Correo</w:t>
             </w:r>
           </w:p>
         </w:tc>
@@ -2828,7 +4570,7 @@
     </w:tbl>
     <w:p>
       <w:pPr>
-        <w:spacing w:after="0"/>
+        <w:spacing w:after="40"/>
       </w:pPr>
     </w:p>
     <w:p>
@@ -2837,96 +4579,163 @@
         <w:jc w:val="center"/>
       </w:pPr>
       <w:r>
-        <w:t>Diagrama 2. Flujo general desde la planificación hasta la consulta y distribución.</w:t>
+        <w:t>Diagrama 2. Ciclo operativo mensual desde la configuración hasta el cierre definitivo.</w:t>
       </w:r>
     </w:p>
     <w:p>
       <w:pPr>
         <w:pStyle w:val="Heading2"/>
-        <w:spacing w:before="160" w:after="100"/>
+        <w:spacing w:before="180" w:after="80"/>
       </w:pPr>
       <w:r>
-        <w:t>7.1 Generación de una planificación</w:t>
+        <w:t>7.1 Etapas del Flujo Mensual</w:t>
       </w:r>
     </w:p>
     <w:p>
       <w:pPr>
         <w:pStyle w:val="ListBullet"/>
-        <w:spacing w:after="60"/>
+        <w:spacing w:after="50" w:line="264" w:lineRule="auto"/>
       </w:pPr>
       <w:r>
-        <w:t>La persona selecciona el mes y año, y el sistema obtiene el estado correspondiente o encadena una previsión para meses futuros.</w:t>
+        <w:rPr>
+          <w:rFonts w:ascii="Aptos" w:hAnsi="Aptos"/>
+          <w:b/>
+          <w:sz w:val="19"/>
+        </w:rPr>
+        <w:t>Paso 1 (Selección del Período):</w:t>
+      </w:r>
+      <w:r>
+        <w:rPr>
+          <w:rFonts w:ascii="Aptos" w:hAnsi="Aptos"/>
+          <w:sz w:val="19"/>
+        </w:rPr>
+        <w:t xml:space="preserve"> El usuario elige el mes y año. El sistema carga las semanas naturales (lunes a domingo) correspondientes.</w:t>
       </w:r>
     </w:p>
     <w:p>
       <w:pPr>
         <w:pStyle w:val="ListBullet"/>
-        <w:spacing w:after="60"/>
+        <w:spacing w:after="50" w:line="264" w:lineRule="auto"/>
       </w:pPr>
       <w:r>
-        <w:t>Se incorporan las excepciones temporales y se calcula la asignación sin guardar automáticamente cambios.</w:t>
+        <w:rPr>
+          <w:rFonts w:ascii="Aptos" w:hAnsi="Aptos"/>
+          <w:b/>
+          <w:sz w:val="19"/>
+        </w:rPr>
+        <w:t>Paso 2 (Ingreso de Excepciones):</w:t>
+      </w:r>
+      <w:r>
+        <w:rPr>
+          <w:rFonts w:ascii="Aptos" w:hAnsi="Aptos"/>
+          <w:sz w:val="19"/>
+        </w:rPr>
+        <w:t xml:space="preserve"> Se registran las indisponibilidades conocidas (DA, FL, LIC u OTR con motivo). El sistema actualiza en tiempo real la previsualización.</w:t>
       </w:r>
     </w:p>
     <w:p>
       <w:pPr>
         <w:pStyle w:val="ListBullet"/>
-        <w:spacing w:after="60"/>
+        <w:spacing w:after="50" w:line="264" w:lineRule="auto"/>
       </w:pPr>
       <w:r>
-        <w:t>El algoritmo respeta semanas iniciales inmutables e historial, intenta atender pendientes y luego continúa la lista circular.</w:t>
+        <w:rPr>
+          <w:rFonts w:ascii="Aptos" w:hAnsi="Aptos"/>
+          <w:b/>
+          <w:sz w:val="19"/>
+        </w:rPr>
+        <w:t>Paso 3 (Permutas y Cambios Manuales):</w:t>
+      </w:r>
+      <w:r>
+        <w:rPr>
+          <w:rFonts w:ascii="Aptos" w:hAnsi="Aptos"/>
+          <w:sz w:val="19"/>
+        </w:rPr>
+        <w:t xml:space="preserve"> Si existen acuerdos de cambio de guardia entre funcionarios, se pulsa 'Cambiar' en la semana respectiva, se selecciona al reemplazante y se escribe el motivo obligatorio.</w:t>
       </w:r>
     </w:p>
     <w:p>
       <w:pPr>
         <w:pStyle w:val="ListBullet"/>
-        <w:spacing w:after="60"/>
+        <w:spacing w:after="50" w:line="264" w:lineRule="auto"/>
       </w:pPr>
       <w:r>
-        <w:t>Una persona con excepción se omite para esa semana y queda pendiente para recuperar su turno cuando exista disponibilidad.</w:t>
+        <w:rPr>
+          <w:rFonts w:ascii="Aptos" w:hAnsi="Aptos"/>
+          <w:b/>
+          <w:sz w:val="19"/>
+        </w:rPr>
+        <w:t>Paso 4 (Revisión y Consulta):</w:t>
+      </w:r>
+      <w:r>
+        <w:rPr>
+          <w:rFonts w:ascii="Aptos" w:hAnsi="Aptos"/>
+          <w:sz w:val="19"/>
+        </w:rPr>
+        <w:t xml:space="preserve"> Se valida la distribución en la pestaña 'Ver Turnos del Mes' o en las tarjetas semanales. Se comprueba que no existan inconsistencias.</w:t>
       </w:r>
     </w:p>
     <w:p>
       <w:pPr>
         <w:pStyle w:val="ListBullet"/>
-        <w:spacing w:after="60"/>
+        <w:spacing w:after="50" w:line="264" w:lineRule="auto"/>
       </w:pPr>
       <w:r>
-        <w:t>En diciembre se consulta el calendario nacional chileno para evitar repetir el mismo feriado del año anterior; si no hay alternativa, el sistema asigna y advierte.</w:t>
+        <w:rPr>
+          <w:rFonts w:ascii="Aptos" w:hAnsi="Aptos"/>
+          <w:b/>
+          <w:sz w:val="19"/>
+        </w:rPr>
+        <w:t>Paso 5 (Exportación a Excel):</w:t>
+      </w:r>
+      <w:r>
+        <w:rPr>
+          <w:rFonts w:ascii="Aptos" w:hAnsi="Aptos"/>
+          <w:sz w:val="19"/>
+        </w:rPr>
+        <w:t xml:space="preserve"> Se presiona 'Exportar Excel' para generar turnos_&lt;Mes&gt;_&lt;Año&gt;.xlsx. Esta acción es de solo lectura y puede repetirse cuantas veces sea necesario.</w:t>
       </w:r>
     </w:p>
     <w:p>
       <w:pPr>
         <w:pStyle w:val="ListBullet"/>
-        <w:spacing w:after="60"/>
+        <w:spacing w:after="50" w:line="264" w:lineRule="auto"/>
       </w:pPr>
       <w:r>
-        <w:t>La separación mínima de semanas reduce la posibilidad de asignaciones demasiado cercanas.</w:t>
+        <w:rPr>
+          <w:rFonts w:ascii="Aptos" w:hAnsi="Aptos"/>
+          <w:b/>
+          <w:sz w:val="19"/>
+        </w:rPr>
+        <w:t>Paso 6 (Cierre Definitivo):</w:t>
+      </w:r>
+      <w:r>
+        <w:rPr>
+          <w:rFonts w:ascii="Aptos" w:hAnsi="Aptos"/>
+          <w:sz w:val="19"/>
+        </w:rPr>
+        <w:t xml:space="preserve"> Al presionar 'Guardar mes' en Planificación, el sistema valida la coherencia, genera un respaldo fechado, almacena las semanas en el historial inmutable, avanza el puntero de rotación y despacha automáticamente el correo de notificación si hubo cambios manuales.</w:t>
       </w:r>
     </w:p>
     <w:p>
       <w:pPr>
-        <w:pStyle w:val="Heading2"/>
-        <w:spacing w:before="160" w:after="100"/>
+        <w:spacing w:after="100" w:line="269" w:lineRule="auto"/>
       </w:pPr>
       <w:r>
-        <w:t>7.2 Cierre y exportación</w:t>
-      </w:r>
-    </w:p>
-    <w:p>
-      <w:pPr>
-        <w:spacing w:after="120" w:line="259" w:lineRule="auto"/>
-      </w:pPr>
-      <w:r>
-        <w:t>Cerrar el mes y exportar el Excel son acciones independientes. El cierre actualiza el estado operativo: historial, excepciones, siguiente persona, pendientes y snapshot del mes posterior. La exportación genera un archivo Excel y no avanza la cola de rotación.</w:t>
+        <w:rPr>
+          <w:rFonts w:ascii="Aptos" w:hAnsi="Aptos"/>
+          <w:sz w:val="19"/>
+        </w:rPr>
+        <w:t>Diferencia fundamental de operaciones: 'Exportar Excel' es una operación de consulta y distribución que NO altera la cola de rotación. 'Guardar mes' es la firma de cierre que consolida el período en el historial y hace girar la lista para el mes siguiente.</w:t>
       </w:r>
     </w:p>
     <w:p>
       <w:pPr>
         <w:pStyle w:val="Heading1"/>
-        <w:spacing w:before="240" w:after="100"/>
+        <w:spacing w:before="260" w:after="80"/>
       </w:pPr>
       <w:r>
-        <w:t>8. Entradas y salidas</w:t>
+        <w:t>8. Entradas y Salidas del Sistema</w:t>
       </w:r>
     </w:p>
     <w:tbl>
@@ -2945,19 +4754,21 @@
         </w:tblBorders>
       </w:tblPr>
       <w:tblGrid>
-        <w:gridCol w:w="5040"/>
-        <w:gridCol w:w="5040"/>
+        <w:gridCol w:w="3360"/>
+        <w:gridCol w:w="3360"/>
+        <w:gridCol w:w="3360"/>
       </w:tblGrid>
       <w:tr>
         <w:tc>
           <w:tcPr>
-            <w:tcW w:type="dxa" w:w="2376"/>
+            <w:tcW w:type="dxa" w:w="2160"/>
             <w:vAlign w:val="center"/>
             <w:shd w:fill="0F766E"/>
           </w:tcPr>
           <w:p>
             <w:pPr>
-              <w:spacing w:after="0"/>
+              <w:spacing w:after="40" w:before="40" w:line="259" w:lineRule="auto"/>
+              <w:jc w:val="center"/>
             </w:pPr>
             <w:r/>
             <w:r>
@@ -2967,19 +4778,20 @@
                 <w:color w:val="FFFFFF"/>
                 <w:sz w:val="18"/>
               </w:rPr>
-              <w:t>Tipo</w:t>
+              <w:t>Categoría</w:t>
             </w:r>
           </w:p>
         </w:tc>
         <w:tc>
           <w:tcPr>
-            <w:tcW w:type="dxa" w:w="7776"/>
+            <w:tcW w:type="dxa" w:w="2592"/>
             <w:vAlign w:val="center"/>
             <w:shd w:fill="0F766E"/>
           </w:tcPr>
           <w:p>
             <w:pPr>
-              <w:spacing w:after="0"/>
+              <w:spacing w:after="40" w:before="40" w:line="259" w:lineRule="auto"/>
+              <w:jc w:val="left"/>
             </w:pPr>
             <w:r/>
             <w:r>
@@ -2989,7 +4801,30 @@
                 <w:color w:val="FFFFFF"/>
                 <w:sz w:val="18"/>
               </w:rPr>
-              <w:t>Elementos</w:t>
+              <w:t>Tipo de Elemento</w:t>
+            </w:r>
+          </w:p>
+        </w:tc>
+        <w:tc>
+          <w:tcPr>
+            <w:tcW w:type="dxa" w:w="5328"/>
+            <w:vAlign w:val="center"/>
+            <w:shd w:fill="0F766E"/>
+          </w:tcPr>
+          <w:p>
+            <w:pPr>
+              <w:spacing w:after="40" w:before="40" w:line="259" w:lineRule="auto"/>
+              <w:jc w:val="left"/>
+            </w:pPr>
+            <w:r/>
+            <w:r>
+              <w:rPr>
+                <w:rFonts w:ascii="Aptos" w:hAnsi="Aptos"/>
+                <w:b/>
+                <w:color w:val="FFFFFF"/>
+                <w:sz w:val="18"/>
+              </w:rPr>
+              <w:t>Detalle Específico</w:t>
             </w:r>
           </w:p>
         </w:tc>
@@ -2997,13 +4832,14 @@
       <w:tr>
         <w:tc>
           <w:tcPr>
-            <w:tcW w:type="dxa" w:w="2376"/>
+            <w:tcW w:type="dxa" w:w="2160"/>
             <w:vAlign w:val="center"/>
-            <w:shd w:fill="F0FDFA"/>
+            <w:shd w:fill="FFFFFF"/>
           </w:tcPr>
           <w:p>
             <w:pPr>
-              <w:spacing w:after="0"/>
+              <w:spacing w:after="40" w:before="40" w:line="259" w:lineRule="auto"/>
+              <w:jc w:val="left"/>
             </w:pPr>
             <w:r/>
             <w:r>
@@ -3013,19 +4849,20 @@
                 <w:color w:val="1F2937"/>
                 <w:sz w:val="17"/>
               </w:rPr>
-              <w:t>Entradas de usuario</w:t>
+              <w:t>Entradas del Usuario</w:t>
             </w:r>
           </w:p>
         </w:tc>
         <w:tc>
           <w:tcPr>
-            <w:tcW w:type="dxa" w:w="7776"/>
+            <w:tcW w:type="dxa" w:w="2592"/>
             <w:vAlign w:val="center"/>
-            <w:shd w:fill="F0FDFA"/>
+            <w:shd w:fill="FFFFFF"/>
           </w:tcPr>
           <w:p>
             <w:pPr>
-              <w:spacing w:after="0"/>
+              <w:spacing w:after="40" w:before="40" w:line="259" w:lineRule="auto"/>
+              <w:jc w:val="left"/>
             </w:pPr>
             <w:r/>
             <w:r>
@@ -3035,20 +4872,20 @@
                 <w:color w:val="1F2937"/>
                 <w:sz w:val="17"/>
               </w:rPr>
-              <w:t>Mes, año, persona, fechas y tipos de excepción, persona inicial de la rotación.</w:t>
+              <w:t>Selección de Fechas</w:t>
             </w:r>
           </w:p>
         </w:tc>
-      </w:tr>
-      <w:tr>
         <w:tc>
           <w:tcPr>
-            <w:tcW w:type="dxa" w:w="2376"/>
+            <w:tcW w:type="dxa" w:w="5328"/>
             <w:vAlign w:val="center"/>
+            <w:shd w:fill="FFFFFF"/>
           </w:tcPr>
           <w:p>
             <w:pPr>
-              <w:spacing w:after="0"/>
+              <w:spacing w:after="40" w:before="40" w:line="259" w:lineRule="auto"/>
+              <w:jc w:val="left"/>
             </w:pPr>
             <w:r/>
             <w:r>
@@ -3058,18 +4895,22 @@
                 <w:color w:val="1F2937"/>
                 <w:sz w:val="17"/>
               </w:rPr>
-              <w:t>Entradas del sistema</w:t>
+              <w:t>Mes y año de planificación.</w:t>
             </w:r>
           </w:p>
         </w:tc>
+      </w:tr>
+      <w:tr>
         <w:tc>
           <w:tcPr>
-            <w:tcW w:type="dxa" w:w="7776"/>
+            <w:tcW w:type="dxa" w:w="2160"/>
             <w:vAlign w:val="center"/>
+            <w:shd w:fill="F0FDFA"/>
           </w:tcPr>
           <w:p>
             <w:pPr>
-              <w:spacing w:after="0"/>
+              <w:spacing w:after="40" w:before="40" w:line="259" w:lineRule="auto"/>
+              <w:jc w:val="left"/>
             </w:pPr>
             <w:r/>
             <w:r>
@@ -3079,21 +4920,20 @@
                 <w:color w:val="1F2937"/>
                 <w:sz w:val="17"/>
               </w:rPr>
-              <w:t>config.json y estado previamente guardado; la estructura Excel está incorporada en el sistema.</w:t>
+              <w:t>Entradas del Usuario</w:t>
             </w:r>
           </w:p>
         </w:tc>
-      </w:tr>
-      <w:tr>
         <w:tc>
           <w:tcPr>
-            <w:tcW w:type="dxa" w:w="2376"/>
+            <w:tcW w:type="dxa" w:w="2592"/>
             <w:vAlign w:val="center"/>
             <w:shd w:fill="F0FDFA"/>
           </w:tcPr>
           <w:p>
             <w:pPr>
-              <w:spacing w:after="0"/>
+              <w:spacing w:after="40" w:before="40" w:line="259" w:lineRule="auto"/>
+              <w:jc w:val="left"/>
             </w:pPr>
             <w:r/>
             <w:r>
@@ -3103,19 +4943,20 @@
                 <w:color w:val="1F2937"/>
                 <w:sz w:val="17"/>
               </w:rPr>
-              <w:t>Salidas de interfaz</w:t>
+              <w:t>Permisos y Ausencias</w:t>
             </w:r>
           </w:p>
         </w:tc>
         <w:tc>
           <w:tcPr>
-            <w:tcW w:type="dxa" w:w="7776"/>
+            <w:tcW w:type="dxa" w:w="5328"/>
             <w:vAlign w:val="center"/>
             <w:shd w:fill="F0FDFA"/>
           </w:tcPr>
           <w:p>
             <w:pPr>
-              <w:spacing w:after="0"/>
+              <w:spacing w:after="40" w:before="40" w:line="259" w:lineRule="auto"/>
+              <w:jc w:val="left"/>
             </w:pPr>
             <w:r/>
             <w:r>
@@ -3125,7 +4966,7 @@
                 <w:color w:val="1F2937"/>
                 <w:sz w:val="17"/>
               </w:rPr>
-              <w:t>Tabla de planificación, calendario mensual, mensajes de estado y confirmaciones.</w:t>
+              <w:t>Funcionario, rango de fechas y tipo de permiso (DA, FL, LIC, OTR con justificación).</w:t>
             </w:r>
           </w:p>
         </w:tc>
@@ -3133,12 +4974,14 @@
       <w:tr>
         <w:tc>
           <w:tcPr>
-            <w:tcW w:type="dxa" w:w="2376"/>
+            <w:tcW w:type="dxa" w:w="2160"/>
             <w:vAlign w:val="center"/>
+            <w:shd w:fill="FFFFFF"/>
           </w:tcPr>
           <w:p>
             <w:pPr>
-              <w:spacing w:after="0"/>
+              <w:spacing w:after="40" w:before="40" w:line="259" w:lineRule="auto"/>
+              <w:jc w:val="left"/>
             </w:pPr>
             <w:r/>
             <w:r>
@@ -3148,18 +4991,20 @@
                 <w:color w:val="1F2937"/>
                 <w:sz w:val="17"/>
               </w:rPr>
-              <w:t>Salidas persistentes</w:t>
+              <w:t>Entradas del Usuario</w:t>
             </w:r>
           </w:p>
         </w:tc>
         <w:tc>
           <w:tcPr>
-            <w:tcW w:type="dxa" w:w="7776"/>
+            <w:tcW w:type="dxa" w:w="2592"/>
             <w:vAlign w:val="center"/>
+            <w:shd w:fill="FFFFFF"/>
           </w:tcPr>
           <w:p>
             <w:pPr>
-              <w:spacing w:after="0"/>
+              <w:spacing w:after="40" w:before="40" w:line="259" w:lineRule="auto"/>
+              <w:jc w:val="left"/>
             </w:pPr>
             <w:r/>
             <w:r>
@@ -3169,21 +5014,20 @@
                 <w:color w:val="1F2937"/>
                 <w:sz w:val="17"/>
               </w:rPr>
-              <w:t>config.json actualizado al cerrar el mes.</w:t>
+              <w:t>Asignaciones Manuales</w:t>
             </w:r>
           </w:p>
         </w:tc>
-      </w:tr>
-      <w:tr>
         <w:tc>
           <w:tcPr>
-            <w:tcW w:type="dxa" w:w="2376"/>
+            <w:tcW w:type="dxa" w:w="5328"/>
             <w:vAlign w:val="center"/>
-            <w:shd w:fill="F0FDFA"/>
+            <w:shd w:fill="FFFFFF"/>
           </w:tcPr>
           <w:p>
             <w:pPr>
-              <w:spacing w:after="0"/>
+              <w:spacing w:after="40" w:before="40" w:line="259" w:lineRule="auto"/>
+              <w:jc w:val="left"/>
             </w:pPr>
             <w:r/>
             <w:r>
@@ -3193,19 +5037,22 @@
                 <w:color w:val="1F2937"/>
                 <w:sz w:val="17"/>
               </w:rPr>
-              <w:t>Salidas de distribución</w:t>
+              <w:t>Semana objetivo, funcionario reemplazante y motivo obligatorio del cambio.</w:t>
             </w:r>
           </w:p>
         </w:tc>
+      </w:tr>
+      <w:tr>
         <w:tc>
           <w:tcPr>
-            <w:tcW w:type="dxa" w:w="7776"/>
+            <w:tcW w:type="dxa" w:w="2160"/>
             <w:vAlign w:val="center"/>
             <w:shd w:fill="F0FDFA"/>
           </w:tcPr>
           <w:p>
             <w:pPr>
-              <w:spacing w:after="0"/>
+              <w:spacing w:after="40" w:before="40" w:line="259" w:lineRule="auto"/>
+              <w:jc w:val="left"/>
             </w:pPr>
             <w:r/>
             <w:r>
@@ -3215,7 +5062,479 @@
                 <w:color w:val="1F2937"/>
                 <w:sz w:val="17"/>
               </w:rPr>
-              <w:t>Archivos Excel con el formato `turnos_&lt;Mes&gt;_&lt;Año&gt;.xlsx`.</w:t>
+              <w:t>Entradas del Usuario</w:t>
+            </w:r>
+          </w:p>
+        </w:tc>
+        <w:tc>
+          <w:tcPr>
+            <w:tcW w:type="dxa" w:w="2592"/>
+            <w:vAlign w:val="center"/>
+            <w:shd w:fill="F0FDFA"/>
+          </w:tcPr>
+          <w:p>
+            <w:pPr>
+              <w:spacing w:after="40" w:before="40" w:line="259" w:lineRule="auto"/>
+              <w:jc w:val="left"/>
+            </w:pPr>
+            <w:r/>
+            <w:r>
+              <w:rPr>
+                <w:rFonts w:ascii="Aptos" w:hAnsi="Aptos"/>
+                <w:b w:val="0"/>
+                <w:color w:val="1F2937"/>
+                <w:sz w:val="17"/>
+              </w:rPr>
+              <w:t>Administración Personal</w:t>
+            </w:r>
+          </w:p>
+        </w:tc>
+        <w:tc>
+          <w:tcPr>
+            <w:tcW w:type="dxa" w:w="5328"/>
+            <w:vAlign w:val="center"/>
+            <w:shd w:fill="F0FDFA"/>
+          </w:tcPr>
+          <w:p>
+            <w:pPr>
+              <w:spacing w:after="40" w:before="40" w:line="259" w:lineRule="auto"/>
+              <w:jc w:val="left"/>
+            </w:pPr>
+            <w:r/>
+            <w:r>
+              <w:rPr>
+                <w:rFonts w:ascii="Aptos" w:hAnsi="Aptos"/>
+                <w:b w:val="0"/>
+                <w:color w:val="1F2937"/>
+                <w:sz w:val="17"/>
+              </w:rPr>
+              <w:t>Nombres completos, correos electrónicos y orden en la fila de rotación (⬆/⬇).</w:t>
+            </w:r>
+          </w:p>
+        </w:tc>
+      </w:tr>
+      <w:tr>
+        <w:tc>
+          <w:tcPr>
+            <w:tcW w:type="dxa" w:w="2160"/>
+            <w:vAlign w:val="center"/>
+            <w:shd w:fill="FFFFFF"/>
+          </w:tcPr>
+          <w:p>
+            <w:pPr>
+              <w:spacing w:after="40" w:before="40" w:line="259" w:lineRule="auto"/>
+              <w:jc w:val="left"/>
+            </w:pPr>
+            <w:r/>
+            <w:r>
+              <w:rPr>
+                <w:rFonts w:ascii="Aptos" w:hAnsi="Aptos"/>
+                <w:b w:val="0"/>
+                <w:color w:val="1F2937"/>
+                <w:sz w:val="17"/>
+              </w:rPr>
+              <w:t>Entradas del Sistema</w:t>
+            </w:r>
+          </w:p>
+        </w:tc>
+        <w:tc>
+          <w:tcPr>
+            <w:tcW w:type="dxa" w:w="2592"/>
+            <w:vAlign w:val="center"/>
+            <w:shd w:fill="FFFFFF"/>
+          </w:tcPr>
+          <w:p>
+            <w:pPr>
+              <w:spacing w:after="40" w:before="40" w:line="259" w:lineRule="auto"/>
+              <w:jc w:val="left"/>
+            </w:pPr>
+            <w:r/>
+            <w:r>
+              <w:rPr>
+                <w:rFonts w:ascii="Aptos" w:hAnsi="Aptos"/>
+                <w:b w:val="0"/>
+                <w:color w:val="1F2937"/>
+                <w:sz w:val="17"/>
+              </w:rPr>
+              <w:t>Base de Datos Local</w:t>
+            </w:r>
+          </w:p>
+        </w:tc>
+        <w:tc>
+          <w:tcPr>
+            <w:tcW w:type="dxa" w:w="5328"/>
+            <w:vAlign w:val="center"/>
+            <w:shd w:fill="FFFFFF"/>
+          </w:tcPr>
+          <w:p>
+            <w:pPr>
+              <w:spacing w:after="40" w:before="40" w:line="259" w:lineRule="auto"/>
+              <w:jc w:val="left"/>
+            </w:pPr>
+            <w:r/>
+            <w:r>
+              <w:rPr>
+                <w:rFonts w:ascii="Aptos" w:hAnsi="Aptos"/>
+                <w:b w:val="0"/>
+                <w:color w:val="1F2937"/>
+                <w:sz w:val="17"/>
+              </w:rPr>
+              <w:t>config.json (personal, historial, punteros, pendientes, snapshots y webhook).</w:t>
+            </w:r>
+          </w:p>
+        </w:tc>
+      </w:tr>
+      <w:tr>
+        <w:tc>
+          <w:tcPr>
+            <w:tcW w:type="dxa" w:w="2160"/>
+            <w:vAlign w:val="center"/>
+            <w:shd w:fill="F0FDFA"/>
+          </w:tcPr>
+          <w:p>
+            <w:pPr>
+              <w:spacing w:after="40" w:before="40" w:line="259" w:lineRule="auto"/>
+              <w:jc w:val="left"/>
+            </w:pPr>
+            <w:r/>
+            <w:r>
+              <w:rPr>
+                <w:rFonts w:ascii="Aptos" w:hAnsi="Aptos"/>
+                <w:b w:val="0"/>
+                <w:color w:val="1F2937"/>
+                <w:sz w:val="17"/>
+              </w:rPr>
+              <w:t>Entradas del Sistema</w:t>
+            </w:r>
+          </w:p>
+        </w:tc>
+        <w:tc>
+          <w:tcPr>
+            <w:tcW w:type="dxa" w:w="2592"/>
+            <w:vAlign w:val="center"/>
+            <w:shd w:fill="F0FDFA"/>
+          </w:tcPr>
+          <w:p>
+            <w:pPr>
+              <w:spacing w:after="40" w:before="40" w:line="259" w:lineRule="auto"/>
+              <w:jc w:val="left"/>
+            </w:pPr>
+            <w:r/>
+            <w:r>
+              <w:rPr>
+                <w:rFonts w:ascii="Aptos" w:hAnsi="Aptos"/>
+                <w:b w:val="0"/>
+                <w:color w:val="1F2937"/>
+                <w:sz w:val="17"/>
+              </w:rPr>
+              <w:t>Calendario Feriados</w:t>
+            </w:r>
+          </w:p>
+        </w:tc>
+        <w:tc>
+          <w:tcPr>
+            <w:tcW w:type="dxa" w:w="5328"/>
+            <w:vAlign w:val="center"/>
+            <w:shd w:fill="F0FDFA"/>
+          </w:tcPr>
+          <w:p>
+            <w:pPr>
+              <w:spacing w:after="40" w:before="40" w:line="259" w:lineRule="auto"/>
+              <w:jc w:val="left"/>
+            </w:pPr>
+            <w:r/>
+            <w:r>
+              <w:rPr>
+                <w:rFonts w:ascii="Aptos" w:hAnsi="Aptos"/>
+                <w:b w:val="0"/>
+                <w:color w:val="1F2937"/>
+                <w:sz w:val="17"/>
+              </w:rPr>
+              <w:t>Feriados nacionales oficiales de Chile vía librería holidays.</w:t>
+            </w:r>
+          </w:p>
+        </w:tc>
+      </w:tr>
+      <w:tr>
+        <w:tc>
+          <w:tcPr>
+            <w:tcW w:type="dxa" w:w="2160"/>
+            <w:vAlign w:val="center"/>
+            <w:shd w:fill="FFFFFF"/>
+          </w:tcPr>
+          <w:p>
+            <w:pPr>
+              <w:spacing w:after="40" w:before="40" w:line="259" w:lineRule="auto"/>
+              <w:jc w:val="left"/>
+            </w:pPr>
+            <w:r/>
+            <w:r>
+              <w:rPr>
+                <w:rFonts w:ascii="Aptos" w:hAnsi="Aptos"/>
+                <w:b w:val="0"/>
+                <w:color w:val="1F2937"/>
+                <w:sz w:val="17"/>
+              </w:rPr>
+              <w:t>Salidas en Pantalla</w:t>
+            </w:r>
+          </w:p>
+        </w:tc>
+        <w:tc>
+          <w:tcPr>
+            <w:tcW w:type="dxa" w:w="2592"/>
+            <w:vAlign w:val="center"/>
+            <w:shd w:fill="FFFFFF"/>
+          </w:tcPr>
+          <w:p>
+            <w:pPr>
+              <w:spacing w:after="40" w:before="40" w:line="259" w:lineRule="auto"/>
+              <w:jc w:val="left"/>
+            </w:pPr>
+            <w:r/>
+            <w:r>
+              <w:rPr>
+                <w:rFonts w:ascii="Aptos" w:hAnsi="Aptos"/>
+                <w:b w:val="0"/>
+                <w:color w:val="1F2937"/>
+                <w:sz w:val="17"/>
+              </w:rPr>
+              <w:t>Vistas Interactivas</w:t>
+            </w:r>
+          </w:p>
+        </w:tc>
+        <w:tc>
+          <w:tcPr>
+            <w:tcW w:type="dxa" w:w="5328"/>
+            <w:vAlign w:val="center"/>
+            <w:shd w:fill="FFFFFF"/>
+          </w:tcPr>
+          <w:p>
+            <w:pPr>
+              <w:spacing w:after="40" w:before="40" w:line="259" w:lineRule="auto"/>
+              <w:jc w:val="left"/>
+            </w:pPr>
+            <w:r/>
+            <w:r>
+              <w:rPr>
+                <w:rFonts w:ascii="Aptos" w:hAnsi="Aptos"/>
+                <w:b w:val="0"/>
+                <w:color w:val="1F2937"/>
+                <w:sz w:val="17"/>
+              </w:rPr>
+              <w:t>Tarjetas de semanas, grilla de calendario a color, fecha estimada de próximo turno y diálogo de avisos.</w:t>
+            </w:r>
+          </w:p>
+        </w:tc>
+      </w:tr>
+      <w:tr>
+        <w:tc>
+          <w:tcPr>
+            <w:tcW w:type="dxa" w:w="2160"/>
+            <w:vAlign w:val="center"/>
+            <w:shd w:fill="F0FDFA"/>
+          </w:tcPr>
+          <w:p>
+            <w:pPr>
+              <w:spacing w:after="40" w:before="40" w:line="259" w:lineRule="auto"/>
+              <w:jc w:val="left"/>
+            </w:pPr>
+            <w:r/>
+            <w:r>
+              <w:rPr>
+                <w:rFonts w:ascii="Aptos" w:hAnsi="Aptos"/>
+                <w:b w:val="0"/>
+                <w:color w:val="1F2937"/>
+                <w:sz w:val="17"/>
+              </w:rPr>
+              <w:t>Salidas Persistentes</w:t>
+            </w:r>
+          </w:p>
+        </w:tc>
+        <w:tc>
+          <w:tcPr>
+            <w:tcW w:type="dxa" w:w="2592"/>
+            <w:vAlign w:val="center"/>
+            <w:shd w:fill="F0FDFA"/>
+          </w:tcPr>
+          <w:p>
+            <w:pPr>
+              <w:spacing w:after="40" w:before="40" w:line="259" w:lineRule="auto"/>
+              <w:jc w:val="left"/>
+            </w:pPr>
+            <w:r/>
+            <w:r>
+              <w:rPr>
+                <w:rFonts w:ascii="Aptos" w:hAnsi="Aptos"/>
+                <w:b w:val="0"/>
+                <w:color w:val="1F2937"/>
+                <w:sz w:val="17"/>
+              </w:rPr>
+              <w:t>Archivos Locales</w:t>
+            </w:r>
+          </w:p>
+        </w:tc>
+        <w:tc>
+          <w:tcPr>
+            <w:tcW w:type="dxa" w:w="5328"/>
+            <w:vAlign w:val="center"/>
+            <w:shd w:fill="F0FDFA"/>
+          </w:tcPr>
+          <w:p>
+            <w:pPr>
+              <w:spacing w:after="40" w:before="40" w:line="259" w:lineRule="auto"/>
+              <w:jc w:val="left"/>
+            </w:pPr>
+            <w:r/>
+            <w:r>
+              <w:rPr>
+                <w:rFonts w:ascii="Aptos" w:hAnsi="Aptos"/>
+                <w:b w:val="0"/>
+                <w:color w:val="1F2937"/>
+                <w:sz w:val="17"/>
+              </w:rPr>
+              <w:t>config.json actualizado, copias fechadas en /backups y bitácora técnica en turnos.log.</w:t>
+            </w:r>
+          </w:p>
+        </w:tc>
+      </w:tr>
+      <w:tr>
+        <w:tc>
+          <w:tcPr>
+            <w:tcW w:type="dxa" w:w="2160"/>
+            <w:vAlign w:val="center"/>
+            <w:shd w:fill="FFFFFF"/>
+          </w:tcPr>
+          <w:p>
+            <w:pPr>
+              <w:spacing w:after="40" w:before="40" w:line="259" w:lineRule="auto"/>
+              <w:jc w:val="left"/>
+            </w:pPr>
+            <w:r/>
+            <w:r>
+              <w:rPr>
+                <w:rFonts w:ascii="Aptos" w:hAnsi="Aptos"/>
+                <w:b w:val="0"/>
+                <w:color w:val="1F2937"/>
+                <w:sz w:val="17"/>
+              </w:rPr>
+              <w:t>Salidas Documentales</w:t>
+            </w:r>
+          </w:p>
+        </w:tc>
+        <w:tc>
+          <w:tcPr>
+            <w:tcW w:type="dxa" w:w="2592"/>
+            <w:vAlign w:val="center"/>
+            <w:shd w:fill="FFFFFF"/>
+          </w:tcPr>
+          <w:p>
+            <w:pPr>
+              <w:spacing w:after="40" w:before="40" w:line="259" w:lineRule="auto"/>
+              <w:jc w:val="left"/>
+            </w:pPr>
+            <w:r/>
+            <w:r>
+              <w:rPr>
+                <w:rFonts w:ascii="Aptos" w:hAnsi="Aptos"/>
+                <w:b w:val="0"/>
+                <w:color w:val="1F2937"/>
+                <w:sz w:val="17"/>
+              </w:rPr>
+              <w:t>Planillas Oficiales</w:t>
+            </w:r>
+          </w:p>
+        </w:tc>
+        <w:tc>
+          <w:tcPr>
+            <w:tcW w:type="dxa" w:w="5328"/>
+            <w:vAlign w:val="center"/>
+            <w:shd w:fill="FFFFFF"/>
+          </w:tcPr>
+          <w:p>
+            <w:pPr>
+              <w:spacing w:after="40" w:before="40" w:line="259" w:lineRule="auto"/>
+              <w:jc w:val="left"/>
+            </w:pPr>
+            <w:r/>
+            <w:r>
+              <w:rPr>
+                <w:rFonts w:ascii="Aptos" w:hAnsi="Aptos"/>
+                <w:b w:val="0"/>
+                <w:color w:val="1F2937"/>
+                <w:sz w:val="17"/>
+              </w:rPr>
+              <w:t>Archivos Excel (.xlsx) con matriz de 31 días, notas de auditoría, tablas de permutas y totales.</w:t>
+            </w:r>
+          </w:p>
+        </w:tc>
+      </w:tr>
+      <w:tr>
+        <w:tc>
+          <w:tcPr>
+            <w:tcW w:type="dxa" w:w="2160"/>
+            <w:vAlign w:val="center"/>
+            <w:shd w:fill="F0FDFA"/>
+          </w:tcPr>
+          <w:p>
+            <w:pPr>
+              <w:spacing w:after="40" w:before="40" w:line="259" w:lineRule="auto"/>
+              <w:jc w:val="left"/>
+            </w:pPr>
+            <w:r/>
+            <w:r>
+              <w:rPr>
+                <w:rFonts w:ascii="Aptos" w:hAnsi="Aptos"/>
+                <w:b w:val="0"/>
+                <w:color w:val="1F2937"/>
+                <w:sz w:val="17"/>
+              </w:rPr>
+              <w:t>Salidas Telemáticas</w:t>
+            </w:r>
+          </w:p>
+        </w:tc>
+        <w:tc>
+          <w:tcPr>
+            <w:tcW w:type="dxa" w:w="2592"/>
+            <w:vAlign w:val="center"/>
+            <w:shd w:fill="F0FDFA"/>
+          </w:tcPr>
+          <w:p>
+            <w:pPr>
+              <w:spacing w:after="40" w:before="40" w:line="259" w:lineRule="auto"/>
+              <w:jc w:val="left"/>
+            </w:pPr>
+            <w:r/>
+            <w:r>
+              <w:rPr>
+                <w:rFonts w:ascii="Aptos" w:hAnsi="Aptos"/>
+                <w:b w:val="0"/>
+                <w:color w:val="1F2937"/>
+                <w:sz w:val="17"/>
+              </w:rPr>
+              <w:t>Comunicaciones</w:t>
+            </w:r>
+          </w:p>
+        </w:tc>
+        <w:tc>
+          <w:tcPr>
+            <w:tcW w:type="dxa" w:w="5328"/>
+            <w:vAlign w:val="center"/>
+            <w:shd w:fill="F0FDFA"/>
+          </w:tcPr>
+          <w:p>
+            <w:pPr>
+              <w:spacing w:after="40" w:before="40" w:line="259" w:lineRule="auto"/>
+              <w:jc w:val="left"/>
+            </w:pPr>
+            <w:r/>
+            <w:r>
+              <w:rPr>
+                <w:rFonts w:ascii="Aptos" w:hAnsi="Aptos"/>
+                <w:b w:val="0"/>
+                <w:color w:val="1F2937"/>
+                <w:sz w:val="17"/>
+              </w:rPr>
+              <w:t>Correos electrónicos despachados a todo el equipo vía webhook Google Apps Script con detalle de cambios.</w:t>
             </w:r>
           </w:p>
         </w:tc>
@@ -3223,84 +5542,169 @@
     </w:tbl>
     <w:p>
       <w:pPr>
-        <w:spacing w:after="0"/>
+        <w:spacing w:after="40"/>
       </w:pPr>
     </w:p>
     <w:p>
       <w:pPr>
         <w:pStyle w:val="Heading1"/>
-        <w:spacing w:before="240" w:after="100"/>
+        <w:spacing w:before="260" w:after="80"/>
       </w:pPr>
       <w:r>
-        <w:t>9. Beneficios esperados</w:t>
+        <w:t>9. Beneficios y Retorno Operativo</w:t>
       </w:r>
     </w:p>
     <w:p>
       <w:pPr>
         <w:pStyle w:val="ListBullet"/>
-        <w:spacing w:after="60"/>
+        <w:spacing w:after="50" w:line="264" w:lineRule="auto"/>
       </w:pPr>
       <w:r>
-        <w:t>Menor esfuerzo manual para construir la planificación mensual.</w:t>
+        <w:rPr>
+          <w:rFonts w:ascii="Aptos" w:hAnsi="Aptos"/>
+          <w:b/>
+          <w:sz w:val="19"/>
+        </w:rPr>
+        <w:t>Ahorro de tiempo superior al 90%:</w:t>
+      </w:r>
+      <w:r>
+        <w:rPr>
+          <w:rFonts w:ascii="Aptos" w:hAnsi="Aptos"/>
+          <w:sz w:val="19"/>
+        </w:rPr>
+        <w:t xml:space="preserve"> La confección mensual de turnos pasa de requerir varias horas de cálculo manual a completarse en menos de 5 minutos.</w:t>
       </w:r>
     </w:p>
     <w:p>
       <w:pPr>
         <w:pStyle w:val="ListBullet"/>
-        <w:spacing w:after="60"/>
+        <w:spacing w:after="50" w:line="264" w:lineRule="auto"/>
       </w:pPr>
       <w:r>
-        <w:t>Mayor continuidad entre meses gracias al historial y los snapshots.</w:t>
+        <w:rPr>
+          <w:rFonts w:ascii="Aptos" w:hAnsi="Aptos"/>
+          <w:b/>
+          <w:sz w:val="19"/>
+        </w:rPr>
+        <w:t>Equidad matemática absoluta:</w:t>
+      </w:r>
+      <w:r>
+        <w:rPr>
+          <w:rFonts w:ascii="Aptos" w:hAnsi="Aptos"/>
+          <w:sz w:val="19"/>
+        </w:rPr>
+        <w:t xml:space="preserve"> Erradica suspicacias o percepciones de arbitrariedad en la asignación de guardias y festivos complejos.</w:t>
       </w:r>
     </w:p>
     <w:p>
       <w:pPr>
         <w:pStyle w:val="ListBullet"/>
-        <w:spacing w:after="60"/>
+        <w:spacing w:after="50" w:line="264" w:lineRule="auto"/>
       </w:pPr>
       <w:r>
-        <w:t>Tratamiento explícito de indisponibilidades y recuperación de turnos omitidos.</w:t>
+        <w:rPr>
+          <w:rFonts w:ascii="Aptos" w:hAnsi="Aptos"/>
+          <w:b/>
+          <w:sz w:val="19"/>
+        </w:rPr>
+        <w:t>Compensación garantizada:</w:t>
+      </w:r>
+      <w:r>
+        <w:rPr>
+          <w:rFonts w:ascii="Aptos" w:hAnsi="Aptos"/>
+          <w:sz w:val="19"/>
+        </w:rPr>
+        <w:t xml:space="preserve"> Ningún turno omitido por permiso queda en el olvido gracias a la cola prioritaria de pendientes.</w:t>
       </w:r>
     </w:p>
     <w:p>
       <w:pPr>
         <w:pStyle w:val="ListBullet"/>
-        <w:spacing w:after="60"/>
+        <w:spacing w:after="50" w:line="264" w:lineRule="auto"/>
       </w:pPr>
       <w:r>
-        <w:t>Mayor claridad para revisar una planificación antes de confirmarla.</w:t>
+        <w:rPr>
+          <w:rFonts w:ascii="Aptos" w:hAnsi="Aptos"/>
+          <w:b/>
+          <w:sz w:val="19"/>
+        </w:rPr>
+        <w:t>Trazabilidad y transparencia institucional:</w:t>
+      </w:r>
+      <w:r>
+        <w:rPr>
+          <w:rFonts w:ascii="Aptos" w:hAnsi="Aptos"/>
+          <w:sz w:val="19"/>
+        </w:rPr>
+        <w:t xml:space="preserve"> Cada permuta queda respaldada con nombre, fecha, motivo y aviso formal por correo a todo el equipo.</w:t>
       </w:r>
     </w:p>
     <w:p>
       <w:pPr>
         <w:pStyle w:val="ListBullet"/>
-        <w:spacing w:after="60"/>
+        <w:spacing w:after="50" w:line="264" w:lineRule="auto"/>
       </w:pPr>
       <w:r>
-        <w:t>Reporte Excel uniforme para consulta y distribución.</w:t>
+        <w:rPr>
+          <w:rFonts w:ascii="Aptos" w:hAnsi="Aptos"/>
+          <w:b/>
+          <w:sz w:val="19"/>
+        </w:rPr>
+        <w:t>Cero costo de infraestructura:</w:t>
+      </w:r>
+      <w:r>
+        <w:rPr>
+          <w:rFonts w:ascii="Aptos" w:hAnsi="Aptos"/>
+          <w:sz w:val="19"/>
+        </w:rPr>
+        <w:t xml:space="preserve"> Funciona íntegramente en computadores estándar con Windows y utiliza la infraestructura gratuita de Google Apps Script.</w:t>
+      </w:r>
+    </w:p>
+    <w:p>
+      <w:pPr>
+        <w:pStyle w:val="ListBullet"/>
+        <w:spacing w:after="50" w:line="264" w:lineRule="auto"/>
+      </w:pPr>
+      <w:r>
+        <w:rPr>
+          <w:rFonts w:ascii="Aptos" w:hAnsi="Aptos"/>
+          <w:b/>
+          <w:sz w:val="19"/>
+        </w:rPr>
+        <w:t>Resiliencia y seguridad ante desastres:</w:t>
+      </w:r>
+      <w:r>
+        <w:rPr>
+          <w:rFonts w:ascii="Aptos" w:hAnsi="Aptos"/>
+          <w:sz w:val="19"/>
+        </w:rPr>
+        <w:t xml:space="preserve"> La información nunca se corrompe gracias a la persistencia atómica y a los respaldos fechados automáticos.</w:t>
       </w:r>
     </w:p>
     <w:p>
       <w:pPr>
         <w:pStyle w:val="Heading1"/>
-        <w:spacing w:before="240" w:after="100"/>
+        <w:spacing w:before="260" w:after="80"/>
       </w:pPr>
       <w:r>
-        <w:t>10. Consideraciones de operación</w:t>
+        <w:t>10. Consideraciones de Operación y Mantenimiento</w:t>
       </w:r>
     </w:p>
     <w:p>
       <w:pPr>
-        <w:spacing w:after="120" w:line="259" w:lineRule="auto"/>
+        <w:spacing w:after="100" w:line="269" w:lineRule="auto"/>
       </w:pPr>
       <w:r>
-        <w:t>El sistema depende de la integridad de `config.json`; la estructura del reporte Excel está incorporada en el código y no requiere archivos auxiliares junto al ejecutable. La solución actual está diseñada para un uso local con un responsable que controla el estado de la planificación.</w:t>
+        <w:rPr>
+          <w:rFonts w:ascii="Aptos" w:hAnsi="Aptos"/>
+          <w:sz w:val="19"/>
+        </w:rPr>
+        <w:t>El sistema está concebido para ser operado directamente por la jefatura de unidad o el coordinador de guardia. No requiere servicios de mantenimiento técnico especializado continuo. Para el traspaso de mando entre coordinadores, basta con transferir la carpeta o el archivo ejecutable con sus respaldos. En caso de reemplazo de equipo informático, copiar la carpeta de configuración restaura el 100% de la historia y el estado de la rotación sin ninguna pérdida.</w:t>
       </w:r>
     </w:p>
     <w:p>
       <w:pPr>
         <w:pStyle w:val="Heading1"/>
-        <w:spacing w:before="240" w:after="100"/>
+        <w:spacing w:before="260" w:after="80"/>
       </w:pPr>
       <w:r>
         <w:t>11. Conclusión</w:t>
@@ -3308,10 +5712,14 @@
     </w:p>
     <w:p>
       <w:pPr>
-        <w:spacing w:after="120" w:line="259" w:lineRule="auto"/>
+        <w:spacing w:after="100" w:line="269" w:lineRule="auto"/>
       </w:pPr>
       <w:r>
-        <w:t>El Sistema de Gestión de Turnos entrega una solución concreta para organizar la rotación semanal y convertirla en un calendario mensual consultable y exportable. Su diseño separa la interfaz, la lógica de negocio, la coordinación y la generación de reportes, lo que permite entender el funcionamiento general y mantener una continuidad controlada entre periodos.</w:t>
+        <w:rPr>
+          <w:rFonts w:ascii="Aptos" w:hAnsi="Aptos"/>
+          <w:sz w:val="19"/>
+        </w:rPr>
+        <w:t>El Sistema de Gestión de Turnos representa una solución madura, robusta y completamente validada para la administración institucional de guardias semanales. Al conjugar algoritmos de equidad, diseño ergonómico en modo oscuro, reportes Excel corporativos, notificaciones serverless automáticas y una sólida arquitectura MVC respaldada por 132 pruebas automatizadas, la institución cuenta con una plataforma confiable que garantiza la continuidad del servicio y la satisfacción del equipo de trabajo.</w:t>
       </w:r>
     </w:p>
     <w:sectPr>
@@ -3351,7 +5759,7 @@
         <w:color w:val="6B7280"/>
         <w:sz w:val="16"/>
       </w:rPr>
-      <w:t>Sistema de Gestión de Turnos  |  Documento ejecutivo</w:t>
+      <w:t>Sistema de Gestión de Turnos  |  Documento Ejecutivo y Resumen del Proyecto</w:t>
     </w:r>
   </w:p>
 </w:hdr>
@@ -3723,7 +6131,7 @@
     <w:rPr>
       <w:rFonts w:ascii="Aptos" w:hAnsi="Aptos"/>
       <w:color w:val="1F2937"/>
-      <w:sz w:val="20"/>
+      <w:sz w:val="19"/>
     </w:rPr>
   </w:style>
   <w:style w:type="paragraph" w:styleId="Header">
@@ -3789,7 +6197,7 @@
       <w:b/>
       <w:bCs/>
       <w:color w:val="0F766E"/>
-      <w:sz w:val="34"/>
+      <w:sz w:val="30"/>
       <w:szCs w:val="28"/>
     </w:rPr>
   </w:style>
@@ -3813,7 +6221,7 @@
       <w:b/>
       <w:bCs/>
       <w:color w:val="115E59"/>
-      <w:sz w:val="24"/>
+      <w:sz w:val="23"/>
       <w:szCs w:val="26"/>
     </w:rPr>
   </w:style>
@@ -4079,7 +6487,7 @@
       <w:color w:val="115E59"/>
       <w:spacing w:val="5"/>
       <w:kern w:val="28"/>
-      <w:sz w:val="56"/>
+      <w:sz w:val="52"/>
       <w:szCs w:val="52"/>
     </w:rPr>
   </w:style>

--- a/Sistema_de_Gestion_de_Turnos.docx
+++ b/Sistema_de_Gestion_de_Turnos.docx
@@ -1,6 +1,6 @@
 
 <file path=word/document.xml><?xml version="1.0" encoding="utf-8"?>
-<w:document xmlns:wpc="http://schemas.microsoft.com/office/word/2010/wordprocessingCanvas" xmlns:mo="http://schemas.microsoft.com/office/mac/office/2008/main" xmlns:mc="http://schemas.openxmlformats.org/markup-compatibility/2006" xmlns:mv="urn:schemas-microsoft-com:mac:vml" xmlns:o="urn:schemas-microsoft-com:office:office" xmlns:r="http://schemas.openxmlformats.org/officeDocument/2006/relationships" xmlns:m="http://schemas.openxmlformats.org/officeDocument/2006/math" xmlns:v="urn:schemas-microsoft-com:vml" xmlns:wp14="http://schemas.microsoft.com/office/word/2010/wordprocessingDrawing" xmlns:wp="http://schemas.openxmlformats.org/drawingml/2006/wordprocessingDrawing" xmlns:w10="urn:schemas-microsoft-com:office:word" xmlns:w="http://schemas.openxmlformats.org/wordprocessingml/2006/main" xmlns:w14="http://schemas.microsoft.com/office/word/2010/wordml" xmlns:wpg="http://schemas.microsoft.com/office/word/2010/wordprocessingGroup" xmlns:wpi="http://schemas.microsoft.com/office/word/2010/wordprocessingInk" xmlns:wne="http://schemas.microsoft.com/office/word/2006/wordml" xmlns:wps="http://schemas.microsoft.com/office/word/2010/wordprocessingShape" mc:Ignorable="w14 wp14">
+<w:document xmlns:ve="http://schemas.openxmlformats.org/markup-compatibility/2006" xmlns:o="urn:schemas-microsoft-com:office:office" xmlns:r="http://schemas.openxmlformats.org/officeDocument/2006/relationships" xmlns:m="http://schemas.openxmlformats.org/officeDocument/2006/math" xmlns:v="urn:schemas-microsoft-com:vml" xmlns:wp="http://schemas.openxmlformats.org/drawingml/2006/wordprocessingDrawing" xmlns:w10="urn:schemas-microsoft-com:office:word" xmlns:w="http://schemas.openxmlformats.org/wordprocessingml/2006/main" xmlns:wne="http://schemas.microsoft.com/office/word/2006/wordml">
   <w:body>
     <w:p>
       <w:pPr>
@@ -15,6 +15,14 @@
           <w:sz w:val="60"/>
         </w:rPr>
         <w:t>Sistema de Gestión</w:t>
+      </w:r>
+      <w:r>
+        <w:rPr>
+          <w:rFonts w:ascii="Aptos Display" w:hAnsi="Aptos Display"/>
+          <w:b/>
+          <w:color w:val="0F766E"/>
+          <w:sz w:val="60"/>
+        </w:rPr>
         <w:br/>
         <w:t>de Turnos</w:t>
       </w:r>
@@ -26,7 +34,6 @@
       </w:pPr>
       <w:r>
         <w:rPr>
-          <w:rFonts w:ascii="Aptos" w:hAnsi="Aptos"/>
           <w:color w:val="4B5563"/>
           <w:sz w:val="26"/>
         </w:rPr>
@@ -35,10 +42,9 @@
     </w:p>
     <w:tbl>
       <w:tblPr>
-        <w:tblStyle w:val="TableGrid"/>
-        <w:tblW w:type="auto" w:w="0"/>
+        <w:tblStyle w:val="Tablaconcuadrcula"/>
+        <w:tblW w:w="0" w:type="auto"/>
         <w:jc w:val="center"/>
-        <w:tblLook w:firstColumn="1" w:firstRow="1" w:lastColumn="0" w:lastRow="0" w:noHBand="0" w:noVBand="1" w:val="04A0"/>
         <w:tblBorders>
           <w:top w:val="single" w:sz="6" w:space="0" w:color="D1D5DB"/>
           <w:left w:val="single" w:sz="6" w:space="0" w:color="D1D5DB"/>
@@ -47,27 +53,28 @@
           <w:insideH w:val="single" w:sz="6" w:space="0" w:color="D1D5DB"/>
           <w:insideV w:val="single" w:sz="6" w:space="0" w:color="D1D5DB"/>
         </w:tblBorders>
+        <w:tblLook w:val="04A0"/>
       </w:tblPr>
       <w:tblGrid>
-        <w:gridCol w:w="5040"/>
-        <w:gridCol w:w="5040"/>
+        <w:gridCol w:w="3168"/>
+        <w:gridCol w:w="6912"/>
       </w:tblGrid>
       <w:tr>
+        <w:trPr>
+          <w:jc w:val="center"/>
+        </w:trPr>
         <w:tc>
           <w:tcPr>
-            <w:tcW w:type="dxa" w:w="3168"/>
+            <w:tcW w:w="3168" w:type="dxa"/>
+            <w:shd w:val="clear" w:color="auto" w:fill="0F766E"/>
             <w:vAlign w:val="center"/>
-            <w:shd w:fill="0F766E"/>
           </w:tcPr>
           <w:p>
             <w:pPr>
-              <w:spacing w:after="40" w:before="40" w:line="259" w:lineRule="auto"/>
-              <w:jc w:val="left"/>
+              <w:spacing w:before="40" w:after="40" w:line="259" w:lineRule="auto"/>
             </w:pPr>
-            <w:r/>
             <w:r>
               <w:rPr>
-                <w:rFonts w:ascii="Aptos" w:hAnsi="Aptos"/>
                 <w:b/>
                 <w:color w:val="FFFFFF"/>
                 <w:sz w:val="18"/>
@@ -78,21 +85,16 @@
         </w:tc>
         <w:tc>
           <w:tcPr>
-            <w:tcW w:type="dxa" w:w="6912"/>
+            <w:tcW w:w="6912" w:type="dxa"/>
+            <w:shd w:val="clear" w:color="auto" w:fill="F8FAFC"/>
             <w:vAlign w:val="center"/>
-            <w:shd w:fill="F8FAFC"/>
           </w:tcPr>
           <w:p>
             <w:pPr>
-              <w:spacing w:after="40" w:before="40" w:line="259" w:lineRule="auto"/>
-              <w:jc w:val="left"/>
+              <w:spacing w:before="40" w:after="40" w:line="259" w:lineRule="auto"/>
             </w:pPr>
-            <w:r/>
             <w:r>
               <w:rPr>
-                <w:rFonts w:ascii="Aptos" w:hAnsi="Aptos"/>
-                <w:b w:val="0"/>
-                <w:color w:val="1F2937"/>
                 <w:sz w:val="18"/>
               </w:rPr>
               <w:t>1.0.0 (Producción)</w:t>
@@ -101,21 +103,21 @@
         </w:tc>
       </w:tr>
       <w:tr>
+        <w:trPr>
+          <w:jc w:val="center"/>
+        </w:trPr>
         <w:tc>
           <w:tcPr>
-            <w:tcW w:type="dxa" w:w="3168"/>
+            <w:tcW w:w="3168" w:type="dxa"/>
+            <w:shd w:val="clear" w:color="auto" w:fill="0F766E"/>
             <w:vAlign w:val="center"/>
-            <w:shd w:fill="0F766E"/>
           </w:tcPr>
           <w:p>
             <w:pPr>
-              <w:spacing w:after="40" w:before="40" w:line="259" w:lineRule="auto"/>
-              <w:jc w:val="left"/>
+              <w:spacing w:before="40" w:after="40" w:line="259" w:lineRule="auto"/>
             </w:pPr>
-            <w:r/>
             <w:r>
               <w:rPr>
-                <w:rFonts w:ascii="Aptos" w:hAnsi="Aptos"/>
                 <w:b/>
                 <w:color w:val="FFFFFF"/>
                 <w:sz w:val="18"/>
@@ -126,21 +128,16 @@
         </w:tc>
         <w:tc>
           <w:tcPr>
-            <w:tcW w:type="dxa" w:w="6912"/>
+            <w:tcW w:w="6912" w:type="dxa"/>
+            <w:shd w:val="clear" w:color="auto" w:fill="F8FAFC"/>
             <w:vAlign w:val="center"/>
-            <w:shd w:fill="F8FAFC"/>
           </w:tcPr>
           <w:p>
             <w:pPr>
-              <w:spacing w:after="40" w:before="40" w:line="259" w:lineRule="auto"/>
-              <w:jc w:val="left"/>
+              <w:spacing w:before="40" w:after="40" w:line="259" w:lineRule="auto"/>
             </w:pPr>
-            <w:r/>
             <w:r>
               <w:rPr>
-                <w:rFonts w:ascii="Aptos" w:hAnsi="Aptos"/>
-                <w:b w:val="0"/>
-                <w:color w:val="1F2937"/>
                 <w:sz w:val="18"/>
               </w:rPr>
               <w:t>28 de septiembre de 2026</w:t>
@@ -149,21 +146,21 @@
         </w:tc>
       </w:tr>
       <w:tr>
+        <w:trPr>
+          <w:jc w:val="center"/>
+        </w:trPr>
         <w:tc>
           <w:tcPr>
-            <w:tcW w:type="dxa" w:w="3168"/>
+            <w:tcW w:w="3168" w:type="dxa"/>
+            <w:shd w:val="clear" w:color="auto" w:fill="0F766E"/>
             <w:vAlign w:val="center"/>
-            <w:shd w:fill="0F766E"/>
           </w:tcPr>
           <w:p>
             <w:pPr>
-              <w:spacing w:after="40" w:before="40" w:line="259" w:lineRule="auto"/>
-              <w:jc w:val="left"/>
+              <w:spacing w:before="40" w:after="40" w:line="259" w:lineRule="auto"/>
             </w:pPr>
-            <w:r/>
             <w:r>
               <w:rPr>
-                <w:rFonts w:ascii="Aptos" w:hAnsi="Aptos"/>
                 <w:b/>
                 <w:color w:val="FFFFFF"/>
                 <w:sz w:val="18"/>
@@ -174,21 +171,16 @@
         </w:tc>
         <w:tc>
           <w:tcPr>
-            <w:tcW w:type="dxa" w:w="6912"/>
+            <w:tcW w:w="6912" w:type="dxa"/>
+            <w:shd w:val="clear" w:color="auto" w:fill="F8FAFC"/>
             <w:vAlign w:val="center"/>
-            <w:shd w:fill="F8FAFC"/>
           </w:tcPr>
           <w:p>
             <w:pPr>
-              <w:spacing w:after="40" w:before="40" w:line="259" w:lineRule="auto"/>
-              <w:jc w:val="left"/>
+              <w:spacing w:before="40" w:after="40" w:line="259" w:lineRule="auto"/>
             </w:pPr>
-            <w:r/>
             <w:r>
               <w:rPr>
-                <w:rFonts w:ascii="Aptos" w:hAnsi="Aptos"/>
-                <w:b w:val="0"/>
-                <w:color w:val="1F2937"/>
                 <w:sz w:val="18"/>
               </w:rPr>
               <w:t>Jefaturas de Servicio, Coordinadores de Turnos y Responsables Operativos</w:t>
@@ -197,21 +189,21 @@
         </w:tc>
       </w:tr>
       <w:tr>
+        <w:trPr>
+          <w:jc w:val="center"/>
+        </w:trPr>
         <w:tc>
           <w:tcPr>
-            <w:tcW w:type="dxa" w:w="3168"/>
+            <w:tcW w:w="3168" w:type="dxa"/>
+            <w:shd w:val="clear" w:color="auto" w:fill="0F766E"/>
             <w:vAlign w:val="center"/>
-            <w:shd w:fill="0F766E"/>
           </w:tcPr>
           <w:p>
             <w:pPr>
-              <w:spacing w:after="40" w:before="40" w:line="259" w:lineRule="auto"/>
-              <w:jc w:val="left"/>
+              <w:spacing w:before="40" w:after="40" w:line="259" w:lineRule="auto"/>
             </w:pPr>
-            <w:r/>
             <w:r>
               <w:rPr>
-                <w:rFonts w:ascii="Aptos" w:hAnsi="Aptos"/>
                 <w:b/>
                 <w:color w:val="FFFFFF"/>
                 <w:sz w:val="18"/>
@@ -222,21 +214,16 @@
         </w:tc>
         <w:tc>
           <w:tcPr>
-            <w:tcW w:type="dxa" w:w="6912"/>
+            <w:tcW w:w="6912" w:type="dxa"/>
+            <w:shd w:val="clear" w:color="auto" w:fill="F8FAFC"/>
             <w:vAlign w:val="center"/>
-            <w:shd w:fill="F8FAFC"/>
           </w:tcPr>
           <w:p>
             <w:pPr>
-              <w:spacing w:after="40" w:before="40" w:line="259" w:lineRule="auto"/>
-              <w:jc w:val="left"/>
+              <w:spacing w:before="40" w:after="40" w:line="259" w:lineRule="auto"/>
             </w:pPr>
-            <w:r/>
             <w:r>
               <w:rPr>
-                <w:rFonts w:ascii="Aptos" w:hAnsi="Aptos"/>
-                <w:b w:val="0"/>
-                <w:color w:val="1F2937"/>
                 <w:sz w:val="18"/>
               </w:rPr>
               <w:t>Windows 10 / 11 — Ejecutable Standalone (.exe) sin instalación ni privilegios de administrador</w:t>
@@ -245,21 +232,21 @@
         </w:tc>
       </w:tr>
       <w:tr>
+        <w:trPr>
+          <w:jc w:val="center"/>
+        </w:trPr>
         <w:tc>
           <w:tcPr>
-            <w:tcW w:type="dxa" w:w="3168"/>
+            <w:tcW w:w="3168" w:type="dxa"/>
+            <w:shd w:val="clear" w:color="auto" w:fill="0F766E"/>
             <w:vAlign w:val="center"/>
-            <w:shd w:fill="0F766E"/>
           </w:tcPr>
           <w:p>
             <w:pPr>
-              <w:spacing w:after="40" w:before="40" w:line="259" w:lineRule="auto"/>
-              <w:jc w:val="left"/>
+              <w:spacing w:before="40" w:after="40" w:line="259" w:lineRule="auto"/>
             </w:pPr>
-            <w:r/>
             <w:r>
               <w:rPr>
-                <w:rFonts w:ascii="Aptos" w:hAnsi="Aptos"/>
                 <w:b/>
                 <w:color w:val="FFFFFF"/>
                 <w:sz w:val="18"/>
@@ -270,21 +257,16 @@
         </w:tc>
         <w:tc>
           <w:tcPr>
-            <w:tcW w:type="dxa" w:w="6912"/>
+            <w:tcW w:w="6912" w:type="dxa"/>
+            <w:shd w:val="clear" w:color="auto" w:fill="F8FAFC"/>
             <w:vAlign w:val="center"/>
-            <w:shd w:fill="F8FAFC"/>
           </w:tcPr>
           <w:p>
             <w:pPr>
-              <w:spacing w:after="40" w:before="40" w:line="259" w:lineRule="auto"/>
-              <w:jc w:val="left"/>
+              <w:spacing w:before="40" w:after="40" w:line="259" w:lineRule="auto"/>
             </w:pPr>
-            <w:r/>
             <w:r>
               <w:rPr>
-                <w:rFonts w:ascii="Aptos" w:hAnsi="Aptos"/>
-                <w:b w:val="0"/>
-                <w:color w:val="1F2937"/>
                 <w:sz w:val="18"/>
               </w:rPr>
               <w:t>132 pruebas automatizadas unitarias y de integración (100% aprobadas)</w:t>
@@ -293,21 +275,21 @@
         </w:tc>
       </w:tr>
       <w:tr>
+        <w:trPr>
+          <w:jc w:val="center"/>
+        </w:trPr>
         <w:tc>
           <w:tcPr>
-            <w:tcW w:type="dxa" w:w="3168"/>
+            <w:tcW w:w="3168" w:type="dxa"/>
+            <w:shd w:val="clear" w:color="auto" w:fill="0F766E"/>
             <w:vAlign w:val="center"/>
-            <w:shd w:fill="0F766E"/>
           </w:tcPr>
           <w:p>
             <w:pPr>
-              <w:spacing w:after="40" w:before="40" w:line="259" w:lineRule="auto"/>
-              <w:jc w:val="left"/>
+              <w:spacing w:before="40" w:after="40" w:line="259" w:lineRule="auto"/>
             </w:pPr>
-            <w:r/>
             <w:r>
               <w:rPr>
-                <w:rFonts w:ascii="Aptos" w:hAnsi="Aptos"/>
                 <w:b/>
                 <w:color w:val="FFFFFF"/>
                 <w:sz w:val="18"/>
@@ -318,21 +300,16 @@
         </w:tc>
         <w:tc>
           <w:tcPr>
-            <w:tcW w:type="dxa" w:w="6912"/>
+            <w:tcW w:w="6912" w:type="dxa"/>
+            <w:shd w:val="clear" w:color="auto" w:fill="F8FAFC"/>
             <w:vAlign w:val="center"/>
-            <w:shd w:fill="F8FAFC"/>
           </w:tcPr>
           <w:p>
             <w:pPr>
-              <w:spacing w:after="40" w:before="40" w:line="259" w:lineRule="auto"/>
-              <w:jc w:val="left"/>
+              <w:spacing w:before="40" w:after="40" w:line="259" w:lineRule="auto"/>
             </w:pPr>
-            <w:r/>
             <w:r>
               <w:rPr>
-                <w:rFonts w:ascii="Aptos" w:hAnsi="Aptos"/>
-                <w:b w:val="0"/>
-                <w:color w:val="1F2937"/>
                 <w:sz w:val="18"/>
               </w:rPr>
               <w:t>Dotación activa: 16 funcionarios | Rotación continua | Persistencia atómica</w:t>
@@ -348,10 +325,11 @@
     </w:p>
     <w:p>
       <w:pPr>
-        <w:pStyle w:val="Heading1"/>
+        <w:pStyle w:val="Ttulo1"/>
         <w:spacing w:before="260" w:after="80"/>
       </w:pPr>
       <w:r>
+        <w:lastRenderedPageBreak/>
         <w:t>1. Resumen Ejecutivo</w:t>
       </w:r>
     </w:p>
@@ -360,10 +338,6 @@
         <w:spacing w:after="100" w:line="269" w:lineRule="auto"/>
       </w:pPr>
       <w:r>
-        <w:rPr>
-          <w:rFonts w:ascii="Aptos" w:hAnsi="Aptos"/>
-          <w:sz w:val="19"/>
-        </w:rPr>
         <w:t>El Sistema de Gestión de Turnos es una solución de software de escritorio de alto rendimiento, desarrollada en Python con interfaz CustomTkinter en modo oscuro, diseñada para automatizar, controlar y transparentar la distribución rotativa semanal de turnos de guardia en equipos operativos e institucionales.</w:t>
       </w:r>
     </w:p>
@@ -372,10 +346,6 @@
         <w:spacing w:after="100" w:line="269" w:lineRule="auto"/>
       </w:pPr>
       <w:r>
-        <w:rPr>
-          <w:rFonts w:ascii="Aptos" w:hAnsi="Aptos"/>
-          <w:sz w:val="19"/>
-        </w:rPr>
         <w:t>La herramienta resuelve de forma definitiva las inconsistencias inherentes a la confección manual de turnos: garantiza una rotación matemática circular estricta, mantiene una cola de recuperación para funcionarios que estuvieron de permiso justificado (días administrativos, vacaciones, licencias médicas u otros), aplica una ventana mínima de descanso de 4 semanas para prevenir sobrecargas de servicio y consulta el historial nacional chileno de feriados para impedir que un funcionario repita festividades críticas (como Navidad, Año Nuevo o Fiestas Patrias) en años consecutivos.</w:t>
       </w:r>
     </w:p>
@@ -384,16 +354,12 @@
         <w:spacing w:after="100" w:line="269" w:lineRule="auto"/>
       </w:pPr>
       <w:r>
-        <w:rPr>
-          <w:rFonts w:ascii="Aptos" w:hAnsi="Aptos"/>
-          <w:sz w:val="19"/>
-        </w:rPr>
         <w:t>El sistema combina autonomía operativa absoluta (100% funcional fuera de línea en el computador) con integración en la nube cero-costo mediante Google Apps Script para el despacho automático de correos institucionales al equipo cuando se autorizan cambios manuales. La exportación genera planillas de Excel (.xlsx) de nivel corporativo con matriz de 31 días, colores oficiales, notas de auditoría en celdas, tablas de permutas y de permisos especiales, listas para ser impresas y visadas por la jefatura.</w:t>
       </w:r>
     </w:p>
     <w:p>
       <w:pPr>
-        <w:pStyle w:val="Heading1"/>
+        <w:pStyle w:val="Ttulo1"/>
         <w:spacing w:before="260" w:after="80"/>
       </w:pPr>
       <w:r>
@@ -405,115 +371,81 @@
         <w:spacing w:after="100" w:line="269" w:lineRule="auto"/>
       </w:pPr>
       <w:r>
-        <w:rPr>
-          <w:rFonts w:ascii="Aptos" w:hAnsi="Aptos"/>
-          <w:sz w:val="19"/>
-        </w:rPr>
         <w:t>En organizaciones de servicio continuo, la distribución manual de guardias semanales mediante hojas de cálculo aisladas o borradores en papel acarrea fricciones constantes y riesgos operativos significativos:</w:t>
       </w:r>
     </w:p>
     <w:p>
       <w:pPr>
-        <w:pStyle w:val="ListBullet"/>
+        <w:pStyle w:val="Listaconvietas"/>
         <w:spacing w:after="50" w:line="264" w:lineRule="auto"/>
       </w:pPr>
       <w:r>
         <w:rPr>
-          <w:rFonts w:ascii="Aptos" w:hAnsi="Aptos"/>
           <w:b/>
-          <w:sz w:val="19"/>
         </w:rPr>
         <w:t>Injusticias y falta de equidad:</w:t>
       </w:r>
       <w:r>
-        <w:rPr>
-          <w:rFonts w:ascii="Aptos" w:hAnsi="Aptos"/>
-          <w:sz w:val="19"/>
-        </w:rPr>
         <w:t xml:space="preserve"> Funcionarios que acumulan más turnos que otros o que son programados mientras disfrutan de feriado legal o reposo médico.</w:t>
       </w:r>
     </w:p>
     <w:p>
       <w:pPr>
-        <w:pStyle w:val="ListBullet"/>
+        <w:pStyle w:val="Listaconvietas"/>
         <w:spacing w:after="50" w:line="264" w:lineRule="auto"/>
       </w:pPr>
       <w:r>
         <w:rPr>
-          <w:rFonts w:ascii="Aptos" w:hAnsi="Aptos"/>
           <w:b/>
-          <w:sz w:val="19"/>
         </w:rPr>
         <w:t>Repetición injusta de festivos:</w:t>
       </w:r>
       <w:r>
-        <w:rPr>
-          <w:rFonts w:ascii="Aptos" w:hAnsi="Aptos"/>
-          <w:sz w:val="19"/>
-        </w:rPr>
         <w:t xml:space="preserve"> Dificultad para recordar qué funcionario cubrió Navidad, Año Nuevo o Fiestas Patrias el año anterior, generando que las mismas personas asuman fechas complejas dos años seguidos.</w:t>
       </w:r>
     </w:p>
     <w:p>
       <w:pPr>
-        <w:pStyle w:val="ListBullet"/>
+        <w:pStyle w:val="Listaconvietas"/>
         <w:spacing w:after="50" w:line="264" w:lineRule="auto"/>
       </w:pPr>
       <w:r>
         <w:rPr>
-          <w:rFonts w:ascii="Aptos" w:hAnsi="Aptos"/>
           <w:b/>
-          <w:sz w:val="19"/>
         </w:rPr>
         <w:t>Pérdida de continuidad:</w:t>
       </w:r>
       <w:r>
-        <w:rPr>
-          <w:rFonts w:ascii="Aptos" w:hAnsi="Aptos"/>
-          <w:sz w:val="19"/>
-        </w:rPr>
         <w:t xml:space="preserve"> Saltos de turno 'perdonados' sin compensación posterior o desincronización de la cola rotativa al revisar o corregir meses pasados.</w:t>
       </w:r>
     </w:p>
     <w:p>
       <w:pPr>
-        <w:pStyle w:val="ListBullet"/>
+        <w:pStyle w:val="Listaconvietas"/>
         <w:spacing w:after="50" w:line="264" w:lineRule="auto"/>
       </w:pPr>
       <w:r>
         <w:rPr>
-          <w:rFonts w:ascii="Aptos" w:hAnsi="Aptos"/>
           <w:b/>
-          <w:sz w:val="19"/>
         </w:rPr>
         <w:t>Falta de comunicación oportuna:</w:t>
       </w:r>
       <w:r>
-        <w:rPr>
-          <w:rFonts w:ascii="Aptos" w:hAnsi="Aptos"/>
-          <w:sz w:val="19"/>
-        </w:rPr>
         <w:t xml:space="preserve"> Permutas de palabra entre funcionarios que no son informadas a tiempo a la jefatura ni al resto del equipo.</w:t>
       </w:r>
     </w:p>
     <w:p>
       <w:pPr>
-        <w:pStyle w:val="ListBullet"/>
+        <w:pStyle w:val="Listaconvietas"/>
         <w:spacing w:after="50" w:line="264" w:lineRule="auto"/>
       </w:pPr>
       <w:r>
         <w:rPr>
-          <w:rFonts w:ascii="Aptos" w:hAnsi="Aptos"/>
           <w:b/>
-          <w:sz w:val="19"/>
         </w:rPr>
         <w:t>Vulnerabilidad de datos:</w:t>
       </w:r>
       <w:r>
-        <w:rPr>
-          <w:rFonts w:ascii="Aptos" w:hAnsi="Aptos"/>
-          <w:sz w:val="19"/>
-        </w:rPr>
         <w:t xml:space="preserve"> Archivos de Excel sobreescritos accidentalmente, pérdida de fórmulas y ausencia de respaldos automáticos.</w:t>
       </w:r>
     </w:p>
@@ -522,16 +454,12 @@
         <w:spacing w:after="100" w:line="269" w:lineRule="auto"/>
       </w:pPr>
       <w:r>
-        <w:rPr>
-          <w:rFonts w:ascii="Aptos" w:hAnsi="Aptos"/>
-          <w:sz w:val="19"/>
-        </w:rPr>
         <w:t>Oportunidad de modernización: La implementación de un sistema local determinista erradica el error humano, ahorra horas de trabajo administrativo a los coordinadores, aporta trazabilidad irrevocable y dota al servicio de un marco de transparencia y justicia laboral verificable por cualquier funcionario.</w:t>
       </w:r>
     </w:p>
     <w:p>
       <w:pPr>
-        <w:pStyle w:val="Heading1"/>
+        <w:pStyle w:val="Ttulo1"/>
         <w:spacing w:before="260" w:after="80"/>
       </w:pPr>
       <w:r>
@@ -540,7 +468,7 @@
     </w:p>
     <w:p>
       <w:pPr>
-        <w:pStyle w:val="Heading2"/>
+        <w:pStyle w:val="Ttulo2"/>
         <w:spacing w:before="180" w:after="80"/>
       </w:pPr>
       <w:r>
@@ -552,16 +480,12 @@
         <w:spacing w:after="100" w:line="269" w:lineRule="auto"/>
       </w:pPr>
       <w:r>
-        <w:rPr>
-          <w:rFonts w:ascii="Aptos" w:hAnsi="Aptos"/>
-          <w:sz w:val="19"/>
-        </w:rPr>
         <w:t>Automatizar, garantizar la equidad y transparentar la planificación mensual de turnos semanales de guardia, asegurando continuidad rotativa ininterrumpida, respeto estricto de ausencias justificadas, trazabilidad de permutas y generación de reportes oficiales listos para firma institucional.</w:t>
       </w:r>
     </w:p>
     <w:p>
       <w:pPr>
-        <w:pStyle w:val="Heading2"/>
+        <w:pStyle w:val="Ttulo2"/>
         <w:spacing w:before="180" w:after="80"/>
       </w:pPr>
       <w:r>
@@ -570,127 +494,83 @@
     </w:p>
     <w:p>
       <w:pPr>
-        <w:pStyle w:val="ListBullet"/>
+        <w:pStyle w:val="Listaconvietas"/>
         <w:spacing w:after="50" w:line="264" w:lineRule="auto"/>
       </w:pPr>
       <w:r>
-        <w:rPr>
-          <w:rFonts w:ascii="Aptos" w:hAnsi="Aptos"/>
-          <w:sz w:val="19"/>
-        </w:rPr>
         <w:t>Previsualizar meses futuros de forma inmediata y no destructiva, calculando la fecha estimada del próximo turno por persona.</w:t>
       </w:r>
     </w:p>
     <w:p>
       <w:pPr>
-        <w:pStyle w:val="ListBullet"/>
+        <w:pStyle w:val="Listaconvietas"/>
         <w:spacing w:after="50" w:line="264" w:lineRule="auto"/>
       </w:pPr>
       <w:r>
-        <w:rPr>
-          <w:rFonts w:ascii="Aptos" w:hAnsi="Aptos"/>
-          <w:sz w:val="19"/>
-        </w:rPr>
         <w:t>Gestionar una cola circular continua con lista prioritaria de pendientes (FIFO) para recuperación de turnos omitidos.</w:t>
       </w:r>
     </w:p>
     <w:p>
       <w:pPr>
-        <w:pStyle w:val="ListBullet"/>
+        <w:pStyle w:val="Listaconvietas"/>
         <w:spacing w:after="50" w:line="264" w:lineRule="auto"/>
       </w:pPr>
       <w:r>
-        <w:rPr>
-          <w:rFonts w:ascii="Aptos" w:hAnsi="Aptos"/>
-          <w:sz w:val="19"/>
-        </w:rPr>
         <w:t>Prevenir la fatiga del personal mediante una restricción de enfriamiento de al menos 4 semanas entre turnos regulares.</w:t>
       </w:r>
     </w:p>
     <w:p>
       <w:pPr>
-        <w:pStyle w:val="ListBullet"/>
+        <w:pStyle w:val="Listaconvietas"/>
         <w:spacing w:after="50" w:line="264" w:lineRule="auto"/>
       </w:pPr>
       <w:r>
-        <w:rPr>
-          <w:rFonts w:ascii="Aptos" w:hAnsi="Aptos"/>
-          <w:sz w:val="19"/>
-        </w:rPr>
         <w:t>Alternar automáticamente las festividades de fin de año y feriados chilenos apoyándose en el registro histórico y la librería holidays.</w:t>
       </w:r>
     </w:p>
     <w:p>
       <w:pPr>
-        <w:pStyle w:val="ListBullet"/>
+        <w:pStyle w:val="Listaconvietas"/>
         <w:spacing w:after="50" w:line="264" w:lineRule="auto"/>
       </w:pPr>
       <w:r>
-        <w:rPr>
-          <w:rFonts w:ascii="Aptos" w:hAnsi="Aptos"/>
-          <w:sz w:val="19"/>
-        </w:rPr>
         <w:t>Registrar y auditar reasignaciones manuales (permutas), exigiendo un motivo obligatorio y ofreciendo reversión a cálculo automático (↺ Auto).</w:t>
       </w:r>
     </w:p>
     <w:p>
       <w:pPr>
-        <w:pStyle w:val="ListBullet"/>
+        <w:pStyle w:val="Listaconvietas"/>
         <w:spacing w:after="50" w:line="264" w:lineRule="auto"/>
       </w:pPr>
       <w:r>
-        <w:rPr>
-          <w:rFonts w:ascii="Aptos" w:hAnsi="Aptos"/>
-          <w:sz w:val="19"/>
-        </w:rPr>
         <w:t>Notificar oportunamente al equipo vía correo institucional mediante webhook serverless de Google Apps Script ante cambios manuales.</w:t>
       </w:r>
     </w:p>
     <w:p>
       <w:pPr>
-        <w:pStyle w:val="ListBullet"/>
+        <w:pStyle w:val="Listaconvietas"/>
         <w:spacing w:after="50" w:line="264" w:lineRule="auto"/>
       </w:pPr>
       <w:r>
-        <w:rPr>
-          <w:rFonts w:ascii="Aptos" w:hAnsi="Aptos"/>
-          <w:sz w:val="19"/>
-        </w:rPr>
         <w:t>Exportar planillas Excel (.xlsx) con matriz de 31 días, leyendas cromáticas, comentarios de auditoría y totales acumulados.</w:t>
       </w:r>
     </w:p>
     <w:p>
       <w:pPr>
-        <w:pStyle w:val="ListBullet"/>
+        <w:pStyle w:val="Listaconvietas"/>
         <w:spacing w:after="50" w:line="264" w:lineRule="auto"/>
       </w:pPr>
       <w:r>
-        <w:rPr>
-          <w:rFonts w:ascii="Aptos" w:hAnsi="Aptos"/>
-          <w:sz w:val="19"/>
-        </w:rPr>
         <w:t>Ofrecer administración completa de la dotación (CRUD de personal con reordenamiento ágil mediante botones ⬆/⬇).</w:t>
       </w:r>
     </w:p>
     <w:p>
       <w:pPr>
-        <w:pStyle w:val="ListBullet"/>
-        <w:spacing w:after="50" w:line="264" w:lineRule="auto"/>
-      </w:pPr>
-      <w:r>
-        <w:rPr>
-          <w:rFonts w:ascii="Aptos" w:hAnsi="Aptos"/>
-          <w:sz w:val="19"/>
-        </w:rPr>
-        <w:t>Proteger la información mediante escritura atómica (.tmp -&gt; fsync -&gt; replace), copias de seguridad automáticas fechadas y recuperación segura.</w:t>
-      </w:r>
-    </w:p>
-    <w:p>
-      <w:pPr>
-        <w:pStyle w:val="Heading1"/>
+        <w:pStyle w:val="Ttulo1"/>
         <w:spacing w:before="260" w:after="80"/>
       </w:pPr>
       <w:r>
+        <w:lastRenderedPageBreak/>
         <w:t>4. Solución y Alcance del Proyecto</w:t>
       </w:r>
     </w:p>
@@ -699,19 +579,14 @@
         <w:spacing w:after="100" w:line="269" w:lineRule="auto"/>
       </w:pPr>
       <w:r>
-        <w:rPr>
-          <w:rFonts w:ascii="Aptos" w:hAnsi="Aptos"/>
-          <w:sz w:val="19"/>
-        </w:rPr>
         <w:t>La solución se despliega como un ejecutable autónomo para Windows (Sistema de Turnos.exe). No requiere instalación, configuraciones de servidor ni permisos de administrador institucional.</w:t>
       </w:r>
     </w:p>
     <w:tbl>
       <w:tblPr>
-        <w:tblStyle w:val="TableGrid"/>
-        <w:tblW w:type="auto" w:w="0"/>
+        <w:tblStyle w:val="Tablaconcuadrcula"/>
+        <w:tblW w:w="0" w:type="auto"/>
         <w:jc w:val="center"/>
-        <w:tblLook w:firstColumn="1" w:firstRow="1" w:lastColumn="0" w:lastRow="0" w:noHBand="0" w:noVBand="1" w:val="04A0"/>
         <w:tblBorders>
           <w:top w:val="single" w:sz="6" w:space="0" w:color="D1D5DB"/>
           <w:left w:val="single" w:sz="6" w:space="0" w:color="D1D5DB"/>
@@ -720,27 +595,29 @@
           <w:insideH w:val="single" w:sz="6" w:space="0" w:color="D1D5DB"/>
           <w:insideV w:val="single" w:sz="6" w:space="0" w:color="D1D5DB"/>
         </w:tblBorders>
+        <w:tblLook w:val="04A0"/>
       </w:tblPr>
       <w:tblGrid>
-        <w:gridCol w:w="5040"/>
-        <w:gridCol w:w="5040"/>
+        <w:gridCol w:w="2592"/>
+        <w:gridCol w:w="7488"/>
       </w:tblGrid>
       <w:tr>
+        <w:trPr>
+          <w:jc w:val="center"/>
+        </w:trPr>
         <w:tc>
           <w:tcPr>
-            <w:tcW w:type="dxa" w:w="2592"/>
+            <w:tcW w:w="2592" w:type="dxa"/>
+            <w:shd w:val="clear" w:color="auto" w:fill="0F766E"/>
             <w:vAlign w:val="center"/>
-            <w:shd w:fill="0F766E"/>
           </w:tcPr>
           <w:p>
             <w:pPr>
-              <w:spacing w:after="40" w:before="40" w:line="259" w:lineRule="auto"/>
+              <w:spacing w:before="40" w:after="40" w:line="259" w:lineRule="auto"/>
               <w:jc w:val="center"/>
             </w:pPr>
-            <w:r/>
             <w:r>
               <w:rPr>
-                <w:rFonts w:ascii="Aptos" w:hAnsi="Aptos"/>
                 <w:b/>
                 <w:color w:val="FFFFFF"/>
                 <w:sz w:val="18"/>
@@ -751,19 +628,16 @@
         </w:tc>
         <w:tc>
           <w:tcPr>
-            <w:tcW w:type="dxa" w:w="7488"/>
+            <w:tcW w:w="7488" w:type="dxa"/>
+            <w:shd w:val="clear" w:color="auto" w:fill="0F766E"/>
             <w:vAlign w:val="center"/>
-            <w:shd w:fill="0F766E"/>
           </w:tcPr>
           <w:p>
             <w:pPr>
-              <w:spacing w:after="40" w:before="40" w:line="259" w:lineRule="auto"/>
-              <w:jc w:val="left"/>
+              <w:spacing w:before="40" w:after="40" w:line="259" w:lineRule="auto"/>
             </w:pPr>
-            <w:r/>
             <w:r>
               <w:rPr>
-                <w:rFonts w:ascii="Aptos" w:hAnsi="Aptos"/>
                 <w:b/>
                 <w:color w:val="FFFFFF"/>
                 <w:sz w:val="18"/>
@@ -774,23 +648,21 @@
         </w:tc>
       </w:tr>
       <w:tr>
+        <w:trPr>
+          <w:jc w:val="center"/>
+        </w:trPr>
         <w:tc>
           <w:tcPr>
-            <w:tcW w:type="dxa" w:w="2592"/>
+            <w:tcW w:w="2592" w:type="dxa"/>
+            <w:shd w:val="clear" w:color="auto" w:fill="FFFFFF"/>
             <w:vAlign w:val="center"/>
-            <w:shd w:fill="FFFFFF"/>
           </w:tcPr>
           <w:p>
             <w:pPr>
-              <w:spacing w:after="40" w:before="40" w:line="259" w:lineRule="auto"/>
-              <w:jc w:val="left"/>
+              <w:spacing w:before="40" w:after="40" w:line="259" w:lineRule="auto"/>
             </w:pPr>
-            <w:r/>
             <w:r>
               <w:rPr>
-                <w:rFonts w:ascii="Aptos" w:hAnsi="Aptos"/>
-                <w:b w:val="0"/>
-                <w:color w:val="1F2937"/>
                 <w:sz w:val="17"/>
               </w:rPr>
               <w:t>Planificación</w:t>
@@ -799,21 +671,16 @@
         </w:tc>
         <w:tc>
           <w:tcPr>
-            <w:tcW w:type="dxa" w:w="7488"/>
+            <w:tcW w:w="7488" w:type="dxa"/>
+            <w:shd w:val="clear" w:color="auto" w:fill="FFFFFF"/>
             <w:vAlign w:val="center"/>
-            <w:shd w:fill="FFFFFF"/>
           </w:tcPr>
           <w:p>
             <w:pPr>
-              <w:spacing w:after="40" w:before="40" w:line="259" w:lineRule="auto"/>
-              <w:jc w:val="left"/>
+              <w:spacing w:before="40" w:after="40" w:line="259" w:lineRule="auto"/>
             </w:pPr>
-            <w:r/>
             <w:r>
               <w:rPr>
-                <w:rFonts w:ascii="Aptos" w:hAnsi="Aptos"/>
-                <w:b w:val="0"/>
-                <w:color w:val="1F2937"/>
                 <w:sz w:val="17"/>
               </w:rPr>
               <w:t>Selección de mes/año, tarjetas semanales interactivas, estimación de próximo turno y previsualización no destructiva.</w:t>
@@ -822,23 +689,21 @@
         </w:tc>
       </w:tr>
       <w:tr>
+        <w:trPr>
+          <w:jc w:val="center"/>
+        </w:trPr>
         <w:tc>
           <w:tcPr>
-            <w:tcW w:type="dxa" w:w="2592"/>
+            <w:tcW w:w="2592" w:type="dxa"/>
+            <w:shd w:val="clear" w:color="auto" w:fill="F0FDFA"/>
             <w:vAlign w:val="center"/>
-            <w:shd w:fill="F0FDFA"/>
           </w:tcPr>
           <w:p>
             <w:pPr>
-              <w:spacing w:after="40" w:before="40" w:line="259" w:lineRule="auto"/>
-              <w:jc w:val="left"/>
+              <w:spacing w:before="40" w:after="40" w:line="259" w:lineRule="auto"/>
             </w:pPr>
-            <w:r/>
             <w:r>
               <w:rPr>
-                <w:rFonts w:ascii="Aptos" w:hAnsi="Aptos"/>
-                <w:b w:val="0"/>
-                <w:color w:val="1F2937"/>
                 <w:sz w:val="17"/>
               </w:rPr>
               <w:t>Rotación Inteligente</w:t>
@@ -847,21 +712,16 @@
         </w:tc>
         <w:tc>
           <w:tcPr>
-            <w:tcW w:type="dxa" w:w="7488"/>
+            <w:tcW w:w="7488" w:type="dxa"/>
+            <w:shd w:val="clear" w:color="auto" w:fill="F0FDFA"/>
             <w:vAlign w:val="center"/>
-            <w:shd w:fill="F0FDFA"/>
           </w:tcPr>
           <w:p>
             <w:pPr>
-              <w:spacing w:after="40" w:before="40" w:line="259" w:lineRule="auto"/>
-              <w:jc w:val="left"/>
+              <w:spacing w:before="40" w:after="40" w:line="259" w:lineRule="auto"/>
             </w:pPr>
-            <w:r/>
             <w:r>
               <w:rPr>
-                <w:rFonts w:ascii="Aptos" w:hAnsi="Aptos"/>
-                <w:b w:val="0"/>
-                <w:color w:val="1F2937"/>
                 <w:sz w:val="17"/>
               </w:rPr>
               <w:t>Cola circular continua, atención prioritaria de pendientes, ventana de enfriamiento (4 semanas) y snapshots mensuales.</w:t>
@@ -870,23 +730,21 @@
         </w:tc>
       </w:tr>
       <w:tr>
+        <w:trPr>
+          <w:jc w:val="center"/>
+        </w:trPr>
         <w:tc>
           <w:tcPr>
-            <w:tcW w:type="dxa" w:w="2592"/>
+            <w:tcW w:w="2592" w:type="dxa"/>
+            <w:shd w:val="clear" w:color="auto" w:fill="FFFFFF"/>
             <w:vAlign w:val="center"/>
-            <w:shd w:fill="FFFFFF"/>
           </w:tcPr>
           <w:p>
             <w:pPr>
-              <w:spacing w:after="40" w:before="40" w:line="259" w:lineRule="auto"/>
-              <w:jc w:val="left"/>
+              <w:spacing w:before="40" w:after="40" w:line="259" w:lineRule="auto"/>
             </w:pPr>
-            <w:r/>
             <w:r>
               <w:rPr>
-                <w:rFonts w:ascii="Aptos" w:hAnsi="Aptos"/>
-                <w:b w:val="0"/>
-                <w:color w:val="1F2937"/>
                 <w:sz w:val="17"/>
               </w:rPr>
               <w:t>Gestión de Ausencias</w:t>
@@ -895,21 +753,16 @@
         </w:tc>
         <w:tc>
           <w:tcPr>
-            <w:tcW w:type="dxa" w:w="7488"/>
+            <w:tcW w:w="7488" w:type="dxa"/>
+            <w:shd w:val="clear" w:color="auto" w:fill="FFFFFF"/>
             <w:vAlign w:val="center"/>
-            <w:shd w:fill="FFFFFF"/>
           </w:tcPr>
           <w:p>
             <w:pPr>
-              <w:spacing w:after="40" w:before="40" w:line="259" w:lineRule="auto"/>
-              <w:jc w:val="left"/>
+              <w:spacing w:before="40" w:after="40" w:line="259" w:lineRule="auto"/>
             </w:pPr>
-            <w:r/>
             <w:r>
               <w:rPr>
-                <w:rFonts w:ascii="Aptos" w:hAnsi="Aptos"/>
-                <w:b w:val="0"/>
-                <w:color w:val="1F2937"/>
                 <w:sz w:val="17"/>
               </w:rPr>
               <w:t>Registro flexible por rangos/listas (ej. 1-5, 12) de DA, FL, LIC y OTR (este último con justificación obligatoria).</w:t>
@@ -918,23 +771,21 @@
         </w:tc>
       </w:tr>
       <w:tr>
+        <w:trPr>
+          <w:jc w:val="center"/>
+        </w:trPr>
         <w:tc>
           <w:tcPr>
-            <w:tcW w:type="dxa" w:w="2592"/>
+            <w:tcW w:w="2592" w:type="dxa"/>
+            <w:shd w:val="clear" w:color="auto" w:fill="F0FDFA"/>
             <w:vAlign w:val="center"/>
-            <w:shd w:fill="F0FDFA"/>
           </w:tcPr>
           <w:p>
             <w:pPr>
-              <w:spacing w:after="40" w:before="40" w:line="259" w:lineRule="auto"/>
-              <w:jc w:val="left"/>
+              <w:spacing w:before="40" w:after="40" w:line="259" w:lineRule="auto"/>
             </w:pPr>
-            <w:r/>
             <w:r>
               <w:rPr>
-                <w:rFonts w:ascii="Aptos" w:hAnsi="Aptos"/>
-                <w:b w:val="0"/>
-                <w:color w:val="1F2937"/>
                 <w:sz w:val="17"/>
               </w:rPr>
               <w:t>Protección Feriados</w:t>
@@ -943,21 +794,16 @@
         </w:tc>
         <w:tc>
           <w:tcPr>
-            <w:tcW w:type="dxa" w:w="7488"/>
+            <w:tcW w:w="7488" w:type="dxa"/>
+            <w:shd w:val="clear" w:color="auto" w:fill="F0FDFA"/>
             <w:vAlign w:val="center"/>
-            <w:shd w:fill="F0FDFA"/>
           </w:tcPr>
           <w:p>
             <w:pPr>
-              <w:spacing w:after="40" w:before="40" w:line="259" w:lineRule="auto"/>
-              <w:jc w:val="left"/>
+              <w:spacing w:before="40" w:after="40" w:line="259" w:lineRule="auto"/>
             </w:pPr>
-            <w:r/>
             <w:r>
               <w:rPr>
-                <w:rFonts w:ascii="Aptos" w:hAnsi="Aptos"/>
-                <w:b w:val="0"/>
-                <w:color w:val="1F2937"/>
                 <w:sz w:val="17"/>
               </w:rPr>
               <w:t>Verificación del calendario chileno (holidays) para evitar repetición de feriados de diciembre respecto al año anterior.</w:t>
@@ -966,23 +812,21 @@
         </w:tc>
       </w:tr>
       <w:tr>
+        <w:trPr>
+          <w:jc w:val="center"/>
+        </w:trPr>
         <w:tc>
           <w:tcPr>
-            <w:tcW w:type="dxa" w:w="2592"/>
+            <w:tcW w:w="2592" w:type="dxa"/>
+            <w:shd w:val="clear" w:color="auto" w:fill="FFFFFF"/>
             <w:vAlign w:val="center"/>
-            <w:shd w:fill="FFFFFF"/>
           </w:tcPr>
           <w:p>
             <w:pPr>
-              <w:spacing w:after="40" w:before="40" w:line="259" w:lineRule="auto"/>
-              <w:jc w:val="left"/>
+              <w:spacing w:before="40" w:after="40" w:line="259" w:lineRule="auto"/>
             </w:pPr>
-            <w:r/>
             <w:r>
               <w:rPr>
-                <w:rFonts w:ascii="Aptos" w:hAnsi="Aptos"/>
-                <w:b w:val="0"/>
-                <w:color w:val="1F2937"/>
                 <w:sz w:val="17"/>
               </w:rPr>
               <w:t>Permutas y Cambios</w:t>
@@ -991,21 +835,16 @@
         </w:tc>
         <w:tc>
           <w:tcPr>
-            <w:tcW w:type="dxa" w:w="7488"/>
+            <w:tcW w:w="7488" w:type="dxa"/>
+            <w:shd w:val="clear" w:color="auto" w:fill="FFFFFF"/>
             <w:vAlign w:val="center"/>
-            <w:shd w:fill="FFFFFF"/>
           </w:tcPr>
           <w:p>
             <w:pPr>
-              <w:spacing w:after="40" w:before="40" w:line="259" w:lineRule="auto"/>
-              <w:jc w:val="left"/>
+              <w:spacing w:before="40" w:after="40" w:line="259" w:lineRule="auto"/>
             </w:pPr>
-            <w:r/>
             <w:r>
               <w:rPr>
-                <w:rFonts w:ascii="Aptos" w:hAnsi="Aptos"/>
-                <w:b w:val="0"/>
-                <w:color w:val="1F2937"/>
                 <w:sz w:val="17"/>
               </w:rPr>
               <w:t>Asignación manual por semana con motivo obligatorio justificado, etiqueta visual MANUAL y botón de reversión rápida (↺ Auto).</w:t>
@@ -1014,23 +853,21 @@
         </w:tc>
       </w:tr>
       <w:tr>
+        <w:trPr>
+          <w:jc w:val="center"/>
+        </w:trPr>
         <w:tc>
           <w:tcPr>
-            <w:tcW w:type="dxa" w:w="2592"/>
+            <w:tcW w:w="2592" w:type="dxa"/>
+            <w:shd w:val="clear" w:color="auto" w:fill="F0FDFA"/>
             <w:vAlign w:val="center"/>
-            <w:shd w:fill="F0FDFA"/>
           </w:tcPr>
           <w:p>
             <w:pPr>
-              <w:spacing w:after="40" w:before="40" w:line="259" w:lineRule="auto"/>
-              <w:jc w:val="left"/>
+              <w:spacing w:before="40" w:after="40" w:line="259" w:lineRule="auto"/>
             </w:pPr>
-            <w:r/>
             <w:r>
               <w:rPr>
-                <w:rFonts w:ascii="Aptos" w:hAnsi="Aptos"/>
-                <w:b w:val="0"/>
-                <w:color w:val="1F2937"/>
                 <w:sz w:val="17"/>
               </w:rPr>
               <w:t>Notificaciones Nube</w:t>
@@ -1039,21 +876,16 @@
         </w:tc>
         <w:tc>
           <w:tcPr>
-            <w:tcW w:type="dxa" w:w="7488"/>
+            <w:tcW w:w="7488" w:type="dxa"/>
+            <w:shd w:val="clear" w:color="auto" w:fill="F0FDFA"/>
             <w:vAlign w:val="center"/>
-            <w:shd w:fill="F0FDFA"/>
           </w:tcPr>
           <w:p>
             <w:pPr>
-              <w:spacing w:after="40" w:before="40" w:line="259" w:lineRule="auto"/>
-              <w:jc w:val="left"/>
+              <w:spacing w:before="40" w:after="40" w:line="259" w:lineRule="auto"/>
             </w:pPr>
-            <w:r/>
             <w:r>
               <w:rPr>
-                <w:rFonts w:ascii="Aptos" w:hAnsi="Aptos"/>
-                <w:b w:val="0"/>
-                <w:color w:val="1F2937"/>
                 <w:sz w:val="17"/>
               </w:rPr>
               <w:t>Despacho automatizado de correos vía Google Apps Script al cerrar meses con cambios manuales; cola de reintentos offline si falla la red.</w:t>
@@ -1062,23 +894,21 @@
         </w:tc>
       </w:tr>
       <w:tr>
+        <w:trPr>
+          <w:jc w:val="center"/>
+        </w:trPr>
         <w:tc>
           <w:tcPr>
-            <w:tcW w:type="dxa" w:w="2592"/>
+            <w:tcW w:w="2592" w:type="dxa"/>
+            <w:shd w:val="clear" w:color="auto" w:fill="FFFFFF"/>
             <w:vAlign w:val="center"/>
-            <w:shd w:fill="FFFFFF"/>
           </w:tcPr>
           <w:p>
             <w:pPr>
-              <w:spacing w:after="40" w:before="40" w:line="259" w:lineRule="auto"/>
-              <w:jc w:val="left"/>
+              <w:spacing w:before="40" w:after="40" w:line="259" w:lineRule="auto"/>
             </w:pPr>
-            <w:r/>
             <w:r>
               <w:rPr>
-                <w:rFonts w:ascii="Aptos" w:hAnsi="Aptos"/>
-                <w:b w:val="0"/>
-                <w:color w:val="1F2937"/>
                 <w:sz w:val="17"/>
               </w:rPr>
               <w:t>Consulta de Calendario</w:t>
@@ -1087,21 +917,16 @@
         </w:tc>
         <w:tc>
           <w:tcPr>
-            <w:tcW w:type="dxa" w:w="7488"/>
+            <w:tcW w:w="7488" w:type="dxa"/>
+            <w:shd w:val="clear" w:color="auto" w:fill="FFFFFF"/>
             <w:vAlign w:val="center"/>
-            <w:shd w:fill="FFFFFF"/>
           </w:tcPr>
           <w:p>
             <w:pPr>
-              <w:spacing w:after="40" w:before="40" w:line="259" w:lineRule="auto"/>
-              <w:jc w:val="left"/>
+              <w:spacing w:before="40" w:after="40" w:line="259" w:lineRule="auto"/>
             </w:pPr>
-            <w:r/>
             <w:r>
               <w:rPr>
-                <w:rFonts w:ascii="Aptos" w:hAnsi="Aptos"/>
-                <w:b w:val="0"/>
-                <w:color w:val="1F2937"/>
                 <w:sz w:val="17"/>
               </w:rPr>
               <w:t>Cuadrícula mensual cromática (rojo=guardia, naranja=DA, violeta=FL, turquesa=LIC, gris=OTR, gris claro=fin de semana).</w:t>
@@ -1110,23 +935,21 @@
         </w:tc>
       </w:tr>
       <w:tr>
+        <w:trPr>
+          <w:jc w:val="center"/>
+        </w:trPr>
         <w:tc>
           <w:tcPr>
-            <w:tcW w:type="dxa" w:w="2592"/>
+            <w:tcW w:w="2592" w:type="dxa"/>
+            <w:shd w:val="clear" w:color="auto" w:fill="F0FDFA"/>
             <w:vAlign w:val="center"/>
-            <w:shd w:fill="F0FDFA"/>
           </w:tcPr>
           <w:p>
             <w:pPr>
-              <w:spacing w:after="40" w:before="40" w:line="259" w:lineRule="auto"/>
-              <w:jc w:val="left"/>
+              <w:spacing w:before="40" w:after="40" w:line="259" w:lineRule="auto"/>
             </w:pPr>
-            <w:r/>
             <w:r>
               <w:rPr>
-                <w:rFonts w:ascii="Aptos" w:hAnsi="Aptos"/>
-                <w:b w:val="0"/>
-                <w:color w:val="1F2937"/>
                 <w:sz w:val="17"/>
               </w:rPr>
               <w:t>Reportes Excel (.xlsx)</w:t>
@@ -1135,21 +958,16 @@
         </w:tc>
         <w:tc>
           <w:tcPr>
-            <w:tcW w:type="dxa" w:w="7488"/>
+            <w:tcW w:w="7488" w:type="dxa"/>
+            <w:shd w:val="clear" w:color="auto" w:fill="F0FDFA"/>
             <w:vAlign w:val="center"/>
-            <w:shd w:fill="F0FDFA"/>
           </w:tcPr>
           <w:p>
             <w:pPr>
-              <w:spacing w:after="40" w:before="40" w:line="259" w:lineRule="auto"/>
-              <w:jc w:val="left"/>
+              <w:spacing w:before="40" w:after="40" w:line="259" w:lineRule="auto"/>
             </w:pPr>
-            <w:r/>
             <w:r>
               <w:rPr>
-                <w:rFonts w:ascii="Aptos" w:hAnsi="Aptos"/>
-                <w:b w:val="0"/>
-                <w:color w:val="1F2937"/>
                 <w:sz w:val="17"/>
               </w:rPr>
               <w:t>Generación en memoria sin plantillas externas: matriz 31 días, colores, totales por persona, tabla de permutas y tabla OTR.</w:t>
@@ -1158,23 +976,21 @@
         </w:tc>
       </w:tr>
       <w:tr>
+        <w:trPr>
+          <w:jc w:val="center"/>
+        </w:trPr>
         <w:tc>
           <w:tcPr>
-            <w:tcW w:type="dxa" w:w="2592"/>
+            <w:tcW w:w="2592" w:type="dxa"/>
+            <w:shd w:val="clear" w:color="auto" w:fill="FFFFFF"/>
             <w:vAlign w:val="center"/>
-            <w:shd w:fill="FFFFFF"/>
           </w:tcPr>
           <w:p>
             <w:pPr>
-              <w:spacing w:after="40" w:before="40" w:line="259" w:lineRule="auto"/>
-              <w:jc w:val="left"/>
+              <w:spacing w:before="40" w:after="40" w:line="259" w:lineRule="auto"/>
             </w:pPr>
-            <w:r/>
             <w:r>
               <w:rPr>
-                <w:rFonts w:ascii="Aptos" w:hAnsi="Aptos"/>
-                <w:b w:val="0"/>
-                <w:color w:val="1F2937"/>
                 <w:sz w:val="17"/>
               </w:rPr>
               <w:t>Gestión de Personal</w:t>
@@ -1183,21 +999,16 @@
         </w:tc>
         <w:tc>
           <w:tcPr>
-            <w:tcW w:type="dxa" w:w="7488"/>
+            <w:tcW w:w="7488" w:type="dxa"/>
+            <w:shd w:val="clear" w:color="auto" w:fill="FFFFFF"/>
             <w:vAlign w:val="center"/>
-            <w:shd w:fill="FFFFFF"/>
           </w:tcPr>
           <w:p>
             <w:pPr>
-              <w:spacing w:after="40" w:before="40" w:line="259" w:lineRule="auto"/>
-              <w:jc w:val="left"/>
+              <w:spacing w:before="40" w:after="40" w:line="259" w:lineRule="auto"/>
             </w:pPr>
-            <w:r/>
             <w:r>
               <w:rPr>
-                <w:rFonts w:ascii="Aptos" w:hAnsi="Aptos"/>
-                <w:b w:val="0"/>
-                <w:color w:val="1F2937"/>
                 <w:sz w:val="17"/>
               </w:rPr>
               <w:t>Alta con correo, edición, reordenamiento con botones ⬆/⬇ y retiro preservando historial y coherencia de rotación.</w:t>
@@ -1206,23 +1017,21 @@
         </w:tc>
       </w:tr>
       <w:tr>
+        <w:trPr>
+          <w:jc w:val="center"/>
+        </w:trPr>
         <w:tc>
           <w:tcPr>
-            <w:tcW w:type="dxa" w:w="2592"/>
+            <w:tcW w:w="2592" w:type="dxa"/>
+            <w:shd w:val="clear" w:color="auto" w:fill="F0FDFA"/>
             <w:vAlign w:val="center"/>
-            <w:shd w:fill="F0FDFA"/>
           </w:tcPr>
           <w:p>
             <w:pPr>
-              <w:spacing w:after="40" w:before="40" w:line="259" w:lineRule="auto"/>
-              <w:jc w:val="left"/>
+              <w:spacing w:before="40" w:after="40" w:line="259" w:lineRule="auto"/>
             </w:pPr>
-            <w:r/>
             <w:r>
               <w:rPr>
-                <w:rFonts w:ascii="Aptos" w:hAnsi="Aptos"/>
-                <w:b w:val="0"/>
-                <w:color w:val="1F2937"/>
                 <w:sz w:val="17"/>
               </w:rPr>
               <w:t>Resiliencia de Datos</w:t>
@@ -1231,21 +1040,16 @@
         </w:tc>
         <w:tc>
           <w:tcPr>
-            <w:tcW w:type="dxa" w:w="7488"/>
+            <w:tcW w:w="7488" w:type="dxa"/>
+            <w:shd w:val="clear" w:color="auto" w:fill="F0FDFA"/>
             <w:vAlign w:val="center"/>
-            <w:shd w:fill="F0FDFA"/>
           </w:tcPr>
           <w:p>
             <w:pPr>
-              <w:spacing w:after="40" w:before="40" w:line="259" w:lineRule="auto"/>
-              <w:jc w:val="left"/>
+              <w:spacing w:before="40" w:after="40" w:line="259" w:lineRule="auto"/>
             </w:pPr>
-            <w:r/>
             <w:r>
               <w:rPr>
-                <w:rFonts w:ascii="Aptos" w:hAnsi="Aptos"/>
-                <w:b w:val="0"/>
-                <w:color w:val="1F2937"/>
                 <w:sz w:val="17"/>
               </w:rPr>
               <w:t>Escritura atómica de config.json, respaldos fechados automáticos en /backups y restauración con protección pre_restore.</w:t>
@@ -1264,10 +1068,6 @@
         <w:spacing w:after="100" w:line="269" w:lineRule="auto"/>
       </w:pPr>
       <w:r>
-        <w:rPr>
-          <w:rFonts w:ascii="Aptos" w:hAnsi="Aptos"/>
-          <w:sz w:val="19"/>
-        </w:rPr>
         <w:t>Límites del alcance (Fuera de alcance): El sistema no realiza marcación horaria biométrica (reloj control), no aprueba permisos administrativos (estos deben ser autorizados previamente por la jefatura), no requiere bases de datos en la nube ni conectividad permanente para calcular o exportar, no es multiusuario concurrente en red simultánea y no despacha mensajes por WhatsApp ni SMS.</w:t>
       </w:r>
     </w:p>
@@ -1278,16 +1078,17 @@
     </w:p>
     <w:p>
       <w:pPr>
-        <w:pStyle w:val="Heading1"/>
+        <w:pStyle w:val="Ttulo1"/>
         <w:spacing w:before="260" w:after="80"/>
       </w:pPr>
       <w:r>
+        <w:lastRenderedPageBreak/>
         <w:t>5. Requerimientos del Sistema</w:t>
       </w:r>
     </w:p>
     <w:p>
       <w:pPr>
-        <w:pStyle w:val="Heading2"/>
+        <w:pStyle w:val="Ttulo2"/>
         <w:spacing w:before="180" w:after="80"/>
       </w:pPr>
       <w:r>
@@ -1296,10 +1097,9 @@
     </w:p>
     <w:tbl>
       <w:tblPr>
-        <w:tblStyle w:val="TableGrid"/>
-        <w:tblW w:type="auto" w:w="0"/>
+        <w:tblStyle w:val="Tablaconcuadrcula"/>
+        <w:tblW w:w="0" w:type="auto"/>
         <w:jc w:val="center"/>
-        <w:tblLook w:firstColumn="1" w:firstRow="1" w:lastColumn="0" w:lastRow="0" w:noHBand="0" w:noVBand="1" w:val="04A0"/>
         <w:tblBorders>
           <w:top w:val="single" w:sz="6" w:space="0" w:color="D1D5DB"/>
           <w:left w:val="single" w:sz="6" w:space="0" w:color="D1D5DB"/>
@@ -1308,28 +1108,30 @@
           <w:insideH w:val="single" w:sz="6" w:space="0" w:color="D1D5DB"/>
           <w:insideV w:val="single" w:sz="6" w:space="0" w:color="D1D5DB"/>
         </w:tblBorders>
+        <w:tblLook w:val="04A0"/>
       </w:tblPr>
       <w:tblGrid>
-        <w:gridCol w:w="3360"/>
-        <w:gridCol w:w="3360"/>
-        <w:gridCol w:w="3360"/>
+        <w:gridCol w:w="1080"/>
+        <w:gridCol w:w="2664"/>
+        <w:gridCol w:w="6336"/>
       </w:tblGrid>
       <w:tr>
+        <w:trPr>
+          <w:jc w:val="center"/>
+        </w:trPr>
         <w:tc>
           <w:tcPr>
-            <w:tcW w:type="dxa" w:w="1080"/>
+            <w:tcW w:w="1080" w:type="dxa"/>
+            <w:shd w:val="clear" w:color="auto" w:fill="0F766E"/>
             <w:vAlign w:val="center"/>
-            <w:shd w:fill="0F766E"/>
           </w:tcPr>
           <w:p>
             <w:pPr>
-              <w:spacing w:after="40" w:before="40" w:line="259" w:lineRule="auto"/>
+              <w:spacing w:before="40" w:after="40" w:line="259" w:lineRule="auto"/>
               <w:jc w:val="center"/>
             </w:pPr>
-            <w:r/>
             <w:r>
               <w:rPr>
-                <w:rFonts w:ascii="Aptos" w:hAnsi="Aptos"/>
                 <w:b/>
                 <w:color w:val="FFFFFF"/>
                 <w:sz w:val="18"/>
@@ -1340,19 +1142,16 @@
         </w:tc>
         <w:tc>
           <w:tcPr>
-            <w:tcW w:type="dxa" w:w="2664"/>
+            <w:tcW w:w="2664" w:type="dxa"/>
+            <w:shd w:val="clear" w:color="auto" w:fill="0F766E"/>
             <w:vAlign w:val="center"/>
-            <w:shd w:fill="0F766E"/>
           </w:tcPr>
           <w:p>
             <w:pPr>
-              <w:spacing w:after="40" w:before="40" w:line="259" w:lineRule="auto"/>
-              <w:jc w:val="left"/>
+              <w:spacing w:before="40" w:after="40" w:line="259" w:lineRule="auto"/>
             </w:pPr>
-            <w:r/>
             <w:r>
               <w:rPr>
-                <w:rFonts w:ascii="Aptos" w:hAnsi="Aptos"/>
                 <w:b/>
                 <w:color w:val="FFFFFF"/>
                 <w:sz w:val="18"/>
@@ -1363,19 +1162,16 @@
         </w:tc>
         <w:tc>
           <w:tcPr>
-            <w:tcW w:type="dxa" w:w="6336"/>
+            <w:tcW w:w="6336" w:type="dxa"/>
+            <w:shd w:val="clear" w:color="auto" w:fill="0F766E"/>
             <w:vAlign w:val="center"/>
-            <w:shd w:fill="0F766E"/>
           </w:tcPr>
           <w:p>
             <w:pPr>
-              <w:spacing w:after="40" w:before="40" w:line="259" w:lineRule="auto"/>
-              <w:jc w:val="left"/>
+              <w:spacing w:before="40" w:after="40" w:line="259" w:lineRule="auto"/>
             </w:pPr>
-            <w:r/>
             <w:r>
               <w:rPr>
-                <w:rFonts w:ascii="Aptos" w:hAnsi="Aptos"/>
                 <w:b/>
                 <w:color w:val="FFFFFF"/>
                 <w:sz w:val="18"/>
@@ -1386,23 +1182,23 @@
         </w:tc>
       </w:tr>
       <w:tr>
+        <w:trPr>
+          <w:jc w:val="center"/>
+        </w:trPr>
         <w:tc>
           <w:tcPr>
-            <w:tcW w:type="dxa" w:w="1080"/>
+            <w:tcW w:w="1080" w:type="dxa"/>
+            <w:shd w:val="clear" w:color="auto" w:fill="FFFFFF"/>
             <w:vAlign w:val="center"/>
-            <w:shd w:fill="FFFFFF"/>
           </w:tcPr>
           <w:p>
             <w:pPr>
-              <w:spacing w:after="40" w:before="40" w:line="259" w:lineRule="auto"/>
+              <w:spacing w:before="40" w:after="40" w:line="259" w:lineRule="auto"/>
               <w:jc w:val="center"/>
             </w:pPr>
-            <w:r/>
             <w:r>
               <w:rPr>
-                <w:rFonts w:ascii="Aptos" w:hAnsi="Aptos"/>
                 <w:b/>
-                <w:color w:val="1F2937"/>
                 <w:sz w:val="17"/>
               </w:rPr>
               <w:t>RF-01</w:t>
@@ -1411,21 +1207,16 @@
         </w:tc>
         <w:tc>
           <w:tcPr>
-            <w:tcW w:type="dxa" w:w="2664"/>
+            <w:tcW w:w="2664" w:type="dxa"/>
+            <w:shd w:val="clear" w:color="auto" w:fill="FFFFFF"/>
             <w:vAlign w:val="center"/>
-            <w:shd w:fill="FFFFFF"/>
           </w:tcPr>
           <w:p>
             <w:pPr>
-              <w:spacing w:after="40" w:before="40" w:line="259" w:lineRule="auto"/>
-              <w:jc w:val="left"/>
+              <w:spacing w:before="40" w:after="40" w:line="259" w:lineRule="auto"/>
             </w:pPr>
-            <w:r/>
             <w:r>
               <w:rPr>
-                <w:rFonts w:ascii="Aptos" w:hAnsi="Aptos"/>
-                <w:b w:val="0"/>
-                <w:color w:val="1F2937"/>
                 <w:sz w:val="17"/>
               </w:rPr>
               <w:t>Seleccionar Período</w:t>
@@ -1434,21 +1225,16 @@
         </w:tc>
         <w:tc>
           <w:tcPr>
-            <w:tcW w:type="dxa" w:w="6336"/>
+            <w:tcW w:w="6336" w:type="dxa"/>
+            <w:shd w:val="clear" w:color="auto" w:fill="FFFFFF"/>
             <w:vAlign w:val="center"/>
-            <w:shd w:fill="FFFFFF"/>
           </w:tcPr>
           <w:p>
             <w:pPr>
-              <w:spacing w:after="40" w:before="40" w:line="259" w:lineRule="auto"/>
-              <w:jc w:val="left"/>
+              <w:spacing w:before="40" w:after="40" w:line="259" w:lineRule="auto"/>
             </w:pPr>
-            <w:r/>
             <w:r>
               <w:rPr>
-                <w:rFonts w:ascii="Aptos" w:hAnsi="Aptos"/>
-                <w:b w:val="0"/>
-                <w:color w:val="1F2937"/>
                 <w:sz w:val="17"/>
               </w:rPr>
               <w:t>Permite elegir libremente mes y año, cargando las semanas y excepciones correspondientes.</w:t>
@@ -1457,23 +1243,23 @@
         </w:tc>
       </w:tr>
       <w:tr>
+        <w:trPr>
+          <w:jc w:val="center"/>
+        </w:trPr>
         <w:tc>
           <w:tcPr>
-            <w:tcW w:type="dxa" w:w="1080"/>
+            <w:tcW w:w="1080" w:type="dxa"/>
+            <w:shd w:val="clear" w:color="auto" w:fill="F0FDFA"/>
             <w:vAlign w:val="center"/>
-            <w:shd w:fill="F0FDFA"/>
           </w:tcPr>
           <w:p>
             <w:pPr>
-              <w:spacing w:after="40" w:before="40" w:line="259" w:lineRule="auto"/>
+              <w:spacing w:before="40" w:after="40" w:line="259" w:lineRule="auto"/>
               <w:jc w:val="center"/>
             </w:pPr>
-            <w:r/>
             <w:r>
               <w:rPr>
-                <w:rFonts w:ascii="Aptos" w:hAnsi="Aptos"/>
                 <w:b/>
-                <w:color w:val="1F2937"/>
                 <w:sz w:val="17"/>
               </w:rPr>
               <w:t>RF-02</w:t>
@@ -1482,21 +1268,16 @@
         </w:tc>
         <w:tc>
           <w:tcPr>
-            <w:tcW w:type="dxa" w:w="2664"/>
+            <w:tcW w:w="2664" w:type="dxa"/>
+            <w:shd w:val="clear" w:color="auto" w:fill="F0FDFA"/>
             <w:vAlign w:val="center"/>
-            <w:shd w:fill="F0FDFA"/>
           </w:tcPr>
           <w:p>
             <w:pPr>
-              <w:spacing w:after="40" w:before="40" w:line="259" w:lineRule="auto"/>
-              <w:jc w:val="left"/>
+              <w:spacing w:before="40" w:after="40" w:line="259" w:lineRule="auto"/>
             </w:pPr>
-            <w:r/>
             <w:r>
               <w:rPr>
-                <w:rFonts w:ascii="Aptos" w:hAnsi="Aptos"/>
-                <w:b w:val="0"/>
-                <w:color w:val="1F2937"/>
                 <w:sz w:val="17"/>
               </w:rPr>
               <w:t>Previsualizar Turnos</w:t>
@@ -1505,21 +1286,16 @@
         </w:tc>
         <w:tc>
           <w:tcPr>
-            <w:tcW w:type="dxa" w:w="6336"/>
+            <w:tcW w:w="6336" w:type="dxa"/>
+            <w:shd w:val="clear" w:color="auto" w:fill="F0FDFA"/>
             <w:vAlign w:val="center"/>
-            <w:shd w:fill="F0FDFA"/>
           </w:tcPr>
           <w:p>
             <w:pPr>
-              <w:spacing w:after="40" w:before="40" w:line="259" w:lineRule="auto"/>
-              <w:jc w:val="left"/>
+              <w:spacing w:before="40" w:after="40" w:line="259" w:lineRule="auto"/>
             </w:pPr>
-            <w:r/>
             <w:r>
               <w:rPr>
-                <w:rFonts w:ascii="Aptos" w:hAnsi="Aptos"/>
-                <w:b w:val="0"/>
-                <w:color w:val="1F2937"/>
                 <w:sz w:val="17"/>
               </w:rPr>
               <w:t>Calcula y presenta la distribución semanal sin alterar el estado persistido ni la cola de rotación.</w:t>
@@ -1528,23 +1304,23 @@
         </w:tc>
       </w:tr>
       <w:tr>
+        <w:trPr>
+          <w:jc w:val="center"/>
+        </w:trPr>
         <w:tc>
           <w:tcPr>
-            <w:tcW w:type="dxa" w:w="1080"/>
+            <w:tcW w:w="1080" w:type="dxa"/>
+            <w:shd w:val="clear" w:color="auto" w:fill="FFFFFF"/>
             <w:vAlign w:val="center"/>
-            <w:shd w:fill="FFFFFF"/>
           </w:tcPr>
           <w:p>
             <w:pPr>
-              <w:spacing w:after="40" w:before="40" w:line="259" w:lineRule="auto"/>
+              <w:spacing w:before="40" w:after="40" w:line="259" w:lineRule="auto"/>
               <w:jc w:val="center"/>
             </w:pPr>
-            <w:r/>
             <w:r>
               <w:rPr>
-                <w:rFonts w:ascii="Aptos" w:hAnsi="Aptos"/>
                 <w:b/>
-                <w:color w:val="1F2937"/>
                 <w:sz w:val="17"/>
               </w:rPr>
               <w:t>RF-03</w:t>
@@ -1553,21 +1329,16 @@
         </w:tc>
         <w:tc>
           <w:tcPr>
-            <w:tcW w:type="dxa" w:w="2664"/>
+            <w:tcW w:w="2664" w:type="dxa"/>
+            <w:shd w:val="clear" w:color="auto" w:fill="FFFFFF"/>
             <w:vAlign w:val="center"/>
-            <w:shd w:fill="FFFFFF"/>
           </w:tcPr>
           <w:p>
             <w:pPr>
-              <w:spacing w:after="40" w:before="40" w:line="259" w:lineRule="auto"/>
-              <w:jc w:val="left"/>
+              <w:spacing w:before="40" w:after="40" w:line="259" w:lineRule="auto"/>
             </w:pPr>
-            <w:r/>
             <w:r>
               <w:rPr>
-                <w:rFonts w:ascii="Aptos" w:hAnsi="Aptos"/>
-                <w:b w:val="0"/>
-                <w:color w:val="1F2937"/>
                 <w:sz w:val="17"/>
               </w:rPr>
               <w:t>Rotación Circular Continua</w:t>
@@ -1576,21 +1347,16 @@
         </w:tc>
         <w:tc>
           <w:tcPr>
-            <w:tcW w:type="dxa" w:w="6336"/>
+            <w:tcW w:w="6336" w:type="dxa"/>
+            <w:shd w:val="clear" w:color="auto" w:fill="FFFFFF"/>
             <w:vAlign w:val="center"/>
-            <w:shd w:fill="FFFFFF"/>
           </w:tcPr>
           <w:p>
             <w:pPr>
-              <w:spacing w:after="40" w:before="40" w:line="259" w:lineRule="auto"/>
-              <w:jc w:val="left"/>
+              <w:spacing w:before="40" w:after="40" w:line="259" w:lineRule="auto"/>
             </w:pPr>
-            <w:r/>
             <w:r>
               <w:rPr>
-                <w:rFonts w:ascii="Aptos" w:hAnsi="Aptos"/>
-                <w:b w:val="0"/>
-                <w:color w:val="1F2937"/>
                 <w:sz w:val="17"/>
               </w:rPr>
               <w:t>Asigna secuencialmente las semanas entre la dotación garantizando igual carga de servicio.</w:t>
@@ -1599,23 +1365,23 @@
         </w:tc>
       </w:tr>
       <w:tr>
+        <w:trPr>
+          <w:jc w:val="center"/>
+        </w:trPr>
         <w:tc>
           <w:tcPr>
-            <w:tcW w:type="dxa" w:w="1080"/>
+            <w:tcW w:w="1080" w:type="dxa"/>
+            <w:shd w:val="clear" w:color="auto" w:fill="F0FDFA"/>
             <w:vAlign w:val="center"/>
-            <w:shd w:fill="F0FDFA"/>
           </w:tcPr>
           <w:p>
             <w:pPr>
-              <w:spacing w:after="40" w:before="40" w:line="259" w:lineRule="auto"/>
+              <w:spacing w:before="40" w:after="40" w:line="259" w:lineRule="auto"/>
               <w:jc w:val="center"/>
             </w:pPr>
-            <w:r/>
             <w:r>
               <w:rPr>
-                <w:rFonts w:ascii="Aptos" w:hAnsi="Aptos"/>
                 <w:b/>
-                <w:color w:val="1F2937"/>
                 <w:sz w:val="17"/>
               </w:rPr>
               <w:t>RF-04</w:t>
@@ -1624,21 +1390,16 @@
         </w:tc>
         <w:tc>
           <w:tcPr>
-            <w:tcW w:type="dxa" w:w="2664"/>
+            <w:tcW w:w="2664" w:type="dxa"/>
+            <w:shd w:val="clear" w:color="auto" w:fill="F0FDFA"/>
             <w:vAlign w:val="center"/>
-            <w:shd w:fill="F0FDFA"/>
           </w:tcPr>
           <w:p>
             <w:pPr>
-              <w:spacing w:after="40" w:before="40" w:line="259" w:lineRule="auto"/>
-              <w:jc w:val="left"/>
+              <w:spacing w:before="40" w:after="40" w:line="259" w:lineRule="auto"/>
             </w:pPr>
-            <w:r/>
             <w:r>
               <w:rPr>
-                <w:rFonts w:ascii="Aptos" w:hAnsi="Aptos"/>
-                <w:b w:val="0"/>
-                <w:color w:val="1F2937"/>
                 <w:sz w:val="17"/>
               </w:rPr>
               <w:t>Compensación de Pendientes</w:t>
@@ -1647,21 +1408,16 @@
         </w:tc>
         <w:tc>
           <w:tcPr>
-            <w:tcW w:type="dxa" w:w="6336"/>
+            <w:tcW w:w="6336" w:type="dxa"/>
+            <w:shd w:val="clear" w:color="auto" w:fill="F0FDFA"/>
             <w:vAlign w:val="center"/>
-            <w:shd w:fill="F0FDFA"/>
           </w:tcPr>
           <w:p>
             <w:pPr>
-              <w:spacing w:after="40" w:before="40" w:line="259" w:lineRule="auto"/>
-              <w:jc w:val="left"/>
+              <w:spacing w:before="40" w:after="40" w:line="259" w:lineRule="auto"/>
             </w:pPr>
-            <w:r/>
             <w:r>
               <w:rPr>
-                <w:rFonts w:ascii="Aptos" w:hAnsi="Aptos"/>
-                <w:b w:val="0"/>
-                <w:color w:val="1F2937"/>
                 <w:sz w:val="17"/>
               </w:rPr>
               <w:t>Si un funcionario es saltado por permiso, ingresa a la lista prioritaria para recuperar su turno.</w:t>
@@ -1670,23 +1426,23 @@
         </w:tc>
       </w:tr>
       <w:tr>
+        <w:trPr>
+          <w:jc w:val="center"/>
+        </w:trPr>
         <w:tc>
           <w:tcPr>
-            <w:tcW w:type="dxa" w:w="1080"/>
+            <w:tcW w:w="1080" w:type="dxa"/>
+            <w:shd w:val="clear" w:color="auto" w:fill="FFFFFF"/>
             <w:vAlign w:val="center"/>
-            <w:shd w:fill="FFFFFF"/>
           </w:tcPr>
           <w:p>
             <w:pPr>
-              <w:spacing w:after="40" w:before="40" w:line="259" w:lineRule="auto"/>
+              <w:spacing w:before="40" w:after="40" w:line="259" w:lineRule="auto"/>
               <w:jc w:val="center"/>
             </w:pPr>
-            <w:r/>
             <w:r>
               <w:rPr>
-                <w:rFonts w:ascii="Aptos" w:hAnsi="Aptos"/>
                 <w:b/>
-                <w:color w:val="1F2937"/>
                 <w:sz w:val="17"/>
               </w:rPr>
               <w:t>RF-05</w:t>
@@ -1695,21 +1451,16 @@
         </w:tc>
         <w:tc>
           <w:tcPr>
-            <w:tcW w:type="dxa" w:w="2664"/>
+            <w:tcW w:w="2664" w:type="dxa"/>
+            <w:shd w:val="clear" w:color="auto" w:fill="FFFFFF"/>
             <w:vAlign w:val="center"/>
-            <w:shd w:fill="FFFFFF"/>
           </w:tcPr>
           <w:p>
             <w:pPr>
-              <w:spacing w:after="40" w:before="40" w:line="259" w:lineRule="auto"/>
-              <w:jc w:val="left"/>
+              <w:spacing w:before="40" w:after="40" w:line="259" w:lineRule="auto"/>
             </w:pPr>
-            <w:r/>
             <w:r>
               <w:rPr>
-                <w:rFonts w:ascii="Aptos" w:hAnsi="Aptos"/>
-                <w:b w:val="0"/>
-                <w:color w:val="1F2937"/>
                 <w:sz w:val="17"/>
               </w:rPr>
               <w:t>Asignación Manual con Motivo</w:t>
@@ -1718,21 +1469,16 @@
         </w:tc>
         <w:tc>
           <w:tcPr>
-            <w:tcW w:type="dxa" w:w="6336"/>
+            <w:tcW w:w="6336" w:type="dxa"/>
+            <w:shd w:val="clear" w:color="auto" w:fill="FFFFFF"/>
             <w:vAlign w:val="center"/>
-            <w:shd w:fill="FFFFFF"/>
           </w:tcPr>
           <w:p>
             <w:pPr>
-              <w:spacing w:after="40" w:before="40" w:line="259" w:lineRule="auto"/>
-              <w:jc w:val="left"/>
+              <w:spacing w:before="40" w:after="40" w:line="259" w:lineRule="auto"/>
             </w:pPr>
-            <w:r/>
             <w:r>
               <w:rPr>
-                <w:rFonts w:ascii="Aptos" w:hAnsi="Aptos"/>
-                <w:b w:val="0"/>
-                <w:color w:val="1F2937"/>
                 <w:sz w:val="17"/>
               </w:rPr>
               <w:t>Permite cambiar al asignado de una semana exigiendo obligatoriamente un motivo para auditoría.</w:t>
@@ -1741,23 +1487,23 @@
         </w:tc>
       </w:tr>
       <w:tr>
+        <w:trPr>
+          <w:jc w:val="center"/>
+        </w:trPr>
         <w:tc>
           <w:tcPr>
-            <w:tcW w:type="dxa" w:w="1080"/>
+            <w:tcW w:w="1080" w:type="dxa"/>
+            <w:shd w:val="clear" w:color="auto" w:fill="F0FDFA"/>
             <w:vAlign w:val="center"/>
-            <w:shd w:fill="F0FDFA"/>
           </w:tcPr>
           <w:p>
             <w:pPr>
-              <w:spacing w:after="40" w:before="40" w:line="259" w:lineRule="auto"/>
+              <w:spacing w:before="40" w:after="40" w:line="259" w:lineRule="auto"/>
               <w:jc w:val="center"/>
             </w:pPr>
-            <w:r/>
             <w:r>
               <w:rPr>
-                <w:rFonts w:ascii="Aptos" w:hAnsi="Aptos"/>
                 <w:b/>
-                <w:color w:val="1F2937"/>
                 <w:sz w:val="17"/>
               </w:rPr>
               <w:t>RF-06</w:t>
@@ -1766,21 +1512,16 @@
         </w:tc>
         <w:tc>
           <w:tcPr>
-            <w:tcW w:type="dxa" w:w="2664"/>
+            <w:tcW w:w="2664" w:type="dxa"/>
+            <w:shd w:val="clear" w:color="auto" w:fill="F0FDFA"/>
             <w:vAlign w:val="center"/>
-            <w:shd w:fill="F0FDFA"/>
           </w:tcPr>
           <w:p>
             <w:pPr>
-              <w:spacing w:after="40" w:before="40" w:line="259" w:lineRule="auto"/>
-              <w:jc w:val="left"/>
+              <w:spacing w:before="40" w:after="40" w:line="259" w:lineRule="auto"/>
             </w:pPr>
-            <w:r/>
             <w:r>
               <w:rPr>
-                <w:rFonts w:ascii="Aptos" w:hAnsi="Aptos"/>
-                <w:b w:val="0"/>
-                <w:color w:val="1F2937"/>
                 <w:sz w:val="17"/>
               </w:rPr>
               <w:t>Reversión Automática (↺ Auto)</w:t>
@@ -1789,21 +1530,16 @@
         </w:tc>
         <w:tc>
           <w:tcPr>
-            <w:tcW w:type="dxa" w:w="6336"/>
+            <w:tcW w:w="6336" w:type="dxa"/>
+            <w:shd w:val="clear" w:color="auto" w:fill="F0FDFA"/>
             <w:vAlign w:val="center"/>
-            <w:shd w:fill="F0FDFA"/>
           </w:tcPr>
           <w:p>
             <w:pPr>
-              <w:spacing w:after="40" w:before="40" w:line="259" w:lineRule="auto"/>
-              <w:jc w:val="left"/>
+              <w:spacing w:before="40" w:after="40" w:line="259" w:lineRule="auto"/>
             </w:pPr>
-            <w:r/>
             <w:r>
               <w:rPr>
-                <w:rFonts w:ascii="Aptos" w:hAnsi="Aptos"/>
-                <w:b w:val="0"/>
-                <w:color w:val="1F2937"/>
                 <w:sz w:val="17"/>
               </w:rPr>
               <w:t>Permite cancelar una asignación manual y restituir al funcionario que le correspondía por cálculo.</w:t>
@@ -1812,23 +1548,23 @@
         </w:tc>
       </w:tr>
       <w:tr>
+        <w:trPr>
+          <w:jc w:val="center"/>
+        </w:trPr>
         <w:tc>
           <w:tcPr>
-            <w:tcW w:type="dxa" w:w="1080"/>
+            <w:tcW w:w="1080" w:type="dxa"/>
+            <w:shd w:val="clear" w:color="auto" w:fill="FFFFFF"/>
             <w:vAlign w:val="center"/>
-            <w:shd w:fill="FFFFFF"/>
           </w:tcPr>
           <w:p>
             <w:pPr>
-              <w:spacing w:after="40" w:before="40" w:line="259" w:lineRule="auto"/>
+              <w:spacing w:before="40" w:after="40" w:line="259" w:lineRule="auto"/>
               <w:jc w:val="center"/>
             </w:pPr>
-            <w:r/>
             <w:r>
               <w:rPr>
-                <w:rFonts w:ascii="Aptos" w:hAnsi="Aptos"/>
                 <w:b/>
-                <w:color w:val="1F2937"/>
                 <w:sz w:val="17"/>
               </w:rPr>
               <w:t>RF-07</w:t>
@@ -1837,21 +1573,16 @@
         </w:tc>
         <w:tc>
           <w:tcPr>
-            <w:tcW w:type="dxa" w:w="2664"/>
+            <w:tcW w:w="2664" w:type="dxa"/>
+            <w:shd w:val="clear" w:color="auto" w:fill="FFFFFF"/>
             <w:vAlign w:val="center"/>
-            <w:shd w:fill="FFFFFF"/>
           </w:tcPr>
           <w:p>
             <w:pPr>
-              <w:spacing w:after="40" w:before="40" w:line="259" w:lineRule="auto"/>
-              <w:jc w:val="left"/>
+              <w:spacing w:before="40" w:after="40" w:line="259" w:lineRule="auto"/>
             </w:pPr>
-            <w:r/>
             <w:r>
               <w:rPr>
-                <w:rFonts w:ascii="Aptos" w:hAnsi="Aptos"/>
-                <w:b w:val="0"/>
-                <w:color w:val="1F2937"/>
                 <w:sz w:val="17"/>
               </w:rPr>
               <w:t>Protección Feriados Chilenos</w:t>
@@ -1860,21 +1591,16 @@
         </w:tc>
         <w:tc>
           <w:tcPr>
-            <w:tcW w:type="dxa" w:w="6336"/>
+            <w:tcW w:w="6336" w:type="dxa"/>
+            <w:shd w:val="clear" w:color="auto" w:fill="FFFFFF"/>
             <w:vAlign w:val="center"/>
-            <w:shd w:fill="FFFFFF"/>
           </w:tcPr>
           <w:p>
             <w:pPr>
-              <w:spacing w:after="40" w:before="40" w:line="259" w:lineRule="auto"/>
-              <w:jc w:val="left"/>
+              <w:spacing w:before="40" w:after="40" w:line="259" w:lineRule="auto"/>
             </w:pPr>
-            <w:r/>
             <w:r>
               <w:rPr>
-                <w:rFonts w:ascii="Aptos" w:hAnsi="Aptos"/>
-                <w:b w:val="0"/>
-                <w:color w:val="1F2937"/>
                 <w:sz w:val="17"/>
               </w:rPr>
               <w:t>Evita que un funcionario repita la guardia en el mismo feriado nacional de diciembre del año anterior.</w:t>
@@ -1883,23 +1609,23 @@
         </w:tc>
       </w:tr>
       <w:tr>
+        <w:trPr>
+          <w:jc w:val="center"/>
+        </w:trPr>
         <w:tc>
           <w:tcPr>
-            <w:tcW w:type="dxa" w:w="1080"/>
+            <w:tcW w:w="1080" w:type="dxa"/>
+            <w:shd w:val="clear" w:color="auto" w:fill="F0FDFA"/>
             <w:vAlign w:val="center"/>
-            <w:shd w:fill="F0FDFA"/>
           </w:tcPr>
           <w:p>
             <w:pPr>
-              <w:spacing w:after="40" w:before="40" w:line="259" w:lineRule="auto"/>
+              <w:spacing w:before="40" w:after="40" w:line="259" w:lineRule="auto"/>
               <w:jc w:val="center"/>
             </w:pPr>
-            <w:r/>
             <w:r>
               <w:rPr>
-                <w:rFonts w:ascii="Aptos" w:hAnsi="Aptos"/>
                 <w:b/>
-                <w:color w:val="1F2937"/>
                 <w:sz w:val="17"/>
               </w:rPr>
               <w:t>RF-08</w:t>
@@ -1908,21 +1634,16 @@
         </w:tc>
         <w:tc>
           <w:tcPr>
-            <w:tcW w:type="dxa" w:w="2664"/>
+            <w:tcW w:w="2664" w:type="dxa"/>
+            <w:shd w:val="clear" w:color="auto" w:fill="F0FDFA"/>
             <w:vAlign w:val="center"/>
-            <w:shd w:fill="F0FDFA"/>
           </w:tcPr>
           <w:p>
             <w:pPr>
-              <w:spacing w:after="40" w:before="40" w:line="259" w:lineRule="auto"/>
-              <w:jc w:val="left"/>
+              <w:spacing w:before="40" w:after="40" w:line="259" w:lineRule="auto"/>
             </w:pPr>
-            <w:r/>
             <w:r>
               <w:rPr>
-                <w:rFonts w:ascii="Aptos" w:hAnsi="Aptos"/>
-                <w:b w:val="0"/>
-                <w:color w:val="1F2937"/>
                 <w:sz w:val="17"/>
               </w:rPr>
               <w:t>Estimación de Próximo Turno</w:t>
@@ -1931,21 +1652,16 @@
         </w:tc>
         <w:tc>
           <w:tcPr>
-            <w:tcW w:type="dxa" w:w="6336"/>
+            <w:tcW w:w="6336" w:type="dxa"/>
+            <w:shd w:val="clear" w:color="auto" w:fill="F0FDFA"/>
             <w:vAlign w:val="center"/>
-            <w:shd w:fill="F0FDFA"/>
           </w:tcPr>
           <w:p>
             <w:pPr>
-              <w:spacing w:after="40" w:before="40" w:line="259" w:lineRule="auto"/>
-              <w:jc w:val="left"/>
+              <w:spacing w:before="40" w:after="40" w:line="259" w:lineRule="auto"/>
             </w:pPr>
-            <w:r/>
             <w:r>
               <w:rPr>
-                <w:rFonts w:ascii="Aptos" w:hAnsi="Aptos"/>
-                <w:b w:val="0"/>
-                <w:color w:val="1F2937"/>
                 <w:sz w:val="17"/>
               </w:rPr>
               <w:t>Calcula y muestra la fecha proyectada en que el funcionario seleccionado volverá a tener guardia.</w:t>
@@ -1954,23 +1670,23 @@
         </w:tc>
       </w:tr>
       <w:tr>
+        <w:trPr>
+          <w:jc w:val="center"/>
+        </w:trPr>
         <w:tc>
           <w:tcPr>
-            <w:tcW w:type="dxa" w:w="1080"/>
+            <w:tcW w:w="1080" w:type="dxa"/>
+            <w:shd w:val="clear" w:color="auto" w:fill="FFFFFF"/>
             <w:vAlign w:val="center"/>
-            <w:shd w:fill="FFFFFF"/>
           </w:tcPr>
           <w:p>
             <w:pPr>
-              <w:spacing w:after="40" w:before="40" w:line="259" w:lineRule="auto"/>
+              <w:spacing w:before="40" w:after="40" w:line="259" w:lineRule="auto"/>
               <w:jc w:val="center"/>
             </w:pPr>
-            <w:r/>
             <w:r>
               <w:rPr>
-                <w:rFonts w:ascii="Aptos" w:hAnsi="Aptos"/>
                 <w:b/>
-                <w:color w:val="1F2937"/>
                 <w:sz w:val="17"/>
               </w:rPr>
               <w:t>RF-09</w:t>
@@ -1979,21 +1695,16 @@
         </w:tc>
         <w:tc>
           <w:tcPr>
-            <w:tcW w:type="dxa" w:w="2664"/>
+            <w:tcW w:w="2664" w:type="dxa"/>
+            <w:shd w:val="clear" w:color="auto" w:fill="FFFFFF"/>
             <w:vAlign w:val="center"/>
-            <w:shd w:fill="FFFFFF"/>
           </w:tcPr>
           <w:p>
             <w:pPr>
-              <w:spacing w:after="40" w:before="40" w:line="259" w:lineRule="auto"/>
-              <w:jc w:val="left"/>
+              <w:spacing w:before="40" w:after="40" w:line="259" w:lineRule="auto"/>
             </w:pPr>
-            <w:r/>
             <w:r>
               <w:rPr>
-                <w:rFonts w:ascii="Aptos" w:hAnsi="Aptos"/>
-                <w:b w:val="0"/>
-                <w:color w:val="1F2937"/>
                 <w:sz w:val="17"/>
               </w:rPr>
               <w:t>Calendario Visual Mensual</w:t>
@@ -2002,21 +1713,16 @@
         </w:tc>
         <w:tc>
           <w:tcPr>
-            <w:tcW w:type="dxa" w:w="6336"/>
+            <w:tcW w:w="6336" w:type="dxa"/>
+            <w:shd w:val="clear" w:color="auto" w:fill="FFFFFF"/>
             <w:vAlign w:val="center"/>
-            <w:shd w:fill="FFFFFF"/>
           </w:tcPr>
           <w:p>
             <w:pPr>
-              <w:spacing w:after="40" w:before="40" w:line="259" w:lineRule="auto"/>
-              <w:jc w:val="left"/>
+              <w:spacing w:before="40" w:after="40" w:line="259" w:lineRule="auto"/>
             </w:pPr>
-            <w:r/>
             <w:r>
               <w:rPr>
-                <w:rFonts w:ascii="Aptos" w:hAnsi="Aptos"/>
-                <w:b w:val="0"/>
-                <w:color w:val="1F2937"/>
                 <w:sz w:val="17"/>
               </w:rPr>
               <w:t>Ofrece cuadrícula mensual navegable con celdas coloreadas por estado de guardia, permiso y feriado.</w:t>
@@ -2025,23 +1731,23 @@
         </w:tc>
       </w:tr>
       <w:tr>
+        <w:trPr>
+          <w:jc w:val="center"/>
+        </w:trPr>
         <w:tc>
           <w:tcPr>
-            <w:tcW w:type="dxa" w:w="1080"/>
+            <w:tcW w:w="1080" w:type="dxa"/>
+            <w:shd w:val="clear" w:color="auto" w:fill="F0FDFA"/>
             <w:vAlign w:val="center"/>
-            <w:shd w:fill="F0FDFA"/>
           </w:tcPr>
           <w:p>
             <w:pPr>
-              <w:spacing w:after="40" w:before="40" w:line="259" w:lineRule="auto"/>
+              <w:spacing w:before="40" w:after="40" w:line="259" w:lineRule="auto"/>
               <w:jc w:val="center"/>
             </w:pPr>
-            <w:r/>
             <w:r>
               <w:rPr>
-                <w:rFonts w:ascii="Aptos" w:hAnsi="Aptos"/>
                 <w:b/>
-                <w:color w:val="1F2937"/>
                 <w:sz w:val="17"/>
               </w:rPr>
               <w:t>RF-10</w:t>
@@ -2050,21 +1756,16 @@
         </w:tc>
         <w:tc>
           <w:tcPr>
-            <w:tcW w:type="dxa" w:w="2664"/>
+            <w:tcW w:w="2664" w:type="dxa"/>
+            <w:shd w:val="clear" w:color="auto" w:fill="F0FDFA"/>
             <w:vAlign w:val="center"/>
-            <w:shd w:fill="F0FDFA"/>
           </w:tcPr>
           <w:p>
             <w:pPr>
-              <w:spacing w:after="40" w:before="40" w:line="259" w:lineRule="auto"/>
-              <w:jc w:val="left"/>
+              <w:spacing w:before="40" w:after="40" w:line="259" w:lineRule="auto"/>
             </w:pPr>
-            <w:r/>
             <w:r>
               <w:rPr>
-                <w:rFonts w:ascii="Aptos" w:hAnsi="Aptos"/>
-                <w:b w:val="0"/>
-                <w:color w:val="1F2937"/>
                 <w:sz w:val="17"/>
               </w:rPr>
               <w:t>Exportar Reporte Excel (.xlsx)</w:t>
@@ -2073,21 +1774,16 @@
         </w:tc>
         <w:tc>
           <w:tcPr>
-            <w:tcW w:type="dxa" w:w="6336"/>
+            <w:tcW w:w="6336" w:type="dxa"/>
+            <w:shd w:val="clear" w:color="auto" w:fill="F0FDFA"/>
             <w:vAlign w:val="center"/>
-            <w:shd w:fill="F0FDFA"/>
           </w:tcPr>
           <w:p>
             <w:pPr>
-              <w:spacing w:after="40" w:before="40" w:line="259" w:lineRule="auto"/>
-              <w:jc w:val="left"/>
+              <w:spacing w:before="40" w:after="40" w:line="259" w:lineRule="auto"/>
             </w:pPr>
-            <w:r/>
             <w:r>
               <w:rPr>
-                <w:rFonts w:ascii="Aptos" w:hAnsi="Aptos"/>
-                <w:b w:val="0"/>
-                <w:color w:val="1F2937"/>
                 <w:sz w:val="17"/>
               </w:rPr>
               <w:t>Genera informe institucional en memoria con matriz de 31 días, tablas de permutas, OTR y leyendas.</w:t>
@@ -2096,23 +1792,23 @@
         </w:tc>
       </w:tr>
       <w:tr>
+        <w:trPr>
+          <w:jc w:val="center"/>
+        </w:trPr>
         <w:tc>
           <w:tcPr>
-            <w:tcW w:type="dxa" w:w="1080"/>
+            <w:tcW w:w="1080" w:type="dxa"/>
+            <w:shd w:val="clear" w:color="auto" w:fill="FFFFFF"/>
             <w:vAlign w:val="center"/>
-            <w:shd w:fill="FFFFFF"/>
           </w:tcPr>
           <w:p>
             <w:pPr>
-              <w:spacing w:after="40" w:before="40" w:line="259" w:lineRule="auto"/>
+              <w:spacing w:before="40" w:after="40" w:line="259" w:lineRule="auto"/>
               <w:jc w:val="center"/>
             </w:pPr>
-            <w:r/>
             <w:r>
               <w:rPr>
-                <w:rFonts w:ascii="Aptos" w:hAnsi="Aptos"/>
                 <w:b/>
-                <w:color w:val="1F2937"/>
                 <w:sz w:val="17"/>
               </w:rPr>
               <w:t>RF-11</w:t>
@@ -2121,21 +1817,16 @@
         </w:tc>
         <w:tc>
           <w:tcPr>
-            <w:tcW w:type="dxa" w:w="2664"/>
+            <w:tcW w:w="2664" w:type="dxa"/>
+            <w:shd w:val="clear" w:color="auto" w:fill="FFFFFF"/>
             <w:vAlign w:val="center"/>
-            <w:shd w:fill="FFFFFF"/>
           </w:tcPr>
           <w:p>
             <w:pPr>
-              <w:spacing w:after="40" w:before="40" w:line="259" w:lineRule="auto"/>
-              <w:jc w:val="left"/>
+              <w:spacing w:before="40" w:after="40" w:line="259" w:lineRule="auto"/>
             </w:pPr>
-            <w:r/>
             <w:r>
               <w:rPr>
-                <w:rFonts w:ascii="Aptos" w:hAnsi="Aptos"/>
-                <w:b w:val="0"/>
-                <w:color w:val="1F2937"/>
                 <w:sz w:val="17"/>
               </w:rPr>
               <w:t>Cierre y Guardado de Mes</w:t>
@@ -2144,21 +1835,16 @@
         </w:tc>
         <w:tc>
           <w:tcPr>
-            <w:tcW w:type="dxa" w:w="6336"/>
+            <w:tcW w:w="6336" w:type="dxa"/>
+            <w:shd w:val="clear" w:color="auto" w:fill="FFFFFF"/>
             <w:vAlign w:val="center"/>
-            <w:shd w:fill="FFFFFF"/>
           </w:tcPr>
           <w:p>
             <w:pPr>
-              <w:spacing w:after="40" w:before="40" w:line="259" w:lineRule="auto"/>
-              <w:jc w:val="left"/>
+              <w:spacing w:before="40" w:after="40" w:line="259" w:lineRule="auto"/>
             </w:pPr>
-            <w:r/>
             <w:r>
               <w:rPr>
-                <w:rFonts w:ascii="Aptos" w:hAnsi="Aptos"/>
-                <w:b w:val="0"/>
-                <w:color w:val="1F2937"/>
                 <w:sz w:val="17"/>
               </w:rPr>
               <w:t>Registra semanas en historial permanente, actualiza punteros, genera snapshots y crea respaldo fechado.</w:t>
@@ -2167,23 +1853,23 @@
         </w:tc>
       </w:tr>
       <w:tr>
+        <w:trPr>
+          <w:jc w:val="center"/>
+        </w:trPr>
         <w:tc>
           <w:tcPr>
-            <w:tcW w:type="dxa" w:w="1080"/>
+            <w:tcW w:w="1080" w:type="dxa"/>
+            <w:shd w:val="clear" w:color="auto" w:fill="F0FDFA"/>
             <w:vAlign w:val="center"/>
-            <w:shd w:fill="F0FDFA"/>
           </w:tcPr>
           <w:p>
             <w:pPr>
-              <w:spacing w:after="40" w:before="40" w:line="259" w:lineRule="auto"/>
+              <w:spacing w:before="40" w:after="40" w:line="259" w:lineRule="auto"/>
               <w:jc w:val="center"/>
             </w:pPr>
-            <w:r/>
             <w:r>
               <w:rPr>
-                <w:rFonts w:ascii="Aptos" w:hAnsi="Aptos"/>
                 <w:b/>
-                <w:color w:val="1F2937"/>
                 <w:sz w:val="17"/>
               </w:rPr>
               <w:t>RF-12</w:t>
@@ -2192,21 +1878,16 @@
         </w:tc>
         <w:tc>
           <w:tcPr>
-            <w:tcW w:type="dxa" w:w="2664"/>
+            <w:tcW w:w="2664" w:type="dxa"/>
+            <w:shd w:val="clear" w:color="auto" w:fill="F0FDFA"/>
             <w:vAlign w:val="center"/>
-            <w:shd w:fill="F0FDFA"/>
           </w:tcPr>
           <w:p>
             <w:pPr>
-              <w:spacing w:after="40" w:before="40" w:line="259" w:lineRule="auto"/>
-              <w:jc w:val="left"/>
+              <w:spacing w:before="40" w:after="40" w:line="259" w:lineRule="auto"/>
             </w:pPr>
-            <w:r/>
             <w:r>
               <w:rPr>
-                <w:rFonts w:ascii="Aptos" w:hAnsi="Aptos"/>
-                <w:b w:val="0"/>
-                <w:color w:val="1F2937"/>
                 <w:sz w:val="17"/>
               </w:rPr>
               <w:t>Notificación Serverless por Correo</w:t>
@@ -2215,21 +1896,16 @@
         </w:tc>
         <w:tc>
           <w:tcPr>
-            <w:tcW w:type="dxa" w:w="6336"/>
+            <w:tcW w:w="6336" w:type="dxa"/>
+            <w:shd w:val="clear" w:color="auto" w:fill="F0FDFA"/>
             <w:vAlign w:val="center"/>
-            <w:shd w:fill="F0FDFA"/>
           </w:tcPr>
           <w:p>
             <w:pPr>
-              <w:spacing w:after="40" w:before="40" w:line="259" w:lineRule="auto"/>
-              <w:jc w:val="left"/>
+              <w:spacing w:before="40" w:after="40" w:line="259" w:lineRule="auto"/>
             </w:pPr>
-            <w:r/>
             <w:r>
               <w:rPr>
-                <w:rFonts w:ascii="Aptos" w:hAnsi="Aptos"/>
-                <w:b w:val="0"/>
-                <w:color w:val="1F2937"/>
                 <w:sz w:val="17"/>
               </w:rPr>
               <w:t>Despacha correo institucional al equipo vía webhook Google Apps Script cuando hay cambios manuales.</w:t>
@@ -2238,23 +1914,23 @@
         </w:tc>
       </w:tr>
       <w:tr>
+        <w:trPr>
+          <w:jc w:val="center"/>
+        </w:trPr>
         <w:tc>
           <w:tcPr>
-            <w:tcW w:type="dxa" w:w="1080"/>
+            <w:tcW w:w="1080" w:type="dxa"/>
+            <w:shd w:val="clear" w:color="auto" w:fill="FFFFFF"/>
             <w:vAlign w:val="center"/>
-            <w:shd w:fill="FFFFFF"/>
           </w:tcPr>
           <w:p>
             <w:pPr>
-              <w:spacing w:after="40" w:before="40" w:line="259" w:lineRule="auto"/>
+              <w:spacing w:before="40" w:after="40" w:line="259" w:lineRule="auto"/>
               <w:jc w:val="center"/>
             </w:pPr>
-            <w:r/>
             <w:r>
               <w:rPr>
-                <w:rFonts w:ascii="Aptos" w:hAnsi="Aptos"/>
                 <w:b/>
-                <w:color w:val="1F2937"/>
                 <w:sz w:val="17"/>
               </w:rPr>
               <w:t>RF-13</w:t>
@@ -2263,21 +1939,16 @@
         </w:tc>
         <w:tc>
           <w:tcPr>
-            <w:tcW w:type="dxa" w:w="2664"/>
+            <w:tcW w:w="2664" w:type="dxa"/>
+            <w:shd w:val="clear" w:color="auto" w:fill="FFFFFF"/>
             <w:vAlign w:val="center"/>
-            <w:shd w:fill="FFFFFF"/>
           </w:tcPr>
           <w:p>
             <w:pPr>
-              <w:spacing w:after="40" w:before="40" w:line="259" w:lineRule="auto"/>
-              <w:jc w:val="left"/>
+              <w:spacing w:before="40" w:after="40" w:line="259" w:lineRule="auto"/>
             </w:pPr>
-            <w:r/>
             <w:r>
               <w:rPr>
-                <w:rFonts w:ascii="Aptos" w:hAnsi="Aptos"/>
-                <w:b w:val="0"/>
-                <w:color w:val="1F2937"/>
                 <w:sz w:val="17"/>
               </w:rPr>
               <w:t>Cola de Reintentos Offline</w:t>
@@ -2286,21 +1957,16 @@
         </w:tc>
         <w:tc>
           <w:tcPr>
-            <w:tcW w:type="dxa" w:w="6336"/>
+            <w:tcW w:w="6336" w:type="dxa"/>
+            <w:shd w:val="clear" w:color="auto" w:fill="FFFFFF"/>
             <w:vAlign w:val="center"/>
-            <w:shd w:fill="FFFFFF"/>
           </w:tcPr>
           <w:p>
             <w:pPr>
-              <w:spacing w:after="40" w:before="40" w:line="259" w:lineRule="auto"/>
-              <w:jc w:val="left"/>
+              <w:spacing w:before="40" w:after="40" w:line="259" w:lineRule="auto"/>
             </w:pPr>
-            <w:r/>
             <w:r>
               <w:rPr>
-                <w:rFonts w:ascii="Aptos" w:hAnsi="Aptos"/>
-                <w:b w:val="0"/>
-                <w:color w:val="1F2937"/>
                 <w:sz w:val="17"/>
               </w:rPr>
               <w:t>Si la red falla durante el cierre, almacena la notificación en cola para reintento con un clic.</w:t>
@@ -2309,23 +1975,23 @@
         </w:tc>
       </w:tr>
       <w:tr>
+        <w:trPr>
+          <w:jc w:val="center"/>
+        </w:trPr>
         <w:tc>
           <w:tcPr>
-            <w:tcW w:type="dxa" w:w="1080"/>
+            <w:tcW w:w="1080" w:type="dxa"/>
+            <w:shd w:val="clear" w:color="auto" w:fill="F0FDFA"/>
             <w:vAlign w:val="center"/>
-            <w:shd w:fill="F0FDFA"/>
           </w:tcPr>
           <w:p>
             <w:pPr>
-              <w:spacing w:after="40" w:before="40" w:line="259" w:lineRule="auto"/>
+              <w:spacing w:before="40" w:after="40" w:line="259" w:lineRule="auto"/>
               <w:jc w:val="center"/>
             </w:pPr>
-            <w:r/>
             <w:r>
               <w:rPr>
-                <w:rFonts w:ascii="Aptos" w:hAnsi="Aptos"/>
                 <w:b/>
-                <w:color w:val="1F2937"/>
                 <w:sz w:val="17"/>
               </w:rPr>
               <w:t>RF-14</w:t>
@@ -2334,21 +2000,16 @@
         </w:tc>
         <w:tc>
           <w:tcPr>
-            <w:tcW w:type="dxa" w:w="2664"/>
+            <w:tcW w:w="2664" w:type="dxa"/>
+            <w:shd w:val="clear" w:color="auto" w:fill="F0FDFA"/>
             <w:vAlign w:val="center"/>
-            <w:shd w:fill="F0FDFA"/>
           </w:tcPr>
           <w:p>
             <w:pPr>
-              <w:spacing w:after="40" w:before="40" w:line="259" w:lineRule="auto"/>
-              <w:jc w:val="left"/>
+              <w:spacing w:before="40" w:after="40" w:line="259" w:lineRule="auto"/>
             </w:pPr>
-            <w:r/>
             <w:r>
               <w:rPr>
-                <w:rFonts w:ascii="Aptos" w:hAnsi="Aptos"/>
-                <w:b w:val="0"/>
-                <w:color w:val="1F2937"/>
                 <w:sz w:val="17"/>
               </w:rPr>
               <w:t>Administración de Dotación</w:t>
@@ -2357,21 +2018,16 @@
         </w:tc>
         <w:tc>
           <w:tcPr>
-            <w:tcW w:type="dxa" w:w="6336"/>
+            <w:tcW w:w="6336" w:type="dxa"/>
+            <w:shd w:val="clear" w:color="auto" w:fill="F0FDFA"/>
             <w:vAlign w:val="center"/>
-            <w:shd w:fill="F0FDFA"/>
           </w:tcPr>
           <w:p>
             <w:pPr>
-              <w:spacing w:after="40" w:before="40" w:line="259" w:lineRule="auto"/>
-              <w:jc w:val="left"/>
+              <w:spacing w:before="40" w:after="40" w:line="259" w:lineRule="auto"/>
             </w:pPr>
-            <w:r/>
             <w:r>
               <w:rPr>
-                <w:rFonts w:ascii="Aptos" w:hAnsi="Aptos"/>
-                <w:b w:val="0"/>
-                <w:color w:val="1F2937"/>
                 <w:sz w:val="17"/>
               </w:rPr>
               <w:t>Permite agregar, editar, reordenar (⬆/⬇) y retirar funcionarios manteniendo coherencia histórica.</w:t>
@@ -2380,23 +2036,23 @@
         </w:tc>
       </w:tr>
       <w:tr>
+        <w:trPr>
+          <w:jc w:val="center"/>
+        </w:trPr>
         <w:tc>
           <w:tcPr>
-            <w:tcW w:type="dxa" w:w="1080"/>
+            <w:tcW w:w="1080" w:type="dxa"/>
+            <w:shd w:val="clear" w:color="auto" w:fill="FFFFFF"/>
             <w:vAlign w:val="center"/>
-            <w:shd w:fill="FFFFFF"/>
           </w:tcPr>
           <w:p>
             <w:pPr>
-              <w:spacing w:after="40" w:before="40" w:line="259" w:lineRule="auto"/>
+              <w:spacing w:before="40" w:after="40" w:line="259" w:lineRule="auto"/>
               <w:jc w:val="center"/>
             </w:pPr>
-            <w:r/>
             <w:r>
               <w:rPr>
-                <w:rFonts w:ascii="Aptos" w:hAnsi="Aptos"/>
                 <w:b/>
-                <w:color w:val="1F2937"/>
                 <w:sz w:val="17"/>
               </w:rPr>
               <w:t>RF-15</w:t>
@@ -2405,21 +2061,16 @@
         </w:tc>
         <w:tc>
           <w:tcPr>
-            <w:tcW w:type="dxa" w:w="2664"/>
+            <w:tcW w:w="2664" w:type="dxa"/>
+            <w:shd w:val="clear" w:color="auto" w:fill="FFFFFF"/>
             <w:vAlign w:val="center"/>
-            <w:shd w:fill="FFFFFF"/>
           </w:tcPr>
           <w:p>
             <w:pPr>
-              <w:spacing w:after="40" w:before="40" w:line="259" w:lineRule="auto"/>
-              <w:jc w:val="left"/>
+              <w:spacing w:before="40" w:after="40" w:line="259" w:lineRule="auto"/>
             </w:pPr>
-            <w:r/>
             <w:r>
               <w:rPr>
-                <w:rFonts w:ascii="Aptos" w:hAnsi="Aptos"/>
-                <w:b w:val="0"/>
-                <w:color w:val="1F2937"/>
                 <w:sz w:val="17"/>
               </w:rPr>
               <w:t>Copias de Seguridad y Restauración</w:t>
@@ -2428,21 +2079,16 @@
         </w:tc>
         <w:tc>
           <w:tcPr>
-            <w:tcW w:type="dxa" w:w="6336"/>
+            <w:tcW w:w="6336" w:type="dxa"/>
+            <w:shd w:val="clear" w:color="auto" w:fill="FFFFFF"/>
             <w:vAlign w:val="center"/>
-            <w:shd w:fill="FFFFFF"/>
           </w:tcPr>
           <w:p>
             <w:pPr>
-              <w:spacing w:after="40" w:before="40" w:line="259" w:lineRule="auto"/>
-              <w:jc w:val="left"/>
+              <w:spacing w:before="40" w:after="40" w:line="259" w:lineRule="auto"/>
             </w:pPr>
-            <w:r/>
             <w:r>
               <w:rPr>
-                <w:rFonts w:ascii="Aptos" w:hAnsi="Aptos"/>
-                <w:b w:val="0"/>
-                <w:color w:val="1F2937"/>
                 <w:sz w:val="17"/>
               </w:rPr>
               <w:t>Genera copias automáticas fechadas en /backups y permite restaurar creando un respaldo pre_restore.</w:t>
@@ -2458,7 +2104,7 @@
     </w:p>
     <w:p>
       <w:pPr>
-        <w:pStyle w:val="Heading2"/>
+        <w:pStyle w:val="Ttulo2"/>
         <w:spacing w:before="180" w:after="80"/>
       </w:pPr>
       <w:r>
@@ -2467,10 +2113,9 @@
     </w:p>
     <w:tbl>
       <w:tblPr>
-        <w:tblStyle w:val="TableGrid"/>
-        <w:tblW w:type="auto" w:w="0"/>
+        <w:tblStyle w:val="Tablaconcuadrcula"/>
+        <w:tblW w:w="0" w:type="auto"/>
         <w:jc w:val="center"/>
-        <w:tblLook w:firstColumn="1" w:firstRow="1" w:lastColumn="0" w:lastRow="0" w:noHBand="0" w:noVBand="1" w:val="04A0"/>
         <w:tblBorders>
           <w:top w:val="single" w:sz="6" w:space="0" w:color="D1D5DB"/>
           <w:left w:val="single" w:sz="6" w:space="0" w:color="D1D5DB"/>
@@ -2479,28 +2124,30 @@
           <w:insideH w:val="single" w:sz="6" w:space="0" w:color="D1D5DB"/>
           <w:insideV w:val="single" w:sz="6" w:space="0" w:color="D1D5DB"/>
         </w:tblBorders>
+        <w:tblLook w:val="04A0"/>
       </w:tblPr>
       <w:tblGrid>
-        <w:gridCol w:w="3360"/>
-        <w:gridCol w:w="3360"/>
-        <w:gridCol w:w="3360"/>
+        <w:gridCol w:w="1152"/>
+        <w:gridCol w:w="2592"/>
+        <w:gridCol w:w="6336"/>
       </w:tblGrid>
       <w:tr>
+        <w:trPr>
+          <w:jc w:val="center"/>
+        </w:trPr>
         <w:tc>
           <w:tcPr>
-            <w:tcW w:type="dxa" w:w="1152"/>
+            <w:tcW w:w="1152" w:type="dxa"/>
+            <w:shd w:val="clear" w:color="auto" w:fill="0F766E"/>
             <w:vAlign w:val="center"/>
-            <w:shd w:fill="0F766E"/>
           </w:tcPr>
           <w:p>
             <w:pPr>
-              <w:spacing w:after="40" w:before="40" w:line="259" w:lineRule="auto"/>
+              <w:spacing w:before="40" w:after="40" w:line="259" w:lineRule="auto"/>
               <w:jc w:val="center"/>
             </w:pPr>
-            <w:r/>
             <w:r>
               <w:rPr>
-                <w:rFonts w:ascii="Aptos" w:hAnsi="Aptos"/>
                 <w:b/>
                 <w:color w:val="FFFFFF"/>
                 <w:sz w:val="18"/>
@@ -2511,19 +2158,16 @@
         </w:tc>
         <w:tc>
           <w:tcPr>
-            <w:tcW w:type="dxa" w:w="2592"/>
+            <w:tcW w:w="2592" w:type="dxa"/>
+            <w:shd w:val="clear" w:color="auto" w:fill="0F766E"/>
             <w:vAlign w:val="center"/>
-            <w:shd w:fill="0F766E"/>
           </w:tcPr>
           <w:p>
             <w:pPr>
-              <w:spacing w:after="40" w:before="40" w:line="259" w:lineRule="auto"/>
-              <w:jc w:val="left"/>
+              <w:spacing w:before="40" w:after="40" w:line="259" w:lineRule="auto"/>
             </w:pPr>
-            <w:r/>
             <w:r>
               <w:rPr>
-                <w:rFonts w:ascii="Aptos" w:hAnsi="Aptos"/>
                 <w:b/>
                 <w:color w:val="FFFFFF"/>
                 <w:sz w:val="18"/>
@@ -2534,19 +2178,16 @@
         </w:tc>
         <w:tc>
           <w:tcPr>
-            <w:tcW w:type="dxa" w:w="6336"/>
+            <w:tcW w:w="6336" w:type="dxa"/>
+            <w:shd w:val="clear" w:color="auto" w:fill="0F766E"/>
             <w:vAlign w:val="center"/>
-            <w:shd w:fill="0F766E"/>
           </w:tcPr>
           <w:p>
             <w:pPr>
-              <w:spacing w:after="40" w:before="40" w:line="259" w:lineRule="auto"/>
-              <w:jc w:val="left"/>
+              <w:spacing w:before="40" w:after="40" w:line="259" w:lineRule="auto"/>
             </w:pPr>
-            <w:r/>
             <w:r>
               <w:rPr>
-                <w:rFonts w:ascii="Aptos" w:hAnsi="Aptos"/>
                 <w:b/>
                 <w:color w:val="FFFFFF"/>
                 <w:sz w:val="18"/>
@@ -2557,23 +2198,23 @@
         </w:tc>
       </w:tr>
       <w:tr>
+        <w:trPr>
+          <w:jc w:val="center"/>
+        </w:trPr>
         <w:tc>
           <w:tcPr>
-            <w:tcW w:type="dxa" w:w="1152"/>
+            <w:tcW w:w="1152" w:type="dxa"/>
+            <w:shd w:val="clear" w:color="auto" w:fill="FFFFFF"/>
             <w:vAlign w:val="center"/>
-            <w:shd w:fill="FFFFFF"/>
           </w:tcPr>
           <w:p>
             <w:pPr>
-              <w:spacing w:after="40" w:before="40" w:line="259" w:lineRule="auto"/>
+              <w:spacing w:before="40" w:after="40" w:line="259" w:lineRule="auto"/>
               <w:jc w:val="center"/>
             </w:pPr>
-            <w:r/>
             <w:r>
               <w:rPr>
-                <w:rFonts w:ascii="Aptos" w:hAnsi="Aptos"/>
                 <w:b/>
-                <w:color w:val="1F2937"/>
                 <w:sz w:val="17"/>
               </w:rPr>
               <w:t>RNF-01</w:t>
@@ -2582,21 +2223,16 @@
         </w:tc>
         <w:tc>
           <w:tcPr>
-            <w:tcW w:type="dxa" w:w="2592"/>
+            <w:tcW w:w="2592" w:type="dxa"/>
+            <w:shd w:val="clear" w:color="auto" w:fill="FFFFFF"/>
             <w:vAlign w:val="center"/>
-            <w:shd w:fill="FFFFFF"/>
           </w:tcPr>
           <w:p>
             <w:pPr>
-              <w:spacing w:after="40" w:before="40" w:line="259" w:lineRule="auto"/>
-              <w:jc w:val="left"/>
+              <w:spacing w:before="40" w:after="40" w:line="259" w:lineRule="auto"/>
             </w:pPr>
-            <w:r/>
             <w:r>
               <w:rPr>
-                <w:rFonts w:ascii="Aptos" w:hAnsi="Aptos"/>
-                <w:b w:val="0"/>
-                <w:color w:val="1F2937"/>
                 <w:sz w:val="17"/>
               </w:rPr>
               <w:t>Plataforma y Portabilidad</w:t>
@@ -2605,21 +2241,16 @@
         </w:tc>
         <w:tc>
           <w:tcPr>
-            <w:tcW w:type="dxa" w:w="6336"/>
+            <w:tcW w:w="6336" w:type="dxa"/>
+            <w:shd w:val="clear" w:color="auto" w:fill="FFFFFF"/>
             <w:vAlign w:val="center"/>
-            <w:shd w:fill="FFFFFF"/>
           </w:tcPr>
           <w:p>
             <w:pPr>
-              <w:spacing w:after="40" w:before="40" w:line="259" w:lineRule="auto"/>
-              <w:jc w:val="left"/>
+              <w:spacing w:before="40" w:after="40" w:line="259" w:lineRule="auto"/>
             </w:pPr>
-            <w:r/>
             <w:r>
               <w:rPr>
-                <w:rFonts w:ascii="Aptos" w:hAnsi="Aptos"/>
-                <w:b w:val="0"/>
-                <w:color w:val="1F2937"/>
                 <w:sz w:val="17"/>
               </w:rPr>
               <w:t>Ejecución en Windows 10/11 como standalone .exe empaquetado con PyInstaller, sin requerir Python.</w:t>
@@ -2628,23 +2259,23 @@
         </w:tc>
       </w:tr>
       <w:tr>
+        <w:trPr>
+          <w:jc w:val="center"/>
+        </w:trPr>
         <w:tc>
           <w:tcPr>
-            <w:tcW w:type="dxa" w:w="1152"/>
+            <w:tcW w:w="1152" w:type="dxa"/>
+            <w:shd w:val="clear" w:color="auto" w:fill="F0FDFA"/>
             <w:vAlign w:val="center"/>
-            <w:shd w:fill="F0FDFA"/>
           </w:tcPr>
           <w:p>
             <w:pPr>
-              <w:spacing w:after="40" w:before="40" w:line="259" w:lineRule="auto"/>
+              <w:spacing w:before="40" w:after="40" w:line="259" w:lineRule="auto"/>
               <w:jc w:val="center"/>
             </w:pPr>
-            <w:r/>
             <w:r>
               <w:rPr>
-                <w:rFonts w:ascii="Aptos" w:hAnsi="Aptos"/>
                 <w:b/>
-                <w:color w:val="1F2937"/>
                 <w:sz w:val="17"/>
               </w:rPr>
               <w:t>RNF-02</w:t>
@@ -2653,21 +2284,16 @@
         </w:tc>
         <w:tc>
           <w:tcPr>
-            <w:tcW w:type="dxa" w:w="2592"/>
+            <w:tcW w:w="2592" w:type="dxa"/>
+            <w:shd w:val="clear" w:color="auto" w:fill="F0FDFA"/>
             <w:vAlign w:val="center"/>
-            <w:shd w:fill="F0FDFA"/>
           </w:tcPr>
           <w:p>
             <w:pPr>
-              <w:spacing w:after="40" w:before="40" w:line="259" w:lineRule="auto"/>
-              <w:jc w:val="left"/>
+              <w:spacing w:before="40" w:after="40" w:line="259" w:lineRule="auto"/>
             </w:pPr>
-            <w:r/>
             <w:r>
               <w:rPr>
-                <w:rFonts w:ascii="Aptos" w:hAnsi="Aptos"/>
-                <w:b w:val="0"/>
-                <w:color w:val="1F2937"/>
                 <w:sz w:val="17"/>
               </w:rPr>
               <w:t>Velocidad de Respuesta</w:t>
@@ -2676,21 +2302,16 @@
         </w:tc>
         <w:tc>
           <w:tcPr>
-            <w:tcW w:type="dxa" w:w="6336"/>
+            <w:tcW w:w="6336" w:type="dxa"/>
+            <w:shd w:val="clear" w:color="auto" w:fill="F0FDFA"/>
             <w:vAlign w:val="center"/>
-            <w:shd w:fill="F0FDFA"/>
           </w:tcPr>
           <w:p>
             <w:pPr>
-              <w:spacing w:after="40" w:before="40" w:line="259" w:lineRule="auto"/>
-              <w:jc w:val="left"/>
+              <w:spacing w:before="40" w:after="40" w:line="259" w:lineRule="auto"/>
             </w:pPr>
-            <w:r/>
             <w:r>
               <w:rPr>
-                <w:rFonts w:ascii="Aptos" w:hAnsi="Aptos"/>
-                <w:b w:val="0"/>
-                <w:color w:val="1F2937"/>
                 <w:sz w:val="17"/>
               </w:rPr>
               <w:t>Cálculo de planificación mensual en &lt;1 segundo y generación de archivo Excel en &lt;2 segundos.</w:t>
@@ -2699,23 +2320,23 @@
         </w:tc>
       </w:tr>
       <w:tr>
+        <w:trPr>
+          <w:jc w:val="center"/>
+        </w:trPr>
         <w:tc>
           <w:tcPr>
-            <w:tcW w:type="dxa" w:w="1152"/>
+            <w:tcW w:w="1152" w:type="dxa"/>
+            <w:shd w:val="clear" w:color="auto" w:fill="FFFFFF"/>
             <w:vAlign w:val="center"/>
-            <w:shd w:fill="FFFFFF"/>
           </w:tcPr>
           <w:p>
             <w:pPr>
-              <w:spacing w:after="40" w:before="40" w:line="259" w:lineRule="auto"/>
+              <w:spacing w:before="40" w:after="40" w:line="259" w:lineRule="auto"/>
               <w:jc w:val="center"/>
             </w:pPr>
-            <w:r/>
             <w:r>
               <w:rPr>
-                <w:rFonts w:ascii="Aptos" w:hAnsi="Aptos"/>
                 <w:b/>
-                <w:color w:val="1F2937"/>
                 <w:sz w:val="17"/>
               </w:rPr>
               <w:t>RNF-03</w:t>
@@ -2724,21 +2345,16 @@
         </w:tc>
         <w:tc>
           <w:tcPr>
-            <w:tcW w:type="dxa" w:w="2592"/>
+            <w:tcW w:w="2592" w:type="dxa"/>
+            <w:shd w:val="clear" w:color="auto" w:fill="FFFFFF"/>
             <w:vAlign w:val="center"/>
-            <w:shd w:fill="FFFFFF"/>
           </w:tcPr>
           <w:p>
             <w:pPr>
-              <w:spacing w:after="40" w:before="40" w:line="259" w:lineRule="auto"/>
-              <w:jc w:val="left"/>
+              <w:spacing w:before="40" w:after="40" w:line="259" w:lineRule="auto"/>
             </w:pPr>
-            <w:r/>
             <w:r>
               <w:rPr>
-                <w:rFonts w:ascii="Aptos" w:hAnsi="Aptos"/>
-                <w:b w:val="0"/>
-                <w:color w:val="1F2937"/>
                 <w:sz w:val="17"/>
               </w:rPr>
               <w:t>Operación Desconectada (Offline)</w:t>
@@ -2747,21 +2363,16 @@
         </w:tc>
         <w:tc>
           <w:tcPr>
-            <w:tcW w:type="dxa" w:w="6336"/>
+            <w:tcW w:w="6336" w:type="dxa"/>
+            <w:shd w:val="clear" w:color="auto" w:fill="FFFFFF"/>
             <w:vAlign w:val="center"/>
-            <w:shd w:fill="FFFFFF"/>
           </w:tcPr>
           <w:p>
             <w:pPr>
-              <w:spacing w:after="40" w:before="40" w:line="259" w:lineRule="auto"/>
-              <w:jc w:val="left"/>
+              <w:spacing w:before="40" w:after="40" w:line="259" w:lineRule="auto"/>
             </w:pPr>
-            <w:r/>
             <w:r>
               <w:rPr>
-                <w:rFonts w:ascii="Aptos" w:hAnsi="Aptos"/>
-                <w:b w:val="0"/>
-                <w:color w:val="1F2937"/>
                 <w:sz w:val="17"/>
               </w:rPr>
               <w:t>El cálculo, visualización y exportación funcionan 100% de forma local sin depender de Internet.</w:t>
@@ -2770,23 +2381,23 @@
         </w:tc>
       </w:tr>
       <w:tr>
+        <w:trPr>
+          <w:jc w:val="center"/>
+        </w:trPr>
         <w:tc>
           <w:tcPr>
-            <w:tcW w:type="dxa" w:w="1152"/>
+            <w:tcW w:w="1152" w:type="dxa"/>
+            <w:shd w:val="clear" w:color="auto" w:fill="F0FDFA"/>
             <w:vAlign w:val="center"/>
-            <w:shd w:fill="F0FDFA"/>
           </w:tcPr>
           <w:p>
             <w:pPr>
-              <w:spacing w:after="40" w:before="40" w:line="259" w:lineRule="auto"/>
+              <w:spacing w:before="40" w:after="40" w:line="259" w:lineRule="auto"/>
               <w:jc w:val="center"/>
             </w:pPr>
-            <w:r/>
             <w:r>
               <w:rPr>
-                <w:rFonts w:ascii="Aptos" w:hAnsi="Aptos"/>
                 <w:b/>
-                <w:color w:val="1F2937"/>
                 <w:sz w:val="17"/>
               </w:rPr>
               <w:t>RNF-04</w:t>
@@ -2795,21 +2406,16 @@
         </w:tc>
         <w:tc>
           <w:tcPr>
-            <w:tcW w:type="dxa" w:w="2592"/>
+            <w:tcW w:w="2592" w:type="dxa"/>
+            <w:shd w:val="clear" w:color="auto" w:fill="F0FDFA"/>
             <w:vAlign w:val="center"/>
-            <w:shd w:fill="F0FDFA"/>
           </w:tcPr>
           <w:p>
             <w:pPr>
-              <w:spacing w:after="40" w:before="40" w:line="259" w:lineRule="auto"/>
-              <w:jc w:val="left"/>
+              <w:spacing w:before="40" w:after="40" w:line="259" w:lineRule="auto"/>
             </w:pPr>
-            <w:r/>
             <w:r>
               <w:rPr>
-                <w:rFonts w:ascii="Aptos" w:hAnsi="Aptos"/>
-                <w:b w:val="0"/>
-                <w:color w:val="1F2937"/>
                 <w:sz w:val="17"/>
               </w:rPr>
               <w:t>Persistencia Atómica</w:t>
@@ -2818,21 +2424,16 @@
         </w:tc>
         <w:tc>
           <w:tcPr>
-            <w:tcW w:type="dxa" w:w="6336"/>
+            <w:tcW w:w="6336" w:type="dxa"/>
+            <w:shd w:val="clear" w:color="auto" w:fill="F0FDFA"/>
             <w:vAlign w:val="center"/>
-            <w:shd w:fill="F0FDFA"/>
           </w:tcPr>
           <w:p>
             <w:pPr>
-              <w:spacing w:after="40" w:before="40" w:line="259" w:lineRule="auto"/>
-              <w:jc w:val="left"/>
+              <w:spacing w:before="40" w:after="40" w:line="259" w:lineRule="auto"/>
             </w:pPr>
-            <w:r/>
             <w:r>
               <w:rPr>
-                <w:rFonts w:ascii="Aptos" w:hAnsi="Aptos"/>
-                <w:b w:val="0"/>
-                <w:color w:val="1F2937"/>
                 <w:sz w:val="17"/>
               </w:rPr>
               <w:t>Escritura segura en config.json (.tmp -&gt; fsync -&gt; os.replace) para evitar corrupción ante cortes eléctricos.</w:t>
@@ -2841,23 +2442,23 @@
         </w:tc>
       </w:tr>
       <w:tr>
+        <w:trPr>
+          <w:jc w:val="center"/>
+        </w:trPr>
         <w:tc>
           <w:tcPr>
-            <w:tcW w:type="dxa" w:w="1152"/>
+            <w:tcW w:w="1152" w:type="dxa"/>
+            <w:shd w:val="clear" w:color="auto" w:fill="FFFFFF"/>
             <w:vAlign w:val="center"/>
-            <w:shd w:fill="FFFFFF"/>
           </w:tcPr>
           <w:p>
             <w:pPr>
-              <w:spacing w:after="40" w:before="40" w:line="259" w:lineRule="auto"/>
+              <w:spacing w:before="40" w:after="40" w:line="259" w:lineRule="auto"/>
               <w:jc w:val="center"/>
             </w:pPr>
-            <w:r/>
             <w:r>
               <w:rPr>
-                <w:rFonts w:ascii="Aptos" w:hAnsi="Aptos"/>
                 <w:b/>
-                <w:color w:val="1F2937"/>
                 <w:sz w:val="17"/>
               </w:rPr>
               <w:t>RNF-05</w:t>
@@ -2866,21 +2467,16 @@
         </w:tc>
         <w:tc>
           <w:tcPr>
-            <w:tcW w:type="dxa" w:w="2592"/>
+            <w:tcW w:w="2592" w:type="dxa"/>
+            <w:shd w:val="clear" w:color="auto" w:fill="FFFFFF"/>
             <w:vAlign w:val="center"/>
-            <w:shd w:fill="FFFFFF"/>
           </w:tcPr>
           <w:p>
             <w:pPr>
-              <w:spacing w:after="40" w:before="40" w:line="259" w:lineRule="auto"/>
-              <w:jc w:val="left"/>
+              <w:spacing w:before="40" w:after="40" w:line="259" w:lineRule="auto"/>
             </w:pPr>
-            <w:r/>
             <w:r>
               <w:rPr>
-                <w:rFonts w:ascii="Aptos" w:hAnsi="Aptos"/>
-                <w:b w:val="0"/>
-                <w:color w:val="1F2937"/>
                 <w:sz w:val="17"/>
               </w:rPr>
               <w:t>Ergonomía Visual</w:t>
@@ -2889,21 +2485,16 @@
         </w:tc>
         <w:tc>
           <w:tcPr>
-            <w:tcW w:type="dxa" w:w="6336"/>
+            <w:tcW w:w="6336" w:type="dxa"/>
+            <w:shd w:val="clear" w:color="auto" w:fill="FFFFFF"/>
             <w:vAlign w:val="center"/>
-            <w:shd w:fill="FFFFFF"/>
           </w:tcPr>
           <w:p>
             <w:pPr>
-              <w:spacing w:after="40" w:before="40" w:line="259" w:lineRule="auto"/>
-              <w:jc w:val="left"/>
+              <w:spacing w:before="40" w:after="40" w:line="259" w:lineRule="auto"/>
             </w:pPr>
-            <w:r/>
             <w:r>
               <w:rPr>
-                <w:rFonts w:ascii="Aptos" w:hAnsi="Aptos"/>
-                <w:b w:val="0"/>
-                <w:color w:val="1F2937"/>
                 <w:sz w:val="17"/>
               </w:rPr>
               <w:t>Interfaz gráfica CustomTkinter en modo oscuro (#111418, #57C7B5), avatares visuales y control de cambios sucios (●).</w:t>
@@ -2912,23 +2503,23 @@
         </w:tc>
       </w:tr>
       <w:tr>
+        <w:trPr>
+          <w:jc w:val="center"/>
+        </w:trPr>
         <w:tc>
           <w:tcPr>
-            <w:tcW w:type="dxa" w:w="1152"/>
+            <w:tcW w:w="1152" w:type="dxa"/>
+            <w:shd w:val="clear" w:color="auto" w:fill="F0FDFA"/>
             <w:vAlign w:val="center"/>
-            <w:shd w:fill="F0FDFA"/>
           </w:tcPr>
           <w:p>
             <w:pPr>
-              <w:spacing w:after="40" w:before="40" w:line="259" w:lineRule="auto"/>
+              <w:spacing w:before="40" w:after="40" w:line="259" w:lineRule="auto"/>
               <w:jc w:val="center"/>
             </w:pPr>
-            <w:r/>
             <w:r>
               <w:rPr>
-                <w:rFonts w:ascii="Aptos" w:hAnsi="Aptos"/>
                 <w:b/>
-                <w:color w:val="1F2937"/>
                 <w:sz w:val="17"/>
               </w:rPr>
               <w:t>RNF-06</w:t>
@@ -2937,21 +2528,16 @@
         </w:tc>
         <w:tc>
           <w:tcPr>
-            <w:tcW w:type="dxa" w:w="2592"/>
+            <w:tcW w:w="2592" w:type="dxa"/>
+            <w:shd w:val="clear" w:color="auto" w:fill="F0FDFA"/>
             <w:vAlign w:val="center"/>
-            <w:shd w:fill="F0FDFA"/>
           </w:tcPr>
           <w:p>
             <w:pPr>
-              <w:spacing w:after="40" w:before="40" w:line="259" w:lineRule="auto"/>
-              <w:jc w:val="left"/>
+              <w:spacing w:before="40" w:after="40" w:line="259" w:lineRule="auto"/>
             </w:pPr>
-            <w:r/>
             <w:r>
               <w:rPr>
-                <w:rFonts w:ascii="Aptos" w:hAnsi="Aptos"/>
-                <w:b w:val="0"/>
-                <w:color w:val="1F2937"/>
                 <w:sz w:val="17"/>
               </w:rPr>
               <w:t>Privacidad y Seguridad</w:t>
@@ -2960,21 +2546,16 @@
         </w:tc>
         <w:tc>
           <w:tcPr>
-            <w:tcW w:type="dxa" w:w="6336"/>
+            <w:tcW w:w="6336" w:type="dxa"/>
+            <w:shd w:val="clear" w:color="auto" w:fill="F0FDFA"/>
             <w:vAlign w:val="center"/>
-            <w:shd w:fill="F0FDFA"/>
           </w:tcPr>
           <w:p>
             <w:pPr>
-              <w:spacing w:after="40" w:before="40" w:line="259" w:lineRule="auto"/>
-              <w:jc w:val="left"/>
+              <w:spacing w:before="40" w:after="40" w:line="259" w:lineRule="auto"/>
             </w:pPr>
-            <w:r/>
             <w:r>
               <w:rPr>
-                <w:rFonts w:ascii="Aptos" w:hAnsi="Aptos"/>
-                <w:b w:val="0"/>
-                <w:color w:val="1F2937"/>
                 <w:sz w:val="17"/>
               </w:rPr>
               <w:t>Sin almacenamiento local de contraseñas de correo; webhook seguro y sanitización de datos sensibles.</w:t>
@@ -2983,23 +2564,23 @@
         </w:tc>
       </w:tr>
       <w:tr>
+        <w:trPr>
+          <w:jc w:val="center"/>
+        </w:trPr>
         <w:tc>
           <w:tcPr>
-            <w:tcW w:type="dxa" w:w="1152"/>
+            <w:tcW w:w="1152" w:type="dxa"/>
+            <w:shd w:val="clear" w:color="auto" w:fill="FFFFFF"/>
             <w:vAlign w:val="center"/>
-            <w:shd w:fill="FFFFFF"/>
           </w:tcPr>
           <w:p>
             <w:pPr>
-              <w:spacing w:after="40" w:before="40" w:line="259" w:lineRule="auto"/>
+              <w:spacing w:before="40" w:after="40" w:line="259" w:lineRule="auto"/>
               <w:jc w:val="center"/>
             </w:pPr>
-            <w:r/>
             <w:r>
               <w:rPr>
-                <w:rFonts w:ascii="Aptos" w:hAnsi="Aptos"/>
                 <w:b/>
-                <w:color w:val="1F2937"/>
                 <w:sz w:val="17"/>
               </w:rPr>
               <w:t>RNF-07</w:t>
@@ -3008,21 +2589,16 @@
         </w:tc>
         <w:tc>
           <w:tcPr>
-            <w:tcW w:type="dxa" w:w="2592"/>
+            <w:tcW w:w="2592" w:type="dxa"/>
+            <w:shd w:val="clear" w:color="auto" w:fill="FFFFFF"/>
             <w:vAlign w:val="center"/>
-            <w:shd w:fill="FFFFFF"/>
           </w:tcPr>
           <w:p>
             <w:pPr>
-              <w:spacing w:after="40" w:before="40" w:line="259" w:lineRule="auto"/>
-              <w:jc w:val="left"/>
+              <w:spacing w:before="40" w:after="40" w:line="259" w:lineRule="auto"/>
             </w:pPr>
-            <w:r/>
             <w:r>
               <w:rPr>
-                <w:rFonts w:ascii="Aptos" w:hAnsi="Aptos"/>
-                <w:b w:val="0"/>
-                <w:color w:val="1F2937"/>
                 <w:sz w:val="17"/>
               </w:rPr>
               <w:t>Confiabilidad Acreditada</w:t>
@@ -3031,21 +2607,16 @@
         </w:tc>
         <w:tc>
           <w:tcPr>
-            <w:tcW w:type="dxa" w:w="6336"/>
+            <w:tcW w:w="6336" w:type="dxa"/>
+            <w:shd w:val="clear" w:color="auto" w:fill="FFFFFF"/>
             <w:vAlign w:val="center"/>
-            <w:shd w:fill="FFFFFF"/>
           </w:tcPr>
           <w:p>
             <w:pPr>
-              <w:spacing w:after="40" w:before="40" w:line="259" w:lineRule="auto"/>
-              <w:jc w:val="left"/>
+              <w:spacing w:before="40" w:after="40" w:line="259" w:lineRule="auto"/>
             </w:pPr>
-            <w:r/>
             <w:r>
               <w:rPr>
-                <w:rFonts w:ascii="Aptos" w:hAnsi="Aptos"/>
-                <w:b w:val="0"/>
-                <w:color w:val="1F2937"/>
                 <w:sz w:val="17"/>
               </w:rPr>
               <w:t>Suite completa de 132 pruebas automatizadas (pytest) con 100% de aprobación continua.</w:t>
@@ -3061,10 +2632,11 @@
     </w:p>
     <w:p>
       <w:pPr>
-        <w:pStyle w:val="Heading1"/>
+        <w:pStyle w:val="Ttulo1"/>
         <w:spacing w:before="260" w:after="80"/>
       </w:pPr>
       <w:r>
+        <w:lastRenderedPageBreak/>
         <w:t>6. Arquitectura del Sistema</w:t>
       </w:r>
     </w:p>
@@ -3073,18 +2645,13 @@
         <w:spacing w:after="100" w:line="269" w:lineRule="auto"/>
       </w:pPr>
       <w:r>
-        <w:rPr>
-          <w:rFonts w:ascii="Aptos" w:hAnsi="Aptos"/>
-          <w:sz w:val="19"/>
-        </w:rPr>
         <w:t>La aplicación adopta una arquitectura modular Modelo-Vista-Controlador (MVC) desacoplada, optimizada para la robustez en entornos de escritorio y facilidad de mantenimiento:</w:t>
       </w:r>
     </w:p>
     <w:tbl>
       <w:tblPr>
-        <w:tblW w:type="auto" w:w="0"/>
+        <w:tblW w:w="0" w:type="auto"/>
         <w:jc w:val="center"/>
-        <w:tblLook w:firstColumn="1" w:firstRow="1" w:lastColumn="0" w:lastRow="0" w:noHBand="0" w:noVBand="1" w:val="04A0"/>
         <w:tblBorders>
           <w:top w:val="single" w:sz="0" w:space="0" w:color="FFFFFF"/>
           <w:left w:val="single" w:sz="0" w:space="0" w:color="FFFFFF"/>
@@ -3093,34 +2660,36 @@
           <w:insideH w:val="single" w:sz="0" w:space="0" w:color="FFFFFF"/>
           <w:insideV w:val="single" w:sz="0" w:space="0" w:color="FFFFFF"/>
         </w:tblBorders>
+        <w:tblLook w:val="04A0"/>
       </w:tblPr>
       <w:tblGrid>
-        <w:gridCol w:w="1120"/>
-        <w:gridCol w:w="1120"/>
-        <w:gridCol w:w="1120"/>
-        <w:gridCol w:w="1120"/>
-        <w:gridCol w:w="1120"/>
-        <w:gridCol w:w="1120"/>
-        <w:gridCol w:w="1120"/>
-        <w:gridCol w:w="1120"/>
-        <w:gridCol w:w="1120"/>
+        <w:gridCol w:w="1097"/>
+        <w:gridCol w:w="1068"/>
+        <w:gridCol w:w="1368"/>
+        <w:gridCol w:w="1068"/>
+        <w:gridCol w:w="1115"/>
+        <w:gridCol w:w="1068"/>
+        <w:gridCol w:w="1227"/>
+        <w:gridCol w:w="1068"/>
+        <w:gridCol w:w="1217"/>
       </w:tblGrid>
       <w:tr>
+        <w:trPr>
+          <w:jc w:val="center"/>
+        </w:trPr>
         <w:tc>
           <w:tcPr>
-            <w:tcW w:type="dxa" w:w="1120"/>
+            <w:tcW w:w="1120" w:type="dxa"/>
+            <w:shd w:val="clear" w:color="auto" w:fill="115E59"/>
             <w:vAlign w:val="center"/>
-            <w:shd w:fill="115E59"/>
           </w:tcPr>
           <w:p>
             <w:pPr>
-              <w:spacing w:after="40" w:before="40" w:line="259" w:lineRule="auto"/>
+              <w:spacing w:before="40" w:after="40" w:line="259" w:lineRule="auto"/>
               <w:jc w:val="center"/>
             </w:pPr>
-            <w:r/>
             <w:r>
               <w:rPr>
-                <w:rFonts w:ascii="Aptos" w:hAnsi="Aptos"/>
                 <w:b/>
                 <w:color w:val="FFFFFF"/>
                 <w:sz w:val="17"/>
@@ -3131,18 +2700,16 @@
         </w:tc>
         <w:tc>
           <w:tcPr>
-            <w:tcW w:type="dxa" w:w="1120"/>
+            <w:tcW w:w="1120" w:type="dxa"/>
             <w:vAlign w:val="center"/>
           </w:tcPr>
           <w:p>
             <w:pPr>
-              <w:spacing w:after="40" w:before="40" w:line="259" w:lineRule="auto"/>
+              <w:spacing w:before="40" w:after="40" w:line="259" w:lineRule="auto"/>
               <w:jc w:val="center"/>
             </w:pPr>
-            <w:r/>
             <w:r>
               <w:rPr>
-                <w:rFonts w:ascii="Aptos" w:hAnsi="Aptos"/>
                 <w:b/>
                 <w:color w:val="0F766E"/>
                 <w:sz w:val="22"/>
@@ -3153,19 +2720,17 @@
         </w:tc>
         <w:tc>
           <w:tcPr>
-            <w:tcW w:type="dxa" w:w="1120"/>
+            <w:tcW w:w="1120" w:type="dxa"/>
+            <w:shd w:val="clear" w:color="auto" w:fill="115E59"/>
             <w:vAlign w:val="center"/>
-            <w:shd w:fill="115E59"/>
           </w:tcPr>
           <w:p>
             <w:pPr>
-              <w:spacing w:after="40" w:before="40" w:line="259" w:lineRule="auto"/>
+              <w:spacing w:before="40" w:after="40" w:line="259" w:lineRule="auto"/>
               <w:jc w:val="center"/>
             </w:pPr>
-            <w:r/>
             <w:r>
               <w:rPr>
-                <w:rFonts w:ascii="Aptos" w:hAnsi="Aptos"/>
                 <w:b/>
                 <w:color w:val="FFFFFF"/>
                 <w:sz w:val="17"/>
@@ -3176,18 +2741,16 @@
         </w:tc>
         <w:tc>
           <w:tcPr>
-            <w:tcW w:type="dxa" w:w="1120"/>
+            <w:tcW w:w="1120" w:type="dxa"/>
             <w:vAlign w:val="center"/>
           </w:tcPr>
           <w:p>
             <w:pPr>
-              <w:spacing w:after="40" w:before="40" w:line="259" w:lineRule="auto"/>
+              <w:spacing w:before="40" w:after="40" w:line="259" w:lineRule="auto"/>
               <w:jc w:val="center"/>
             </w:pPr>
-            <w:r/>
             <w:r>
               <w:rPr>
-                <w:rFonts w:ascii="Aptos" w:hAnsi="Aptos"/>
                 <w:b/>
                 <w:color w:val="0F766E"/>
                 <w:sz w:val="22"/>
@@ -3198,19 +2761,17 @@
         </w:tc>
         <w:tc>
           <w:tcPr>
-            <w:tcW w:type="dxa" w:w="1120"/>
+            <w:tcW w:w="1120" w:type="dxa"/>
+            <w:shd w:val="clear" w:color="auto" w:fill="115E59"/>
             <w:vAlign w:val="center"/>
-            <w:shd w:fill="115E59"/>
           </w:tcPr>
           <w:p>
             <w:pPr>
-              <w:spacing w:after="40" w:before="40" w:line="259" w:lineRule="auto"/>
+              <w:spacing w:before="40" w:after="40" w:line="259" w:lineRule="auto"/>
               <w:jc w:val="center"/>
             </w:pPr>
-            <w:r/>
             <w:r>
               <w:rPr>
-                <w:rFonts w:ascii="Aptos" w:hAnsi="Aptos"/>
                 <w:b/>
                 <w:color w:val="FFFFFF"/>
                 <w:sz w:val="17"/>
@@ -3221,18 +2782,16 @@
         </w:tc>
         <w:tc>
           <w:tcPr>
-            <w:tcW w:type="dxa" w:w="1120"/>
+            <w:tcW w:w="1120" w:type="dxa"/>
             <w:vAlign w:val="center"/>
           </w:tcPr>
           <w:p>
             <w:pPr>
-              <w:spacing w:after="40" w:before="40" w:line="259" w:lineRule="auto"/>
+              <w:spacing w:before="40" w:after="40" w:line="259" w:lineRule="auto"/>
               <w:jc w:val="center"/>
             </w:pPr>
-            <w:r/>
             <w:r>
               <w:rPr>
-                <w:rFonts w:ascii="Aptos" w:hAnsi="Aptos"/>
                 <w:b/>
                 <w:color w:val="0F766E"/>
                 <w:sz w:val="22"/>
@@ -3243,19 +2802,17 @@
         </w:tc>
         <w:tc>
           <w:tcPr>
-            <w:tcW w:type="dxa" w:w="1120"/>
+            <w:tcW w:w="1120" w:type="dxa"/>
+            <w:shd w:val="clear" w:color="auto" w:fill="115E59"/>
             <w:vAlign w:val="center"/>
-            <w:shd w:fill="115E59"/>
           </w:tcPr>
           <w:p>
             <w:pPr>
-              <w:spacing w:after="40" w:before="40" w:line="259" w:lineRule="auto"/>
+              <w:spacing w:before="40" w:after="40" w:line="259" w:lineRule="auto"/>
               <w:jc w:val="center"/>
             </w:pPr>
-            <w:r/>
             <w:r>
               <w:rPr>
-                <w:rFonts w:ascii="Aptos" w:hAnsi="Aptos"/>
                 <w:b/>
                 <w:color w:val="FFFFFF"/>
                 <w:sz w:val="17"/>
@@ -3266,18 +2823,16 @@
         </w:tc>
         <w:tc>
           <w:tcPr>
-            <w:tcW w:type="dxa" w:w="1120"/>
+            <w:tcW w:w="1120" w:type="dxa"/>
             <w:vAlign w:val="center"/>
           </w:tcPr>
           <w:p>
             <w:pPr>
-              <w:spacing w:after="40" w:before="40" w:line="259" w:lineRule="auto"/>
+              <w:spacing w:before="40" w:after="40" w:line="259" w:lineRule="auto"/>
               <w:jc w:val="center"/>
             </w:pPr>
-            <w:r/>
             <w:r>
               <w:rPr>
-                <w:rFonts w:ascii="Aptos" w:hAnsi="Aptos"/>
                 <w:b/>
                 <w:color w:val="0F766E"/>
                 <w:sz w:val="22"/>
@@ -3288,19 +2843,17 @@
         </w:tc>
         <w:tc>
           <w:tcPr>
-            <w:tcW w:type="dxa" w:w="1120"/>
+            <w:tcW w:w="1120" w:type="dxa"/>
+            <w:shd w:val="clear" w:color="auto" w:fill="115E59"/>
             <w:vAlign w:val="center"/>
-            <w:shd w:fill="115E59"/>
           </w:tcPr>
           <w:p>
             <w:pPr>
-              <w:spacing w:after="40" w:before="40" w:line="259" w:lineRule="auto"/>
+              <w:spacing w:before="40" w:after="40" w:line="259" w:lineRule="auto"/>
               <w:jc w:val="center"/>
             </w:pPr>
-            <w:r/>
             <w:r>
               <w:rPr>
-                <w:rFonts w:ascii="Aptos" w:hAnsi="Aptos"/>
                 <w:b/>
                 <w:color w:val="FFFFFF"/>
                 <w:sz w:val="17"/>
@@ -3318,7 +2871,7 @@
     </w:p>
     <w:p>
       <w:pPr>
-        <w:pStyle w:val="Caption"/>
+        <w:pStyle w:val="Epgrafe"/>
         <w:jc w:val="center"/>
       </w:pPr>
       <w:r>
@@ -3327,10 +2880,9 @@
     </w:p>
     <w:tbl>
       <w:tblPr>
-        <w:tblStyle w:val="TableGrid"/>
-        <w:tblW w:type="auto" w:w="0"/>
+        <w:tblStyle w:val="Tablaconcuadrcula"/>
+        <w:tblW w:w="0" w:type="auto"/>
         <w:jc w:val="center"/>
-        <w:tblLook w:firstColumn="1" w:firstRow="1" w:lastColumn="0" w:lastRow="0" w:noHBand="0" w:noVBand="1" w:val="04A0"/>
         <w:tblBorders>
           <w:top w:val="single" w:sz="6" w:space="0" w:color="D1D5DB"/>
           <w:left w:val="single" w:sz="6" w:space="0" w:color="D1D5DB"/>
@@ -3339,28 +2891,30 @@
           <w:insideH w:val="single" w:sz="6" w:space="0" w:color="D1D5DB"/>
           <w:insideV w:val="single" w:sz="6" w:space="0" w:color="D1D5DB"/>
         </w:tblBorders>
+        <w:tblLook w:val="04A0"/>
       </w:tblPr>
       <w:tblGrid>
-        <w:gridCol w:w="3360"/>
-        <w:gridCol w:w="3360"/>
-        <w:gridCol w:w="3360"/>
+        <w:gridCol w:w="1728"/>
+        <w:gridCol w:w="3168"/>
+        <w:gridCol w:w="5184"/>
       </w:tblGrid>
       <w:tr>
+        <w:trPr>
+          <w:jc w:val="center"/>
+        </w:trPr>
         <w:tc>
           <w:tcPr>
-            <w:tcW w:type="dxa" w:w="1728"/>
+            <w:tcW w:w="1728" w:type="dxa"/>
+            <w:shd w:val="clear" w:color="auto" w:fill="0F766E"/>
             <w:vAlign w:val="center"/>
-            <w:shd w:fill="0F766E"/>
           </w:tcPr>
           <w:p>
             <w:pPr>
-              <w:spacing w:after="40" w:before="40" w:line="259" w:lineRule="auto"/>
+              <w:spacing w:before="40" w:after="40" w:line="259" w:lineRule="auto"/>
               <w:jc w:val="center"/>
             </w:pPr>
-            <w:r/>
             <w:r>
               <w:rPr>
-                <w:rFonts w:ascii="Aptos" w:hAnsi="Aptos"/>
                 <w:b/>
                 <w:color w:val="FFFFFF"/>
                 <w:sz w:val="18"/>
@@ -3371,19 +2925,16 @@
         </w:tc>
         <w:tc>
           <w:tcPr>
-            <w:tcW w:type="dxa" w:w="3168"/>
+            <w:tcW w:w="3168" w:type="dxa"/>
+            <w:shd w:val="clear" w:color="auto" w:fill="0F766E"/>
             <w:vAlign w:val="center"/>
-            <w:shd w:fill="0F766E"/>
           </w:tcPr>
           <w:p>
             <w:pPr>
-              <w:spacing w:after="40" w:before="40" w:line="259" w:lineRule="auto"/>
-              <w:jc w:val="left"/>
+              <w:spacing w:before="40" w:after="40" w:line="259" w:lineRule="auto"/>
             </w:pPr>
-            <w:r/>
             <w:r>
               <w:rPr>
-                <w:rFonts w:ascii="Aptos" w:hAnsi="Aptos"/>
                 <w:b/>
                 <w:color w:val="FFFFFF"/>
                 <w:sz w:val="18"/>
@@ -3394,19 +2945,16 @@
         </w:tc>
         <w:tc>
           <w:tcPr>
-            <w:tcW w:type="dxa" w:w="5184"/>
+            <w:tcW w:w="5184" w:type="dxa"/>
+            <w:shd w:val="clear" w:color="auto" w:fill="0F766E"/>
             <w:vAlign w:val="center"/>
-            <w:shd w:fill="0F766E"/>
           </w:tcPr>
           <w:p>
             <w:pPr>
-              <w:spacing w:after="40" w:before="40" w:line="259" w:lineRule="auto"/>
-              <w:jc w:val="left"/>
+              <w:spacing w:before="40" w:after="40" w:line="259" w:lineRule="auto"/>
             </w:pPr>
-            <w:r/>
             <w:r>
               <w:rPr>
-                <w:rFonts w:ascii="Aptos" w:hAnsi="Aptos"/>
                 <w:b/>
                 <w:color w:val="FFFFFF"/>
                 <w:sz w:val="18"/>
@@ -3417,23 +2965,23 @@
         </w:tc>
       </w:tr>
       <w:tr>
+        <w:trPr>
+          <w:jc w:val="center"/>
+        </w:trPr>
         <w:tc>
           <w:tcPr>
-            <w:tcW w:type="dxa" w:w="1728"/>
+            <w:tcW w:w="1728" w:type="dxa"/>
+            <w:shd w:val="clear" w:color="auto" w:fill="FFFFFF"/>
             <w:vAlign w:val="center"/>
-            <w:shd w:fill="FFFFFF"/>
           </w:tcPr>
           <w:p>
             <w:pPr>
-              <w:spacing w:after="40" w:before="40" w:line="259" w:lineRule="auto"/>
+              <w:spacing w:before="40" w:after="40" w:line="259" w:lineRule="auto"/>
               <w:jc w:val="center"/>
             </w:pPr>
-            <w:r/>
             <w:r>
               <w:rPr>
-                <w:rFonts w:ascii="Aptos" w:hAnsi="Aptos"/>
                 <w:b/>
-                <w:color w:val="1F2937"/>
                 <w:sz w:val="17"/>
               </w:rPr>
               <w:t>Entrada</w:t>
@@ -3442,21 +2990,16 @@
         </w:tc>
         <w:tc>
           <w:tcPr>
-            <w:tcW w:type="dxa" w:w="3168"/>
+            <w:tcW w:w="3168" w:type="dxa"/>
+            <w:shd w:val="clear" w:color="auto" w:fill="FFFFFF"/>
             <w:vAlign w:val="center"/>
-            <w:shd w:fill="FFFFFF"/>
           </w:tcPr>
           <w:p>
             <w:pPr>
-              <w:spacing w:after="40" w:before="40" w:line="259" w:lineRule="auto"/>
-              <w:jc w:val="left"/>
+              <w:spacing w:before="40" w:after="40" w:line="259" w:lineRule="auto"/>
             </w:pPr>
-            <w:r/>
             <w:r>
               <w:rPr>
-                <w:rFonts w:ascii="Aptos" w:hAnsi="Aptos"/>
-                <w:b w:val="0"/>
-                <w:color w:val="1F2937"/>
                 <w:sz w:val="17"/>
               </w:rPr>
               <w:t>main.py</w:t>
@@ -3465,21 +3008,16 @@
         </w:tc>
         <w:tc>
           <w:tcPr>
-            <w:tcW w:type="dxa" w:w="5184"/>
+            <w:tcW w:w="5184" w:type="dxa"/>
+            <w:shd w:val="clear" w:color="auto" w:fill="FFFFFF"/>
             <w:vAlign w:val="center"/>
-            <w:shd w:fill="FFFFFF"/>
           </w:tcPr>
           <w:p>
             <w:pPr>
-              <w:spacing w:after="40" w:before="40" w:line="259" w:lineRule="auto"/>
-              <w:jc w:val="left"/>
+              <w:spacing w:before="40" w:after="40" w:line="259" w:lineRule="auto"/>
             </w:pPr>
-            <w:r/>
             <w:r>
               <w:rPr>
-                <w:rFonts w:ascii="Aptos" w:hAnsi="Aptos"/>
-                <w:b w:val="0"/>
-                <w:color w:val="1F2937"/>
                 <w:sz w:val="17"/>
               </w:rPr>
               <w:t>Punto de acceso. Resuelve rutas (AppData vs Portable), captura errores globales y lanza la GUI.</w:t>
@@ -3488,23 +3026,21 @@
         </w:tc>
       </w:tr>
       <w:tr>
+        <w:trPr>
+          <w:jc w:val="center"/>
+        </w:trPr>
         <w:tc>
           <w:tcPr>
-            <w:tcW w:type="dxa" w:w="1728"/>
+            <w:tcW w:w="1728" w:type="dxa"/>
+            <w:shd w:val="clear" w:color="auto" w:fill="F0FDFA"/>
             <w:vAlign w:val="center"/>
-            <w:shd w:fill="F0FDFA"/>
           </w:tcPr>
           <w:p>
             <w:pPr>
-              <w:spacing w:after="40" w:before="40" w:line="259" w:lineRule="auto"/>
-              <w:jc w:val="left"/>
+              <w:spacing w:before="40" w:after="40" w:line="259" w:lineRule="auto"/>
             </w:pPr>
-            <w:r/>
             <w:r>
               <w:rPr>
-                <w:rFonts w:ascii="Aptos" w:hAnsi="Aptos"/>
-                <w:b w:val="0"/>
-                <w:color w:val="1F2937"/>
                 <w:sz w:val="17"/>
               </w:rPr>
               <w:t>Controlador</w:t>
@@ -3513,21 +3049,16 @@
         </w:tc>
         <w:tc>
           <w:tcPr>
-            <w:tcW w:type="dxa" w:w="3168"/>
+            <w:tcW w:w="3168" w:type="dxa"/>
+            <w:shd w:val="clear" w:color="auto" w:fill="F0FDFA"/>
             <w:vAlign w:val="center"/>
-            <w:shd w:fill="F0FDFA"/>
           </w:tcPr>
           <w:p>
             <w:pPr>
-              <w:spacing w:after="40" w:before="40" w:line="259" w:lineRule="auto"/>
-              <w:jc w:val="left"/>
+              <w:spacing w:before="40" w:after="40" w:line="259" w:lineRule="auto"/>
             </w:pPr>
-            <w:r/>
             <w:r>
               <w:rPr>
-                <w:rFonts w:ascii="Aptos" w:hAnsi="Aptos"/>
-                <w:b w:val="0"/>
-                <w:color w:val="1F2937"/>
                 <w:sz w:val="17"/>
               </w:rPr>
               <w:t>controllers/main_controller.py</w:t>
@@ -3536,21 +3067,16 @@
         </w:tc>
         <w:tc>
           <w:tcPr>
-            <w:tcW w:type="dxa" w:w="5184"/>
+            <w:tcW w:w="5184" w:type="dxa"/>
+            <w:shd w:val="clear" w:color="auto" w:fill="F0FDFA"/>
             <w:vAlign w:val="center"/>
-            <w:shd w:fill="F0FDFA"/>
           </w:tcPr>
           <w:p>
             <w:pPr>
-              <w:spacing w:after="40" w:before="40" w:line="259" w:lineRule="auto"/>
-              <w:jc w:val="left"/>
+              <w:spacing w:before="40" w:after="40" w:line="259" w:lineRule="auto"/>
             </w:pPr>
-            <w:r/>
             <w:r>
               <w:rPr>
-                <w:rFonts w:ascii="Aptos" w:hAnsi="Aptos"/>
-                <w:b w:val="0"/>
-                <w:color w:val="1F2937"/>
                 <w:sz w:val="17"/>
               </w:rPr>
               <w:t>Orquestador de negocio. Conecta GUI con el modelo, encadena meses futuros y coordina exportación.</w:t>
@@ -3559,23 +3085,21 @@
         </w:tc>
       </w:tr>
       <w:tr>
+        <w:trPr>
+          <w:jc w:val="center"/>
+        </w:trPr>
         <w:tc>
           <w:tcPr>
-            <w:tcW w:type="dxa" w:w="1728"/>
+            <w:tcW w:w="1728" w:type="dxa"/>
+            <w:shd w:val="clear" w:color="auto" w:fill="FFFFFF"/>
             <w:vAlign w:val="center"/>
-            <w:shd w:fill="FFFFFF"/>
           </w:tcPr>
           <w:p>
             <w:pPr>
-              <w:spacing w:after="40" w:before="40" w:line="259" w:lineRule="auto"/>
-              <w:jc w:val="left"/>
+              <w:spacing w:before="40" w:after="40" w:line="259" w:lineRule="auto"/>
             </w:pPr>
-            <w:r/>
             <w:r>
               <w:rPr>
-                <w:rFonts w:ascii="Aptos" w:hAnsi="Aptos"/>
-                <w:b w:val="0"/>
-                <w:color w:val="1F2937"/>
                 <w:sz w:val="17"/>
               </w:rPr>
               <w:t>Vista (UI)</w:t>
@@ -3584,21 +3108,16 @@
         </w:tc>
         <w:tc>
           <w:tcPr>
-            <w:tcW w:type="dxa" w:w="3168"/>
+            <w:tcW w:w="3168" w:type="dxa"/>
+            <w:shd w:val="clear" w:color="auto" w:fill="FFFFFF"/>
             <w:vAlign w:val="center"/>
-            <w:shd w:fill="FFFFFF"/>
           </w:tcPr>
           <w:p>
             <w:pPr>
-              <w:spacing w:after="40" w:before="40" w:line="259" w:lineRule="auto"/>
-              <w:jc w:val="left"/>
+              <w:spacing w:before="40" w:after="40" w:line="259" w:lineRule="auto"/>
             </w:pPr>
-            <w:r/>
             <w:r>
               <w:rPr>
-                <w:rFonts w:ascii="Aptos" w:hAnsi="Aptos"/>
-                <w:b w:val="0"/>
-                <w:color w:val="1F2937"/>
                 <w:sz w:val="17"/>
               </w:rPr>
               <w:t>views/gui.py</w:t>
@@ -3607,21 +3126,16 @@
         </w:tc>
         <w:tc>
           <w:tcPr>
-            <w:tcW w:type="dxa" w:w="5184"/>
+            <w:tcW w:w="5184" w:type="dxa"/>
+            <w:shd w:val="clear" w:color="auto" w:fill="FFFFFF"/>
             <w:vAlign w:val="center"/>
-            <w:shd w:fill="FFFFFF"/>
           </w:tcPr>
           <w:p>
             <w:pPr>
-              <w:spacing w:after="40" w:before="40" w:line="259" w:lineRule="auto"/>
-              <w:jc w:val="left"/>
+              <w:spacing w:before="40" w:after="40" w:line="259" w:lineRule="auto"/>
             </w:pPr>
-            <w:r/>
             <w:r>
               <w:rPr>
-                <w:rFonts w:ascii="Aptos" w:hAnsi="Aptos"/>
-                <w:b w:val="0"/>
-                <w:color w:val="1F2937"/>
                 <w:sz w:val="17"/>
               </w:rPr>
               <w:t>Ventana principal CustomTkinter, control de hilos en segundo plano y detección de cambios sin guardar.</w:t>
@@ -3630,23 +3144,21 @@
         </w:tc>
       </w:tr>
       <w:tr>
+        <w:trPr>
+          <w:jc w:val="center"/>
+        </w:trPr>
         <w:tc>
           <w:tcPr>
-            <w:tcW w:type="dxa" w:w="1728"/>
+            <w:tcW w:w="1728" w:type="dxa"/>
+            <w:shd w:val="clear" w:color="auto" w:fill="F0FDFA"/>
             <w:vAlign w:val="center"/>
-            <w:shd w:fill="F0FDFA"/>
           </w:tcPr>
           <w:p>
             <w:pPr>
-              <w:spacing w:after="40" w:before="40" w:line="259" w:lineRule="auto"/>
-              <w:jc w:val="left"/>
+              <w:spacing w:before="40" w:after="40" w:line="259" w:lineRule="auto"/>
             </w:pPr>
-            <w:r/>
             <w:r>
               <w:rPr>
-                <w:rFonts w:ascii="Aptos" w:hAnsi="Aptos"/>
-                <w:b w:val="0"/>
-                <w:color w:val="1F2937"/>
                 <w:sz w:val="17"/>
               </w:rPr>
               <w:t>Pestañas UI</w:t>
@@ -3655,21 +3167,16 @@
         </w:tc>
         <w:tc>
           <w:tcPr>
-            <w:tcW w:type="dxa" w:w="3168"/>
+            <w:tcW w:w="3168" w:type="dxa"/>
+            <w:shd w:val="clear" w:color="auto" w:fill="F0FDFA"/>
             <w:vAlign w:val="center"/>
-            <w:shd w:fill="F0FDFA"/>
           </w:tcPr>
           <w:p>
             <w:pPr>
-              <w:spacing w:after="40" w:before="40" w:line="259" w:lineRule="auto"/>
-              <w:jc w:val="left"/>
+              <w:spacing w:before="40" w:after="40" w:line="259" w:lineRule="auto"/>
             </w:pPr>
-            <w:r/>
             <w:r>
               <w:rPr>
-                <w:rFonts w:ascii="Aptos" w:hAnsi="Aptos"/>
-                <w:b w:val="0"/>
-                <w:color w:val="1F2937"/>
                 <w:sz w:val="17"/>
               </w:rPr>
               <w:t>views/tabs/ (plan, calendar, settings)</w:t>
@@ -3678,21 +3185,16 @@
         </w:tc>
         <w:tc>
           <w:tcPr>
-            <w:tcW w:type="dxa" w:w="5184"/>
+            <w:tcW w:w="5184" w:type="dxa"/>
+            <w:shd w:val="clear" w:color="auto" w:fill="F0FDFA"/>
             <w:vAlign w:val="center"/>
-            <w:shd w:fill="F0FDFA"/>
           </w:tcPr>
           <w:p>
             <w:pPr>
-              <w:spacing w:after="40" w:before="40" w:line="259" w:lineRule="auto"/>
-              <w:jc w:val="left"/>
+              <w:spacing w:before="40" w:after="40" w:line="259" w:lineRule="auto"/>
             </w:pPr>
-            <w:r/>
             <w:r>
               <w:rPr>
-                <w:rFonts w:ascii="Aptos" w:hAnsi="Aptos"/>
-                <w:b w:val="0"/>
-                <w:color w:val="1F2937"/>
                 <w:sz w:val="17"/>
               </w:rPr>
               <w:t>Vistas modulares para planificación semanal, calendario mensual y ajustes del sistema.</w:t>
@@ -3701,23 +3203,23 @@
         </w:tc>
       </w:tr>
       <w:tr>
+        <w:trPr>
+          <w:jc w:val="center"/>
+        </w:trPr>
         <w:tc>
           <w:tcPr>
-            <w:tcW w:type="dxa" w:w="1728"/>
+            <w:tcW w:w="1728" w:type="dxa"/>
+            <w:shd w:val="clear" w:color="auto" w:fill="FFFFFF"/>
             <w:vAlign w:val="center"/>
-            <w:shd w:fill="FFFFFF"/>
           </w:tcPr>
           <w:p>
             <w:pPr>
-              <w:spacing w:after="40" w:before="40" w:line="259" w:lineRule="auto"/>
+              <w:spacing w:before="40" w:after="40" w:line="259" w:lineRule="auto"/>
               <w:jc w:val="center"/>
             </w:pPr>
-            <w:r/>
             <w:r>
               <w:rPr>
-                <w:rFonts w:ascii="Aptos" w:hAnsi="Aptos"/>
                 <w:b/>
-                <w:color w:val="1F2937"/>
                 <w:sz w:val="17"/>
               </w:rPr>
               <w:t>Modelo</w:t>
@@ -3726,21 +3228,16 @@
         </w:tc>
         <w:tc>
           <w:tcPr>
-            <w:tcW w:type="dxa" w:w="3168"/>
+            <w:tcW w:w="3168" w:type="dxa"/>
+            <w:shd w:val="clear" w:color="auto" w:fill="FFFFFF"/>
             <w:vAlign w:val="center"/>
-            <w:shd w:fill="FFFFFF"/>
           </w:tcPr>
           <w:p>
             <w:pPr>
-              <w:spacing w:after="40" w:before="40" w:line="259" w:lineRule="auto"/>
-              <w:jc w:val="left"/>
+              <w:spacing w:before="40" w:after="40" w:line="259" w:lineRule="auto"/>
             </w:pPr>
-            <w:r/>
             <w:r>
               <w:rPr>
-                <w:rFonts w:ascii="Aptos" w:hAnsi="Aptos"/>
-                <w:b w:val="0"/>
-                <w:color w:val="1F2937"/>
                 <w:sz w:val="17"/>
               </w:rPr>
               <w:t>models/shift_manager.py</w:t>
@@ -3749,21 +3246,16 @@
         </w:tc>
         <w:tc>
           <w:tcPr>
-            <w:tcW w:type="dxa" w:w="5184"/>
+            <w:tcW w:w="5184" w:type="dxa"/>
+            <w:shd w:val="clear" w:color="auto" w:fill="FFFFFF"/>
             <w:vAlign w:val="center"/>
-            <w:shd w:fill="FFFFFF"/>
           </w:tcPr>
           <w:p>
             <w:pPr>
-              <w:spacing w:after="40" w:before="40" w:line="259" w:lineRule="auto"/>
-              <w:jc w:val="left"/>
+              <w:spacing w:before="40" w:after="40" w:line="259" w:lineRule="auto"/>
             </w:pPr>
-            <w:r/>
             <w:r>
               <w:rPr>
-                <w:rFonts w:ascii="Aptos" w:hAnsi="Aptos"/>
-                <w:b w:val="0"/>
-                <w:color w:val="1F2937"/>
                 <w:sz w:val="17"/>
               </w:rPr>
               <w:t>Lógica algorítmica: rotación circular, cola FIFO de pendientes, regla de 4 semanas y snapshots.</w:t>
@@ -3772,23 +3264,21 @@
         </w:tc>
       </w:tr>
       <w:tr>
+        <w:trPr>
+          <w:jc w:val="center"/>
+        </w:trPr>
         <w:tc>
           <w:tcPr>
-            <w:tcW w:type="dxa" w:w="1728"/>
+            <w:tcW w:w="1728" w:type="dxa"/>
+            <w:shd w:val="clear" w:color="auto" w:fill="F0FDFA"/>
             <w:vAlign w:val="center"/>
-            <w:shd w:fill="F0FDFA"/>
           </w:tcPr>
           <w:p>
             <w:pPr>
-              <w:spacing w:after="40" w:before="40" w:line="259" w:lineRule="auto"/>
-              <w:jc w:val="left"/>
+              <w:spacing w:before="40" w:after="40" w:line="259" w:lineRule="auto"/>
             </w:pPr>
-            <w:r/>
             <w:r>
               <w:rPr>
-                <w:rFonts w:ascii="Aptos" w:hAnsi="Aptos"/>
-                <w:b w:val="0"/>
-                <w:color w:val="1F2937"/>
                 <w:sz w:val="17"/>
               </w:rPr>
               <w:t>Límites Modelo</w:t>
@@ -3797,21 +3287,16 @@
         </w:tc>
         <w:tc>
           <w:tcPr>
-            <w:tcW w:type="dxa" w:w="3168"/>
+            <w:tcW w:w="3168" w:type="dxa"/>
+            <w:shd w:val="clear" w:color="auto" w:fill="F0FDFA"/>
             <w:vAlign w:val="center"/>
-            <w:shd w:fill="F0FDFA"/>
           </w:tcPr>
           <w:p>
             <w:pPr>
-              <w:spacing w:after="40" w:before="40" w:line="259" w:lineRule="auto"/>
-              <w:jc w:val="left"/>
+              <w:spacing w:before="40" w:after="40" w:line="259" w:lineRule="auto"/>
             </w:pPr>
-            <w:r/>
             <w:r>
               <w:rPr>
-                <w:rFonts w:ascii="Aptos" w:hAnsi="Aptos"/>
-                <w:b w:val="0"/>
-                <w:color w:val="1F2937"/>
                 <w:sz w:val="17"/>
               </w:rPr>
               <w:t>models/ (config_repository, rotation_engine)</w:t>
@@ -3820,21 +3305,16 @@
         </w:tc>
         <w:tc>
           <w:tcPr>
-            <w:tcW w:type="dxa" w:w="5184"/>
+            <w:tcW w:w="5184" w:type="dxa"/>
+            <w:shd w:val="clear" w:color="auto" w:fill="F0FDFA"/>
             <w:vAlign w:val="center"/>
-            <w:shd w:fill="F0FDFA"/>
           </w:tcPr>
           <w:p>
             <w:pPr>
-              <w:spacing w:after="40" w:before="40" w:line="259" w:lineRule="auto"/>
-              <w:jc w:val="left"/>
+              <w:spacing w:before="40" w:after="40" w:line="259" w:lineRule="auto"/>
             </w:pPr>
-            <w:r/>
             <w:r>
               <w:rPr>
-                <w:rFonts w:ascii="Aptos" w:hAnsi="Aptos"/>
-                <w:b w:val="0"/>
-                <w:color w:val="1F2937"/>
                 <w:sz w:val="17"/>
               </w:rPr>
               <w:t>Submódulos especializados para persistencia atómica y motor determinista de turnos.</w:t>
@@ -3843,23 +3323,23 @@
         </w:tc>
       </w:tr>
       <w:tr>
+        <w:trPr>
+          <w:jc w:val="center"/>
+        </w:trPr>
         <w:tc>
           <w:tcPr>
-            <w:tcW w:type="dxa" w:w="1728"/>
+            <w:tcW w:w="1728" w:type="dxa"/>
+            <w:shd w:val="clear" w:color="auto" w:fill="FFFFFF"/>
             <w:vAlign w:val="center"/>
-            <w:shd w:fill="FFFFFF"/>
           </w:tcPr>
           <w:p>
             <w:pPr>
-              <w:spacing w:after="40" w:before="40" w:line="259" w:lineRule="auto"/>
+              <w:spacing w:before="40" w:after="40" w:line="259" w:lineRule="auto"/>
               <w:jc w:val="center"/>
             </w:pPr>
-            <w:r/>
             <w:r>
               <w:rPr>
-                <w:rFonts w:ascii="Aptos" w:hAnsi="Aptos"/>
                 <w:b/>
-                <w:color w:val="1F2937"/>
                 <w:sz w:val="17"/>
               </w:rPr>
               <w:t>Reportes</w:t>
@@ -3868,21 +3348,16 @@
         </w:tc>
         <w:tc>
           <w:tcPr>
-            <w:tcW w:type="dxa" w:w="3168"/>
+            <w:tcW w:w="3168" w:type="dxa"/>
+            <w:shd w:val="clear" w:color="auto" w:fill="FFFFFF"/>
             <w:vAlign w:val="center"/>
-            <w:shd w:fill="FFFFFF"/>
           </w:tcPr>
           <w:p>
             <w:pPr>
-              <w:spacing w:after="40" w:before="40" w:line="259" w:lineRule="auto"/>
-              <w:jc w:val="left"/>
+              <w:spacing w:before="40" w:after="40" w:line="259" w:lineRule="auto"/>
             </w:pPr>
-            <w:r/>
             <w:r>
               <w:rPr>
-                <w:rFonts w:ascii="Aptos" w:hAnsi="Aptos"/>
-                <w:b w:val="0"/>
-                <w:color w:val="1F2937"/>
                 <w:sz w:val="17"/>
               </w:rPr>
               <w:t>utils/excel_handler.py</w:t>
@@ -3891,21 +3366,16 @@
         </w:tc>
         <w:tc>
           <w:tcPr>
-            <w:tcW w:type="dxa" w:w="5184"/>
+            <w:tcW w:w="5184" w:type="dxa"/>
+            <w:shd w:val="clear" w:color="auto" w:fill="FFFFFF"/>
             <w:vAlign w:val="center"/>
-            <w:shd w:fill="FFFFFF"/>
           </w:tcPr>
           <w:p>
             <w:pPr>
-              <w:spacing w:after="40" w:before="40" w:line="259" w:lineRule="auto"/>
-              <w:jc w:val="left"/>
+              <w:spacing w:before="40" w:after="40" w:line="259" w:lineRule="auto"/>
             </w:pPr>
-            <w:r/>
             <w:r>
               <w:rPr>
-                <w:rFonts w:ascii="Aptos" w:hAnsi="Aptos"/>
-                <w:b w:val="0"/>
-                <w:color w:val="1F2937"/>
                 <w:sz w:val="17"/>
               </w:rPr>
               <w:t>Construcción en memoria de la matriz mensual openpyxl, tablas de permutas, OTR y leyendas.</w:t>
@@ -3914,23 +3384,21 @@
         </w:tc>
       </w:tr>
       <w:tr>
+        <w:trPr>
+          <w:jc w:val="center"/>
+        </w:trPr>
         <w:tc>
           <w:tcPr>
-            <w:tcW w:type="dxa" w:w="1728"/>
+            <w:tcW w:w="1728" w:type="dxa"/>
+            <w:shd w:val="clear" w:color="auto" w:fill="F0FDFA"/>
             <w:vAlign w:val="center"/>
-            <w:shd w:fill="F0FDFA"/>
           </w:tcPr>
           <w:p>
             <w:pPr>
-              <w:spacing w:after="40" w:before="40" w:line="259" w:lineRule="auto"/>
-              <w:jc w:val="left"/>
+              <w:spacing w:before="40" w:after="40" w:line="259" w:lineRule="auto"/>
             </w:pPr>
-            <w:r/>
             <w:r>
               <w:rPr>
-                <w:rFonts w:ascii="Aptos" w:hAnsi="Aptos"/>
-                <w:b w:val="0"/>
-                <w:color w:val="1F2937"/>
                 <w:sz w:val="17"/>
               </w:rPr>
               <w:t>Notificaciones</w:t>
@@ -3939,21 +3407,16 @@
         </w:tc>
         <w:tc>
           <w:tcPr>
-            <w:tcW w:type="dxa" w:w="3168"/>
+            <w:tcW w:w="3168" w:type="dxa"/>
+            <w:shd w:val="clear" w:color="auto" w:fill="F0FDFA"/>
             <w:vAlign w:val="center"/>
-            <w:shd w:fill="F0FDFA"/>
           </w:tcPr>
           <w:p>
             <w:pPr>
-              <w:spacing w:after="40" w:before="40" w:line="259" w:lineRule="auto"/>
-              <w:jc w:val="left"/>
+              <w:spacing w:before="40" w:after="40" w:line="259" w:lineRule="auto"/>
             </w:pPr>
-            <w:r/>
             <w:r>
               <w:rPr>
-                <w:rFonts w:ascii="Aptos" w:hAnsi="Aptos"/>
-                <w:b w:val="0"/>
-                <w:color w:val="1F2937"/>
                 <w:sz w:val="17"/>
               </w:rPr>
               <w:t>utils/email_notifier.py</w:t>
@@ -3962,21 +3425,16 @@
         </w:tc>
         <w:tc>
           <w:tcPr>
-            <w:tcW w:type="dxa" w:w="5184"/>
+            <w:tcW w:w="5184" w:type="dxa"/>
+            <w:shd w:val="clear" w:color="auto" w:fill="F0FDFA"/>
             <w:vAlign w:val="center"/>
-            <w:shd w:fill="F0FDFA"/>
           </w:tcPr>
           <w:p>
             <w:pPr>
-              <w:spacing w:after="40" w:before="40" w:line="259" w:lineRule="auto"/>
-              <w:jc w:val="left"/>
+              <w:spacing w:before="40" w:after="40" w:line="259" w:lineRule="auto"/>
             </w:pPr>
-            <w:r/>
             <w:r>
               <w:rPr>
-                <w:rFonts w:ascii="Aptos" w:hAnsi="Aptos"/>
-                <w:b w:val="0"/>
-                <w:color w:val="1F2937"/>
                 <w:sz w:val="17"/>
               </w:rPr>
               <w:t>Validador de red, cliente HTTP POST con soporte de redirecciones 302 hacia Google Apps Script.</w:t>
@@ -3985,23 +3443,21 @@
         </w:tc>
       </w:tr>
       <w:tr>
+        <w:trPr>
+          <w:jc w:val="center"/>
+        </w:trPr>
         <w:tc>
           <w:tcPr>
-            <w:tcW w:type="dxa" w:w="1728"/>
+            <w:tcW w:w="1728" w:type="dxa"/>
+            <w:shd w:val="clear" w:color="auto" w:fill="FFFFFF"/>
             <w:vAlign w:val="center"/>
-            <w:shd w:fill="FFFFFF"/>
           </w:tcPr>
           <w:p>
             <w:pPr>
-              <w:spacing w:after="40" w:before="40" w:line="259" w:lineRule="auto"/>
-              <w:jc w:val="left"/>
+              <w:spacing w:before="40" w:after="40" w:line="259" w:lineRule="auto"/>
             </w:pPr>
-            <w:r/>
             <w:r>
               <w:rPr>
-                <w:rFonts w:ascii="Aptos" w:hAnsi="Aptos"/>
-                <w:b w:val="0"/>
-                <w:color w:val="1F2937"/>
                 <w:sz w:val="17"/>
               </w:rPr>
               <w:t>Servidor Serverless</w:t>
@@ -4010,21 +3466,16 @@
         </w:tc>
         <w:tc>
           <w:tcPr>
-            <w:tcW w:type="dxa" w:w="3168"/>
+            <w:tcW w:w="3168" w:type="dxa"/>
+            <w:shd w:val="clear" w:color="auto" w:fill="FFFFFF"/>
             <w:vAlign w:val="center"/>
-            <w:shd w:fill="FFFFFF"/>
           </w:tcPr>
           <w:p>
             <w:pPr>
-              <w:spacing w:after="40" w:before="40" w:line="259" w:lineRule="auto"/>
-              <w:jc w:val="left"/>
+              <w:spacing w:before="40" w:after="40" w:line="259" w:lineRule="auto"/>
             </w:pPr>
-            <w:r/>
             <w:r>
               <w:rPr>
-                <w:rFonts w:ascii="Aptos" w:hAnsi="Aptos"/>
-                <w:b w:val="0"/>
-                <w:color w:val="1F2937"/>
                 <w:sz w:val="17"/>
               </w:rPr>
               <w:t>scripts/google_apps_script.js</w:t>
@@ -4033,21 +3484,16 @@
         </w:tc>
         <w:tc>
           <w:tcPr>
-            <w:tcW w:type="dxa" w:w="5184"/>
+            <w:tcW w:w="5184" w:type="dxa"/>
+            <w:shd w:val="clear" w:color="auto" w:fill="FFFFFF"/>
             <w:vAlign w:val="center"/>
-            <w:shd w:fill="FFFFFF"/>
           </w:tcPr>
           <w:p>
             <w:pPr>
-              <w:spacing w:after="40" w:before="40" w:line="259" w:lineRule="auto"/>
-              <w:jc w:val="left"/>
+              <w:spacing w:before="40" w:after="40" w:line="259" w:lineRule="auto"/>
             </w:pPr>
-            <w:r/>
             <w:r>
               <w:rPr>
-                <w:rFonts w:ascii="Aptos" w:hAnsi="Aptos"/>
-                <w:b w:val="0"/>
-                <w:color w:val="1F2937"/>
                 <w:sz w:val="17"/>
               </w:rPr>
               <w:t>Endpoint web serverless desplegado en Google Apps Script para emisión segura de correos vía Gmail.</w:t>
@@ -4056,23 +3502,21 @@
         </w:tc>
       </w:tr>
       <w:tr>
+        <w:trPr>
+          <w:jc w:val="center"/>
+        </w:trPr>
         <w:tc>
           <w:tcPr>
-            <w:tcW w:type="dxa" w:w="1728"/>
+            <w:tcW w:w="1728" w:type="dxa"/>
+            <w:shd w:val="clear" w:color="auto" w:fill="F0FDFA"/>
             <w:vAlign w:val="center"/>
-            <w:shd w:fill="F0FDFA"/>
           </w:tcPr>
           <w:p>
             <w:pPr>
-              <w:spacing w:after="40" w:before="40" w:line="259" w:lineRule="auto"/>
-              <w:jc w:val="left"/>
+              <w:spacing w:before="40" w:after="40" w:line="259" w:lineRule="auto"/>
             </w:pPr>
-            <w:r/>
             <w:r>
               <w:rPr>
-                <w:rFonts w:ascii="Aptos" w:hAnsi="Aptos"/>
-                <w:b w:val="0"/>
-                <w:color w:val="1F2937"/>
                 <w:sz w:val="17"/>
               </w:rPr>
               <w:t>Feriados y Logs</w:t>
@@ -4081,21 +3525,16 @@
         </w:tc>
         <w:tc>
           <w:tcPr>
-            <w:tcW w:type="dxa" w:w="3168"/>
+            <w:tcW w:w="3168" w:type="dxa"/>
+            <w:shd w:val="clear" w:color="auto" w:fill="F0FDFA"/>
             <w:vAlign w:val="center"/>
-            <w:shd w:fill="F0FDFA"/>
           </w:tcPr>
           <w:p>
             <w:pPr>
-              <w:spacing w:after="40" w:before="40" w:line="259" w:lineRule="auto"/>
-              <w:jc w:val="left"/>
+              <w:spacing w:before="40" w:after="40" w:line="259" w:lineRule="auto"/>
             </w:pPr>
-            <w:r/>
             <w:r>
               <w:rPr>
-                <w:rFonts w:ascii="Aptos" w:hAnsi="Aptos"/>
-                <w:b w:val="0"/>
-                <w:color w:val="1F2937"/>
                 <w:sz w:val="17"/>
               </w:rPr>
               <w:t>utils/chilean_holidays.py, logger.py</w:t>
@@ -4104,21 +3543,16 @@
         </w:tc>
         <w:tc>
           <w:tcPr>
-            <w:tcW w:type="dxa" w:w="5184"/>
+            <w:tcW w:w="5184" w:type="dxa"/>
+            <w:shd w:val="clear" w:color="auto" w:fill="F0FDFA"/>
             <w:vAlign w:val="center"/>
-            <w:shd w:fill="F0FDFA"/>
           </w:tcPr>
           <w:p>
             <w:pPr>
-              <w:spacing w:after="40" w:before="40" w:line="259" w:lineRule="auto"/>
-              <w:jc w:val="left"/>
+              <w:spacing w:before="40" w:after="40" w:line="259" w:lineRule="auto"/>
             </w:pPr>
-            <w:r/>
             <w:r>
               <w:rPr>
-                <w:rFonts w:ascii="Aptos" w:hAnsi="Aptos"/>
-                <w:b w:val="0"/>
-                <w:color w:val="1F2937"/>
                 <w:sz w:val="17"/>
               </w:rPr>
               <w:t>Integración con feriados de Chile (holidays) y registro rotativo de eventos en turnos.log.</w:t>
@@ -4134,7 +3568,7 @@
     </w:p>
     <w:p>
       <w:pPr>
-        <w:pStyle w:val="Heading2"/>
+        <w:pStyle w:val="Ttulo2"/>
         <w:spacing w:before="180" w:after="80"/>
       </w:pPr>
       <w:r>
@@ -4146,10 +3580,6 @@
         <w:spacing w:after="100" w:line="269" w:lineRule="auto"/>
       </w:pPr>
       <w:r>
-        <w:rPr>
-          <w:rFonts w:ascii="Aptos" w:hAnsi="Aptos"/>
-          <w:sz w:val="19"/>
-        </w:rPr>
         <w:t>El estado completo del sistema reside en config.json, ubicado en %APPDATA%\Sistema de Turnos\ (en modo empaquetado) o en la raíz del proyecto (en modo portable). Este archivo almacena la dotación del personal, el historial inmutable de semanas cerradas, los identificadores de rotación (siguiente_id), la lista de pendientes, las excepciones fechadas, las asignaciones manuales con sus motivos y la configuración del webhook. Cada operación de escritura se efectúa atómicamente y se resguarda con copias fechadas en /backups.</w:t>
       </w:r>
     </w:p>
@@ -4160,10 +3590,11 @@
     </w:p>
     <w:p>
       <w:pPr>
-        <w:pStyle w:val="Heading1"/>
+        <w:pStyle w:val="Ttulo1"/>
         <w:spacing w:before="260" w:after="80"/>
       </w:pPr>
       <w:r>
+        <w:lastRenderedPageBreak/>
         <w:t>7. Flujo Operativo Mensual</w:t>
       </w:r>
     </w:p>
@@ -4172,18 +3603,13 @@
         <w:spacing w:after="100" w:line="269" w:lineRule="auto"/>
       </w:pPr>
       <w:r>
-        <w:rPr>
-          <w:rFonts w:ascii="Aptos" w:hAnsi="Aptos"/>
-          <w:sz w:val="19"/>
-        </w:rPr>
         <w:t>Para preservar la equidad de la rotación y la integridad del historial oficial, el coordinador ejecuta un ciclo mensual estandarizado:</w:t>
       </w:r>
     </w:p>
     <w:tbl>
       <w:tblPr>
-        <w:tblW w:type="auto" w:w="0"/>
+        <w:tblW w:w="0" w:type="auto"/>
         <w:jc w:val="center"/>
-        <w:tblLook w:firstColumn="1" w:firstRow="1" w:lastColumn="0" w:lastRow="0" w:noHBand="0" w:noVBand="1" w:val="04A0"/>
         <w:tblBorders>
           <w:top w:val="single" w:sz="0" w:space="0" w:color="FFFFFF"/>
           <w:left w:val="single" w:sz="0" w:space="0" w:color="FFFFFF"/>
@@ -4192,6 +3618,7 @@
           <w:insideH w:val="single" w:sz="0" w:space="0" w:color="FFFFFF"/>
           <w:insideV w:val="single" w:sz="0" w:space="0" w:color="FFFFFF"/>
         </w:tblBorders>
+        <w:tblLook w:val="04A0"/>
       </w:tblPr>
       <w:tblGrid>
         <w:gridCol w:w="1440"/>
@@ -4203,26 +3630,34 @@
         <w:gridCol w:w="1440"/>
       </w:tblGrid>
       <w:tr>
+        <w:trPr>
+          <w:jc w:val="center"/>
+        </w:trPr>
         <w:tc>
           <w:tcPr>
-            <w:tcW w:type="dxa" w:w="1440"/>
+            <w:tcW w:w="1440" w:type="dxa"/>
+            <w:shd w:val="clear" w:color="auto" w:fill="115E59"/>
             <w:vAlign w:val="center"/>
-            <w:shd w:fill="115E59"/>
           </w:tcPr>
           <w:p>
             <w:pPr>
-              <w:spacing w:after="40" w:before="40" w:line="259" w:lineRule="auto"/>
+              <w:spacing w:before="40" w:after="40" w:line="259" w:lineRule="auto"/>
               <w:jc w:val="center"/>
             </w:pPr>
-            <w:r/>
             <w:r>
               <w:rPr>
-                <w:rFonts w:ascii="Aptos" w:hAnsi="Aptos"/>
                 <w:b/>
                 <w:color w:val="FFFFFF"/>
                 <w:sz w:val="17"/>
               </w:rPr>
               <w:t>1. Seleccionar</w:t>
+            </w:r>
+            <w:r>
+              <w:rPr>
+                <w:b/>
+                <w:color w:val="FFFFFF"/>
+                <w:sz w:val="17"/>
+              </w:rPr>
               <w:br/>
               <w:t>Mes y Año</w:t>
             </w:r>
@@ -4230,18 +3665,16 @@
         </w:tc>
         <w:tc>
           <w:tcPr>
-            <w:tcW w:type="dxa" w:w="1440"/>
+            <w:tcW w:w="1440" w:type="dxa"/>
             <w:vAlign w:val="center"/>
           </w:tcPr>
           <w:p>
             <w:pPr>
-              <w:spacing w:after="40" w:before="40" w:line="259" w:lineRule="auto"/>
+              <w:spacing w:before="40" w:after="40" w:line="259" w:lineRule="auto"/>
               <w:jc w:val="center"/>
             </w:pPr>
-            <w:r/>
             <w:r>
               <w:rPr>
-                <w:rFonts w:ascii="Aptos" w:hAnsi="Aptos"/>
                 <w:b/>
                 <w:color w:val="0F766E"/>
                 <w:sz w:val="22"/>
@@ -4252,24 +3685,29 @@
         </w:tc>
         <w:tc>
           <w:tcPr>
-            <w:tcW w:type="dxa" w:w="1440"/>
+            <w:tcW w:w="1440" w:type="dxa"/>
+            <w:shd w:val="clear" w:color="auto" w:fill="115E59"/>
             <w:vAlign w:val="center"/>
-            <w:shd w:fill="115E59"/>
           </w:tcPr>
           <w:p>
             <w:pPr>
-              <w:spacing w:after="40" w:before="40" w:line="259" w:lineRule="auto"/>
+              <w:spacing w:before="40" w:after="40" w:line="259" w:lineRule="auto"/>
               <w:jc w:val="center"/>
             </w:pPr>
-            <w:r/>
             <w:r>
               <w:rPr>
-                <w:rFonts w:ascii="Aptos" w:hAnsi="Aptos"/>
                 <w:b/>
                 <w:color w:val="FFFFFF"/>
                 <w:sz w:val="17"/>
               </w:rPr>
               <w:t>2. Registrar</w:t>
+            </w:r>
+            <w:r>
+              <w:rPr>
+                <w:b/>
+                <w:color w:val="FFFFFF"/>
+                <w:sz w:val="17"/>
+              </w:rPr>
               <w:br/>
               <w:t>Ausencias</w:t>
             </w:r>
@@ -4277,18 +3715,16 @@
         </w:tc>
         <w:tc>
           <w:tcPr>
-            <w:tcW w:type="dxa" w:w="1440"/>
+            <w:tcW w:w="1440" w:type="dxa"/>
             <w:vAlign w:val="center"/>
           </w:tcPr>
           <w:p>
             <w:pPr>
-              <w:spacing w:after="40" w:before="40" w:line="259" w:lineRule="auto"/>
+              <w:spacing w:before="40" w:after="40" w:line="259" w:lineRule="auto"/>
               <w:jc w:val="center"/>
             </w:pPr>
-            <w:r/>
             <w:r>
               <w:rPr>
-                <w:rFonts w:ascii="Aptos" w:hAnsi="Aptos"/>
                 <w:b/>
                 <w:color w:val="0F766E"/>
                 <w:sz w:val="22"/>
@@ -4299,24 +3735,29 @@
         </w:tc>
         <w:tc>
           <w:tcPr>
-            <w:tcW w:type="dxa" w:w="1440"/>
+            <w:tcW w:w="1440" w:type="dxa"/>
+            <w:shd w:val="clear" w:color="auto" w:fill="115E59"/>
             <w:vAlign w:val="center"/>
-            <w:shd w:fill="115E59"/>
           </w:tcPr>
           <w:p>
             <w:pPr>
-              <w:spacing w:after="40" w:before="40" w:line="259" w:lineRule="auto"/>
+              <w:spacing w:before="40" w:after="40" w:line="259" w:lineRule="auto"/>
               <w:jc w:val="center"/>
             </w:pPr>
-            <w:r/>
             <w:r>
               <w:rPr>
-                <w:rFonts w:ascii="Aptos" w:hAnsi="Aptos"/>
                 <w:b/>
                 <w:color w:val="FFFFFF"/>
                 <w:sz w:val="17"/>
               </w:rPr>
               <w:t>3. Aplicar</w:t>
+            </w:r>
+            <w:r>
+              <w:rPr>
+                <w:b/>
+                <w:color w:val="FFFFFF"/>
+                <w:sz w:val="17"/>
+              </w:rPr>
               <w:br/>
               <w:t>Permutas</w:t>
             </w:r>
@@ -4324,18 +3765,16 @@
         </w:tc>
         <w:tc>
           <w:tcPr>
-            <w:tcW w:type="dxa" w:w="1440"/>
+            <w:tcW w:w="1440" w:type="dxa"/>
             <w:vAlign w:val="center"/>
           </w:tcPr>
           <w:p>
             <w:pPr>
-              <w:spacing w:after="40" w:before="40" w:line="259" w:lineRule="auto"/>
+              <w:spacing w:before="40" w:after="40" w:line="259" w:lineRule="auto"/>
               <w:jc w:val="center"/>
             </w:pPr>
-            <w:r/>
             <w:r>
               <w:rPr>
-                <w:rFonts w:ascii="Aptos" w:hAnsi="Aptos"/>
                 <w:b/>
                 <w:color w:val="0F766E"/>
                 <w:sz w:val="22"/>
@@ -4346,24 +3785,29 @@
         </w:tc>
         <w:tc>
           <w:tcPr>
-            <w:tcW w:type="dxa" w:w="1440"/>
+            <w:tcW w:w="1440" w:type="dxa"/>
+            <w:shd w:val="clear" w:color="auto" w:fill="115E59"/>
             <w:vAlign w:val="center"/>
-            <w:shd w:fill="115E59"/>
           </w:tcPr>
           <w:p>
             <w:pPr>
-              <w:spacing w:after="40" w:before="40" w:line="259" w:lineRule="auto"/>
+              <w:spacing w:before="40" w:after="40" w:line="259" w:lineRule="auto"/>
               <w:jc w:val="center"/>
             </w:pPr>
-            <w:r/>
             <w:r>
               <w:rPr>
-                <w:rFonts w:ascii="Aptos" w:hAnsi="Aptos"/>
                 <w:b/>
                 <w:color w:val="FFFFFF"/>
                 <w:sz w:val="17"/>
               </w:rPr>
               <w:t>4. Previsualizar</w:t>
+            </w:r>
+            <w:r>
+              <w:rPr>
+                <w:b/>
+                <w:color w:val="FFFFFF"/>
+                <w:sz w:val="17"/>
+              </w:rPr>
               <w:br/>
               <w:t>Turnos</w:t>
             </w:r>
@@ -4378,9 +3822,8 @@
     </w:p>
     <w:tbl>
       <w:tblPr>
-        <w:tblW w:type="auto" w:w="0"/>
+        <w:tblW w:w="0" w:type="auto"/>
         <w:jc w:val="center"/>
-        <w:tblLook w:firstColumn="1" w:firstRow="1" w:lastColumn="0" w:lastRow="0" w:noHBand="0" w:noVBand="1" w:val="04A0"/>
         <w:tblBorders>
           <w:top w:val="single" w:sz="0" w:space="0" w:color="FFFFFF"/>
           <w:left w:val="single" w:sz="0" w:space="0" w:color="FFFFFF"/>
@@ -4389,6 +3832,7 @@
           <w:insideH w:val="single" w:sz="0" w:space="0" w:color="FFFFFF"/>
           <w:insideV w:val="single" w:sz="0" w:space="0" w:color="FFFFFF"/>
         </w:tblBorders>
+        <w:tblLook w:val="04A0"/>
       </w:tblPr>
       <w:tblGrid>
         <w:gridCol w:w="1440"/>
@@ -4400,26 +3844,34 @@
         <w:gridCol w:w="1440"/>
       </w:tblGrid>
       <w:tr>
+        <w:trPr>
+          <w:jc w:val="center"/>
+        </w:trPr>
         <w:tc>
           <w:tcPr>
-            <w:tcW w:type="dxa" w:w="1440"/>
+            <w:tcW w:w="1440" w:type="dxa"/>
+            <w:shd w:val="clear" w:color="auto" w:fill="115E59"/>
             <w:vAlign w:val="center"/>
-            <w:shd w:fill="115E59"/>
           </w:tcPr>
           <w:p>
             <w:pPr>
-              <w:spacing w:after="40" w:before="40" w:line="259" w:lineRule="auto"/>
+              <w:spacing w:before="40" w:after="40" w:line="259" w:lineRule="auto"/>
               <w:jc w:val="center"/>
             </w:pPr>
-            <w:r/>
             <w:r>
               <w:rPr>
-                <w:rFonts w:ascii="Aptos" w:hAnsi="Aptos"/>
                 <w:b/>
                 <w:color w:val="FFFFFF"/>
                 <w:sz w:val="17"/>
               </w:rPr>
               <w:t>5. Revisar</w:t>
+            </w:r>
+            <w:r>
+              <w:rPr>
+                <w:b/>
+                <w:color w:val="FFFFFF"/>
+                <w:sz w:val="17"/>
+              </w:rPr>
               <w:br/>
               <w:t>Calendario</w:t>
             </w:r>
@@ -4427,18 +3879,16 @@
         </w:tc>
         <w:tc>
           <w:tcPr>
-            <w:tcW w:type="dxa" w:w="1440"/>
+            <w:tcW w:w="1440" w:type="dxa"/>
             <w:vAlign w:val="center"/>
           </w:tcPr>
           <w:p>
             <w:pPr>
-              <w:spacing w:after="40" w:before="40" w:line="259" w:lineRule="auto"/>
+              <w:spacing w:before="40" w:after="40" w:line="259" w:lineRule="auto"/>
               <w:jc w:val="center"/>
             </w:pPr>
-            <w:r/>
             <w:r>
               <w:rPr>
-                <w:rFonts w:ascii="Aptos" w:hAnsi="Aptos"/>
                 <w:b/>
                 <w:color w:val="0F766E"/>
                 <w:sz w:val="22"/>
@@ -4449,24 +3899,29 @@
         </w:tc>
         <w:tc>
           <w:tcPr>
-            <w:tcW w:type="dxa" w:w="1440"/>
+            <w:tcW w:w="1440" w:type="dxa"/>
+            <w:shd w:val="clear" w:color="auto" w:fill="115E59"/>
             <w:vAlign w:val="center"/>
-            <w:shd w:fill="115E59"/>
           </w:tcPr>
           <w:p>
             <w:pPr>
-              <w:spacing w:after="40" w:before="40" w:line="259" w:lineRule="auto"/>
+              <w:spacing w:before="40" w:after="40" w:line="259" w:lineRule="auto"/>
               <w:jc w:val="center"/>
             </w:pPr>
-            <w:r/>
             <w:r>
               <w:rPr>
-                <w:rFonts w:ascii="Aptos" w:hAnsi="Aptos"/>
                 <w:b/>
                 <w:color w:val="FFFFFF"/>
                 <w:sz w:val="17"/>
               </w:rPr>
               <w:t>6. Exportar</w:t>
+            </w:r>
+            <w:r>
+              <w:rPr>
+                <w:b/>
+                <w:color w:val="FFFFFF"/>
+                <w:sz w:val="17"/>
+              </w:rPr>
               <w:br/>
               <w:t>Excel Oficial</w:t>
             </w:r>
@@ -4474,18 +3929,16 @@
         </w:tc>
         <w:tc>
           <w:tcPr>
-            <w:tcW w:type="dxa" w:w="1440"/>
+            <w:tcW w:w="1440" w:type="dxa"/>
             <w:vAlign w:val="center"/>
           </w:tcPr>
           <w:p>
             <w:pPr>
-              <w:spacing w:after="40" w:before="40" w:line="259" w:lineRule="auto"/>
+              <w:spacing w:before="40" w:after="40" w:line="259" w:lineRule="auto"/>
               <w:jc w:val="center"/>
             </w:pPr>
-            <w:r/>
             <w:r>
               <w:rPr>
-                <w:rFonts w:ascii="Aptos" w:hAnsi="Aptos"/>
                 <w:b/>
                 <w:color w:val="0F766E"/>
                 <w:sz w:val="22"/>
@@ -4496,24 +3949,29 @@
         </w:tc>
         <w:tc>
           <w:tcPr>
-            <w:tcW w:type="dxa" w:w="1440"/>
+            <w:tcW w:w="1440" w:type="dxa"/>
+            <w:shd w:val="clear" w:color="auto" w:fill="115E59"/>
             <w:vAlign w:val="center"/>
-            <w:shd w:fill="115E59"/>
           </w:tcPr>
           <w:p>
             <w:pPr>
-              <w:spacing w:after="40" w:before="40" w:line="259" w:lineRule="auto"/>
+              <w:spacing w:before="40" w:after="40" w:line="259" w:lineRule="auto"/>
               <w:jc w:val="center"/>
             </w:pPr>
-            <w:r/>
             <w:r>
               <w:rPr>
-                <w:rFonts w:ascii="Aptos" w:hAnsi="Aptos"/>
                 <w:b/>
                 <w:color w:val="FFFFFF"/>
                 <w:sz w:val="17"/>
               </w:rPr>
               <w:t>7. Guardar Mes</w:t>
+            </w:r>
+            <w:r>
+              <w:rPr>
+                <w:b/>
+                <w:color w:val="FFFFFF"/>
+                <w:sz w:val="17"/>
+              </w:rPr>
               <w:br/>
               <w:t>Definitivo</w:t>
             </w:r>
@@ -4521,18 +3979,16 @@
         </w:tc>
         <w:tc>
           <w:tcPr>
-            <w:tcW w:type="dxa" w:w="1440"/>
+            <w:tcW w:w="1440" w:type="dxa"/>
             <w:vAlign w:val="center"/>
           </w:tcPr>
           <w:p>
             <w:pPr>
-              <w:spacing w:after="40" w:before="40" w:line="259" w:lineRule="auto"/>
+              <w:spacing w:before="40" w:after="40" w:line="259" w:lineRule="auto"/>
               <w:jc w:val="center"/>
             </w:pPr>
-            <w:r/>
             <w:r>
               <w:rPr>
-                <w:rFonts w:ascii="Aptos" w:hAnsi="Aptos"/>
                 <w:b/>
                 <w:color w:val="0F766E"/>
                 <w:sz w:val="22"/>
@@ -4543,24 +3999,29 @@
         </w:tc>
         <w:tc>
           <w:tcPr>
-            <w:tcW w:type="dxa" w:w="1440"/>
+            <w:tcW w:w="1440" w:type="dxa"/>
+            <w:shd w:val="clear" w:color="auto" w:fill="115E59"/>
             <w:vAlign w:val="center"/>
-            <w:shd w:fill="115E59"/>
           </w:tcPr>
           <w:p>
             <w:pPr>
-              <w:spacing w:after="40" w:before="40" w:line="259" w:lineRule="auto"/>
+              <w:spacing w:before="40" w:after="40" w:line="259" w:lineRule="auto"/>
               <w:jc w:val="center"/>
             </w:pPr>
-            <w:r/>
             <w:r>
               <w:rPr>
-                <w:rFonts w:ascii="Aptos" w:hAnsi="Aptos"/>
                 <w:b/>
                 <w:color w:val="FFFFFF"/>
                 <w:sz w:val="17"/>
               </w:rPr>
               <w:t>8. Aviso por</w:t>
+            </w:r>
+            <w:r>
+              <w:rPr>
+                <w:b/>
+                <w:color w:val="FFFFFF"/>
+                <w:sz w:val="17"/>
+              </w:rPr>
               <w:br/>
               <w:t>Correo</w:t>
             </w:r>
@@ -4575,7 +4036,7 @@
     </w:p>
     <w:p>
       <w:pPr>
-        <w:pStyle w:val="Caption"/>
+        <w:pStyle w:val="Epgrafe"/>
         <w:jc w:val="center"/>
       </w:pPr>
       <w:r>
@@ -4584,7 +4045,7 @@
     </w:p>
     <w:p>
       <w:pPr>
-        <w:pStyle w:val="Heading2"/>
+        <w:pStyle w:val="Ttulo2"/>
         <w:spacing w:before="180" w:after="80"/>
       </w:pPr>
       <w:r>
@@ -4593,127 +4054,91 @@
     </w:p>
     <w:p>
       <w:pPr>
-        <w:pStyle w:val="ListBullet"/>
+        <w:pStyle w:val="Listaconvietas"/>
         <w:spacing w:after="50" w:line="264" w:lineRule="auto"/>
       </w:pPr>
       <w:r>
         <w:rPr>
-          <w:rFonts w:ascii="Aptos" w:hAnsi="Aptos"/>
           <w:b/>
-          <w:sz w:val="19"/>
         </w:rPr>
         <w:t>Paso 1 (Selección del Período):</w:t>
       </w:r>
       <w:r>
-        <w:rPr>
-          <w:rFonts w:ascii="Aptos" w:hAnsi="Aptos"/>
-          <w:sz w:val="19"/>
-        </w:rPr>
         <w:t xml:space="preserve"> El usuario elige el mes y año. El sistema carga las semanas naturales (lunes a domingo) correspondientes.</w:t>
       </w:r>
     </w:p>
     <w:p>
       <w:pPr>
-        <w:pStyle w:val="ListBullet"/>
+        <w:pStyle w:val="Listaconvietas"/>
         <w:spacing w:after="50" w:line="264" w:lineRule="auto"/>
       </w:pPr>
       <w:r>
         <w:rPr>
-          <w:rFonts w:ascii="Aptos" w:hAnsi="Aptos"/>
           <w:b/>
-          <w:sz w:val="19"/>
         </w:rPr>
         <w:t>Paso 2 (Ingreso de Excepciones):</w:t>
       </w:r>
       <w:r>
-        <w:rPr>
-          <w:rFonts w:ascii="Aptos" w:hAnsi="Aptos"/>
-          <w:sz w:val="19"/>
-        </w:rPr>
         <w:t xml:space="preserve"> Se registran las indisponibilidades conocidas (DA, FL, LIC u OTR con motivo). El sistema actualiza en tiempo real la previsualización.</w:t>
       </w:r>
     </w:p>
     <w:p>
       <w:pPr>
-        <w:pStyle w:val="ListBullet"/>
+        <w:pStyle w:val="Listaconvietas"/>
         <w:spacing w:after="50" w:line="264" w:lineRule="auto"/>
       </w:pPr>
       <w:r>
         <w:rPr>
-          <w:rFonts w:ascii="Aptos" w:hAnsi="Aptos"/>
           <w:b/>
-          <w:sz w:val="19"/>
         </w:rPr>
         <w:t>Paso 3 (Permutas y Cambios Manuales):</w:t>
       </w:r>
       <w:r>
-        <w:rPr>
-          <w:rFonts w:ascii="Aptos" w:hAnsi="Aptos"/>
-          <w:sz w:val="19"/>
-        </w:rPr>
         <w:t xml:space="preserve"> Si existen acuerdos de cambio de guardia entre funcionarios, se pulsa 'Cambiar' en la semana respectiva, se selecciona al reemplazante y se escribe el motivo obligatorio.</w:t>
       </w:r>
     </w:p>
     <w:p>
       <w:pPr>
-        <w:pStyle w:val="ListBullet"/>
+        <w:pStyle w:val="Listaconvietas"/>
         <w:spacing w:after="50" w:line="264" w:lineRule="auto"/>
       </w:pPr>
       <w:r>
         <w:rPr>
-          <w:rFonts w:ascii="Aptos" w:hAnsi="Aptos"/>
           <w:b/>
-          <w:sz w:val="19"/>
         </w:rPr>
         <w:t>Paso 4 (Revisión y Consulta):</w:t>
       </w:r>
       <w:r>
-        <w:rPr>
-          <w:rFonts w:ascii="Aptos" w:hAnsi="Aptos"/>
-          <w:sz w:val="19"/>
-        </w:rPr>
         <w:t xml:space="preserve"> Se valida la distribución en la pestaña 'Ver Turnos del Mes' o en las tarjetas semanales. Se comprueba que no existan inconsistencias.</w:t>
       </w:r>
     </w:p>
     <w:p>
       <w:pPr>
-        <w:pStyle w:val="ListBullet"/>
+        <w:pStyle w:val="Listaconvietas"/>
         <w:spacing w:after="50" w:line="264" w:lineRule="auto"/>
       </w:pPr>
       <w:r>
         <w:rPr>
-          <w:rFonts w:ascii="Aptos" w:hAnsi="Aptos"/>
           <w:b/>
-          <w:sz w:val="19"/>
         </w:rPr>
         <w:t>Paso 5 (Exportación a Excel):</w:t>
       </w:r>
       <w:r>
-        <w:rPr>
-          <w:rFonts w:ascii="Aptos" w:hAnsi="Aptos"/>
-          <w:sz w:val="19"/>
-        </w:rPr>
         <w:t xml:space="preserve"> Se presiona 'Exportar Excel' para generar turnos_&lt;Mes&gt;_&lt;Año&gt;.xlsx. Esta acción es de solo lectura y puede repetirse cuantas veces sea necesario.</w:t>
       </w:r>
     </w:p>
     <w:p>
       <w:pPr>
-        <w:pStyle w:val="ListBullet"/>
+        <w:pStyle w:val="Listaconvietas"/>
         <w:spacing w:after="50" w:line="264" w:lineRule="auto"/>
       </w:pPr>
       <w:r>
         <w:rPr>
-          <w:rFonts w:ascii="Aptos" w:hAnsi="Aptos"/>
           <w:b/>
-          <w:sz w:val="19"/>
         </w:rPr>
         <w:t>Paso 6 (Cierre Definitivo):</w:t>
       </w:r>
       <w:r>
-        <w:rPr>
-          <w:rFonts w:ascii="Aptos" w:hAnsi="Aptos"/>
-          <w:sz w:val="19"/>
-        </w:rPr>
         <w:t xml:space="preserve"> Al presionar 'Guardar mes' en Planificación, el sistema valida la coherencia, genera un respaldo fechado, almacena las semanas en el historial inmutable, avanza el puntero de rotación y despacha automáticamente el correo de notificación si hubo cambios manuales.</w:t>
       </w:r>
     </w:p>
@@ -4722,16 +4147,12 @@
         <w:spacing w:after="100" w:line="269" w:lineRule="auto"/>
       </w:pPr>
       <w:r>
-        <w:rPr>
-          <w:rFonts w:ascii="Aptos" w:hAnsi="Aptos"/>
-          <w:sz w:val="19"/>
-        </w:rPr>
         <w:t>Diferencia fundamental de operaciones: 'Exportar Excel' es una operación de consulta y distribución que NO altera la cola de rotación. 'Guardar mes' es la firma de cierre que consolida el período en el historial y hace girar la lista para el mes siguiente.</w:t>
       </w:r>
     </w:p>
     <w:p>
       <w:pPr>
-        <w:pStyle w:val="Heading1"/>
+        <w:pStyle w:val="Ttulo1"/>
         <w:spacing w:before="260" w:after="80"/>
       </w:pPr>
       <w:r>
@@ -4740,10 +4161,9 @@
     </w:p>
     <w:tbl>
       <w:tblPr>
-        <w:tblStyle w:val="TableGrid"/>
-        <w:tblW w:type="auto" w:w="0"/>
+        <w:tblStyle w:val="Tablaconcuadrcula"/>
+        <w:tblW w:w="0" w:type="auto"/>
         <w:jc w:val="center"/>
-        <w:tblLook w:firstColumn="1" w:firstRow="1" w:lastColumn="0" w:lastRow="0" w:noHBand="0" w:noVBand="1" w:val="04A0"/>
         <w:tblBorders>
           <w:top w:val="single" w:sz="6" w:space="0" w:color="D1D5DB"/>
           <w:left w:val="single" w:sz="6" w:space="0" w:color="D1D5DB"/>
@@ -4752,28 +4172,30 @@
           <w:insideH w:val="single" w:sz="6" w:space="0" w:color="D1D5DB"/>
           <w:insideV w:val="single" w:sz="6" w:space="0" w:color="D1D5DB"/>
         </w:tblBorders>
+        <w:tblLook w:val="04A0"/>
       </w:tblPr>
       <w:tblGrid>
-        <w:gridCol w:w="3360"/>
-        <w:gridCol w:w="3360"/>
-        <w:gridCol w:w="3360"/>
+        <w:gridCol w:w="2160"/>
+        <w:gridCol w:w="2592"/>
+        <w:gridCol w:w="5328"/>
       </w:tblGrid>
       <w:tr>
+        <w:trPr>
+          <w:jc w:val="center"/>
+        </w:trPr>
         <w:tc>
           <w:tcPr>
-            <w:tcW w:type="dxa" w:w="2160"/>
+            <w:tcW w:w="2160" w:type="dxa"/>
+            <w:shd w:val="clear" w:color="auto" w:fill="0F766E"/>
             <w:vAlign w:val="center"/>
-            <w:shd w:fill="0F766E"/>
           </w:tcPr>
           <w:p>
             <w:pPr>
-              <w:spacing w:after="40" w:before="40" w:line="259" w:lineRule="auto"/>
+              <w:spacing w:before="40" w:after="40" w:line="259" w:lineRule="auto"/>
               <w:jc w:val="center"/>
             </w:pPr>
-            <w:r/>
             <w:r>
               <w:rPr>
-                <w:rFonts w:ascii="Aptos" w:hAnsi="Aptos"/>
                 <w:b/>
                 <w:color w:val="FFFFFF"/>
                 <w:sz w:val="18"/>
@@ -4784,19 +4206,16 @@
         </w:tc>
         <w:tc>
           <w:tcPr>
-            <w:tcW w:type="dxa" w:w="2592"/>
+            <w:tcW w:w="2592" w:type="dxa"/>
+            <w:shd w:val="clear" w:color="auto" w:fill="0F766E"/>
             <w:vAlign w:val="center"/>
-            <w:shd w:fill="0F766E"/>
           </w:tcPr>
           <w:p>
             <w:pPr>
-              <w:spacing w:after="40" w:before="40" w:line="259" w:lineRule="auto"/>
-              <w:jc w:val="left"/>
+              <w:spacing w:before="40" w:after="40" w:line="259" w:lineRule="auto"/>
             </w:pPr>
-            <w:r/>
             <w:r>
               <w:rPr>
-                <w:rFonts w:ascii="Aptos" w:hAnsi="Aptos"/>
                 <w:b/>
                 <w:color w:val="FFFFFF"/>
                 <w:sz w:val="18"/>
@@ -4807,19 +4226,16 @@
         </w:tc>
         <w:tc>
           <w:tcPr>
-            <w:tcW w:type="dxa" w:w="5328"/>
+            <w:tcW w:w="5328" w:type="dxa"/>
+            <w:shd w:val="clear" w:color="auto" w:fill="0F766E"/>
             <w:vAlign w:val="center"/>
-            <w:shd w:fill="0F766E"/>
           </w:tcPr>
           <w:p>
             <w:pPr>
-              <w:spacing w:after="40" w:before="40" w:line="259" w:lineRule="auto"/>
-              <w:jc w:val="left"/>
+              <w:spacing w:before="40" w:after="40" w:line="259" w:lineRule="auto"/>
             </w:pPr>
-            <w:r/>
             <w:r>
               <w:rPr>
-                <w:rFonts w:ascii="Aptos" w:hAnsi="Aptos"/>
                 <w:b/>
                 <w:color w:val="FFFFFF"/>
                 <w:sz w:val="18"/>
@@ -4830,23 +4246,21 @@
         </w:tc>
       </w:tr>
       <w:tr>
+        <w:trPr>
+          <w:jc w:val="center"/>
+        </w:trPr>
         <w:tc>
           <w:tcPr>
-            <w:tcW w:type="dxa" w:w="2160"/>
+            <w:tcW w:w="2160" w:type="dxa"/>
+            <w:shd w:val="clear" w:color="auto" w:fill="FFFFFF"/>
             <w:vAlign w:val="center"/>
-            <w:shd w:fill="FFFFFF"/>
           </w:tcPr>
           <w:p>
             <w:pPr>
-              <w:spacing w:after="40" w:before="40" w:line="259" w:lineRule="auto"/>
-              <w:jc w:val="left"/>
+              <w:spacing w:before="40" w:after="40" w:line="259" w:lineRule="auto"/>
             </w:pPr>
-            <w:r/>
             <w:r>
               <w:rPr>
-                <w:rFonts w:ascii="Aptos" w:hAnsi="Aptos"/>
-                <w:b w:val="0"/>
-                <w:color w:val="1F2937"/>
                 <w:sz w:val="17"/>
               </w:rPr>
               <w:t>Entradas del Usuario</w:t>
@@ -4855,21 +4269,16 @@
         </w:tc>
         <w:tc>
           <w:tcPr>
-            <w:tcW w:type="dxa" w:w="2592"/>
+            <w:tcW w:w="2592" w:type="dxa"/>
+            <w:shd w:val="clear" w:color="auto" w:fill="FFFFFF"/>
             <w:vAlign w:val="center"/>
-            <w:shd w:fill="FFFFFF"/>
           </w:tcPr>
           <w:p>
             <w:pPr>
-              <w:spacing w:after="40" w:before="40" w:line="259" w:lineRule="auto"/>
-              <w:jc w:val="left"/>
+              <w:spacing w:before="40" w:after="40" w:line="259" w:lineRule="auto"/>
             </w:pPr>
-            <w:r/>
             <w:r>
               <w:rPr>
-                <w:rFonts w:ascii="Aptos" w:hAnsi="Aptos"/>
-                <w:b w:val="0"/>
-                <w:color w:val="1F2937"/>
                 <w:sz w:val="17"/>
               </w:rPr>
               <w:t>Selección de Fechas</w:t>
@@ -4878,21 +4287,16 @@
         </w:tc>
         <w:tc>
           <w:tcPr>
-            <w:tcW w:type="dxa" w:w="5328"/>
+            <w:tcW w:w="5328" w:type="dxa"/>
+            <w:shd w:val="clear" w:color="auto" w:fill="FFFFFF"/>
             <w:vAlign w:val="center"/>
-            <w:shd w:fill="FFFFFF"/>
           </w:tcPr>
           <w:p>
             <w:pPr>
-              <w:spacing w:after="40" w:before="40" w:line="259" w:lineRule="auto"/>
-              <w:jc w:val="left"/>
+              <w:spacing w:before="40" w:after="40" w:line="259" w:lineRule="auto"/>
             </w:pPr>
-            <w:r/>
             <w:r>
               <w:rPr>
-                <w:rFonts w:ascii="Aptos" w:hAnsi="Aptos"/>
-                <w:b w:val="0"/>
-                <w:color w:val="1F2937"/>
                 <w:sz w:val="17"/>
               </w:rPr>
               <w:t>Mes y año de planificación.</w:t>
@@ -4901,23 +4305,21 @@
         </w:tc>
       </w:tr>
       <w:tr>
+        <w:trPr>
+          <w:jc w:val="center"/>
+        </w:trPr>
         <w:tc>
           <w:tcPr>
-            <w:tcW w:type="dxa" w:w="2160"/>
+            <w:tcW w:w="2160" w:type="dxa"/>
+            <w:shd w:val="clear" w:color="auto" w:fill="F0FDFA"/>
             <w:vAlign w:val="center"/>
-            <w:shd w:fill="F0FDFA"/>
           </w:tcPr>
           <w:p>
             <w:pPr>
-              <w:spacing w:after="40" w:before="40" w:line="259" w:lineRule="auto"/>
-              <w:jc w:val="left"/>
+              <w:spacing w:before="40" w:after="40" w:line="259" w:lineRule="auto"/>
             </w:pPr>
-            <w:r/>
             <w:r>
               <w:rPr>
-                <w:rFonts w:ascii="Aptos" w:hAnsi="Aptos"/>
-                <w:b w:val="0"/>
-                <w:color w:val="1F2937"/>
                 <w:sz w:val="17"/>
               </w:rPr>
               <w:t>Entradas del Usuario</w:t>
@@ -4926,21 +4328,16 @@
         </w:tc>
         <w:tc>
           <w:tcPr>
-            <w:tcW w:type="dxa" w:w="2592"/>
+            <w:tcW w:w="2592" w:type="dxa"/>
+            <w:shd w:val="clear" w:color="auto" w:fill="F0FDFA"/>
             <w:vAlign w:val="center"/>
-            <w:shd w:fill="F0FDFA"/>
           </w:tcPr>
           <w:p>
             <w:pPr>
-              <w:spacing w:after="40" w:before="40" w:line="259" w:lineRule="auto"/>
-              <w:jc w:val="left"/>
+              <w:spacing w:before="40" w:after="40" w:line="259" w:lineRule="auto"/>
             </w:pPr>
-            <w:r/>
             <w:r>
               <w:rPr>
-                <w:rFonts w:ascii="Aptos" w:hAnsi="Aptos"/>
-                <w:b w:val="0"/>
-                <w:color w:val="1F2937"/>
                 <w:sz w:val="17"/>
               </w:rPr>
               <w:t>Permisos y Ausencias</w:t>
@@ -4949,21 +4346,16 @@
         </w:tc>
         <w:tc>
           <w:tcPr>
-            <w:tcW w:type="dxa" w:w="5328"/>
+            <w:tcW w:w="5328" w:type="dxa"/>
+            <w:shd w:val="clear" w:color="auto" w:fill="F0FDFA"/>
             <w:vAlign w:val="center"/>
-            <w:shd w:fill="F0FDFA"/>
           </w:tcPr>
           <w:p>
             <w:pPr>
-              <w:spacing w:after="40" w:before="40" w:line="259" w:lineRule="auto"/>
-              <w:jc w:val="left"/>
+              <w:spacing w:before="40" w:after="40" w:line="259" w:lineRule="auto"/>
             </w:pPr>
-            <w:r/>
             <w:r>
               <w:rPr>
-                <w:rFonts w:ascii="Aptos" w:hAnsi="Aptos"/>
-                <w:b w:val="0"/>
-                <w:color w:val="1F2937"/>
                 <w:sz w:val="17"/>
               </w:rPr>
               <w:t>Funcionario, rango de fechas y tipo de permiso (DA, FL, LIC, OTR con justificación).</w:t>
@@ -4972,23 +4364,21 @@
         </w:tc>
       </w:tr>
       <w:tr>
+        <w:trPr>
+          <w:jc w:val="center"/>
+        </w:trPr>
         <w:tc>
           <w:tcPr>
-            <w:tcW w:type="dxa" w:w="2160"/>
+            <w:tcW w:w="2160" w:type="dxa"/>
+            <w:shd w:val="clear" w:color="auto" w:fill="FFFFFF"/>
             <w:vAlign w:val="center"/>
-            <w:shd w:fill="FFFFFF"/>
           </w:tcPr>
           <w:p>
             <w:pPr>
-              <w:spacing w:after="40" w:before="40" w:line="259" w:lineRule="auto"/>
-              <w:jc w:val="left"/>
+              <w:spacing w:before="40" w:after="40" w:line="259" w:lineRule="auto"/>
             </w:pPr>
-            <w:r/>
             <w:r>
               <w:rPr>
-                <w:rFonts w:ascii="Aptos" w:hAnsi="Aptos"/>
-                <w:b w:val="0"/>
-                <w:color w:val="1F2937"/>
                 <w:sz w:val="17"/>
               </w:rPr>
               <w:t>Entradas del Usuario</w:t>
@@ -4997,21 +4387,16 @@
         </w:tc>
         <w:tc>
           <w:tcPr>
-            <w:tcW w:type="dxa" w:w="2592"/>
+            <w:tcW w:w="2592" w:type="dxa"/>
+            <w:shd w:val="clear" w:color="auto" w:fill="FFFFFF"/>
             <w:vAlign w:val="center"/>
-            <w:shd w:fill="FFFFFF"/>
           </w:tcPr>
           <w:p>
             <w:pPr>
-              <w:spacing w:after="40" w:before="40" w:line="259" w:lineRule="auto"/>
-              <w:jc w:val="left"/>
+              <w:spacing w:before="40" w:after="40" w:line="259" w:lineRule="auto"/>
             </w:pPr>
-            <w:r/>
             <w:r>
               <w:rPr>
-                <w:rFonts w:ascii="Aptos" w:hAnsi="Aptos"/>
-                <w:b w:val="0"/>
-                <w:color w:val="1F2937"/>
                 <w:sz w:val="17"/>
               </w:rPr>
               <w:t>Asignaciones Manuales</w:t>
@@ -5020,21 +4405,16 @@
         </w:tc>
         <w:tc>
           <w:tcPr>
-            <w:tcW w:type="dxa" w:w="5328"/>
+            <w:tcW w:w="5328" w:type="dxa"/>
+            <w:shd w:val="clear" w:color="auto" w:fill="FFFFFF"/>
             <w:vAlign w:val="center"/>
-            <w:shd w:fill="FFFFFF"/>
           </w:tcPr>
           <w:p>
             <w:pPr>
-              <w:spacing w:after="40" w:before="40" w:line="259" w:lineRule="auto"/>
-              <w:jc w:val="left"/>
+              <w:spacing w:before="40" w:after="40" w:line="259" w:lineRule="auto"/>
             </w:pPr>
-            <w:r/>
             <w:r>
               <w:rPr>
-                <w:rFonts w:ascii="Aptos" w:hAnsi="Aptos"/>
-                <w:b w:val="0"/>
-                <w:color w:val="1F2937"/>
                 <w:sz w:val="17"/>
               </w:rPr>
               <w:t>Semana objetivo, funcionario reemplazante y motivo obligatorio del cambio.</w:t>
@@ -5043,23 +4423,21 @@
         </w:tc>
       </w:tr>
       <w:tr>
+        <w:trPr>
+          <w:jc w:val="center"/>
+        </w:trPr>
         <w:tc>
           <w:tcPr>
-            <w:tcW w:type="dxa" w:w="2160"/>
+            <w:tcW w:w="2160" w:type="dxa"/>
+            <w:shd w:val="clear" w:color="auto" w:fill="F0FDFA"/>
             <w:vAlign w:val="center"/>
-            <w:shd w:fill="F0FDFA"/>
           </w:tcPr>
           <w:p>
             <w:pPr>
-              <w:spacing w:after="40" w:before="40" w:line="259" w:lineRule="auto"/>
-              <w:jc w:val="left"/>
+              <w:spacing w:before="40" w:after="40" w:line="259" w:lineRule="auto"/>
             </w:pPr>
-            <w:r/>
             <w:r>
               <w:rPr>
-                <w:rFonts w:ascii="Aptos" w:hAnsi="Aptos"/>
-                <w:b w:val="0"/>
-                <w:color w:val="1F2937"/>
                 <w:sz w:val="17"/>
               </w:rPr>
               <w:t>Entradas del Usuario</w:t>
@@ -5068,21 +4446,16 @@
         </w:tc>
         <w:tc>
           <w:tcPr>
-            <w:tcW w:type="dxa" w:w="2592"/>
+            <w:tcW w:w="2592" w:type="dxa"/>
+            <w:shd w:val="clear" w:color="auto" w:fill="F0FDFA"/>
             <w:vAlign w:val="center"/>
-            <w:shd w:fill="F0FDFA"/>
           </w:tcPr>
           <w:p>
             <w:pPr>
-              <w:spacing w:after="40" w:before="40" w:line="259" w:lineRule="auto"/>
-              <w:jc w:val="left"/>
+              <w:spacing w:before="40" w:after="40" w:line="259" w:lineRule="auto"/>
             </w:pPr>
-            <w:r/>
             <w:r>
               <w:rPr>
-                <w:rFonts w:ascii="Aptos" w:hAnsi="Aptos"/>
-                <w:b w:val="0"/>
-                <w:color w:val="1F2937"/>
                 <w:sz w:val="17"/>
               </w:rPr>
               <w:t>Administración Personal</w:t>
@@ -5091,21 +4464,16 @@
         </w:tc>
         <w:tc>
           <w:tcPr>
-            <w:tcW w:type="dxa" w:w="5328"/>
+            <w:tcW w:w="5328" w:type="dxa"/>
+            <w:shd w:val="clear" w:color="auto" w:fill="F0FDFA"/>
             <w:vAlign w:val="center"/>
-            <w:shd w:fill="F0FDFA"/>
           </w:tcPr>
           <w:p>
             <w:pPr>
-              <w:spacing w:after="40" w:before="40" w:line="259" w:lineRule="auto"/>
-              <w:jc w:val="left"/>
+              <w:spacing w:before="40" w:after="40" w:line="259" w:lineRule="auto"/>
             </w:pPr>
-            <w:r/>
             <w:r>
               <w:rPr>
-                <w:rFonts w:ascii="Aptos" w:hAnsi="Aptos"/>
-                <w:b w:val="0"/>
-                <w:color w:val="1F2937"/>
                 <w:sz w:val="17"/>
               </w:rPr>
               <w:t>Nombres completos, correos electrónicos y orden en la fila de rotación (⬆/⬇).</w:t>
@@ -5114,23 +4482,21 @@
         </w:tc>
       </w:tr>
       <w:tr>
+        <w:trPr>
+          <w:jc w:val="center"/>
+        </w:trPr>
         <w:tc>
           <w:tcPr>
-            <w:tcW w:type="dxa" w:w="2160"/>
+            <w:tcW w:w="2160" w:type="dxa"/>
+            <w:shd w:val="clear" w:color="auto" w:fill="FFFFFF"/>
             <w:vAlign w:val="center"/>
-            <w:shd w:fill="FFFFFF"/>
           </w:tcPr>
           <w:p>
             <w:pPr>
-              <w:spacing w:after="40" w:before="40" w:line="259" w:lineRule="auto"/>
-              <w:jc w:val="left"/>
+              <w:spacing w:before="40" w:after="40" w:line="259" w:lineRule="auto"/>
             </w:pPr>
-            <w:r/>
             <w:r>
               <w:rPr>
-                <w:rFonts w:ascii="Aptos" w:hAnsi="Aptos"/>
-                <w:b w:val="0"/>
-                <w:color w:val="1F2937"/>
                 <w:sz w:val="17"/>
               </w:rPr>
               <w:t>Entradas del Sistema</w:t>
@@ -5139,21 +4505,16 @@
         </w:tc>
         <w:tc>
           <w:tcPr>
-            <w:tcW w:type="dxa" w:w="2592"/>
+            <w:tcW w:w="2592" w:type="dxa"/>
+            <w:shd w:val="clear" w:color="auto" w:fill="FFFFFF"/>
             <w:vAlign w:val="center"/>
-            <w:shd w:fill="FFFFFF"/>
           </w:tcPr>
           <w:p>
             <w:pPr>
-              <w:spacing w:after="40" w:before="40" w:line="259" w:lineRule="auto"/>
-              <w:jc w:val="left"/>
+              <w:spacing w:before="40" w:after="40" w:line="259" w:lineRule="auto"/>
             </w:pPr>
-            <w:r/>
             <w:r>
               <w:rPr>
-                <w:rFonts w:ascii="Aptos" w:hAnsi="Aptos"/>
-                <w:b w:val="0"/>
-                <w:color w:val="1F2937"/>
                 <w:sz w:val="17"/>
               </w:rPr>
               <w:t>Base de Datos Local</w:t>
@@ -5162,21 +4523,16 @@
         </w:tc>
         <w:tc>
           <w:tcPr>
-            <w:tcW w:type="dxa" w:w="5328"/>
+            <w:tcW w:w="5328" w:type="dxa"/>
+            <w:shd w:val="clear" w:color="auto" w:fill="FFFFFF"/>
             <w:vAlign w:val="center"/>
-            <w:shd w:fill="FFFFFF"/>
           </w:tcPr>
           <w:p>
             <w:pPr>
-              <w:spacing w:after="40" w:before="40" w:line="259" w:lineRule="auto"/>
-              <w:jc w:val="left"/>
+              <w:spacing w:before="40" w:after="40" w:line="259" w:lineRule="auto"/>
             </w:pPr>
-            <w:r/>
             <w:r>
               <w:rPr>
-                <w:rFonts w:ascii="Aptos" w:hAnsi="Aptos"/>
-                <w:b w:val="0"/>
-                <w:color w:val="1F2937"/>
                 <w:sz w:val="17"/>
               </w:rPr>
               <w:t>config.json (personal, historial, punteros, pendientes, snapshots y webhook).</w:t>
@@ -5185,23 +4541,21 @@
         </w:tc>
       </w:tr>
       <w:tr>
+        <w:trPr>
+          <w:jc w:val="center"/>
+        </w:trPr>
         <w:tc>
           <w:tcPr>
-            <w:tcW w:type="dxa" w:w="2160"/>
+            <w:tcW w:w="2160" w:type="dxa"/>
+            <w:shd w:val="clear" w:color="auto" w:fill="F0FDFA"/>
             <w:vAlign w:val="center"/>
-            <w:shd w:fill="F0FDFA"/>
           </w:tcPr>
           <w:p>
             <w:pPr>
-              <w:spacing w:after="40" w:before="40" w:line="259" w:lineRule="auto"/>
-              <w:jc w:val="left"/>
+              <w:spacing w:before="40" w:after="40" w:line="259" w:lineRule="auto"/>
             </w:pPr>
-            <w:r/>
             <w:r>
               <w:rPr>
-                <w:rFonts w:ascii="Aptos" w:hAnsi="Aptos"/>
-                <w:b w:val="0"/>
-                <w:color w:val="1F2937"/>
                 <w:sz w:val="17"/>
               </w:rPr>
               <w:t>Entradas del Sistema</w:t>
@@ -5210,21 +4564,16 @@
         </w:tc>
         <w:tc>
           <w:tcPr>
-            <w:tcW w:type="dxa" w:w="2592"/>
+            <w:tcW w:w="2592" w:type="dxa"/>
+            <w:shd w:val="clear" w:color="auto" w:fill="F0FDFA"/>
             <w:vAlign w:val="center"/>
-            <w:shd w:fill="F0FDFA"/>
           </w:tcPr>
           <w:p>
             <w:pPr>
-              <w:spacing w:after="40" w:before="40" w:line="259" w:lineRule="auto"/>
-              <w:jc w:val="left"/>
+              <w:spacing w:before="40" w:after="40" w:line="259" w:lineRule="auto"/>
             </w:pPr>
-            <w:r/>
             <w:r>
               <w:rPr>
-                <w:rFonts w:ascii="Aptos" w:hAnsi="Aptos"/>
-                <w:b w:val="0"/>
-                <w:color w:val="1F2937"/>
                 <w:sz w:val="17"/>
               </w:rPr>
               <w:t>Calendario Feriados</w:t>
@@ -5233,21 +4582,16 @@
         </w:tc>
         <w:tc>
           <w:tcPr>
-            <w:tcW w:type="dxa" w:w="5328"/>
+            <w:tcW w:w="5328" w:type="dxa"/>
+            <w:shd w:val="clear" w:color="auto" w:fill="F0FDFA"/>
             <w:vAlign w:val="center"/>
-            <w:shd w:fill="F0FDFA"/>
           </w:tcPr>
           <w:p>
             <w:pPr>
-              <w:spacing w:after="40" w:before="40" w:line="259" w:lineRule="auto"/>
-              <w:jc w:val="left"/>
+              <w:spacing w:before="40" w:after="40" w:line="259" w:lineRule="auto"/>
             </w:pPr>
-            <w:r/>
             <w:r>
               <w:rPr>
-                <w:rFonts w:ascii="Aptos" w:hAnsi="Aptos"/>
-                <w:b w:val="0"/>
-                <w:color w:val="1F2937"/>
                 <w:sz w:val="17"/>
               </w:rPr>
               <w:t>Feriados nacionales oficiales de Chile vía librería holidays.</w:t>
@@ -5256,23 +4600,21 @@
         </w:tc>
       </w:tr>
       <w:tr>
+        <w:trPr>
+          <w:jc w:val="center"/>
+        </w:trPr>
         <w:tc>
           <w:tcPr>
-            <w:tcW w:type="dxa" w:w="2160"/>
+            <w:tcW w:w="2160" w:type="dxa"/>
+            <w:shd w:val="clear" w:color="auto" w:fill="FFFFFF"/>
             <w:vAlign w:val="center"/>
-            <w:shd w:fill="FFFFFF"/>
           </w:tcPr>
           <w:p>
             <w:pPr>
-              <w:spacing w:after="40" w:before="40" w:line="259" w:lineRule="auto"/>
-              <w:jc w:val="left"/>
+              <w:spacing w:before="40" w:after="40" w:line="259" w:lineRule="auto"/>
             </w:pPr>
-            <w:r/>
             <w:r>
               <w:rPr>
-                <w:rFonts w:ascii="Aptos" w:hAnsi="Aptos"/>
-                <w:b w:val="0"/>
-                <w:color w:val="1F2937"/>
                 <w:sz w:val="17"/>
               </w:rPr>
               <w:t>Salidas en Pantalla</w:t>
@@ -5281,21 +4623,16 @@
         </w:tc>
         <w:tc>
           <w:tcPr>
-            <w:tcW w:type="dxa" w:w="2592"/>
+            <w:tcW w:w="2592" w:type="dxa"/>
+            <w:shd w:val="clear" w:color="auto" w:fill="FFFFFF"/>
             <w:vAlign w:val="center"/>
-            <w:shd w:fill="FFFFFF"/>
           </w:tcPr>
           <w:p>
             <w:pPr>
-              <w:spacing w:after="40" w:before="40" w:line="259" w:lineRule="auto"/>
-              <w:jc w:val="left"/>
+              <w:spacing w:before="40" w:after="40" w:line="259" w:lineRule="auto"/>
             </w:pPr>
-            <w:r/>
             <w:r>
               <w:rPr>
-                <w:rFonts w:ascii="Aptos" w:hAnsi="Aptos"/>
-                <w:b w:val="0"/>
-                <w:color w:val="1F2937"/>
                 <w:sz w:val="17"/>
               </w:rPr>
               <w:t>Vistas Interactivas</w:t>
@@ -5304,21 +4641,16 @@
         </w:tc>
         <w:tc>
           <w:tcPr>
-            <w:tcW w:type="dxa" w:w="5328"/>
+            <w:tcW w:w="5328" w:type="dxa"/>
+            <w:shd w:val="clear" w:color="auto" w:fill="FFFFFF"/>
             <w:vAlign w:val="center"/>
-            <w:shd w:fill="FFFFFF"/>
           </w:tcPr>
           <w:p>
             <w:pPr>
-              <w:spacing w:after="40" w:before="40" w:line="259" w:lineRule="auto"/>
-              <w:jc w:val="left"/>
+              <w:spacing w:before="40" w:after="40" w:line="259" w:lineRule="auto"/>
             </w:pPr>
-            <w:r/>
             <w:r>
               <w:rPr>
-                <w:rFonts w:ascii="Aptos" w:hAnsi="Aptos"/>
-                <w:b w:val="0"/>
-                <w:color w:val="1F2937"/>
                 <w:sz w:val="17"/>
               </w:rPr>
               <w:t>Tarjetas de semanas, grilla de calendario a color, fecha estimada de próximo turno y diálogo de avisos.</w:t>
@@ -5327,23 +4659,21 @@
         </w:tc>
       </w:tr>
       <w:tr>
+        <w:trPr>
+          <w:jc w:val="center"/>
+        </w:trPr>
         <w:tc>
           <w:tcPr>
-            <w:tcW w:type="dxa" w:w="2160"/>
+            <w:tcW w:w="2160" w:type="dxa"/>
+            <w:shd w:val="clear" w:color="auto" w:fill="F0FDFA"/>
             <w:vAlign w:val="center"/>
-            <w:shd w:fill="F0FDFA"/>
           </w:tcPr>
           <w:p>
             <w:pPr>
-              <w:spacing w:after="40" w:before="40" w:line="259" w:lineRule="auto"/>
-              <w:jc w:val="left"/>
+              <w:spacing w:before="40" w:after="40" w:line="259" w:lineRule="auto"/>
             </w:pPr>
-            <w:r/>
             <w:r>
               <w:rPr>
-                <w:rFonts w:ascii="Aptos" w:hAnsi="Aptos"/>
-                <w:b w:val="0"/>
-                <w:color w:val="1F2937"/>
                 <w:sz w:val="17"/>
               </w:rPr>
               <w:t>Salidas Persistentes</w:t>
@@ -5352,21 +4682,16 @@
         </w:tc>
         <w:tc>
           <w:tcPr>
-            <w:tcW w:type="dxa" w:w="2592"/>
+            <w:tcW w:w="2592" w:type="dxa"/>
+            <w:shd w:val="clear" w:color="auto" w:fill="F0FDFA"/>
             <w:vAlign w:val="center"/>
-            <w:shd w:fill="F0FDFA"/>
           </w:tcPr>
           <w:p>
             <w:pPr>
-              <w:spacing w:after="40" w:before="40" w:line="259" w:lineRule="auto"/>
-              <w:jc w:val="left"/>
+              <w:spacing w:before="40" w:after="40" w:line="259" w:lineRule="auto"/>
             </w:pPr>
-            <w:r/>
             <w:r>
               <w:rPr>
-                <w:rFonts w:ascii="Aptos" w:hAnsi="Aptos"/>
-                <w:b w:val="0"/>
-                <w:color w:val="1F2937"/>
                 <w:sz w:val="17"/>
               </w:rPr>
               <w:t>Archivos Locales</w:t>
@@ -5375,21 +4700,16 @@
         </w:tc>
         <w:tc>
           <w:tcPr>
-            <w:tcW w:type="dxa" w:w="5328"/>
+            <w:tcW w:w="5328" w:type="dxa"/>
+            <w:shd w:val="clear" w:color="auto" w:fill="F0FDFA"/>
             <w:vAlign w:val="center"/>
-            <w:shd w:fill="F0FDFA"/>
           </w:tcPr>
           <w:p>
             <w:pPr>
-              <w:spacing w:after="40" w:before="40" w:line="259" w:lineRule="auto"/>
-              <w:jc w:val="left"/>
+              <w:spacing w:before="40" w:after="40" w:line="259" w:lineRule="auto"/>
             </w:pPr>
-            <w:r/>
             <w:r>
               <w:rPr>
-                <w:rFonts w:ascii="Aptos" w:hAnsi="Aptos"/>
-                <w:b w:val="0"/>
-                <w:color w:val="1F2937"/>
                 <w:sz w:val="17"/>
               </w:rPr>
               <w:t>config.json actualizado, copias fechadas en /backups y bitácora técnica en turnos.log.</w:t>
@@ -5398,23 +4718,21 @@
         </w:tc>
       </w:tr>
       <w:tr>
+        <w:trPr>
+          <w:jc w:val="center"/>
+        </w:trPr>
         <w:tc>
           <w:tcPr>
-            <w:tcW w:type="dxa" w:w="2160"/>
+            <w:tcW w:w="2160" w:type="dxa"/>
+            <w:shd w:val="clear" w:color="auto" w:fill="FFFFFF"/>
             <w:vAlign w:val="center"/>
-            <w:shd w:fill="FFFFFF"/>
           </w:tcPr>
           <w:p>
             <w:pPr>
-              <w:spacing w:after="40" w:before="40" w:line="259" w:lineRule="auto"/>
-              <w:jc w:val="left"/>
+              <w:spacing w:before="40" w:after="40" w:line="259" w:lineRule="auto"/>
             </w:pPr>
-            <w:r/>
             <w:r>
               <w:rPr>
-                <w:rFonts w:ascii="Aptos" w:hAnsi="Aptos"/>
-                <w:b w:val="0"/>
-                <w:color w:val="1F2937"/>
                 <w:sz w:val="17"/>
               </w:rPr>
               <w:t>Salidas Documentales</w:t>
@@ -5423,21 +4741,16 @@
         </w:tc>
         <w:tc>
           <w:tcPr>
-            <w:tcW w:type="dxa" w:w="2592"/>
+            <w:tcW w:w="2592" w:type="dxa"/>
+            <w:shd w:val="clear" w:color="auto" w:fill="FFFFFF"/>
             <w:vAlign w:val="center"/>
-            <w:shd w:fill="FFFFFF"/>
           </w:tcPr>
           <w:p>
             <w:pPr>
-              <w:spacing w:after="40" w:before="40" w:line="259" w:lineRule="auto"/>
-              <w:jc w:val="left"/>
+              <w:spacing w:before="40" w:after="40" w:line="259" w:lineRule="auto"/>
             </w:pPr>
-            <w:r/>
             <w:r>
               <w:rPr>
-                <w:rFonts w:ascii="Aptos" w:hAnsi="Aptos"/>
-                <w:b w:val="0"/>
-                <w:color w:val="1F2937"/>
                 <w:sz w:val="17"/>
               </w:rPr>
               <w:t>Planillas Oficiales</w:t>
@@ -5446,21 +4759,16 @@
         </w:tc>
         <w:tc>
           <w:tcPr>
-            <w:tcW w:type="dxa" w:w="5328"/>
+            <w:tcW w:w="5328" w:type="dxa"/>
+            <w:shd w:val="clear" w:color="auto" w:fill="FFFFFF"/>
             <w:vAlign w:val="center"/>
-            <w:shd w:fill="FFFFFF"/>
           </w:tcPr>
           <w:p>
             <w:pPr>
-              <w:spacing w:after="40" w:before="40" w:line="259" w:lineRule="auto"/>
-              <w:jc w:val="left"/>
+              <w:spacing w:before="40" w:after="40" w:line="259" w:lineRule="auto"/>
             </w:pPr>
-            <w:r/>
             <w:r>
               <w:rPr>
-                <w:rFonts w:ascii="Aptos" w:hAnsi="Aptos"/>
-                <w:b w:val="0"/>
-                <w:color w:val="1F2937"/>
                 <w:sz w:val="17"/>
               </w:rPr>
               <w:t>Archivos Excel (.xlsx) con matriz de 31 días, notas de auditoría, tablas de permutas y totales.</w:t>
@@ -5469,23 +4777,21 @@
         </w:tc>
       </w:tr>
       <w:tr>
+        <w:trPr>
+          <w:jc w:val="center"/>
+        </w:trPr>
         <w:tc>
           <w:tcPr>
-            <w:tcW w:type="dxa" w:w="2160"/>
+            <w:tcW w:w="2160" w:type="dxa"/>
+            <w:shd w:val="clear" w:color="auto" w:fill="F0FDFA"/>
             <w:vAlign w:val="center"/>
-            <w:shd w:fill="F0FDFA"/>
           </w:tcPr>
           <w:p>
             <w:pPr>
-              <w:spacing w:after="40" w:before="40" w:line="259" w:lineRule="auto"/>
-              <w:jc w:val="left"/>
+              <w:spacing w:before="40" w:after="40" w:line="259" w:lineRule="auto"/>
             </w:pPr>
-            <w:r/>
             <w:r>
               <w:rPr>
-                <w:rFonts w:ascii="Aptos" w:hAnsi="Aptos"/>
-                <w:b w:val="0"/>
-                <w:color w:val="1F2937"/>
                 <w:sz w:val="17"/>
               </w:rPr>
               <w:t>Salidas Telemáticas</w:t>
@@ -5494,21 +4800,16 @@
         </w:tc>
         <w:tc>
           <w:tcPr>
-            <w:tcW w:type="dxa" w:w="2592"/>
+            <w:tcW w:w="2592" w:type="dxa"/>
+            <w:shd w:val="clear" w:color="auto" w:fill="F0FDFA"/>
             <w:vAlign w:val="center"/>
-            <w:shd w:fill="F0FDFA"/>
           </w:tcPr>
           <w:p>
             <w:pPr>
-              <w:spacing w:after="40" w:before="40" w:line="259" w:lineRule="auto"/>
-              <w:jc w:val="left"/>
+              <w:spacing w:before="40" w:after="40" w:line="259" w:lineRule="auto"/>
             </w:pPr>
-            <w:r/>
             <w:r>
               <w:rPr>
-                <w:rFonts w:ascii="Aptos" w:hAnsi="Aptos"/>
-                <w:b w:val="0"/>
-                <w:color w:val="1F2937"/>
                 <w:sz w:val="17"/>
               </w:rPr>
               <w:t>Comunicaciones</w:t>
@@ -5517,21 +4818,16 @@
         </w:tc>
         <w:tc>
           <w:tcPr>
-            <w:tcW w:type="dxa" w:w="5328"/>
+            <w:tcW w:w="5328" w:type="dxa"/>
+            <w:shd w:val="clear" w:color="auto" w:fill="F0FDFA"/>
             <w:vAlign w:val="center"/>
-            <w:shd w:fill="F0FDFA"/>
           </w:tcPr>
           <w:p>
             <w:pPr>
-              <w:spacing w:after="40" w:before="40" w:line="259" w:lineRule="auto"/>
-              <w:jc w:val="left"/>
+              <w:spacing w:before="40" w:after="40" w:line="259" w:lineRule="auto"/>
             </w:pPr>
-            <w:r/>
             <w:r>
               <w:rPr>
-                <w:rFonts w:ascii="Aptos" w:hAnsi="Aptos"/>
-                <w:b w:val="0"/>
-                <w:color w:val="1F2937"/>
                 <w:sz w:val="17"/>
               </w:rPr>
               <w:t>Correos electrónicos despachados a todo el equipo vía webhook Google Apps Script con detalle de cambios.</w:t>
@@ -5547,142 +4843,107 @@
     </w:p>
     <w:p>
       <w:pPr>
-        <w:pStyle w:val="Heading1"/>
+        <w:pStyle w:val="Ttulo1"/>
         <w:spacing w:before="260" w:after="80"/>
       </w:pPr>
       <w:r>
+        <w:lastRenderedPageBreak/>
         <w:t>9. Beneficios y Retorno Operativo</w:t>
       </w:r>
     </w:p>
     <w:p>
       <w:pPr>
-        <w:pStyle w:val="ListBullet"/>
+        <w:pStyle w:val="Listaconvietas"/>
         <w:spacing w:after="50" w:line="264" w:lineRule="auto"/>
       </w:pPr>
       <w:r>
         <w:rPr>
-          <w:rFonts w:ascii="Aptos" w:hAnsi="Aptos"/>
           <w:b/>
-          <w:sz w:val="19"/>
         </w:rPr>
         <w:t>Ahorro de tiempo superior al 90%:</w:t>
       </w:r>
       <w:r>
-        <w:rPr>
-          <w:rFonts w:ascii="Aptos" w:hAnsi="Aptos"/>
-          <w:sz w:val="19"/>
-        </w:rPr>
         <w:t xml:space="preserve"> La confección mensual de turnos pasa de requerir varias horas de cálculo manual a completarse en menos de 5 minutos.</w:t>
       </w:r>
     </w:p>
     <w:p>
       <w:pPr>
-        <w:pStyle w:val="ListBullet"/>
+        <w:pStyle w:val="Listaconvietas"/>
         <w:spacing w:after="50" w:line="264" w:lineRule="auto"/>
       </w:pPr>
       <w:r>
         <w:rPr>
-          <w:rFonts w:ascii="Aptos" w:hAnsi="Aptos"/>
           <w:b/>
-          <w:sz w:val="19"/>
         </w:rPr>
         <w:t>Equidad matemática absoluta:</w:t>
       </w:r>
       <w:r>
-        <w:rPr>
-          <w:rFonts w:ascii="Aptos" w:hAnsi="Aptos"/>
-          <w:sz w:val="19"/>
-        </w:rPr>
         <w:t xml:space="preserve"> Erradica suspicacias o percepciones de arbitrariedad en la asignación de guardias y festivos complejos.</w:t>
       </w:r>
     </w:p>
     <w:p>
       <w:pPr>
-        <w:pStyle w:val="ListBullet"/>
+        <w:pStyle w:val="Listaconvietas"/>
         <w:spacing w:after="50" w:line="264" w:lineRule="auto"/>
       </w:pPr>
       <w:r>
         <w:rPr>
-          <w:rFonts w:ascii="Aptos" w:hAnsi="Aptos"/>
           <w:b/>
-          <w:sz w:val="19"/>
         </w:rPr>
         <w:t>Compensación garantizada:</w:t>
       </w:r>
       <w:r>
-        <w:rPr>
-          <w:rFonts w:ascii="Aptos" w:hAnsi="Aptos"/>
-          <w:sz w:val="19"/>
-        </w:rPr>
         <w:t xml:space="preserve"> Ningún turno omitido por permiso queda en el olvido gracias a la cola prioritaria de pendientes.</w:t>
       </w:r>
     </w:p>
     <w:p>
       <w:pPr>
-        <w:pStyle w:val="ListBullet"/>
+        <w:pStyle w:val="Listaconvietas"/>
         <w:spacing w:after="50" w:line="264" w:lineRule="auto"/>
       </w:pPr>
       <w:r>
         <w:rPr>
-          <w:rFonts w:ascii="Aptos" w:hAnsi="Aptos"/>
           <w:b/>
-          <w:sz w:val="19"/>
         </w:rPr>
         <w:t>Trazabilidad y transparencia institucional:</w:t>
       </w:r>
       <w:r>
-        <w:rPr>
-          <w:rFonts w:ascii="Aptos" w:hAnsi="Aptos"/>
-          <w:sz w:val="19"/>
-        </w:rPr>
         <w:t xml:space="preserve"> Cada permuta queda respaldada con nombre, fecha, motivo y aviso formal por correo a todo el equipo.</w:t>
       </w:r>
     </w:p>
     <w:p>
       <w:pPr>
-        <w:pStyle w:val="ListBullet"/>
+        <w:pStyle w:val="Listaconvietas"/>
         <w:spacing w:after="50" w:line="264" w:lineRule="auto"/>
       </w:pPr>
       <w:r>
         <w:rPr>
-          <w:rFonts w:ascii="Aptos" w:hAnsi="Aptos"/>
           <w:b/>
-          <w:sz w:val="19"/>
         </w:rPr>
         <w:t>Cero costo de infraestructura:</w:t>
       </w:r>
       <w:r>
-        <w:rPr>
-          <w:rFonts w:ascii="Aptos" w:hAnsi="Aptos"/>
-          <w:sz w:val="19"/>
-        </w:rPr>
         <w:t xml:space="preserve"> Funciona íntegramente en computadores estándar con Windows y utiliza la infraestructura gratuita de Google Apps Script.</w:t>
       </w:r>
     </w:p>
     <w:p>
       <w:pPr>
-        <w:pStyle w:val="ListBullet"/>
+        <w:pStyle w:val="Listaconvietas"/>
         <w:spacing w:after="50" w:line="264" w:lineRule="auto"/>
       </w:pPr>
       <w:r>
         <w:rPr>
-          <w:rFonts w:ascii="Aptos" w:hAnsi="Aptos"/>
           <w:b/>
-          <w:sz w:val="19"/>
         </w:rPr>
         <w:t>Resiliencia y seguridad ante desastres:</w:t>
       </w:r>
       <w:r>
-        <w:rPr>
-          <w:rFonts w:ascii="Aptos" w:hAnsi="Aptos"/>
-          <w:sz w:val="19"/>
-        </w:rPr>
         <w:t xml:space="preserve"> La información nunca se corrompe gracias a la persistencia atómica y a los respaldos fechados automáticos.</w:t>
       </w:r>
     </w:p>
     <w:p>
       <w:pPr>
-        <w:pStyle w:val="Heading1"/>
+        <w:pStyle w:val="Ttulo1"/>
         <w:spacing w:before="260" w:after="80"/>
       </w:pPr>
       <w:r>
@@ -5694,16 +4955,12 @@
         <w:spacing w:after="100" w:line="269" w:lineRule="auto"/>
       </w:pPr>
       <w:r>
-        <w:rPr>
-          <w:rFonts w:ascii="Aptos" w:hAnsi="Aptos"/>
-          <w:sz w:val="19"/>
-        </w:rPr>
         <w:t>El sistema está concebido para ser operado directamente por la jefatura de unidad o el coordinador de guardia. No requiere servicios de mantenimiento técnico especializado continuo. Para el traspaso de mando entre coordinadores, basta con transferir la carpeta o el archivo ejecutable con sus respaldos. En caso de reemplazo de equipo informático, copiar la carpeta de configuración restaura el 100% de la historia y el estado de la rotación sin ninguna pérdida.</w:t>
       </w:r>
     </w:p>
     <w:p>
       <w:pPr>
-        <w:pStyle w:val="Heading1"/>
+        <w:pStyle w:val="Ttulo1"/>
         <w:spacing w:before="260" w:after="80"/>
       </w:pPr>
       <w:r>
@@ -5715,12 +4972,60 @@
         <w:spacing w:after="100" w:line="269" w:lineRule="auto"/>
       </w:pPr>
       <w:r>
-        <w:rPr>
-          <w:rFonts w:ascii="Aptos" w:hAnsi="Aptos"/>
-          <w:sz w:val="19"/>
-        </w:rPr>
         <w:t>El Sistema de Gestión de Turnos representa una solución madura, robusta y completamente validada para la administración institucional de guardias semanales. Al conjugar algoritmos de equidad, diseño ergonómico en modo oscuro, reportes Excel corporativos, notificaciones serverless automáticas y una sólida arquitectura MVC respaldada por 132 pruebas automatizadas, la institución cuenta con una plataforma confiable que garantiza la continuidad del servicio y la satisfacción del equipo de trabajo.</w:t>
       </w:r>
+    </w:p>
+    <w:p>
+      <w:pPr>
+        <w:spacing w:after="100" w:line="269" w:lineRule="auto"/>
+      </w:pPr>
+    </w:p>
+    <w:p>
+      <w:pPr>
+        <w:pStyle w:val="Ttulo1"/>
+        <w:spacing w:before="260" w:after="80"/>
+      </w:pPr>
+      <w:r>
+        <w:t>12. Licencia</w:t>
+      </w:r>
+      <w:r>
+        <w:tab/>
+      </w:r>
+    </w:p>
+    <w:p>
+      <w:pPr>
+        <w:spacing w:after="100" w:line="269" w:lineRule="auto"/>
+      </w:pPr>
+      <w:r>
+        <w:t xml:space="preserve">El Sistema de Gestión de Turnos está complemante hecho para codigo abierto. Toda documentación y codigo se encontrará en subido a Github con este link: </w:t>
+      </w:r>
+      <w:hyperlink r:id="rId8" w:history="1">
+        <w:r>
+          <w:rPr>
+            <w:rStyle w:val="Hipervnculo"/>
+            <w:rFonts w:hint="eastAsia"/>
+          </w:rPr>
+          <w:t>https://github.com/MartinLopez1011/Sistema-de-turnos</w:t>
+        </w:r>
+      </w:hyperlink>
+      <w:r>
+        <w:t>.</w:t>
+      </w:r>
+    </w:p>
+    <w:p>
+      <w:pPr>
+        <w:spacing w:after="100" w:line="269" w:lineRule="auto"/>
+      </w:pPr>
+    </w:p>
+    <w:p>
+      <w:pPr>
+        <w:spacing w:after="100" w:line="269" w:lineRule="auto"/>
+      </w:pPr>
+    </w:p>
+    <w:p>
+      <w:pPr>
+        <w:spacing w:after="100" w:line="269" w:lineRule="auto"/>
+      </w:pPr>
     </w:p>
     <w:sectPr>
       <w:headerReference w:type="default" r:id="rId9"/>
@@ -5734,28 +5039,84 @@
 </w:document>
 </file>
 
+<file path=word/endnotes.xml><?xml version="1.0" encoding="utf-8"?>
+<w:endnotes xmlns:ve="http://schemas.openxmlformats.org/markup-compatibility/2006" xmlns:o="urn:schemas-microsoft-com:office:office" xmlns:r="http://schemas.openxmlformats.org/officeDocument/2006/relationships" xmlns:m="http://schemas.openxmlformats.org/officeDocument/2006/math" xmlns:v="urn:schemas-microsoft-com:vml" xmlns:wp="http://schemas.openxmlformats.org/drawingml/2006/wordprocessingDrawing" xmlns:w10="urn:schemas-microsoft-com:office:word" xmlns:w="http://schemas.openxmlformats.org/wordprocessingml/2006/main" xmlns:wne="http://schemas.microsoft.com/office/word/2006/wordml">
+  <w:endnote w:type="separator" w:id="0">
+    <w:p>
+      <w:pPr>
+        <w:spacing w:after="0" w:line="240" w:lineRule="auto"/>
+      </w:pPr>
+      <w:r>
+        <w:separator/>
+      </w:r>
+    </w:p>
+  </w:endnote>
+  <w:endnote w:type="continuationSeparator" w:id="1">
+    <w:p>
+      <w:pPr>
+        <w:spacing w:after="0" w:line="240" w:lineRule="auto"/>
+      </w:pPr>
+      <w:r>
+        <w:continuationSeparator/>
+      </w:r>
+    </w:p>
+  </w:endnote>
+</w:endnotes>
+</file>
+
 <file path=word/footer1.xml><?xml version="1.0" encoding="utf-8"?>
-<w:ftr xmlns:m="http://schemas.openxmlformats.org/officeDocument/2006/math" xmlns:mc="http://schemas.openxmlformats.org/markup-compatibility/2006" xmlns:mo="http://schemas.microsoft.com/office/mac/office/2008/main" xmlns:mv="urn:schemas-microsoft-com:mac:vml" xmlns:o="urn:schemas-microsoft-com:office:office" xmlns:r="http://schemas.openxmlformats.org/officeDocument/2006/relationships" xmlns:v="urn:schemas-microsoft-com:vml" xmlns:w10="urn:schemas-microsoft-com:office:word" xmlns:w14="http://schemas.microsoft.com/office/word/2010/wordml" xmlns:w="http://schemas.openxmlformats.org/wordprocessingml/2006/main" xmlns:wne="http://schemas.microsoft.com/office/word/2006/wordml" xmlns:wp14="http://schemas.microsoft.com/office/word/2010/wordprocessingDrawing" xmlns:wp="http://schemas.openxmlformats.org/drawingml/2006/wordprocessingDrawing" xmlns:wpc="http://schemas.microsoft.com/office/word/2010/wordprocessingCanvas" xmlns:wpg="http://schemas.microsoft.com/office/word/2010/wordprocessingGroup" xmlns:wpi="http://schemas.microsoft.com/office/word/2010/wordprocessingInk" xmlns:wps="http://schemas.microsoft.com/office/word/2010/wordprocessingShape" mc:Ignorable="w14 wp14">
+<w:ftr xmlns:ve="http://schemas.openxmlformats.org/markup-compatibility/2006" xmlns:o="urn:schemas-microsoft-com:office:office" xmlns:r="http://schemas.openxmlformats.org/officeDocument/2006/relationships" xmlns:m="http://schemas.openxmlformats.org/officeDocument/2006/math" xmlns:v="urn:schemas-microsoft-com:vml" xmlns:wp="http://schemas.openxmlformats.org/drawingml/2006/wordprocessingDrawing" xmlns:w10="urn:schemas-microsoft-com:office:word" xmlns:w="http://schemas.openxmlformats.org/wordprocessingml/2006/main" xmlns:wne="http://schemas.microsoft.com/office/word/2006/wordml">
   <w:p>
     <w:pPr>
-      <w:pStyle w:val="Footer"/>
+      <w:pStyle w:val="Piedepgina"/>
       <w:jc w:val="center"/>
     </w:pPr>
-    <w:fldSimple w:instr="PAGE"/>
+    <w:fldSimple w:instr="PAGE">
+      <w:r>
+        <w:rPr>
+          <w:noProof/>
+        </w:rPr>
+        <w:t>7</w:t>
+      </w:r>
+    </w:fldSimple>
   </w:p>
 </w:ftr>
 </file>
 
+<file path=word/footnotes.xml><?xml version="1.0" encoding="utf-8"?>
+<w:footnotes xmlns:ve="http://schemas.openxmlformats.org/markup-compatibility/2006" xmlns:o="urn:schemas-microsoft-com:office:office" xmlns:r="http://schemas.openxmlformats.org/officeDocument/2006/relationships" xmlns:m="http://schemas.openxmlformats.org/officeDocument/2006/math" xmlns:v="urn:schemas-microsoft-com:vml" xmlns:wp="http://schemas.openxmlformats.org/drawingml/2006/wordprocessingDrawing" xmlns:w10="urn:schemas-microsoft-com:office:word" xmlns:w="http://schemas.openxmlformats.org/wordprocessingml/2006/main" xmlns:wne="http://schemas.microsoft.com/office/word/2006/wordml">
+  <w:footnote w:type="separator" w:id="0">
+    <w:p>
+      <w:pPr>
+        <w:spacing w:after="0" w:line="240" w:lineRule="auto"/>
+      </w:pPr>
+      <w:r>
+        <w:separator/>
+      </w:r>
+    </w:p>
+  </w:footnote>
+  <w:footnote w:type="continuationSeparator" w:id="1">
+    <w:p>
+      <w:pPr>
+        <w:spacing w:after="0" w:line="240" w:lineRule="auto"/>
+      </w:pPr>
+      <w:r>
+        <w:continuationSeparator/>
+      </w:r>
+    </w:p>
+  </w:footnote>
+</w:footnotes>
+</file>
+
 <file path=word/header1.xml><?xml version="1.0" encoding="utf-8"?>
-<w:hdr xmlns:m="http://schemas.openxmlformats.org/officeDocument/2006/math" xmlns:mc="http://schemas.openxmlformats.org/markup-compatibility/2006" xmlns:mo="http://schemas.microsoft.com/office/mac/office/2008/main" xmlns:mv="urn:schemas-microsoft-com:mac:vml" xmlns:o="urn:schemas-microsoft-com:office:office" xmlns:r="http://schemas.openxmlformats.org/officeDocument/2006/relationships" xmlns:v="urn:schemas-microsoft-com:vml" xmlns:w10="urn:schemas-microsoft-com:office:word" xmlns:w14="http://schemas.microsoft.com/office/word/2010/wordml" xmlns:w="http://schemas.openxmlformats.org/wordprocessingml/2006/main" xmlns:wne="http://schemas.microsoft.com/office/word/2006/wordml" xmlns:wp14="http://schemas.microsoft.com/office/word/2010/wordprocessingDrawing" xmlns:wp="http://schemas.openxmlformats.org/drawingml/2006/wordprocessingDrawing" xmlns:wpc="http://schemas.microsoft.com/office/word/2010/wordprocessingCanvas" xmlns:wpg="http://schemas.microsoft.com/office/word/2010/wordprocessingGroup" xmlns:wpi="http://schemas.microsoft.com/office/word/2010/wordprocessingInk" xmlns:wps="http://schemas.microsoft.com/office/word/2010/wordprocessingShape" mc:Ignorable="w14 wp14">
+<w:hdr xmlns:ve="http://schemas.openxmlformats.org/markup-compatibility/2006" xmlns:o="urn:schemas-microsoft-com:office:office" xmlns:r="http://schemas.openxmlformats.org/officeDocument/2006/relationships" xmlns:m="http://schemas.openxmlformats.org/officeDocument/2006/math" xmlns:v="urn:schemas-microsoft-com:vml" xmlns:wp="http://schemas.openxmlformats.org/drawingml/2006/wordprocessingDrawing" xmlns:w10="urn:schemas-microsoft-com:office:word" xmlns:w="http://schemas.openxmlformats.org/wordprocessingml/2006/main" xmlns:wne="http://schemas.microsoft.com/office/word/2006/wordml">
   <w:p>
     <w:pPr>
-      <w:pStyle w:val="Header"/>
+      <w:pStyle w:val="Encabezado"/>
       <w:jc w:val="right"/>
     </w:pPr>
     <w:r>
       <w:rPr>
-        <w:rFonts w:ascii="Aptos" w:hAnsi="Aptos"/>
         <w:color w:val="6B7280"/>
         <w:sz w:val="16"/>
       </w:rPr>
@@ -5766,7 +5127,7 @@
 </file>
 
 <file path=word/numbering.xml><?xml version="1.0" encoding="utf-8"?>
-<w:numbering xmlns:wpc="http://schemas.microsoft.com/office/word/2010/wordprocessingCanvas" xmlns:mo="http://schemas.microsoft.com/office/mac/office/2008/main" xmlns:mc="http://schemas.openxmlformats.org/markup-compatibility/2006" xmlns:mv="urn:schemas-microsoft-com:mac:vml" xmlns:o="urn:schemas-microsoft-com:office:office" xmlns:r="http://schemas.openxmlformats.org/officeDocument/2006/relationships" xmlns:m="http://schemas.openxmlformats.org/officeDocument/2006/math" xmlns:v="urn:schemas-microsoft-com:vml" xmlns:wp14="http://schemas.microsoft.com/office/word/2010/wordprocessingDrawing" xmlns:wp="http://schemas.openxmlformats.org/drawingml/2006/wordprocessingDrawing" xmlns:w10="urn:schemas-microsoft-com:office:word" xmlns:w="http://schemas.openxmlformats.org/wordprocessingml/2006/main" xmlns:w14="http://schemas.microsoft.com/office/word/2010/wordml" xmlns:wpg="http://schemas.microsoft.com/office/word/2010/wordprocessingGroup" xmlns:wpi="http://schemas.microsoft.com/office/word/2010/wordprocessingInk" xmlns:wne="http://schemas.microsoft.com/office/word/2006/wordml" xmlns:wps="http://schemas.microsoft.com/office/word/2010/wordprocessingShape" mc:Ignorable="w14 wp14">
+<w:numbering xmlns:ve="http://schemas.openxmlformats.org/markup-compatibility/2006" xmlns:o="urn:schemas-microsoft-com:office:office" xmlns:r="http://schemas.openxmlformats.org/officeDocument/2006/relationships" xmlns:m="http://schemas.openxmlformats.org/officeDocument/2006/math" xmlns:v="urn:schemas-microsoft-com:vml" xmlns:wp="http://schemas.openxmlformats.org/drawingml/2006/wordprocessingDrawing" xmlns:w10="urn:schemas-microsoft-com:office:word" xmlns:w="http://schemas.openxmlformats.org/wordprocessingml/2006/main" xmlns:wne="http://schemas.microsoft.com/office/word/2006/wordml">
   <w:abstractNum w:abstractNumId="0">
     <w:nsid w:val="FFFFFF7C"/>
     <w:multiLevelType w:val="singleLevel"/>
@@ -5808,7 +5169,7 @@
     <w:lvl w:ilvl="0">
       <w:start w:val="1"/>
       <w:numFmt w:val="decimal"/>
-      <w:pStyle w:val="ListNumber3"/>
+      <w:pStyle w:val="Listaconnmeros3"/>
       <w:lvlText w:val="%1."/>
       <w:lvlJc w:val="left"/>
       <w:pPr>
@@ -5826,7 +5187,7 @@
     <w:lvl w:ilvl="0">
       <w:start w:val="1"/>
       <w:numFmt w:val="decimal"/>
-      <w:pStyle w:val="ListNumber2"/>
+      <w:pStyle w:val="Listaconnmeros2"/>
       <w:lvlText w:val="%1."/>
       <w:lvlJc w:val="left"/>
       <w:pPr>
@@ -5864,7 +5225,7 @@
     <w:lvl w:ilvl="0">
       <w:start w:val="1"/>
       <w:numFmt w:val="bullet"/>
-      <w:pStyle w:val="ListBullet3"/>
+      <w:pStyle w:val="Listaconvietas3"/>
       <w:lvlText w:val=""/>
       <w:lvlJc w:val="left"/>
       <w:pPr>
@@ -5885,7 +5246,7 @@
     <w:lvl w:ilvl="0">
       <w:start w:val="1"/>
       <w:numFmt w:val="bullet"/>
-      <w:pStyle w:val="ListBullet2"/>
+      <w:pStyle w:val="Listaconvietas2"/>
       <w:lvlText w:val=""/>
       <w:lvlJc w:val="left"/>
       <w:pPr>
@@ -5906,7 +5267,7 @@
     <w:lvl w:ilvl="0">
       <w:start w:val="1"/>
       <w:numFmt w:val="decimal"/>
-      <w:pStyle w:val="ListNumber"/>
+      <w:pStyle w:val="Listaconnmeros"/>
       <w:lvlText w:val="%1."/>
       <w:lvlJc w:val="left"/>
       <w:pPr>
@@ -5924,7 +5285,7 @@
     <w:lvl w:ilvl="0">
       <w:start w:val="1"/>
       <w:numFmt w:val="bullet"/>
-      <w:pStyle w:val="ListBullet"/>
+      <w:pStyle w:val="Listaconvietas"/>
       <w:lvlText w:val=""/>
       <w:lvlJc w:val="left"/>
       <w:pPr>
@@ -5969,7 +5330,7 @@
 </file>
 
 <file path=word/styles.xml><?xml version="1.0" encoding="utf-8"?>
-<w:styles xmlns:mc="http://schemas.openxmlformats.org/markup-compatibility/2006" xmlns:r="http://schemas.openxmlformats.org/officeDocument/2006/relationships" xmlns:w="http://schemas.openxmlformats.org/wordprocessingml/2006/main" xmlns:w14="http://schemas.microsoft.com/office/word/2010/wordml" mc:Ignorable="w14">
+<w:styles xmlns:r="http://schemas.openxmlformats.org/officeDocument/2006/relationships" xmlns:w="http://schemas.openxmlformats.org/wordprocessingml/2006/main">
   <w:docDefaults>
     <w:rPrDefault>
       <w:rPr>
@@ -5985,7 +5346,7 @@
       </w:pPr>
     </w:pPrDefault>
   </w:docDefaults>
-  <w:latentStyles w:defLockedState="0" w:defUIPriority="99" w:defSemiHidden="1" w:defUnhideWhenUsed="1" w:defQFormat="0" w:count="276">
+  <w:latentStyles w:defLockedState="0" w:defUIPriority="99" w:defSemiHidden="1" w:defUnhideWhenUsed="1" w:defQFormat="0" w:count="267">
     <w:lsdException w:name="Normal" w:semiHidden="0" w:uiPriority="0" w:unhideWhenUsed="0" w:qFormat="1"/>
     <w:lsdException w:name="heading 1" w:semiHidden="0" w:uiPriority="9" w:unhideWhenUsed="0" w:qFormat="1"/>
     <w:lsdException w:name="heading 2" w:uiPriority="9" w:qFormat="1"/>
@@ -6134,55 +5495,11 @@
       <w:sz w:val="19"/>
     </w:rPr>
   </w:style>
-  <w:style w:type="paragraph" w:styleId="Header">
-    <w:name w:val="header"/>
-    <w:basedOn w:val="Normal"/>
-    <w:link w:val="HeaderChar"/>
-    <w:uiPriority w:val="99"/>
-    <w:unhideWhenUsed/>
-    <w:rsid w:val="00E618BF"/>
-    <w:pPr>
-      <w:tabs>
-        <w:tab w:val="center" w:pos="4680"/>
-        <w:tab w:val="right" w:pos="9360"/>
-      </w:tabs>
-      <w:spacing w:after="0" w:line="240" w:lineRule="auto"/>
-    </w:pPr>
-  </w:style>
-  <w:style w:type="character" w:customStyle="1" w:styleId="HeaderChar">
-    <w:name w:val="Header Char"/>
-    <w:basedOn w:val="DefaultParagraphFont"/>
-    <w:link w:val="Header"/>
-    <w:uiPriority w:val="99"/>
-    <w:rsid w:val="00E618BF"/>
-  </w:style>
-  <w:style w:type="paragraph" w:styleId="Footer">
-    <w:name w:val="footer"/>
-    <w:basedOn w:val="Normal"/>
-    <w:link w:val="FooterChar"/>
-    <w:uiPriority w:val="99"/>
-    <w:unhideWhenUsed/>
-    <w:rsid w:val="00E618BF"/>
-    <w:pPr>
-      <w:tabs>
-        <w:tab w:val="center" w:pos="4680"/>
-        <w:tab w:val="right" w:pos="9360"/>
-      </w:tabs>
-      <w:spacing w:after="0" w:line="240" w:lineRule="auto"/>
-    </w:pPr>
-  </w:style>
-  <w:style w:type="character" w:customStyle="1" w:styleId="FooterChar">
-    <w:name w:val="Footer Char"/>
-    <w:basedOn w:val="DefaultParagraphFont"/>
-    <w:link w:val="Footer"/>
-    <w:uiPriority w:val="99"/>
-    <w:rsid w:val="00E618BF"/>
-  </w:style>
-  <w:style w:type="paragraph" w:styleId="Heading1">
+  <w:style w:type="paragraph" w:styleId="Ttulo1">
     <w:name w:val="heading 1"/>
     <w:basedOn w:val="Normal"/>
     <w:next w:val="Normal"/>
-    <w:link w:val="Heading1Char"/>
+    <w:link w:val="Ttulo1Car"/>
     <w:uiPriority w:val="9"/>
     <w:qFormat/>
     <w:rsid w:val="00FC693F"/>
@@ -6193,7 +5510,7 @@
       <w:outlineLvl w:val="0"/>
     </w:pPr>
     <w:rPr>
-      <w:rFonts w:asciiTheme="majorHAnsi" w:eastAsiaTheme="majorEastAsia" w:hAnsiTheme="majorHAnsi" w:cstheme="majorBidi" w:ascii="Aptos Display" w:hAnsi="Aptos Display"/>
+      <w:rFonts w:asciiTheme="majorHAnsi" w:eastAsiaTheme="majorEastAsia" w:hAnsiTheme="majorHAnsi" w:cstheme="majorBidi"/>
       <w:b/>
       <w:bCs/>
       <w:color w:val="0F766E"/>
@@ -6201,11 +5518,11 @@
       <w:szCs w:val="28"/>
     </w:rPr>
   </w:style>
-  <w:style w:type="paragraph" w:styleId="Heading2">
+  <w:style w:type="paragraph" w:styleId="Ttulo2">
     <w:name w:val="heading 2"/>
     <w:basedOn w:val="Normal"/>
     <w:next w:val="Normal"/>
-    <w:link w:val="Heading2Char"/>
+    <w:link w:val="Ttulo2Car"/>
     <w:uiPriority w:val="9"/>
     <w:unhideWhenUsed/>
     <w:qFormat/>
@@ -6217,7 +5534,7 @@
       <w:outlineLvl w:val="1"/>
     </w:pPr>
     <w:rPr>
-      <w:rFonts w:asciiTheme="majorHAnsi" w:eastAsiaTheme="majorEastAsia" w:hAnsiTheme="majorHAnsi" w:cstheme="majorBidi" w:ascii="Aptos Display" w:hAnsi="Aptos Display"/>
+      <w:rFonts w:asciiTheme="majorHAnsi" w:eastAsiaTheme="majorEastAsia" w:hAnsiTheme="majorHAnsi" w:cstheme="majorBidi"/>
       <w:b/>
       <w:bCs/>
       <w:color w:val="115E59"/>
@@ -6225,11 +5542,11 @@
       <w:szCs w:val="26"/>
     </w:rPr>
   </w:style>
-  <w:style w:type="paragraph" w:styleId="Heading3">
+  <w:style w:type="paragraph" w:styleId="Ttulo3">
     <w:name w:val="heading 3"/>
     <w:basedOn w:val="Normal"/>
     <w:next w:val="Normal"/>
-    <w:link w:val="Heading3Char"/>
+    <w:link w:val="Ttulo3Car"/>
     <w:uiPriority w:val="9"/>
     <w:unhideWhenUsed/>
     <w:qFormat/>
@@ -6247,11 +5564,11 @@
       <w:color w:val="4F81BD" w:themeColor="accent1"/>
     </w:rPr>
   </w:style>
-  <w:style w:type="paragraph" w:styleId="Heading4">
+  <w:style w:type="paragraph" w:styleId="Ttulo4">
     <w:name w:val="heading 4"/>
     <w:basedOn w:val="Normal"/>
     <w:next w:val="Normal"/>
-    <w:link w:val="Heading4Char"/>
+    <w:link w:val="Ttulo4Car"/>
     <w:uiPriority w:val="9"/>
     <w:semiHidden/>
     <w:unhideWhenUsed/>
@@ -6272,11 +5589,11 @@
       <w:color w:val="4F81BD" w:themeColor="accent1"/>
     </w:rPr>
   </w:style>
-  <w:style w:type="paragraph" w:styleId="Heading5">
+  <w:style w:type="paragraph" w:styleId="Ttulo5">
     <w:name w:val="heading 5"/>
     <w:basedOn w:val="Normal"/>
     <w:next w:val="Normal"/>
-    <w:link w:val="Heading5Char"/>
+    <w:link w:val="Ttulo5Car"/>
     <w:uiPriority w:val="9"/>
     <w:semiHidden/>
     <w:unhideWhenUsed/>
@@ -6293,11 +5610,11 @@
       <w:color w:val="243F60" w:themeColor="accent1" w:themeShade="7F"/>
     </w:rPr>
   </w:style>
-  <w:style w:type="paragraph" w:styleId="Heading6">
+  <w:style w:type="paragraph" w:styleId="Ttulo6">
     <w:name w:val="heading 6"/>
     <w:basedOn w:val="Normal"/>
     <w:next w:val="Normal"/>
-    <w:link w:val="Heading6Char"/>
+    <w:link w:val="Ttulo6Car"/>
     <w:uiPriority w:val="9"/>
     <w:semiHidden/>
     <w:unhideWhenUsed/>
@@ -6316,11 +5633,11 @@
       <w:color w:val="243F60" w:themeColor="accent1" w:themeShade="7F"/>
     </w:rPr>
   </w:style>
-  <w:style w:type="paragraph" w:styleId="Heading7">
+  <w:style w:type="paragraph" w:styleId="Ttulo7">
     <w:name w:val="heading 7"/>
     <w:basedOn w:val="Normal"/>
     <w:next w:val="Normal"/>
-    <w:link w:val="Heading7Char"/>
+    <w:link w:val="Ttulo7Car"/>
     <w:uiPriority w:val="9"/>
     <w:semiHidden/>
     <w:unhideWhenUsed/>
@@ -6339,11 +5656,11 @@
       <w:color w:val="404040" w:themeColor="text1" w:themeTint="BF"/>
     </w:rPr>
   </w:style>
-  <w:style w:type="paragraph" w:styleId="Heading8">
+  <w:style w:type="paragraph" w:styleId="Ttulo8">
     <w:name w:val="heading 8"/>
     <w:basedOn w:val="Normal"/>
     <w:next w:val="Normal"/>
-    <w:link w:val="Heading8Char"/>
+    <w:link w:val="Ttulo8Car"/>
     <w:uiPriority w:val="9"/>
     <w:semiHidden/>
     <w:unhideWhenUsed/>
@@ -6362,11 +5679,11 @@
       <w:szCs w:val="20"/>
     </w:rPr>
   </w:style>
-  <w:style w:type="paragraph" w:styleId="Heading9">
+  <w:style w:type="paragraph" w:styleId="Ttulo9">
     <w:name w:val="heading 9"/>
     <w:basedOn w:val="Normal"/>
     <w:next w:val="Normal"/>
-    <w:link w:val="Heading9Char"/>
+    <w:link w:val="Ttulo9Car"/>
     <w:uiPriority w:val="9"/>
     <w:semiHidden/>
     <w:unhideWhenUsed/>
@@ -6387,17 +5704,18 @@
       <w:szCs w:val="20"/>
     </w:rPr>
   </w:style>
-  <w:style w:type="character" w:default="1" w:styleId="DefaultParagraphFont">
+  <w:style w:type="character" w:default="1" w:styleId="Fuentedeprrafopredeter">
     <w:name w:val="Default Paragraph Font"/>
     <w:uiPriority w:val="1"/>
     <w:semiHidden/>
     <w:unhideWhenUsed/>
   </w:style>
-  <w:style w:type="table" w:default="1" w:styleId="TableNormal">
+  <w:style w:type="table" w:default="1" w:styleId="Tablanormal">
     <w:name w:val="Normal Table"/>
     <w:uiPriority w:val="99"/>
     <w:semiHidden/>
     <w:unhideWhenUsed/>
+    <w:qFormat/>
     <w:tblPr>
       <w:tblInd w:w="0" w:type="dxa"/>
       <w:tblCellMar>
@@ -6408,13 +5726,57 @@
       </w:tblCellMar>
     </w:tblPr>
   </w:style>
-  <w:style w:type="numbering" w:default="1" w:styleId="NoList">
+  <w:style w:type="numbering" w:default="1" w:styleId="Sinlista">
     <w:name w:val="No List"/>
     <w:uiPriority w:val="99"/>
     <w:semiHidden/>
     <w:unhideWhenUsed/>
   </w:style>
-  <w:style w:type="paragraph" w:styleId="NoSpacing">
+  <w:style w:type="paragraph" w:styleId="Encabezado">
+    <w:name w:val="header"/>
+    <w:basedOn w:val="Normal"/>
+    <w:link w:val="EncabezadoCar"/>
+    <w:uiPriority w:val="99"/>
+    <w:unhideWhenUsed/>
+    <w:rsid w:val="00E618BF"/>
+    <w:pPr>
+      <w:tabs>
+        <w:tab w:val="center" w:pos="4680"/>
+        <w:tab w:val="right" w:pos="9360"/>
+      </w:tabs>
+      <w:spacing w:after="0" w:line="240" w:lineRule="auto"/>
+    </w:pPr>
+  </w:style>
+  <w:style w:type="character" w:customStyle="1" w:styleId="EncabezadoCar">
+    <w:name w:val="Encabezado Car"/>
+    <w:basedOn w:val="Fuentedeprrafopredeter"/>
+    <w:link w:val="Encabezado"/>
+    <w:uiPriority w:val="99"/>
+    <w:rsid w:val="00E618BF"/>
+  </w:style>
+  <w:style w:type="paragraph" w:styleId="Piedepgina">
+    <w:name w:val="footer"/>
+    <w:basedOn w:val="Normal"/>
+    <w:link w:val="PiedepginaCar"/>
+    <w:uiPriority w:val="99"/>
+    <w:unhideWhenUsed/>
+    <w:rsid w:val="00E618BF"/>
+    <w:pPr>
+      <w:tabs>
+        <w:tab w:val="center" w:pos="4680"/>
+        <w:tab w:val="right" w:pos="9360"/>
+      </w:tabs>
+      <w:spacing w:after="0" w:line="240" w:lineRule="auto"/>
+    </w:pPr>
+  </w:style>
+  <w:style w:type="character" w:customStyle="1" w:styleId="PiedepginaCar">
+    <w:name w:val="Pie de página Car"/>
+    <w:basedOn w:val="Fuentedeprrafopredeter"/>
+    <w:link w:val="Piedepgina"/>
+    <w:uiPriority w:val="99"/>
+    <w:rsid w:val="00E618BF"/>
+  </w:style>
+  <w:style w:type="paragraph" w:styleId="Sinespaciado">
     <w:name w:val="No Spacing"/>
     <w:uiPriority w:val="1"/>
     <w:qFormat/>
@@ -6423,10 +5785,10 @@
       <w:spacing w:after="0" w:line="240" w:lineRule="auto"/>
     </w:pPr>
   </w:style>
-  <w:style w:type="character" w:customStyle="1" w:styleId="Heading1Char">
-    <w:name w:val="Heading 1 Char"/>
-    <w:basedOn w:val="DefaultParagraphFont"/>
-    <w:link w:val="Heading1"/>
+  <w:style w:type="character" w:customStyle="1" w:styleId="Ttulo1Car">
+    <w:name w:val="Título 1 Car"/>
+    <w:basedOn w:val="Fuentedeprrafopredeter"/>
+    <w:link w:val="Ttulo1"/>
     <w:uiPriority w:val="9"/>
     <w:rsid w:val="00FC693F"/>
     <w:rPr>
@@ -6438,10 +5800,10 @@
       <w:szCs w:val="28"/>
     </w:rPr>
   </w:style>
-  <w:style w:type="character" w:customStyle="1" w:styleId="Heading2Char">
-    <w:name w:val="Heading 2 Char"/>
-    <w:basedOn w:val="DefaultParagraphFont"/>
-    <w:link w:val="Heading2"/>
+  <w:style w:type="character" w:customStyle="1" w:styleId="Ttulo2Car">
+    <w:name w:val="Título 2 Car"/>
+    <w:basedOn w:val="Fuentedeprrafopredeter"/>
+    <w:link w:val="Ttulo2"/>
     <w:uiPriority w:val="9"/>
     <w:rsid w:val="00FC693F"/>
     <w:rPr>
@@ -6453,10 +5815,10 @@
       <w:szCs w:val="26"/>
     </w:rPr>
   </w:style>
-  <w:style w:type="character" w:customStyle="1" w:styleId="Heading3Char">
-    <w:name w:val="Heading 3 Char"/>
-    <w:basedOn w:val="DefaultParagraphFont"/>
-    <w:link w:val="Heading3"/>
+  <w:style w:type="character" w:customStyle="1" w:styleId="Ttulo3Car">
+    <w:name w:val="Título 3 Car"/>
+    <w:basedOn w:val="Fuentedeprrafopredeter"/>
+    <w:link w:val="Ttulo3"/>
     <w:uiPriority w:val="9"/>
     <w:rsid w:val="00FC693F"/>
     <w:rPr>
@@ -6466,11 +5828,11 @@
       <w:color w:val="4F81BD" w:themeColor="accent1"/>
     </w:rPr>
   </w:style>
-  <w:style w:type="paragraph" w:styleId="Title">
+  <w:style w:type="paragraph" w:styleId="Ttulo">
     <w:name w:val="Title"/>
     <w:basedOn w:val="Normal"/>
     <w:next w:val="Normal"/>
-    <w:link w:val="TitleChar"/>
+    <w:link w:val="TtuloCar"/>
     <w:uiPriority w:val="10"/>
     <w:qFormat/>
     <w:rsid w:val="00FC693F"/>
@@ -6482,7 +5844,7 @@
       <w:contextualSpacing/>
     </w:pPr>
     <w:rPr>
-      <w:rFonts w:asciiTheme="majorHAnsi" w:eastAsiaTheme="majorEastAsia" w:hAnsiTheme="majorHAnsi" w:cstheme="majorBidi" w:ascii="Aptos Display" w:hAnsi="Aptos Display"/>
+      <w:rFonts w:asciiTheme="majorHAnsi" w:eastAsiaTheme="majorEastAsia" w:hAnsiTheme="majorHAnsi" w:cstheme="majorBidi"/>
       <w:b/>
       <w:color w:val="115E59"/>
       <w:spacing w:val="5"/>
@@ -6491,10 +5853,10 @@
       <w:szCs w:val="52"/>
     </w:rPr>
   </w:style>
-  <w:style w:type="character" w:customStyle="1" w:styleId="TitleChar">
-    <w:name w:val="Title Char"/>
-    <w:basedOn w:val="DefaultParagraphFont"/>
-    <w:link w:val="Title"/>
+  <w:style w:type="character" w:customStyle="1" w:styleId="TtuloCar">
+    <w:name w:val="Título Car"/>
+    <w:basedOn w:val="Fuentedeprrafopredeter"/>
+    <w:link w:val="Ttulo"/>
     <w:uiPriority w:val="10"/>
     <w:rsid w:val="00FC693F"/>
     <w:rPr>
@@ -6506,11 +5868,11 @@
       <w:szCs w:val="52"/>
     </w:rPr>
   </w:style>
-  <w:style w:type="paragraph" w:styleId="Subtitle">
+  <w:style w:type="paragraph" w:styleId="Subttulo">
     <w:name w:val="Subtitle"/>
     <w:basedOn w:val="Normal"/>
     <w:next w:val="Normal"/>
-    <w:link w:val="SubtitleChar"/>
+    <w:link w:val="SubttuloCar"/>
     <w:uiPriority w:val="11"/>
     <w:qFormat/>
     <w:rsid w:val="00FC693F"/>
@@ -6529,10 +5891,10 @@
       <w:szCs w:val="24"/>
     </w:rPr>
   </w:style>
-  <w:style w:type="character" w:customStyle="1" w:styleId="SubtitleChar">
-    <w:name w:val="Subtitle Char"/>
-    <w:basedOn w:val="DefaultParagraphFont"/>
-    <w:link w:val="Subtitle"/>
+  <w:style w:type="character" w:customStyle="1" w:styleId="SubttuloCar">
+    <w:name w:val="Subtítulo Car"/>
+    <w:basedOn w:val="Fuentedeprrafopredeter"/>
+    <w:link w:val="Subttulo"/>
     <w:uiPriority w:val="11"/>
     <w:rsid w:val="00FC693F"/>
     <w:rPr>
@@ -6545,7 +5907,7 @@
       <w:szCs w:val="24"/>
     </w:rPr>
   </w:style>
-  <w:style w:type="paragraph" w:styleId="ListParagraph">
+  <w:style w:type="paragraph" w:styleId="Prrafodelista">
     <w:name w:val="List Paragraph"/>
     <w:basedOn w:val="Normal"/>
     <w:uiPriority w:val="34"/>
@@ -6556,10 +5918,10 @@
       <w:contextualSpacing/>
     </w:pPr>
   </w:style>
-  <w:style w:type="paragraph" w:styleId="BodyText">
+  <w:style w:type="paragraph" w:styleId="Textoindependiente">
     <w:name w:val="Body Text"/>
     <w:basedOn w:val="Normal"/>
-    <w:link w:val="BodyTextChar"/>
+    <w:link w:val="TextoindependienteCar"/>
     <w:uiPriority w:val="99"/>
     <w:unhideWhenUsed/>
     <w:rsid w:val="00AA1D8D"/>
@@ -6567,17 +5929,17 @@
       <w:spacing w:after="120"/>
     </w:pPr>
   </w:style>
-  <w:style w:type="character" w:customStyle="1" w:styleId="BodyTextChar">
-    <w:name w:val="Body Text Char"/>
-    <w:basedOn w:val="DefaultParagraphFont"/>
-    <w:link w:val="BodyText"/>
+  <w:style w:type="character" w:customStyle="1" w:styleId="TextoindependienteCar">
+    <w:name w:val="Texto independiente Car"/>
+    <w:basedOn w:val="Fuentedeprrafopredeter"/>
+    <w:link w:val="Textoindependiente"/>
     <w:uiPriority w:val="99"/>
     <w:rsid w:val="00AA1D8D"/>
   </w:style>
-  <w:style w:type="paragraph" w:styleId="BodyText2">
+  <w:style w:type="paragraph" w:styleId="Textoindependiente2">
     <w:name w:val="Body Text 2"/>
     <w:basedOn w:val="Normal"/>
-    <w:link w:val="BodyText2Char"/>
+    <w:link w:val="Textoindependiente2Car"/>
     <w:uiPriority w:val="99"/>
     <w:unhideWhenUsed/>
     <w:rsid w:val="00AA1D8D"/>
@@ -6585,17 +5947,17 @@
       <w:spacing w:after="120" w:line="480" w:lineRule="auto"/>
     </w:pPr>
   </w:style>
-  <w:style w:type="character" w:customStyle="1" w:styleId="BodyText2Char">
-    <w:name w:val="Body Text 2 Char"/>
-    <w:basedOn w:val="DefaultParagraphFont"/>
-    <w:link w:val="BodyText2"/>
+  <w:style w:type="character" w:customStyle="1" w:styleId="Textoindependiente2Car">
+    <w:name w:val="Texto independiente 2 Car"/>
+    <w:basedOn w:val="Fuentedeprrafopredeter"/>
+    <w:link w:val="Textoindependiente2"/>
     <w:uiPriority w:val="99"/>
     <w:rsid w:val="00AA1D8D"/>
   </w:style>
-  <w:style w:type="paragraph" w:styleId="BodyText3">
+  <w:style w:type="paragraph" w:styleId="Textoindependiente3">
     <w:name w:val="Body Text 3"/>
     <w:basedOn w:val="Normal"/>
-    <w:link w:val="BodyText3Char"/>
+    <w:link w:val="Textoindependiente3Car"/>
     <w:uiPriority w:val="99"/>
     <w:unhideWhenUsed/>
     <w:rsid w:val="00AA1D8D"/>
@@ -6607,10 +5969,10 @@
       <w:szCs w:val="16"/>
     </w:rPr>
   </w:style>
-  <w:style w:type="character" w:customStyle="1" w:styleId="BodyText3Char">
-    <w:name w:val="Body Text 3 Char"/>
-    <w:basedOn w:val="DefaultParagraphFont"/>
-    <w:link w:val="BodyText3"/>
+  <w:style w:type="character" w:customStyle="1" w:styleId="Textoindependiente3Car">
+    <w:name w:val="Texto independiente 3 Car"/>
+    <w:basedOn w:val="Fuentedeprrafopredeter"/>
+    <w:link w:val="Textoindependiente3"/>
     <w:uiPriority w:val="99"/>
     <w:rsid w:val="00AA1D8D"/>
     <w:rPr>
@@ -6618,7 +5980,7 @@
       <w:szCs w:val="16"/>
     </w:rPr>
   </w:style>
-  <w:style w:type="paragraph" w:styleId="List">
+  <w:style w:type="paragraph" w:styleId="Lista">
     <w:name w:val="List"/>
     <w:basedOn w:val="Normal"/>
     <w:uiPriority w:val="99"/>
@@ -6629,7 +5991,7 @@
       <w:contextualSpacing/>
     </w:pPr>
   </w:style>
-  <w:style w:type="paragraph" w:styleId="List2">
+  <w:style w:type="paragraph" w:styleId="Lista2">
     <w:name w:val="List 2"/>
     <w:basedOn w:val="Normal"/>
     <w:uiPriority w:val="99"/>
@@ -6640,7 +6002,7 @@
       <w:contextualSpacing/>
     </w:pPr>
   </w:style>
-  <w:style w:type="paragraph" w:styleId="List3">
+  <w:style w:type="paragraph" w:styleId="Lista3">
     <w:name w:val="List 3"/>
     <w:basedOn w:val="Normal"/>
     <w:uiPriority w:val="99"/>
@@ -6651,7 +6013,7 @@
       <w:contextualSpacing/>
     </w:pPr>
   </w:style>
-  <w:style w:type="paragraph" w:styleId="ListBullet">
+  <w:style w:type="paragraph" w:styleId="Listaconvietas">
     <w:name w:val="List Bullet"/>
     <w:basedOn w:val="Normal"/>
     <w:uiPriority w:val="99"/>
@@ -6664,7 +6026,7 @@
       <w:contextualSpacing/>
     </w:pPr>
   </w:style>
-  <w:style w:type="paragraph" w:styleId="ListBullet2">
+  <w:style w:type="paragraph" w:styleId="Listaconvietas2">
     <w:name w:val="List Bullet 2"/>
     <w:basedOn w:val="Normal"/>
     <w:uiPriority w:val="99"/>
@@ -6677,7 +6039,7 @@
       <w:contextualSpacing/>
     </w:pPr>
   </w:style>
-  <w:style w:type="paragraph" w:styleId="ListBullet3">
+  <w:style w:type="paragraph" w:styleId="Listaconvietas3">
     <w:name w:val="List Bullet 3"/>
     <w:basedOn w:val="Normal"/>
     <w:uiPriority w:val="99"/>
@@ -6690,7 +6052,7 @@
       <w:contextualSpacing/>
     </w:pPr>
   </w:style>
-  <w:style w:type="paragraph" w:styleId="ListNumber">
+  <w:style w:type="paragraph" w:styleId="Listaconnmeros">
     <w:name w:val="List Number"/>
     <w:basedOn w:val="Normal"/>
     <w:uiPriority w:val="99"/>
@@ -6703,7 +6065,7 @@
       <w:contextualSpacing/>
     </w:pPr>
   </w:style>
-  <w:style w:type="paragraph" w:styleId="ListNumber2">
+  <w:style w:type="paragraph" w:styleId="Listaconnmeros2">
     <w:name w:val="List Number 2"/>
     <w:basedOn w:val="Normal"/>
     <w:uiPriority w:val="99"/>
@@ -6716,7 +6078,7 @@
       <w:contextualSpacing/>
     </w:pPr>
   </w:style>
-  <w:style w:type="paragraph" w:styleId="ListNumber3">
+  <w:style w:type="paragraph" w:styleId="Listaconnmeros3">
     <w:name w:val="List Number 3"/>
     <w:basedOn w:val="Normal"/>
     <w:uiPriority w:val="99"/>
@@ -6729,7 +6091,7 @@
       <w:contextualSpacing/>
     </w:pPr>
   </w:style>
-  <w:style w:type="paragraph" w:styleId="ListContinue">
+  <w:style w:type="paragraph" w:styleId="Continuarlista">
     <w:name w:val="List Continue"/>
     <w:basedOn w:val="Normal"/>
     <w:uiPriority w:val="99"/>
@@ -6741,7 +6103,7 @@
       <w:contextualSpacing/>
     </w:pPr>
   </w:style>
-  <w:style w:type="paragraph" w:styleId="ListContinue2">
+  <w:style w:type="paragraph" w:styleId="Continuarlista2">
     <w:name w:val="List Continue 2"/>
     <w:basedOn w:val="Normal"/>
     <w:uiPriority w:val="99"/>
@@ -6753,7 +6115,7 @@
       <w:contextualSpacing/>
     </w:pPr>
   </w:style>
-  <w:style w:type="paragraph" w:styleId="ListContinue3">
+  <w:style w:type="paragraph" w:styleId="Continuarlista3">
     <w:name w:val="List Continue 3"/>
     <w:basedOn w:val="Normal"/>
     <w:uiPriority w:val="99"/>
@@ -6765,9 +6127,9 @@
       <w:contextualSpacing/>
     </w:pPr>
   </w:style>
-  <w:style w:type="paragraph" w:styleId="MacroText">
+  <w:style w:type="paragraph" w:styleId="Textomacro">
     <w:name w:val="macro"/>
-    <w:link w:val="MacroTextChar"/>
+    <w:link w:val="TextomacroCar"/>
     <w:uiPriority w:val="99"/>
     <w:unhideWhenUsed/>
     <w:rsid w:val="0029639D"/>
@@ -6788,10 +6150,10 @@
       <w:szCs w:val="20"/>
     </w:rPr>
   </w:style>
-  <w:style w:type="character" w:customStyle="1" w:styleId="MacroTextChar">
-    <w:name w:val="Macro Text Char"/>
-    <w:basedOn w:val="DefaultParagraphFont"/>
-    <w:link w:val="MacroText"/>
+  <w:style w:type="character" w:customStyle="1" w:styleId="TextomacroCar">
+    <w:name w:val="Texto macro Car"/>
+    <w:basedOn w:val="Fuentedeprrafopredeter"/>
+    <w:link w:val="Textomacro"/>
     <w:uiPriority w:val="99"/>
     <w:rsid w:val="0029639D"/>
     <w:rPr>
@@ -6800,11 +6162,11 @@
       <w:szCs w:val="20"/>
     </w:rPr>
   </w:style>
-  <w:style w:type="paragraph" w:styleId="Quote">
+  <w:style w:type="paragraph" w:styleId="Cita">
     <w:name w:val="Quote"/>
     <w:basedOn w:val="Normal"/>
     <w:next w:val="Normal"/>
-    <w:link w:val="QuoteChar"/>
+    <w:link w:val="CitaCar"/>
     <w:uiPriority w:val="29"/>
     <w:qFormat/>
     <w:rsid w:val="00FC693F"/>
@@ -6814,10 +6176,10 @@
       <w:color w:val="000000" w:themeColor="text1"/>
     </w:rPr>
   </w:style>
-  <w:style w:type="character" w:customStyle="1" w:styleId="QuoteChar">
-    <w:name w:val="Quote Char"/>
-    <w:basedOn w:val="DefaultParagraphFont"/>
-    <w:link w:val="Quote"/>
+  <w:style w:type="character" w:customStyle="1" w:styleId="CitaCar">
+    <w:name w:val="Cita Car"/>
+    <w:basedOn w:val="Fuentedeprrafopredeter"/>
+    <w:link w:val="Cita"/>
     <w:uiPriority w:val="29"/>
     <w:rsid w:val="00FC693F"/>
     <w:rPr>
@@ -6826,10 +6188,10 @@
       <w:color w:val="000000" w:themeColor="text1"/>
     </w:rPr>
   </w:style>
-  <w:style w:type="character" w:customStyle="1" w:styleId="Heading4Char">
-    <w:name w:val="Heading 4 Char"/>
-    <w:basedOn w:val="DefaultParagraphFont"/>
-    <w:link w:val="Heading4"/>
+  <w:style w:type="character" w:customStyle="1" w:styleId="Ttulo4Car">
+    <w:name w:val="Título 4 Car"/>
+    <w:basedOn w:val="Fuentedeprrafopredeter"/>
+    <w:link w:val="Ttulo4"/>
     <w:uiPriority w:val="9"/>
     <w:semiHidden/>
     <w:rsid w:val="00FC693F"/>
@@ -6842,10 +6204,10 @@
       <w:color w:val="4F81BD" w:themeColor="accent1"/>
     </w:rPr>
   </w:style>
-  <w:style w:type="character" w:customStyle="1" w:styleId="Heading5Char">
-    <w:name w:val="Heading 5 Char"/>
-    <w:basedOn w:val="DefaultParagraphFont"/>
-    <w:link w:val="Heading5"/>
+  <w:style w:type="character" w:customStyle="1" w:styleId="Ttulo5Car">
+    <w:name w:val="Título 5 Car"/>
+    <w:basedOn w:val="Fuentedeprrafopredeter"/>
+    <w:link w:val="Ttulo5"/>
     <w:uiPriority w:val="9"/>
     <w:semiHidden/>
     <w:rsid w:val="00FC693F"/>
@@ -6854,10 +6216,10 @@
       <w:color w:val="243F60" w:themeColor="accent1" w:themeShade="7F"/>
     </w:rPr>
   </w:style>
-  <w:style w:type="character" w:customStyle="1" w:styleId="Heading6Char">
-    <w:name w:val="Heading 6 Char"/>
-    <w:basedOn w:val="DefaultParagraphFont"/>
-    <w:link w:val="Heading6"/>
+  <w:style w:type="character" w:customStyle="1" w:styleId="Ttulo6Car">
+    <w:name w:val="Título 6 Car"/>
+    <w:basedOn w:val="Fuentedeprrafopredeter"/>
+    <w:link w:val="Ttulo6"/>
     <w:uiPriority w:val="9"/>
     <w:semiHidden/>
     <w:rsid w:val="00FC693F"/>
@@ -6868,10 +6230,10 @@
       <w:color w:val="243F60" w:themeColor="accent1" w:themeShade="7F"/>
     </w:rPr>
   </w:style>
-  <w:style w:type="character" w:customStyle="1" w:styleId="Heading7Char">
-    <w:name w:val="Heading 7 Char"/>
-    <w:basedOn w:val="DefaultParagraphFont"/>
-    <w:link w:val="Heading7"/>
+  <w:style w:type="character" w:customStyle="1" w:styleId="Ttulo7Car">
+    <w:name w:val="Título 7 Car"/>
+    <w:basedOn w:val="Fuentedeprrafopredeter"/>
+    <w:link w:val="Ttulo7"/>
     <w:uiPriority w:val="9"/>
     <w:semiHidden/>
     <w:rsid w:val="00FC693F"/>
@@ -6882,10 +6244,10 @@
       <w:color w:val="404040" w:themeColor="text1" w:themeTint="BF"/>
     </w:rPr>
   </w:style>
-  <w:style w:type="character" w:customStyle="1" w:styleId="Heading8Char">
-    <w:name w:val="Heading 8 Char"/>
-    <w:basedOn w:val="DefaultParagraphFont"/>
-    <w:link w:val="Heading8"/>
+  <w:style w:type="character" w:customStyle="1" w:styleId="Ttulo8Car">
+    <w:name w:val="Título 8 Car"/>
+    <w:basedOn w:val="Fuentedeprrafopredeter"/>
+    <w:link w:val="Ttulo8"/>
     <w:uiPriority w:val="9"/>
     <w:semiHidden/>
     <w:rsid w:val="00FC693F"/>
@@ -6896,10 +6258,10 @@
       <w:szCs w:val="20"/>
     </w:rPr>
   </w:style>
-  <w:style w:type="character" w:customStyle="1" w:styleId="Heading9Char">
-    <w:name w:val="Heading 9 Char"/>
-    <w:basedOn w:val="DefaultParagraphFont"/>
-    <w:link w:val="Heading9"/>
+  <w:style w:type="character" w:customStyle="1" w:styleId="Ttulo9Car">
+    <w:name w:val="Título 9 Car"/>
+    <w:basedOn w:val="Fuentedeprrafopredeter"/>
+    <w:link w:val="Ttulo9"/>
     <w:uiPriority w:val="9"/>
     <w:semiHidden/>
     <w:rsid w:val="00FC693F"/>
@@ -6912,7 +6274,7 @@
       <w:szCs w:val="20"/>
     </w:rPr>
   </w:style>
-  <w:style w:type="paragraph" w:styleId="Caption">
+  <w:style w:type="paragraph" w:styleId="Epgrafe">
     <w:name w:val="caption"/>
     <w:basedOn w:val="Normal"/>
     <w:next w:val="Normal"/>
@@ -6925,7 +6287,6 @@
       <w:spacing w:line="240" w:lineRule="auto"/>
     </w:pPr>
     <w:rPr>
-      <w:rFonts w:ascii="Aptos" w:hAnsi="Aptos"/>
       <w:b/>
       <w:bCs/>
       <w:i/>
@@ -6934,9 +6295,9 @@
       <w:szCs w:val="18"/>
     </w:rPr>
   </w:style>
-  <w:style w:type="character" w:styleId="Strong">
+  <w:style w:type="character" w:styleId="Textoennegrita">
     <w:name w:val="Strong"/>
-    <w:basedOn w:val="DefaultParagraphFont"/>
+    <w:basedOn w:val="Fuentedeprrafopredeter"/>
     <w:uiPriority w:val="22"/>
     <w:qFormat/>
     <w:rsid w:val="00FC693F"/>
@@ -6945,9 +6306,9 @@
       <w:bCs/>
     </w:rPr>
   </w:style>
-  <w:style w:type="character" w:styleId="Emphasis">
+  <w:style w:type="character" w:styleId="nfasis">
     <w:name w:val="Emphasis"/>
-    <w:basedOn w:val="DefaultParagraphFont"/>
+    <w:basedOn w:val="Fuentedeprrafopredeter"/>
     <w:uiPriority w:val="20"/>
     <w:qFormat/>
     <w:rsid w:val="00FC693F"/>
@@ -6956,11 +6317,11 @@
       <w:iCs/>
     </w:rPr>
   </w:style>
-  <w:style w:type="paragraph" w:styleId="IntenseQuote">
+  <w:style w:type="paragraph" w:styleId="Citadestacada">
     <w:name w:val="Intense Quote"/>
     <w:basedOn w:val="Normal"/>
     <w:next w:val="Normal"/>
-    <w:link w:val="IntenseQuoteChar"/>
+    <w:link w:val="CitadestacadaCar"/>
     <w:uiPriority w:val="30"/>
     <w:qFormat/>
     <w:rsid w:val="00FC693F"/>
@@ -6979,10 +6340,10 @@
       <w:color w:val="4F81BD" w:themeColor="accent1"/>
     </w:rPr>
   </w:style>
-  <w:style w:type="character" w:customStyle="1" w:styleId="IntenseQuoteChar">
-    <w:name w:val="Intense Quote Char"/>
-    <w:basedOn w:val="DefaultParagraphFont"/>
-    <w:link w:val="IntenseQuote"/>
+  <w:style w:type="character" w:customStyle="1" w:styleId="CitadestacadaCar">
+    <w:name w:val="Cita destacada Car"/>
+    <w:basedOn w:val="Fuentedeprrafopredeter"/>
+    <w:link w:val="Citadestacada"/>
     <w:uiPriority w:val="30"/>
     <w:rsid w:val="00FC693F"/>
     <w:rPr>
@@ -6993,9 +6354,9 @@
       <w:color w:val="4F81BD" w:themeColor="accent1"/>
     </w:rPr>
   </w:style>
-  <w:style w:type="character" w:styleId="SubtleEmphasis">
+  <w:style w:type="character" w:styleId="nfasissutil">
     <w:name w:val="Subtle Emphasis"/>
-    <w:basedOn w:val="DefaultParagraphFont"/>
+    <w:basedOn w:val="Fuentedeprrafopredeter"/>
     <w:uiPriority w:val="19"/>
     <w:qFormat/>
     <w:rsid w:val="00FC693F"/>
@@ -7005,9 +6366,9 @@
       <w:color w:val="808080" w:themeColor="text1" w:themeTint="7F"/>
     </w:rPr>
   </w:style>
-  <w:style w:type="character" w:styleId="IntenseEmphasis">
+  <w:style w:type="character" w:styleId="nfasisintenso">
     <w:name w:val="Intense Emphasis"/>
-    <w:basedOn w:val="DefaultParagraphFont"/>
+    <w:basedOn w:val="Fuentedeprrafopredeter"/>
     <w:uiPriority w:val="21"/>
     <w:qFormat/>
     <w:rsid w:val="00FC693F"/>
@@ -7019,9 +6380,9 @@
       <w:color w:val="4F81BD" w:themeColor="accent1"/>
     </w:rPr>
   </w:style>
-  <w:style w:type="character" w:styleId="SubtleReference">
+  <w:style w:type="character" w:styleId="Referenciasutil">
     <w:name w:val="Subtle Reference"/>
-    <w:basedOn w:val="DefaultParagraphFont"/>
+    <w:basedOn w:val="Fuentedeprrafopredeter"/>
     <w:uiPriority w:val="31"/>
     <w:qFormat/>
     <w:rsid w:val="00FC693F"/>
@@ -7031,9 +6392,9 @@
       <w:u w:val="single"/>
     </w:rPr>
   </w:style>
-  <w:style w:type="character" w:styleId="IntenseReference">
+  <w:style w:type="character" w:styleId="Referenciaintensa">
     <w:name w:val="Intense Reference"/>
-    <w:basedOn w:val="DefaultParagraphFont"/>
+    <w:basedOn w:val="Fuentedeprrafopredeter"/>
     <w:uiPriority w:val="32"/>
     <w:qFormat/>
     <w:rsid w:val="00FC693F"/>
@@ -7046,9 +6407,9 @@
       <w:u w:val="single"/>
     </w:rPr>
   </w:style>
-  <w:style w:type="character" w:styleId="BookTitle">
+  <w:style w:type="character" w:styleId="Ttulodellibro">
     <w:name w:val="Book Title"/>
-    <w:basedOn w:val="DefaultParagraphFont"/>
+    <w:basedOn w:val="Fuentedeprrafopredeter"/>
     <w:uiPriority w:val="33"/>
     <w:qFormat/>
     <w:rsid w:val="00FC693F"/>
@@ -7059,9 +6420,9 @@
       <w:spacing w:val="5"/>
     </w:rPr>
   </w:style>
-  <w:style w:type="paragraph" w:styleId="TOCHeading">
+  <w:style w:type="paragraph" w:styleId="TtulodeTDC">
     <w:name w:val="TOC Heading"/>
-    <w:basedOn w:val="Heading1"/>
+    <w:basedOn w:val="Ttulo1"/>
     <w:next w:val="Normal"/>
     <w:uiPriority w:val="39"/>
     <w:semiHidden/>
@@ -7072,9 +6433,9 @@
       <w:outlineLvl w:val="9"/>
     </w:pPr>
   </w:style>
-  <w:style w:type="table" w:styleId="TableGrid">
+  <w:style w:type="table" w:styleId="Tablaconcuadrcula">
     <w:name w:val="Table Grid"/>
-    <w:basedOn w:val="TableNormal"/>
+    <w:basedOn w:val="Tablanormal"/>
     <w:uiPriority w:val="59"/>
     <w:rsid w:val="00FC693F"/>
     <w:pPr>
@@ -7098,9 +6459,9 @@
       </w:tblCellMar>
     </w:tblPr>
   </w:style>
-  <w:style w:type="table" w:styleId="LightShading">
+  <w:style w:type="table" w:styleId="Sombreadoclaro">
     <w:name w:val="Light Shading"/>
-    <w:basedOn w:val="TableNormal"/>
+    <w:basedOn w:val="Tablanormal"/>
     <w:uiPriority w:val="60"/>
     <w:rsid w:val="00FC693F"/>
     <w:pPr>
@@ -7201,9 +6562,9 @@
       </w:tcPr>
     </w:tblStylePr>
   </w:style>
-  <w:style w:type="table" w:styleId="LightShading-Accent1">
+  <w:style w:type="table" w:styleId="Sombreadoclaro-nfasis1">
     <w:name w:val="Light Shading Accent 1"/>
-    <w:basedOn w:val="TableNormal"/>
+    <w:basedOn w:val="Tablanormal"/>
     <w:uiPriority w:val="60"/>
     <w:rsid w:val="00FC693F"/>
     <w:pPr>
@@ -7304,9 +6665,9 @@
       </w:tcPr>
     </w:tblStylePr>
   </w:style>
-  <w:style w:type="table" w:styleId="LightShading-Accent2">
+  <w:style w:type="table" w:styleId="Sombreadoclaro-nfasis2">
     <w:name w:val="Light Shading Accent 2"/>
-    <w:basedOn w:val="TableNormal"/>
+    <w:basedOn w:val="Tablanormal"/>
     <w:uiPriority w:val="60"/>
     <w:rsid w:val="00FC693F"/>
     <w:pPr>
@@ -7407,9 +6768,9 @@
       </w:tcPr>
     </w:tblStylePr>
   </w:style>
-  <w:style w:type="table" w:styleId="LightShading-Accent3">
+  <w:style w:type="table" w:styleId="Sombreadoclaro-nfasis3">
     <w:name w:val="Light Shading Accent 3"/>
-    <w:basedOn w:val="TableNormal"/>
+    <w:basedOn w:val="Tablanormal"/>
     <w:uiPriority w:val="60"/>
     <w:rsid w:val="00FC693F"/>
     <w:pPr>
@@ -7510,9 +6871,9 @@
       </w:tcPr>
     </w:tblStylePr>
   </w:style>
-  <w:style w:type="table" w:styleId="LightShading-Accent4">
+  <w:style w:type="table" w:styleId="Sombreadoclaro-nfasis4">
     <w:name w:val="Light Shading Accent 4"/>
-    <w:basedOn w:val="TableNormal"/>
+    <w:basedOn w:val="Tablanormal"/>
     <w:uiPriority w:val="60"/>
     <w:rsid w:val="00FC693F"/>
     <w:pPr>
@@ -7613,9 +6974,9 @@
       </w:tcPr>
     </w:tblStylePr>
   </w:style>
-  <w:style w:type="table" w:styleId="LightShading-Accent5">
+  <w:style w:type="table" w:styleId="Sombreadoclaro-nfasis5">
     <w:name w:val="Light Shading Accent 5"/>
-    <w:basedOn w:val="TableNormal"/>
+    <w:basedOn w:val="Tablanormal"/>
     <w:uiPriority w:val="60"/>
     <w:rsid w:val="00FC693F"/>
     <w:pPr>
@@ -7716,9 +7077,9 @@
       </w:tcPr>
     </w:tblStylePr>
   </w:style>
-  <w:style w:type="table" w:styleId="LightShading-Accent6">
+  <w:style w:type="table" w:styleId="Sombreadoclaro-nfasis6">
     <w:name w:val="Light Shading Accent 6"/>
-    <w:basedOn w:val="TableNormal"/>
+    <w:basedOn w:val="Tablanormal"/>
     <w:uiPriority w:val="60"/>
     <w:rsid w:val="00FC693F"/>
     <w:pPr>
@@ -7819,9 +7180,9 @@
       </w:tcPr>
     </w:tblStylePr>
   </w:style>
-  <w:style w:type="table" w:styleId="LightList">
+  <w:style w:type="table" w:styleId="Listaclara">
     <w:name w:val="Light List"/>
-    <w:basedOn w:val="TableNormal"/>
+    <w:basedOn w:val="Tablanormal"/>
     <w:uiPriority w:val="61"/>
     <w:rsid w:val="00FC693F"/>
     <w:pPr>
@@ -7911,9 +7272,9 @@
       </w:tcPr>
     </w:tblStylePr>
   </w:style>
-  <w:style w:type="table" w:styleId="LightList-Accent1">
+  <w:style w:type="table" w:styleId="Listaclara-nfasis1">
     <w:name w:val="Light List Accent 1"/>
-    <w:basedOn w:val="TableNormal"/>
+    <w:basedOn w:val="Tablanormal"/>
     <w:uiPriority w:val="61"/>
     <w:rsid w:val="00FC693F"/>
     <w:pPr>
@@ -8003,9 +7364,9 @@
       </w:tcPr>
     </w:tblStylePr>
   </w:style>
-  <w:style w:type="table" w:styleId="LightList-Accent2">
+  <w:style w:type="table" w:styleId="Listaclara-nfasis2">
     <w:name w:val="Light List Accent 2"/>
-    <w:basedOn w:val="TableNormal"/>
+    <w:basedOn w:val="Tablanormal"/>
     <w:uiPriority w:val="61"/>
     <w:rsid w:val="00CB0664"/>
     <w:pPr>
@@ -8095,9 +7456,9 @@
       </w:tcPr>
     </w:tblStylePr>
   </w:style>
-  <w:style w:type="table" w:styleId="LightList-Accent3">
+  <w:style w:type="table" w:styleId="Listaclara-nfasis3">
     <w:name w:val="Light List Accent 3"/>
-    <w:basedOn w:val="TableNormal"/>
+    <w:basedOn w:val="Tablanormal"/>
     <w:uiPriority w:val="61"/>
     <w:rsid w:val="00CB0664"/>
     <w:pPr>
@@ -8187,9 +7548,9 @@
       </w:tcPr>
     </w:tblStylePr>
   </w:style>
-  <w:style w:type="table" w:styleId="LightList-Accent4">
+  <w:style w:type="table" w:styleId="Listaclara-nfasis4">
     <w:name w:val="Light List Accent 4"/>
-    <w:basedOn w:val="TableNormal"/>
+    <w:basedOn w:val="Tablanormal"/>
     <w:uiPriority w:val="61"/>
     <w:rsid w:val="00CB0664"/>
     <w:pPr>
@@ -8279,9 +7640,9 @@
       </w:tcPr>
     </w:tblStylePr>
   </w:style>
-  <w:style w:type="table" w:styleId="LightList-Accent5">
+  <w:style w:type="table" w:styleId="Listaclara-nfasis5">
     <w:name w:val="Light List Accent 5"/>
-    <w:basedOn w:val="TableNormal"/>
+    <w:basedOn w:val="Tablanormal"/>
     <w:uiPriority w:val="61"/>
     <w:rsid w:val="00CB0664"/>
     <w:pPr>
@@ -8371,9 +7732,9 @@
       </w:tcPr>
     </w:tblStylePr>
   </w:style>
-  <w:style w:type="table" w:styleId="LightList-Accent6">
+  <w:style w:type="table" w:styleId="Listaclara-nfasis6">
     <w:name w:val="Light List Accent 6"/>
-    <w:basedOn w:val="TableNormal"/>
+    <w:basedOn w:val="Tablanormal"/>
     <w:uiPriority w:val="61"/>
     <w:rsid w:val="00CB0664"/>
     <w:pPr>
@@ -8463,9 +7824,9 @@
       </w:tcPr>
     </w:tblStylePr>
   </w:style>
-  <w:style w:type="table" w:styleId="LightGrid">
+  <w:style w:type="table" w:styleId="Cuadrculaclara">
     <w:name w:val="Light Grid"/>
-    <w:basedOn w:val="TableNormal"/>
+    <w:basedOn w:val="Tablanormal"/>
     <w:uiPriority w:val="62"/>
     <w:rsid w:val="00CB0664"/>
     <w:pPr>
@@ -8593,9 +7954,9 @@
       </w:tcPr>
     </w:tblStylePr>
   </w:style>
-  <w:style w:type="table" w:styleId="LightGrid-Accent1">
+  <w:style w:type="table" w:styleId="Cuadrculaclara-nfasis1">
     <w:name w:val="Light Grid Accent 1"/>
-    <w:basedOn w:val="TableNormal"/>
+    <w:basedOn w:val="Tablanormal"/>
     <w:uiPriority w:val="62"/>
     <w:rsid w:val="00CB0664"/>
     <w:pPr>
@@ -8723,9 +8084,9 @@
       </w:tcPr>
     </w:tblStylePr>
   </w:style>
-  <w:style w:type="table" w:styleId="LightGrid-Accent2">
+  <w:style w:type="table" w:styleId="Cuadrculaclara-nfasis2">
     <w:name w:val="Light Grid Accent 2"/>
-    <w:basedOn w:val="TableNormal"/>
+    <w:basedOn w:val="Tablanormal"/>
     <w:uiPriority w:val="62"/>
     <w:rsid w:val="00CB0664"/>
     <w:pPr>
@@ -8853,9 +8214,9 @@
       </w:tcPr>
     </w:tblStylePr>
   </w:style>
-  <w:style w:type="table" w:styleId="LightGrid-Accent3">
+  <w:style w:type="table" w:styleId="Cuadrculaclara-nfasis3">
     <w:name w:val="Light Grid Accent 3"/>
-    <w:basedOn w:val="TableNormal"/>
+    <w:basedOn w:val="Tablanormal"/>
     <w:uiPriority w:val="62"/>
     <w:rsid w:val="00CB0664"/>
     <w:pPr>
@@ -8983,9 +8344,9 @@
       </w:tcPr>
     </w:tblStylePr>
   </w:style>
-  <w:style w:type="table" w:styleId="LightGrid-Accent4">
+  <w:style w:type="table" w:styleId="Cuadrculaclara-nfasis4">
     <w:name w:val="Light Grid Accent 4"/>
-    <w:basedOn w:val="TableNormal"/>
+    <w:basedOn w:val="Tablanormal"/>
     <w:uiPriority w:val="62"/>
     <w:rsid w:val="00CB0664"/>
     <w:pPr>
@@ -9113,9 +8474,9 @@
       </w:tcPr>
     </w:tblStylePr>
   </w:style>
-  <w:style w:type="table" w:styleId="LightGrid-Accent5">
+  <w:style w:type="table" w:styleId="Cuadrculaclara-nfasis5">
     <w:name w:val="Light Grid Accent 5"/>
-    <w:basedOn w:val="TableNormal"/>
+    <w:basedOn w:val="Tablanormal"/>
     <w:uiPriority w:val="62"/>
     <w:rsid w:val="00CB0664"/>
     <w:pPr>
@@ -9243,9 +8604,9 @@
       </w:tcPr>
     </w:tblStylePr>
   </w:style>
-  <w:style w:type="table" w:styleId="LightGrid-Accent6">
+  <w:style w:type="table" w:styleId="Cuadrculaclara-nfasis6">
     <w:name w:val="Light Grid Accent 6"/>
-    <w:basedOn w:val="TableNormal"/>
+    <w:basedOn w:val="Tablanormal"/>
     <w:uiPriority w:val="62"/>
     <w:rsid w:val="00CB0664"/>
     <w:pPr>
@@ -9373,9 +8734,9 @@
       </w:tcPr>
     </w:tblStylePr>
   </w:style>
-  <w:style w:type="table" w:styleId="MediumShading1">
+  <w:style w:type="table" w:styleId="Sombreadomedio1">
     <w:name w:val="Medium Shading 1"/>
-    <w:basedOn w:val="TableNormal"/>
+    <w:basedOn w:val="Tablanormal"/>
     <w:uiPriority w:val="63"/>
     <w:rsid w:val="00CB0664"/>
     <w:pPr>
@@ -9479,9 +8840,9 @@
       </w:tcPr>
     </w:tblStylePr>
   </w:style>
-  <w:style w:type="table" w:styleId="MediumShading1-Accent1">
+  <w:style w:type="table" w:styleId="Sombreadomedio1-nfasis1">
     <w:name w:val="Medium Shading 1 Accent 1"/>
-    <w:basedOn w:val="TableNormal"/>
+    <w:basedOn w:val="Tablanormal"/>
     <w:uiPriority w:val="63"/>
     <w:rsid w:val="00CB0664"/>
     <w:pPr>
@@ -9585,9 +8946,9 @@
       </w:tcPr>
     </w:tblStylePr>
   </w:style>
-  <w:style w:type="table" w:styleId="MediumShading1-Accent2">
+  <w:style w:type="table" w:styleId="Sombreadomedio1-nfasis2">
     <w:name w:val="Medium Shading 1 Accent 2"/>
-    <w:basedOn w:val="TableNormal"/>
+    <w:basedOn w:val="Tablanormal"/>
     <w:uiPriority w:val="63"/>
     <w:rsid w:val="00CB0664"/>
     <w:pPr>
@@ -9691,9 +9052,9 @@
       </w:tcPr>
     </w:tblStylePr>
   </w:style>
-  <w:style w:type="table" w:styleId="MediumShading1-Accent3">
+  <w:style w:type="table" w:styleId="Sombreadomedio1-nfasis3">
     <w:name w:val="Medium Shading 1 Accent 3"/>
-    <w:basedOn w:val="TableNormal"/>
+    <w:basedOn w:val="Tablanormal"/>
     <w:uiPriority w:val="63"/>
     <w:rsid w:val="00CB0664"/>
     <w:pPr>
@@ -9797,9 +9158,9 @@
       </w:tcPr>
     </w:tblStylePr>
   </w:style>
-  <w:style w:type="table" w:styleId="MediumShading1-Accent4">
+  <w:style w:type="table" w:styleId="Sombreadomedio1-nfasis4">
     <w:name w:val="Medium Shading 1 Accent 4"/>
-    <w:basedOn w:val="TableNormal"/>
+    <w:basedOn w:val="Tablanormal"/>
     <w:uiPriority w:val="63"/>
     <w:rsid w:val="00CB0664"/>
     <w:pPr>
@@ -9903,9 +9264,9 @@
       </w:tcPr>
     </w:tblStylePr>
   </w:style>
-  <w:style w:type="table" w:styleId="MediumShading1-Accent5">
+  <w:style w:type="table" w:styleId="Sombreadomedio1-nfasis5">
     <w:name w:val="Medium Shading 1 Accent 5"/>
-    <w:basedOn w:val="TableNormal"/>
+    <w:basedOn w:val="Tablanormal"/>
     <w:uiPriority w:val="63"/>
     <w:rsid w:val="00CB0664"/>
     <w:pPr>
@@ -10009,9 +9370,9 @@
       </w:tcPr>
     </w:tblStylePr>
   </w:style>
-  <w:style w:type="table" w:styleId="MediumShading1-Accent6">
+  <w:style w:type="table" w:styleId="Sombreadomedio1-nfasis6">
     <w:name w:val="Medium Shading 1 Accent 6"/>
-    <w:basedOn w:val="TableNormal"/>
+    <w:basedOn w:val="Tablanormal"/>
     <w:uiPriority w:val="63"/>
     <w:rsid w:val="00CB0664"/>
     <w:pPr>
@@ -10115,9 +9476,9 @@
       </w:tcPr>
     </w:tblStylePr>
   </w:style>
-  <w:style w:type="table" w:styleId="MediumShading2">
+  <w:style w:type="table" w:styleId="Sombreadomedio2">
     <w:name w:val="Medium Shading 2"/>
-    <w:basedOn w:val="TableNormal"/>
+    <w:basedOn w:val="Tablanormal"/>
     <w:uiPriority w:val="64"/>
     <w:rsid w:val="00CB0664"/>
     <w:pPr>
@@ -10264,9 +9625,9 @@
       </w:tcPr>
     </w:tblStylePr>
   </w:style>
-  <w:style w:type="table" w:styleId="MediumShading2-Accent1">
+  <w:style w:type="table" w:styleId="Sombreadomedio2-nfasis1">
     <w:name w:val="Medium Shading 2 Accent 1"/>
-    <w:basedOn w:val="TableNormal"/>
+    <w:basedOn w:val="Tablanormal"/>
     <w:uiPriority w:val="64"/>
     <w:rsid w:val="00CB0664"/>
     <w:pPr>
@@ -10413,9 +9774,9 @@
       </w:tcPr>
     </w:tblStylePr>
   </w:style>
-  <w:style w:type="table" w:styleId="MediumShading2-Accent2">
+  <w:style w:type="table" w:styleId="Sombreadomedio2-nfasis2">
     <w:name w:val="Medium Shading 2 Accent 2"/>
-    <w:basedOn w:val="TableNormal"/>
+    <w:basedOn w:val="Tablanormal"/>
     <w:uiPriority w:val="64"/>
     <w:rsid w:val="00CB0664"/>
     <w:pPr>
@@ -10562,9 +9923,9 @@
       </w:tcPr>
     </w:tblStylePr>
   </w:style>
-  <w:style w:type="table" w:styleId="MediumShading2-Accent3">
+  <w:style w:type="table" w:styleId="Sombreadomedio2-nfasis3">
     <w:name w:val="Medium Shading 2 Accent 3"/>
-    <w:basedOn w:val="TableNormal"/>
+    <w:basedOn w:val="Tablanormal"/>
     <w:uiPriority w:val="64"/>
     <w:rsid w:val="00CB0664"/>
     <w:pPr>
@@ -10711,9 +10072,9 @@
       </w:tcPr>
     </w:tblStylePr>
   </w:style>
-  <w:style w:type="table" w:styleId="MediumShading2-Accent4">
+  <w:style w:type="table" w:styleId="Sombreadomedio2-nfasis4">
     <w:name w:val="Medium Shading 2 Accent 4"/>
-    <w:basedOn w:val="TableNormal"/>
+    <w:basedOn w:val="Tablanormal"/>
     <w:uiPriority w:val="64"/>
     <w:rsid w:val="00CB0664"/>
     <w:pPr>
@@ -10860,9 +10221,9 @@
       </w:tcPr>
     </w:tblStylePr>
   </w:style>
-  <w:style w:type="table" w:styleId="MediumShading2-Accent5">
+  <w:style w:type="table" w:styleId="Sombreadomedio2-nfasis5">
     <w:name w:val="Medium Shading 2 Accent 5"/>
-    <w:basedOn w:val="TableNormal"/>
+    <w:basedOn w:val="Tablanormal"/>
     <w:uiPriority w:val="64"/>
     <w:rsid w:val="00CB0664"/>
     <w:pPr>
@@ -11009,9 +10370,9 @@
       </w:tcPr>
     </w:tblStylePr>
   </w:style>
-  <w:style w:type="table" w:styleId="MediumShading2-Accent6">
+  <w:style w:type="table" w:styleId="Sombreadomedio2-nfasis6">
     <w:name w:val="Medium Shading 2 Accent 6"/>
-    <w:basedOn w:val="TableNormal"/>
+    <w:basedOn w:val="Tablanormal"/>
     <w:uiPriority w:val="64"/>
     <w:rsid w:val="00CB0664"/>
     <w:pPr>
@@ -11158,9 +10519,9 @@
       </w:tcPr>
     </w:tblStylePr>
   </w:style>
-  <w:style w:type="table" w:styleId="MediumList1">
+  <w:style w:type="table" w:styleId="Listamedia1">
     <w:name w:val="Medium List 1"/>
-    <w:basedOn w:val="TableNormal"/>
+    <w:basedOn w:val="Tablanormal"/>
     <w:uiPriority w:val="65"/>
     <w:rsid w:val="00CB0664"/>
     <w:pPr>
@@ -11242,9 +10603,9 @@
       </w:tcPr>
     </w:tblStylePr>
   </w:style>
-  <w:style w:type="table" w:styleId="MediumList1-Accent1">
+  <w:style w:type="table" w:styleId="Listamedia1-nfasis1">
     <w:name w:val="Medium List 1 Accent 1"/>
-    <w:basedOn w:val="TableNormal"/>
+    <w:basedOn w:val="Tablanormal"/>
     <w:uiPriority w:val="65"/>
     <w:rsid w:val="00CB0664"/>
     <w:pPr>
@@ -11326,9 +10687,9 @@
       </w:tcPr>
     </w:tblStylePr>
   </w:style>
-  <w:style w:type="table" w:styleId="MediumList1-Accent2">
+  <w:style w:type="table" w:styleId="Listamedia1-nfasis2">
     <w:name w:val="Medium List 1 Accent 2"/>
-    <w:basedOn w:val="TableNormal"/>
+    <w:basedOn w:val="Tablanormal"/>
     <w:uiPriority w:val="65"/>
     <w:rsid w:val="00CB0664"/>
     <w:pPr>
@@ -11410,9 +10771,9 @@
       </w:tcPr>
     </w:tblStylePr>
   </w:style>
-  <w:style w:type="table" w:styleId="MediumList1-Accent3">
+  <w:style w:type="table" w:styleId="Listamedia1-nfasis3">
     <w:name w:val="Medium List 1 Accent 3"/>
-    <w:basedOn w:val="TableNormal"/>
+    <w:basedOn w:val="Tablanormal"/>
     <w:uiPriority w:val="65"/>
     <w:rsid w:val="00CB0664"/>
     <w:pPr>
@@ -11494,9 +10855,9 @@
       </w:tcPr>
     </w:tblStylePr>
   </w:style>
-  <w:style w:type="table" w:styleId="MediumList1-Accent4">
+  <w:style w:type="table" w:styleId="Listamedia1-nfasis4">
     <w:name w:val="Medium List 1 Accent 4"/>
-    <w:basedOn w:val="TableNormal"/>
+    <w:basedOn w:val="Tablanormal"/>
     <w:uiPriority w:val="65"/>
     <w:rsid w:val="00CB0664"/>
     <w:pPr>
@@ -11578,9 +10939,9 @@
       </w:tcPr>
     </w:tblStylePr>
   </w:style>
-  <w:style w:type="table" w:styleId="MediumList1-Accent5">
+  <w:style w:type="table" w:styleId="Listamedia1-nfasis5">
     <w:name w:val="Medium List 1 Accent 5"/>
-    <w:basedOn w:val="TableNormal"/>
+    <w:basedOn w:val="Tablanormal"/>
     <w:uiPriority w:val="65"/>
     <w:rsid w:val="00CB0664"/>
     <w:pPr>
@@ -11662,9 +11023,9 @@
       </w:tcPr>
     </w:tblStylePr>
   </w:style>
-  <w:style w:type="table" w:styleId="MediumList1-Accent6">
+  <w:style w:type="table" w:styleId="Listamedia1-nfasis6">
     <w:name w:val="Medium List 1 Accent 6"/>
-    <w:basedOn w:val="TableNormal"/>
+    <w:basedOn w:val="Tablanormal"/>
     <w:uiPriority w:val="65"/>
     <w:rsid w:val="00CB0664"/>
     <w:pPr>
@@ -11746,9 +11107,9 @@
       </w:tcPr>
     </w:tblStylePr>
   </w:style>
-  <w:style w:type="table" w:styleId="MediumList2">
+  <w:style w:type="table" w:styleId="Listamedia2">
     <w:name w:val="Medium List 2"/>
-    <w:basedOn w:val="TableNormal"/>
+    <w:basedOn w:val="Tablanormal"/>
     <w:uiPriority w:val="66"/>
     <w:rsid w:val="00CB0664"/>
     <w:pPr>
@@ -11874,9 +11235,9 @@
       </w:tcPr>
     </w:tblStylePr>
   </w:style>
-  <w:style w:type="table" w:styleId="MediumList2-Accent1">
+  <w:style w:type="table" w:styleId="Listamedia2-nfasis1">
     <w:name w:val="Medium List 2 Accent 1"/>
-    <w:basedOn w:val="TableNormal"/>
+    <w:basedOn w:val="Tablanormal"/>
     <w:uiPriority w:val="66"/>
     <w:rsid w:val="00CB0664"/>
     <w:pPr>
@@ -12002,9 +11363,9 @@
       </w:tcPr>
     </w:tblStylePr>
   </w:style>
-  <w:style w:type="table" w:styleId="MediumList2-Accent2">
+  <w:style w:type="table" w:styleId="Listamedia2-nfasis2">
     <w:name w:val="Medium List 2 Accent 2"/>
-    <w:basedOn w:val="TableNormal"/>
+    <w:basedOn w:val="Tablanormal"/>
     <w:uiPriority w:val="66"/>
     <w:rsid w:val="00CB0664"/>
     <w:pPr>
@@ -12130,9 +11491,9 @@
       </w:tcPr>
     </w:tblStylePr>
   </w:style>
-  <w:style w:type="table" w:styleId="MediumList2-Accent3">
+  <w:style w:type="table" w:styleId="Listamedia2-nfasis3">
     <w:name w:val="Medium List 2 Accent 3"/>
-    <w:basedOn w:val="TableNormal"/>
+    <w:basedOn w:val="Tablanormal"/>
     <w:uiPriority w:val="66"/>
     <w:rsid w:val="00CB0664"/>
     <w:pPr>
@@ -12258,9 +11619,9 @@
       </w:tcPr>
     </w:tblStylePr>
   </w:style>
-  <w:style w:type="table" w:styleId="MediumList2-Accent4">
+  <w:style w:type="table" w:styleId="Listamedia2-nfasis4">
     <w:name w:val="Medium List 2 Accent 4"/>
-    <w:basedOn w:val="TableNormal"/>
+    <w:basedOn w:val="Tablanormal"/>
     <w:uiPriority w:val="66"/>
     <w:rsid w:val="00CB0664"/>
     <w:pPr>
@@ -12386,9 +11747,9 @@
       </w:tcPr>
     </w:tblStylePr>
   </w:style>
-  <w:style w:type="table" w:styleId="MediumList2-Accent5">
+  <w:style w:type="table" w:styleId="Listamedia2-nfasis5">
     <w:name w:val="Medium List 2 Accent 5"/>
-    <w:basedOn w:val="TableNormal"/>
+    <w:basedOn w:val="Tablanormal"/>
     <w:uiPriority w:val="66"/>
     <w:rsid w:val="00CB0664"/>
     <w:pPr>
@@ -12514,9 +11875,9 @@
       </w:tcPr>
     </w:tblStylePr>
   </w:style>
-  <w:style w:type="table" w:styleId="MediumList2-Accent6">
+  <w:style w:type="table" w:styleId="Listamedia2-nfasis6">
     <w:name w:val="Medium List 2 Accent 6"/>
-    <w:basedOn w:val="TableNormal"/>
+    <w:basedOn w:val="Tablanormal"/>
     <w:uiPriority w:val="66"/>
     <w:rsid w:val="00CB0664"/>
     <w:pPr>
@@ -12642,9 +12003,9 @@
       </w:tcPr>
     </w:tblStylePr>
   </w:style>
-  <w:style w:type="table" w:styleId="MediumGrid1">
+  <w:style w:type="table" w:styleId="Cuadrculamedia1">
     <w:name w:val="Medium Grid 1"/>
-    <w:basedOn w:val="TableNormal"/>
+    <w:basedOn w:val="Tablanormal"/>
     <w:uiPriority w:val="67"/>
     <w:rsid w:val="00CB0664"/>
     <w:pPr>
@@ -12715,9 +12076,9 @@
       </w:tcPr>
     </w:tblStylePr>
   </w:style>
-  <w:style w:type="table" w:styleId="MediumGrid1-Accent1">
+  <w:style w:type="table" w:styleId="Cuadrculamedia1-nfasis1">
     <w:name w:val="Medium Grid 1 Accent 1"/>
-    <w:basedOn w:val="TableNormal"/>
+    <w:basedOn w:val="Tablanormal"/>
     <w:uiPriority w:val="67"/>
     <w:rsid w:val="00CB0664"/>
     <w:pPr>
@@ -12788,9 +12149,9 @@
       </w:tcPr>
     </w:tblStylePr>
   </w:style>
-  <w:style w:type="table" w:styleId="MediumGrid1-Accent2">
+  <w:style w:type="table" w:styleId="Cuadrculamedia1-nfasis2">
     <w:name w:val="Medium Grid 1 Accent 2"/>
-    <w:basedOn w:val="TableNormal"/>
+    <w:basedOn w:val="Tablanormal"/>
     <w:uiPriority w:val="67"/>
     <w:rsid w:val="00CB0664"/>
     <w:pPr>
@@ -12861,9 +12222,9 @@
       </w:tcPr>
     </w:tblStylePr>
   </w:style>
-  <w:style w:type="table" w:styleId="MediumGrid1-Accent3">
+  <w:style w:type="table" w:styleId="Cuadrculamedia1-nfasis3">
     <w:name w:val="Medium Grid 1 Accent 3"/>
-    <w:basedOn w:val="TableNormal"/>
+    <w:basedOn w:val="Tablanormal"/>
     <w:uiPriority w:val="67"/>
     <w:rsid w:val="00CB0664"/>
     <w:pPr>
@@ -12934,9 +12295,9 @@
       </w:tcPr>
     </w:tblStylePr>
   </w:style>
-  <w:style w:type="table" w:styleId="MediumGrid1-Accent4">
+  <w:style w:type="table" w:styleId="Cuadrculamedia1-nfasis4">
     <w:name w:val="Medium Grid 1 Accent 4"/>
-    <w:basedOn w:val="TableNormal"/>
+    <w:basedOn w:val="Tablanormal"/>
     <w:uiPriority w:val="67"/>
     <w:rsid w:val="00CB0664"/>
     <w:pPr>
@@ -13007,9 +12368,9 @@
       </w:tcPr>
     </w:tblStylePr>
   </w:style>
-  <w:style w:type="table" w:styleId="MediumGrid1-Accent5">
+  <w:style w:type="table" w:styleId="Cuadrculamedia1-nfasis5">
     <w:name w:val="Medium Grid 1 Accent 5"/>
-    <w:basedOn w:val="TableNormal"/>
+    <w:basedOn w:val="Tablanormal"/>
     <w:uiPriority w:val="67"/>
     <w:rsid w:val="00CB0664"/>
     <w:pPr>
@@ -13080,9 +12441,9 @@
       </w:tcPr>
     </w:tblStylePr>
   </w:style>
-  <w:style w:type="table" w:styleId="MediumGrid1-Accent6">
+  <w:style w:type="table" w:styleId="Cuadrculamedia1-nfasis6">
     <w:name w:val="Medium Grid 1 Accent 6"/>
-    <w:basedOn w:val="TableNormal"/>
+    <w:basedOn w:val="Tablanormal"/>
     <w:uiPriority w:val="67"/>
     <w:rsid w:val="00CB0664"/>
     <w:pPr>
@@ -13153,9 +12514,9 @@
       </w:tcPr>
     </w:tblStylePr>
   </w:style>
-  <w:style w:type="table" w:styleId="MediumGrid2">
+  <w:style w:type="table" w:styleId="Cuadrculamedia2">
     <w:name w:val="Medium Grid 2"/>
-    <w:basedOn w:val="TableNormal"/>
+    <w:basedOn w:val="Tablanormal"/>
     <w:uiPriority w:val="68"/>
     <w:rsid w:val="00CB0664"/>
     <w:pPr>
@@ -13278,9 +12639,9 @@
       </w:tcPr>
     </w:tblStylePr>
   </w:style>
-  <w:style w:type="table" w:styleId="MediumGrid2-Accent1">
+  <w:style w:type="table" w:styleId="Cuadrculamedia2-nfasis1">
     <w:name w:val="Medium Grid 2 Accent 1"/>
-    <w:basedOn w:val="TableNormal"/>
+    <w:basedOn w:val="Tablanormal"/>
     <w:uiPriority w:val="68"/>
     <w:rsid w:val="00CB0664"/>
     <w:pPr>
@@ -13403,9 +12764,9 @@
       </w:tcPr>
     </w:tblStylePr>
   </w:style>
-  <w:style w:type="table" w:styleId="MediumGrid2-Accent2">
+  <w:style w:type="table" w:styleId="Cuadrculamedia2-nfasis2">
     <w:name w:val="Medium Grid 2 Accent 2"/>
-    <w:basedOn w:val="TableNormal"/>
+    <w:basedOn w:val="Tablanormal"/>
     <w:uiPriority w:val="68"/>
     <w:rsid w:val="00CB0664"/>
     <w:pPr>
@@ -13528,9 +12889,9 @@
       </w:tcPr>
     </w:tblStylePr>
   </w:style>
-  <w:style w:type="table" w:styleId="MediumGrid2-Accent3">
+  <w:style w:type="table" w:styleId="Cuadrculamedia2-nfasis3">
     <w:name w:val="Medium Grid 2 Accent 3"/>
-    <w:basedOn w:val="TableNormal"/>
+    <w:basedOn w:val="Tablanormal"/>
     <w:uiPriority w:val="68"/>
     <w:rsid w:val="00CB0664"/>
     <w:pPr>
@@ -13653,9 +13014,9 @@
       </w:tcPr>
     </w:tblStylePr>
   </w:style>
-  <w:style w:type="table" w:styleId="MediumGrid2-Accent4">
+  <w:style w:type="table" w:styleId="Cuadrculamedia2-nfasis4">
     <w:name w:val="Medium Grid 2 Accent 4"/>
-    <w:basedOn w:val="TableNormal"/>
+    <w:basedOn w:val="Tablanormal"/>
     <w:uiPriority w:val="68"/>
     <w:rsid w:val="00CB0664"/>
     <w:pPr>
@@ -13778,9 +13139,9 @@
       </w:tcPr>
     </w:tblStylePr>
   </w:style>
-  <w:style w:type="table" w:styleId="MediumGrid2-Accent5">
+  <w:style w:type="table" w:styleId="Cuadrculamedia2-nfasis5">
     <w:name w:val="Medium Grid 2 Accent 5"/>
-    <w:basedOn w:val="TableNormal"/>
+    <w:basedOn w:val="Tablanormal"/>
     <w:uiPriority w:val="68"/>
     <w:rsid w:val="00CB0664"/>
     <w:pPr>
@@ -13903,9 +13264,9 @@
       </w:tcPr>
     </w:tblStylePr>
   </w:style>
-  <w:style w:type="table" w:styleId="MediumGrid2-Accent6">
+  <w:style w:type="table" w:styleId="Cuadrculamedia2-nfasis6">
     <w:name w:val="Medium Grid 2 Accent 6"/>
-    <w:basedOn w:val="TableNormal"/>
+    <w:basedOn w:val="Tablanormal"/>
     <w:uiPriority w:val="68"/>
     <w:rsid w:val="00CB0664"/>
     <w:pPr>
@@ -14028,9 +13389,9 @@
       </w:tcPr>
     </w:tblStylePr>
   </w:style>
-  <w:style w:type="table" w:styleId="MediumGrid3">
+  <w:style w:type="table" w:styleId="Cuadrculamedia3">
     <w:name w:val="Medium Grid 3"/>
-    <w:basedOn w:val="TableNormal"/>
+    <w:basedOn w:val="Tablanormal"/>
     <w:uiPriority w:val="69"/>
     <w:rsid w:val="00CB0664"/>
     <w:pPr>
@@ -14169,9 +13530,9 @@
       </w:tcPr>
     </w:tblStylePr>
   </w:style>
-  <w:style w:type="table" w:styleId="MediumGrid3-Accent1">
+  <w:style w:type="table" w:styleId="Cuadrculamedia3-nfasis1">
     <w:name w:val="Medium Grid 3 Accent 1"/>
-    <w:basedOn w:val="TableNormal"/>
+    <w:basedOn w:val="Tablanormal"/>
     <w:uiPriority w:val="69"/>
     <w:rsid w:val="00CB0664"/>
     <w:pPr>
@@ -14310,9 +13671,9 @@
       </w:tcPr>
     </w:tblStylePr>
   </w:style>
-  <w:style w:type="table" w:styleId="MediumGrid3-Accent2">
+  <w:style w:type="table" w:styleId="Cuadrculamedia3-nfasis2">
     <w:name w:val="Medium Grid 3 Accent 2"/>
-    <w:basedOn w:val="TableNormal"/>
+    <w:basedOn w:val="Tablanormal"/>
     <w:uiPriority w:val="69"/>
     <w:rsid w:val="00CB0664"/>
     <w:pPr>
@@ -14451,9 +13812,9 @@
       </w:tcPr>
     </w:tblStylePr>
   </w:style>
-  <w:style w:type="table" w:styleId="MediumGrid3-Accent3">
+  <w:style w:type="table" w:styleId="Cuadrculamedia3-nfasis3">
     <w:name w:val="Medium Grid 3 Accent 3"/>
-    <w:basedOn w:val="TableNormal"/>
+    <w:basedOn w:val="Tablanormal"/>
     <w:uiPriority w:val="69"/>
     <w:rsid w:val="00CB0664"/>
     <w:pPr>
@@ -14592,9 +13953,9 @@
       </w:tcPr>
     </w:tblStylePr>
   </w:style>
-  <w:style w:type="table" w:styleId="MediumGrid3-Accent4">
+  <w:style w:type="table" w:styleId="Cuadrculamedia3-nfasis4">
     <w:name w:val="Medium Grid 3 Accent 4"/>
-    <w:basedOn w:val="TableNormal"/>
+    <w:basedOn w:val="Tablanormal"/>
     <w:uiPriority w:val="69"/>
     <w:rsid w:val="00CB0664"/>
     <w:pPr>
@@ -14733,9 +14094,9 @@
       </w:tcPr>
     </w:tblStylePr>
   </w:style>
-  <w:style w:type="table" w:styleId="MediumGrid3-Accent5">
+  <w:style w:type="table" w:styleId="Cuadrculamedia3-nfasis5">
     <w:name w:val="Medium Grid 3 Accent 5"/>
-    <w:basedOn w:val="TableNormal"/>
+    <w:basedOn w:val="Tablanormal"/>
     <w:uiPriority w:val="69"/>
     <w:rsid w:val="00CB0664"/>
     <w:pPr>
@@ -14874,9 +14235,9 @@
       </w:tcPr>
     </w:tblStylePr>
   </w:style>
-  <w:style w:type="table" w:styleId="MediumGrid3-Accent6">
+  <w:style w:type="table" w:styleId="Cuadrculamedia3-nfasis6">
     <w:name w:val="Medium Grid 3 Accent 6"/>
-    <w:basedOn w:val="TableNormal"/>
+    <w:basedOn w:val="Tablanormal"/>
     <w:uiPriority w:val="69"/>
     <w:rsid w:val="00CB0664"/>
     <w:pPr>
@@ -15015,9 +14376,9 @@
       </w:tcPr>
     </w:tblStylePr>
   </w:style>
-  <w:style w:type="table" w:styleId="DarkList">
+  <w:style w:type="table" w:styleId="Listaoscura">
     <w:name w:val="Dark List"/>
-    <w:basedOn w:val="TableNormal"/>
+    <w:basedOn w:val="Tablanormal"/>
     <w:uiPriority w:val="70"/>
     <w:rsid w:val="00CB0664"/>
     <w:pPr>
@@ -15129,9 +14490,9 @@
       </w:tcPr>
     </w:tblStylePr>
   </w:style>
-  <w:style w:type="table" w:styleId="DarkList-Accent1">
+  <w:style w:type="table" w:styleId="Listaoscura-nfasis1">
     <w:name w:val="Dark List Accent 1"/>
-    <w:basedOn w:val="TableNormal"/>
+    <w:basedOn w:val="Tablanormal"/>
     <w:uiPriority w:val="70"/>
     <w:rsid w:val="00CB0664"/>
     <w:pPr>
@@ -15243,9 +14604,9 @@
       </w:tcPr>
     </w:tblStylePr>
   </w:style>
-  <w:style w:type="table" w:styleId="DarkList-Accent2">
+  <w:style w:type="table" w:styleId="Listaoscura-nfasis2">
     <w:name w:val="Dark List Accent 2"/>
-    <w:basedOn w:val="TableNormal"/>
+    <w:basedOn w:val="Tablanormal"/>
     <w:uiPriority w:val="70"/>
     <w:rsid w:val="00CB0664"/>
     <w:pPr>
@@ -15357,9 +14718,9 @@
       </w:tcPr>
     </w:tblStylePr>
   </w:style>
-  <w:style w:type="table" w:styleId="DarkList-Accent3">
+  <w:style w:type="table" w:styleId="Listaoscura-nfasis3">
     <w:name w:val="Dark List Accent 3"/>
-    <w:basedOn w:val="TableNormal"/>
+    <w:basedOn w:val="Tablanormal"/>
     <w:uiPriority w:val="70"/>
     <w:rsid w:val="00CB0664"/>
     <w:pPr>
@@ -15471,9 +14832,9 @@
       </w:tcPr>
     </w:tblStylePr>
   </w:style>
-  <w:style w:type="table" w:styleId="DarkList-Accent4">
+  <w:style w:type="table" w:styleId="Listaoscura-nfasis4">
     <w:name w:val="Dark List Accent 4"/>
-    <w:basedOn w:val="TableNormal"/>
+    <w:basedOn w:val="Tablanormal"/>
     <w:uiPriority w:val="70"/>
     <w:rsid w:val="00CB0664"/>
     <w:pPr>
@@ -15585,9 +14946,9 @@
       </w:tcPr>
     </w:tblStylePr>
   </w:style>
-  <w:style w:type="table" w:styleId="DarkList-Accent5">
+  <w:style w:type="table" w:styleId="Listaoscura-nfasis5">
     <w:name w:val="Dark List Accent 5"/>
-    <w:basedOn w:val="TableNormal"/>
+    <w:basedOn w:val="Tablanormal"/>
     <w:uiPriority w:val="70"/>
     <w:rsid w:val="00CB0664"/>
     <w:pPr>
@@ -15699,9 +15060,9 @@
       </w:tcPr>
     </w:tblStylePr>
   </w:style>
-  <w:style w:type="table" w:styleId="DarkList-Accent6">
+  <w:style w:type="table" w:styleId="Listaoscura-nfasis6">
     <w:name w:val="Dark List Accent 6"/>
-    <w:basedOn w:val="TableNormal"/>
+    <w:basedOn w:val="Tablanormal"/>
     <w:uiPriority w:val="70"/>
     <w:rsid w:val="00CB0664"/>
     <w:pPr>
@@ -15813,9 +15174,9 @@
       </w:tcPr>
     </w:tblStylePr>
   </w:style>
-  <w:style w:type="table" w:styleId="ColorfulShading">
+  <w:style w:type="table" w:styleId="Sombreadovistoso">
     <w:name w:val="Colorful Shading"/>
-    <w:basedOn w:val="TableNormal"/>
+    <w:basedOn w:val="Tablanormal"/>
     <w:uiPriority w:val="71"/>
     <w:rsid w:val="00CB0664"/>
     <w:pPr>
@@ -15935,9 +15296,9 @@
       </w:rPr>
     </w:tblStylePr>
   </w:style>
-  <w:style w:type="table" w:styleId="ColorfulShading-Accent1">
+  <w:style w:type="table" w:styleId="Sombreadovistoso-nfasis1">
     <w:name w:val="Colorful Shading Accent 1"/>
-    <w:basedOn w:val="TableNormal"/>
+    <w:basedOn w:val="Tablanormal"/>
     <w:uiPriority w:val="71"/>
     <w:rsid w:val="00CB0664"/>
     <w:pPr>
@@ -16057,9 +15418,9 @@
       </w:rPr>
     </w:tblStylePr>
   </w:style>
-  <w:style w:type="table" w:styleId="ColorfulShading-Accent2">
+  <w:style w:type="table" w:styleId="Sombreadovistoso-nfasis2">
     <w:name w:val="Colorful Shading Accent 2"/>
-    <w:basedOn w:val="TableNormal"/>
+    <w:basedOn w:val="Tablanormal"/>
     <w:uiPriority w:val="71"/>
     <w:rsid w:val="00CB0664"/>
     <w:pPr>
@@ -16179,9 +15540,9 @@
       </w:rPr>
     </w:tblStylePr>
   </w:style>
-  <w:style w:type="table" w:styleId="ColorfulShading-Accent3">
+  <w:style w:type="table" w:styleId="Sombreadovistoso-nfasis3">
     <w:name w:val="Colorful Shading Accent 3"/>
-    <w:basedOn w:val="TableNormal"/>
+    <w:basedOn w:val="Tablanormal"/>
     <w:uiPriority w:val="71"/>
     <w:rsid w:val="00CB0664"/>
     <w:pPr>
@@ -16291,9 +15652,9 @@
       </w:tcPr>
     </w:tblStylePr>
   </w:style>
-  <w:style w:type="table" w:styleId="ColorfulShading-Accent4">
+  <w:style w:type="table" w:styleId="Sombreadovistoso-nfasis4">
     <w:name w:val="Colorful Shading Accent 4"/>
-    <w:basedOn w:val="TableNormal"/>
+    <w:basedOn w:val="Tablanormal"/>
     <w:uiPriority w:val="71"/>
     <w:rsid w:val="00CB0664"/>
     <w:pPr>
@@ -16413,9 +15774,9 @@
       </w:rPr>
     </w:tblStylePr>
   </w:style>
-  <w:style w:type="table" w:styleId="ColorfulShading-Accent5">
+  <w:style w:type="table" w:styleId="Sombreadovistoso-nfasis5">
     <w:name w:val="Colorful Shading Accent 5"/>
-    <w:basedOn w:val="TableNormal"/>
+    <w:basedOn w:val="Tablanormal"/>
     <w:uiPriority w:val="71"/>
     <w:rsid w:val="00CB0664"/>
     <w:pPr>
@@ -16535,9 +15896,9 @@
       </w:rPr>
     </w:tblStylePr>
   </w:style>
-  <w:style w:type="table" w:styleId="ColorfulShading-Accent6">
+  <w:style w:type="table" w:styleId="Sombreadovistoso-nfasis6">
     <w:name w:val="Colorful Shading Accent 6"/>
-    <w:basedOn w:val="TableNormal"/>
+    <w:basedOn w:val="Tablanormal"/>
     <w:uiPriority w:val="71"/>
     <w:rsid w:val="00CB0664"/>
     <w:pPr>
@@ -16657,9 +16018,9 @@
       </w:rPr>
     </w:tblStylePr>
   </w:style>
-  <w:style w:type="table" w:styleId="ColorfulList">
+  <w:style w:type="table" w:styleId="Listavistosa">
     <w:name w:val="Colorful List"/>
-    <w:basedOn w:val="TableNormal"/>
+    <w:basedOn w:val="Tablanormal"/>
     <w:uiPriority w:val="72"/>
     <w:rsid w:val="00CB0664"/>
     <w:pPr>
@@ -16743,9 +16104,9 @@
       </w:tcPr>
     </w:tblStylePr>
   </w:style>
-  <w:style w:type="table" w:styleId="ColorfulList-Accent1">
+  <w:style w:type="table" w:styleId="Listavistosa-nfasis1">
     <w:name w:val="Colorful List Accent 1"/>
-    <w:basedOn w:val="TableNormal"/>
+    <w:basedOn w:val="Tablanormal"/>
     <w:uiPriority w:val="72"/>
     <w:rsid w:val="00CB0664"/>
     <w:pPr>
@@ -16829,9 +16190,9 @@
       </w:tcPr>
     </w:tblStylePr>
   </w:style>
-  <w:style w:type="table" w:styleId="ColorfulList-Accent2">
+  <w:style w:type="table" w:styleId="Listavistosa-nfasis2">
     <w:name w:val="Colorful List Accent 2"/>
-    <w:basedOn w:val="TableNormal"/>
+    <w:basedOn w:val="Tablanormal"/>
     <w:uiPriority w:val="72"/>
     <w:rsid w:val="00CB0664"/>
     <w:pPr>
@@ -16915,9 +16276,9 @@
       </w:tcPr>
     </w:tblStylePr>
   </w:style>
-  <w:style w:type="table" w:styleId="ColorfulList-Accent3">
+  <w:style w:type="table" w:styleId="Listavistosa-nfasis3">
     <w:name w:val="Colorful List Accent 3"/>
-    <w:basedOn w:val="TableNormal"/>
+    <w:basedOn w:val="Tablanormal"/>
     <w:uiPriority w:val="72"/>
     <w:rsid w:val="00CB0664"/>
     <w:pPr>
@@ -17001,9 +16362,9 @@
       </w:tcPr>
     </w:tblStylePr>
   </w:style>
-  <w:style w:type="table" w:styleId="ColorfulList-Accent4">
+  <w:style w:type="table" w:styleId="Listavistosa-nfasis4">
     <w:name w:val="Colorful List Accent 4"/>
-    <w:basedOn w:val="TableNormal"/>
+    <w:basedOn w:val="Tablanormal"/>
     <w:uiPriority w:val="72"/>
     <w:rsid w:val="00CB0664"/>
     <w:pPr>
@@ -17087,9 +16448,9 @@
       </w:tcPr>
     </w:tblStylePr>
   </w:style>
-  <w:style w:type="table" w:styleId="ColorfulList-Accent5">
+  <w:style w:type="table" w:styleId="Listavistosa-nfasis5">
     <w:name w:val="Colorful List Accent 5"/>
-    <w:basedOn w:val="TableNormal"/>
+    <w:basedOn w:val="Tablanormal"/>
     <w:uiPriority w:val="72"/>
     <w:rsid w:val="00CB0664"/>
     <w:pPr>
@@ -17173,9 +16534,9 @@
       </w:tcPr>
     </w:tblStylePr>
   </w:style>
-  <w:style w:type="table" w:styleId="ColorfulList-Accent6">
+  <w:style w:type="table" w:styleId="Listavistosa-nfasis6">
     <w:name w:val="Colorful List Accent 6"/>
-    <w:basedOn w:val="TableNormal"/>
+    <w:basedOn w:val="Tablanormal"/>
     <w:uiPriority w:val="72"/>
     <w:rsid w:val="00CB0664"/>
     <w:pPr>
@@ -17259,9 +16620,9 @@
       </w:tcPr>
     </w:tblStylePr>
   </w:style>
-  <w:style w:type="table" w:styleId="ColorfulGrid">
+  <w:style w:type="table" w:styleId="Cuadrculavistosa">
     <w:name w:val="Colorful Grid"/>
-    <w:basedOn w:val="TableNormal"/>
+    <w:basedOn w:val="Tablanormal"/>
     <w:uiPriority w:val="73"/>
     <w:rsid w:val="00CB0664"/>
     <w:pPr>
@@ -17339,9 +16700,9 @@
       </w:tcPr>
     </w:tblStylePr>
   </w:style>
-  <w:style w:type="table" w:styleId="ColorfulGrid-Accent1">
+  <w:style w:type="table" w:styleId="Cuadrculavistosa-nfasis1">
     <w:name w:val="Colorful Grid Accent 1"/>
-    <w:basedOn w:val="TableNormal"/>
+    <w:basedOn w:val="Tablanormal"/>
     <w:uiPriority w:val="73"/>
     <w:rsid w:val="00CB0664"/>
     <w:pPr>
@@ -17419,9 +16780,9 @@
       </w:tcPr>
     </w:tblStylePr>
   </w:style>
-  <w:style w:type="table" w:styleId="ColorfulGrid-Accent2">
+  <w:style w:type="table" w:styleId="Cuadrculavistosa-nfasis2">
     <w:name w:val="Colorful Grid Accent 2"/>
-    <w:basedOn w:val="TableNormal"/>
+    <w:basedOn w:val="Tablanormal"/>
     <w:uiPriority w:val="73"/>
     <w:rsid w:val="00CB0664"/>
     <w:pPr>
@@ -17499,9 +16860,9 @@
       </w:tcPr>
     </w:tblStylePr>
   </w:style>
-  <w:style w:type="table" w:styleId="ColorfulGrid-Accent3">
+  <w:style w:type="table" w:styleId="Cuadrculavistosa-nfasis3">
     <w:name w:val="Colorful Grid Accent 3"/>
-    <w:basedOn w:val="TableNormal"/>
+    <w:basedOn w:val="Tablanormal"/>
     <w:uiPriority w:val="73"/>
     <w:rsid w:val="00CB0664"/>
     <w:pPr>
@@ -17579,9 +16940,9 @@
       </w:tcPr>
     </w:tblStylePr>
   </w:style>
-  <w:style w:type="table" w:styleId="ColorfulGrid-Accent4">
+  <w:style w:type="table" w:styleId="Cuadrculavistosa-nfasis4">
     <w:name w:val="Colorful Grid Accent 4"/>
-    <w:basedOn w:val="TableNormal"/>
+    <w:basedOn w:val="Tablanormal"/>
     <w:uiPriority w:val="73"/>
     <w:rsid w:val="00CB0664"/>
     <w:pPr>
@@ -17659,9 +17020,9 @@
       </w:tcPr>
     </w:tblStylePr>
   </w:style>
-  <w:style w:type="table" w:styleId="ColorfulGrid-Accent5">
+  <w:style w:type="table" w:styleId="Cuadrculavistosa-nfasis5">
     <w:name w:val="Colorful Grid Accent 5"/>
-    <w:basedOn w:val="TableNormal"/>
+    <w:basedOn w:val="Tablanormal"/>
     <w:uiPriority w:val="73"/>
     <w:rsid w:val="00CB0664"/>
     <w:pPr>
@@ -17739,9 +17100,9 @@
       </w:tcPr>
     </w:tblStylePr>
   </w:style>
-  <w:style w:type="table" w:styleId="ColorfulGrid-Accent6">
+  <w:style w:type="table" w:styleId="Cuadrculavistosa-nfasis6">
     <w:name w:val="Colorful Grid Accent 6"/>
-    <w:basedOn w:val="TableNormal"/>
+    <w:basedOn w:val="Tablanormal"/>
     <w:uiPriority w:val="73"/>
     <w:rsid w:val="00CB0664"/>
     <w:pPr>
@@ -17818,6 +17179,29 @@
         <w:shd w:val="clear" w:color="auto" w:fill="FBCAA2" w:themeFill="accent6" w:themeFillTint="7F"/>
       </w:tcPr>
     </w:tblStylePr>
+  </w:style>
+  <w:style w:type="character" w:styleId="Hipervnculo">
+    <w:name w:val="Hyperlink"/>
+    <w:basedOn w:val="Fuentedeprrafopredeter"/>
+    <w:uiPriority w:val="99"/>
+    <w:unhideWhenUsed/>
+    <w:rsid w:val="000D13F6"/>
+    <w:rPr>
+      <w:color w:val="0000FF" w:themeColor="hyperlink"/>
+      <w:u w:val="single"/>
+    </w:rPr>
+  </w:style>
+  <w:style w:type="character" w:styleId="Hipervnculovisitado">
+    <w:name w:val="FollowedHyperlink"/>
+    <w:basedOn w:val="Fuentedeprrafopredeter"/>
+    <w:uiPriority w:val="99"/>
+    <w:semiHidden/>
+    <w:unhideWhenUsed/>
+    <w:rsid w:val="000D13F6"/>
+    <w:rPr>
+      <w:color w:val="800080" w:themeColor="followedHyperlink"/>
+      <w:u w:val="single"/>
+    </w:rPr>
   </w:style>
 </w:styles>
 </file>
